--- a/Docs/SIP_Whitepaper.docx
+++ b/Docs/SIP_Whitepaper.docx
@@ -25,7 +25,7 @@
         <w:pStyle w:val="FirstParagraph"/>
       </w:pPr>
       <w:r>
-        <w:t xml:space="preserve">Version: Draft 0.8 - Matched Recognizable Examples Revision Date: May 22, 2026 Status: Conceptual Proposal</w:t>
+        <w:t xml:space="preserve">Version: Draft 0.9 - Semantic Path Search and Boolean Query Expressions Revision Date: May 26, 2026 Status: Conceptual Proposal</w:t>
       </w:r>
     </w:p>
     <w:bookmarkEnd w:id="9"/>
@@ -19416,6 +19416,1284 @@
     </w:p>
     <w:bookmarkEnd w:id="193"/>
     <w:bookmarkEnd w:id="194"/>
+    <w:bookmarkStart w:id="207" w:name="semantic-path-search"/>
+    <w:p>
+      <w:pPr>
+        <w:pStyle w:val="Heading1"/>
+      </w:pPr>
+      <w:r>
+        <w:t xml:space="preserve">Semantic Path Search</w:t>
+      </w:r>
+    </w:p>
+    <w:p>
+      <w:pPr>
+        <w:pStyle w:val="FirstParagraph"/>
+      </w:pPr>
+      <w:r>
+        <w:t xml:space="preserve">SIP-aware interfaces may support a global semantic path search feature that allows users to search across the entire registered SIP identity space using one or more keywords.</w:t>
+      </w:r>
+    </w:p>
+    <w:p>
+      <w:pPr>
+        <w:pStyle w:val="BodyText"/>
+      </w:pPr>
+      <w:r>
+        <w:t xml:space="preserve">Unlike Semantic IntelliSense, which guides users through the semantic hierarchy step by step, semantic path search allows users to query directly across all known SIP paths without knowing the starting category.</w:t>
+      </w:r>
+    </w:p>
+    <w:bookmarkStart w:id="195" w:name="search-based-navigation"/>
+    <w:p>
+      <w:pPr>
+        <w:pStyle w:val="Heading2"/>
+      </w:pPr>
+      <w:r>
+        <w:t xml:space="preserve">Search-Based Navigation</w:t>
+      </w:r>
+    </w:p>
+    <w:p>
+      <w:pPr>
+        <w:pStyle w:val="FirstParagraph"/>
+      </w:pPr>
+      <w:r>
+        <w:t xml:space="preserve">In addition to guided hierarchical IntelliSense, users may wish to navigate directly to a known or partially remembered SIP identity using keyword recall rather than step-by-step category traversal.</w:t>
+      </w:r>
+    </w:p>
+    <w:p>
+      <w:pPr>
+        <w:pStyle w:val="BodyText"/>
+      </w:pPr>
+      <w:r>
+        <w:t xml:space="preserve">Semantic path search allows users to type one or more keywords and immediately see a ranked list of matching SIP identities drawn from across:</w:t>
+      </w:r>
+    </w:p>
+    <w:p>
+      <w:pPr>
+        <w:pStyle w:val="Compact"/>
+        <w:numPr>
+          <w:ilvl w:val="0"/>
+          <w:numId w:val="1138"/>
+        </w:numPr>
+      </w:pPr>
+      <w:r>
+        <w:t xml:space="preserve">discovery paths in the semantic tree</w:t>
+      </w:r>
+    </w:p>
+    <w:p>
+      <w:pPr>
+        <w:pStyle w:val="Compact"/>
+        <w:numPr>
+          <w:ilvl w:val="0"/>
+          <w:numId w:val="1138"/>
+        </w:numPr>
+      </w:pPr>
+      <w:r>
+        <w:t xml:space="preserve">owner-bound canonical identities</w:t>
+      </w:r>
+    </w:p>
+    <w:p>
+      <w:pPr>
+        <w:pStyle w:val="Compact"/>
+        <w:numPr>
+          <w:ilvl w:val="0"/>
+          <w:numId w:val="1138"/>
+        </w:numPr>
+      </w:pPr>
+      <w:r>
+        <w:t xml:space="preserve">shortcut aliases and expansions</w:t>
+      </w:r>
+    </w:p>
+    <w:p>
+      <w:pPr>
+        <w:pStyle w:val="Compact"/>
+        <w:numPr>
+          <w:ilvl w:val="0"/>
+          <w:numId w:val="1138"/>
+        </w:numPr>
+      </w:pPr>
+      <w:r>
+        <w:t xml:space="preserve">personal shortcut bindings (within the user’s trusted context)</w:t>
+      </w:r>
+    </w:p>
+    <w:p>
+      <w:pPr>
+        <w:pStyle w:val="FirstParagraph"/>
+      </w:pPr>
+      <w:r>
+        <w:t xml:space="preserve">Example:</w:t>
+      </w:r>
+    </w:p>
+    <w:p>
+      <w:pPr>
+        <w:pStyle w:val="BodyText"/>
+      </w:pPr>
+      <w:r>
+        <w:t xml:space="preserve">User types:</w:t>
+      </w:r>
+    </w:p>
+    <w:p>
+      <w:pPr>
+        <w:pStyle w:val="BodyText"/>
+      </w:pPr>
+      <w:r>
+        <w:t xml:space="preserve">lasca</w:t>
+      </w:r>
+    </w:p>
+    <w:p>
+      <w:pPr>
+        <w:pStyle w:val="BodyText"/>
+      </w:pPr>
+      <w:r>
+        <w:t xml:space="preserve">Matching results may include:</w:t>
+      </w:r>
+    </w:p>
+    <w:p>
+      <w:pPr>
+        <w:pStyle w:val="BodyText"/>
+      </w:pPr>
+      <w:r>
+        <w:t xml:space="preserve">@games.strategy.abstract.capture.leaping.columns.lasca</w:t>
+      </w:r>
+      <w:r>
+        <w:t xml:space="preserve"> </w:t>
+      </w:r>
+      <w:r>
+        <w:t xml:space="preserve">(discovery)</w:t>
+      </w:r>
+      <w:r>
+        <w:br/>
+      </w:r>
+      <w:r>
+        <w:t xml:space="preserve">@stackworks.games.strategy.abstract.capture.leaping.columns.lasca</w:t>
+      </w:r>
+      <w:r>
+        <w:t xml:space="preserve"> </w:t>
+      </w:r>
+      <w:r>
+        <w:t xml:space="preserve">(owner-bound)</w:t>
+      </w:r>
+      <w:r>
+        <w:br/>
+      </w:r>
+      <w:r>
+        <w:t xml:space="preserve">@stackworks.games.lasca</w:t>
+      </w:r>
+      <w:r>
+        <w:t xml:space="preserve"> </w:t>
+      </w:r>
+      <w:r>
+        <w:t xml:space="preserve">(shortcut)</w:t>
+      </w:r>
+    </w:p>
+    <w:p>
+      <w:pPr>
+        <w:pStyle w:val="BodyText"/>
+      </w:pPr>
+      <w:r>
+        <w:t xml:space="preserve">The user may select any matching result to load it immediately as the active SIP expression.</w:t>
+      </w:r>
+    </w:p>
+    <w:bookmarkEnd w:id="195"/>
+    <w:bookmarkStart w:id="200" w:name="boolean-keyword-expressions"/>
+    <w:p>
+      <w:pPr>
+        <w:pStyle w:val="Heading2"/>
+      </w:pPr>
+      <w:r>
+        <w:t xml:space="preserve">Boolean Keyword Expressions</w:t>
+      </w:r>
+    </w:p>
+    <w:p>
+      <w:pPr>
+        <w:pStyle w:val="FirstParagraph"/>
+      </w:pPr>
+      <w:r>
+        <w:t xml:space="preserve">Semantic path search should support boolean keyword expressions to allow precise multi-keyword filtering across large semantic identity spaces.</w:t>
+      </w:r>
+    </w:p>
+    <w:p>
+      <w:pPr>
+        <w:pStyle w:val="BodyText"/>
+      </w:pPr>
+      <w:r>
+        <w:t xml:space="preserve">The query language is intentionally simple and familiar, using operators that do not conflict with SIP path syntax.</w:t>
+      </w:r>
+    </w:p>
+    <w:bookmarkStart w:id="196" w:name="or-expressions"/>
+    <w:p>
+      <w:pPr>
+        <w:pStyle w:val="Heading3"/>
+      </w:pPr>
+      <w:r>
+        <w:t xml:space="preserve">OR Expressions</w:t>
+      </w:r>
+    </w:p>
+    <w:p>
+      <w:pPr>
+        <w:pStyle w:val="FirstParagraph"/>
+      </w:pPr>
+      <w:r>
+        <w:t xml:space="preserve">Multiple keywords separated by spaces, commas, or the</w:t>
+      </w:r>
+      <w:r>
+        <w:t xml:space="preserve"> </w:t>
+      </w:r>
+      <w:r>
+        <w:rPr>
+          <w:rStyle w:val="VerbatimChar"/>
+        </w:rPr>
+        <w:t xml:space="preserve">|</w:t>
+      </w:r>
+      <w:r>
+        <w:t xml:space="preserve"> </w:t>
+      </w:r>
+      <w:r>
+        <w:t xml:space="preserve">pipe operator return results matching any one of the keywords.</w:t>
+      </w:r>
+    </w:p>
+    <w:p>
+      <w:pPr>
+        <w:pStyle w:val="BodyText"/>
+      </w:pPr>
+      <w:r>
+        <w:t xml:space="preserve">The following expressions are equivalent:</w:t>
+      </w:r>
+    </w:p>
+    <w:p>
+      <w:pPr>
+        <w:pStyle w:val="SourceCode"/>
+      </w:pPr>
+      <w:r>
+        <w:rPr>
+          <w:rStyle w:val="VerbatimChar"/>
+        </w:rPr>
+        <w:t xml:space="preserve">chess | checkers</w:t>
+      </w:r>
+      <w:r>
+        <w:br/>
+      </w:r>
+      <w:r>
+        <w:rPr>
+          <w:rStyle w:val="VerbatimChar"/>
+        </w:rPr>
+        <w:t xml:space="preserve">chess, checkers</w:t>
+      </w:r>
+      <w:r>
+        <w:br/>
+      </w:r>
+      <w:r>
+        <w:rPr>
+          <w:rStyle w:val="VerbatimChar"/>
+        </w:rPr>
+        <w:t xml:space="preserve">chess checkers</w:t>
+      </w:r>
+    </w:p>
+    <w:p>
+      <w:pPr>
+        <w:pStyle w:val="FirstParagraph"/>
+      </w:pPr>
+      <w:r>
+        <w:t xml:space="preserve">All three return SIP identities whose path or label contains either chess or checkers.</w:t>
+      </w:r>
+    </w:p>
+    <w:bookmarkEnd w:id="196"/>
+    <w:bookmarkStart w:id="197" w:name="and-expressions"/>
+    <w:p>
+      <w:pPr>
+        <w:pStyle w:val="Heading3"/>
+      </w:pPr>
+      <w:r>
+        <w:t xml:space="preserve">AND Expressions</w:t>
+      </w:r>
+    </w:p>
+    <w:p>
+      <w:pPr>
+        <w:pStyle w:val="FirstParagraph"/>
+      </w:pPr>
+      <w:r>
+        <w:t xml:space="preserve">Multiple keywords joined by</w:t>
+      </w:r>
+      <w:r>
+        <w:t xml:space="preserve"> </w:t>
+      </w:r>
+      <w:r>
+        <w:rPr>
+          <w:rStyle w:val="VerbatimChar"/>
+        </w:rPr>
+        <w:t xml:space="preserve">&amp;</w:t>
+      </w:r>
+      <w:r>
+        <w:t xml:space="preserve"> </w:t>
+      </w:r>
+      <w:r>
+        <w:t xml:space="preserve">or</w:t>
+      </w:r>
+      <w:r>
+        <w:t xml:space="preserve"> </w:t>
+      </w:r>
+      <w:r>
+        <w:rPr>
+          <w:rStyle w:val="VerbatimChar"/>
+        </w:rPr>
+        <w:t xml:space="preserve">+</w:t>
+      </w:r>
+      <w:r>
+        <w:t xml:space="preserve"> </w:t>
+      </w:r>
+      <w:r>
+        <w:t xml:space="preserve">return only results matching all specified keywords.</w:t>
+      </w:r>
+    </w:p>
+    <w:p>
+      <w:pPr>
+        <w:pStyle w:val="BodyText"/>
+      </w:pPr>
+      <w:r>
+        <w:t xml:space="preserve">The following expressions are equivalent:</w:t>
+      </w:r>
+    </w:p>
+    <w:p>
+      <w:pPr>
+        <w:pStyle w:val="SourceCode"/>
+      </w:pPr>
+      <w:r>
+        <w:rPr>
+          <w:rStyle w:val="VerbatimChar"/>
+        </w:rPr>
+        <w:t xml:space="preserve">chess &amp; columns</w:t>
+      </w:r>
+      <w:r>
+        <w:br/>
+      </w:r>
+      <w:r>
+        <w:rPr>
+          <w:rStyle w:val="VerbatimChar"/>
+        </w:rPr>
+        <w:t xml:space="preserve">chess + columns</w:t>
+      </w:r>
+    </w:p>
+    <w:p>
+      <w:pPr>
+        <w:pStyle w:val="FirstParagraph"/>
+      </w:pPr>
+      <w:r>
+        <w:t xml:space="preserve">Both return only SIP identities containing both chess and columns.</w:t>
+      </w:r>
+    </w:p>
+    <w:bookmarkEnd w:id="197"/>
+    <w:bookmarkStart w:id="198" w:name="grouped-expressions"/>
+    <w:p>
+      <w:pPr>
+        <w:pStyle w:val="Heading3"/>
+      </w:pPr>
+      <w:r>
+        <w:t xml:space="preserve">Grouped Expressions</w:t>
+      </w:r>
+    </w:p>
+    <w:p>
+      <w:pPr>
+        <w:pStyle w:val="FirstParagraph"/>
+      </w:pPr>
+      <w:r>
+        <w:t xml:space="preserve">Parentheses allow combining OR and AND logic within the same query.</w:t>
+      </w:r>
+    </w:p>
+    <w:p>
+      <w:pPr>
+        <w:pStyle w:val="BodyText"/>
+      </w:pPr>
+      <w:r>
+        <w:t xml:space="preserve">Example:</w:t>
+      </w:r>
+    </w:p>
+    <w:p>
+      <w:pPr>
+        <w:pStyle w:val="SourceCode"/>
+      </w:pPr>
+      <w:r>
+        <w:rPr>
+          <w:rStyle w:val="VerbatimChar"/>
+        </w:rPr>
+        <w:t xml:space="preserve">(chess | checkers) &amp; columns</w:t>
+      </w:r>
+      <w:r>
+        <w:br/>
+      </w:r>
+      <w:r>
+        <w:rPr>
+          <w:rStyle w:val="VerbatimChar"/>
+        </w:rPr>
+        <w:t xml:space="preserve">(chess | checkers) + columns</w:t>
+      </w:r>
+    </w:p>
+    <w:p>
+      <w:pPr>
+        <w:pStyle w:val="FirstParagraph"/>
+      </w:pPr>
+      <w:r>
+        <w:t xml:space="preserve">Both expressions return SIP identities that contain columns and at least one of chess or checkers.</w:t>
+      </w:r>
+    </w:p>
+    <w:bookmarkEnd w:id="198"/>
+    <w:bookmarkStart w:id="199" w:name="operator-precedence"/>
+    <w:p>
+      <w:pPr>
+        <w:pStyle w:val="Heading3"/>
+      </w:pPr>
+      <w:r>
+        <w:t xml:space="preserve">Operator Precedence</w:t>
+      </w:r>
+    </w:p>
+    <w:p>
+      <w:pPr>
+        <w:pStyle w:val="FirstParagraph"/>
+      </w:pPr>
+      <w:r>
+        <w:t xml:space="preserve">AND (</w:t>
+      </w:r>
+      <w:r>
+        <w:rPr>
+          <w:rStyle w:val="VerbatimChar"/>
+        </w:rPr>
+        <w:t xml:space="preserve">&amp;</w:t>
+      </w:r>
+      <w:r>
+        <w:t xml:space="preserve">,</w:t>
+      </w:r>
+      <w:r>
+        <w:t xml:space="preserve"> </w:t>
+      </w:r>
+      <w:r>
+        <w:rPr>
+          <w:rStyle w:val="VerbatimChar"/>
+        </w:rPr>
+        <w:t xml:space="preserve">+</w:t>
+      </w:r>
+      <w:r>
+        <w:t xml:space="preserve">) binds more tightly than OR (</w:t>
+      </w:r>
+      <w:r>
+        <w:rPr>
+          <w:rStyle w:val="VerbatimChar"/>
+        </w:rPr>
+        <w:t xml:space="preserve">|</w:t>
+      </w:r>
+      <w:r>
+        <w:t xml:space="preserve">,</w:t>
+      </w:r>
+      <w:r>
+        <w:t xml:space="preserve"> </w:t>
+      </w:r>
+      <w:r>
+        <w:rPr>
+          <w:rStyle w:val="VerbatimChar"/>
+        </w:rPr>
+        <w:t xml:space="preserve">,</w:t>
+      </w:r>
+      <w:r>
+        <w:t xml:space="preserve">, space), following standard boolean algebra precedence.</w:t>
+      </w:r>
+    </w:p>
+    <w:p>
+      <w:pPr>
+        <w:pStyle w:val="BodyText"/>
+      </w:pPr>
+      <w:r>
+        <w:t xml:space="preserve">Example:</w:t>
+      </w:r>
+    </w:p>
+    <w:p>
+      <w:pPr>
+        <w:pStyle w:val="SourceCode"/>
+      </w:pPr>
+      <w:r>
+        <w:rPr>
+          <w:rStyle w:val="VerbatimChar"/>
+        </w:rPr>
+        <w:t xml:space="preserve">chess | checkers &amp; columns</w:t>
+      </w:r>
+    </w:p>
+    <w:p>
+      <w:pPr>
+        <w:pStyle w:val="FirstParagraph"/>
+      </w:pPr>
+      <w:r>
+        <w:t xml:space="preserve">is interpreted as:</w:t>
+      </w:r>
+    </w:p>
+    <w:p>
+      <w:pPr>
+        <w:pStyle w:val="SourceCode"/>
+      </w:pPr>
+      <w:r>
+        <w:rPr>
+          <w:rStyle w:val="VerbatimChar"/>
+        </w:rPr>
+        <w:t xml:space="preserve">chess | (checkers &amp; columns)</w:t>
+      </w:r>
+    </w:p>
+    <w:p>
+      <w:pPr>
+        <w:pStyle w:val="FirstParagraph"/>
+      </w:pPr>
+      <w:r>
+        <w:t xml:space="preserve">Parentheses may be used to override default precedence explicitly.</w:t>
+      </w:r>
+    </w:p>
+    <w:bookmarkEnd w:id="199"/>
+    <w:bookmarkEnd w:id="200"/>
+    <w:bookmarkStart w:id="201" w:name="synonym-aware-matching"/>
+    <w:p>
+      <w:pPr>
+        <w:pStyle w:val="Heading2"/>
+      </w:pPr>
+      <w:r>
+        <w:t xml:space="preserve">Synonym-Aware Matching</w:t>
+      </w:r>
+    </w:p>
+    <w:p>
+      <w:pPr>
+        <w:pStyle w:val="FirstParagraph"/>
+      </w:pPr>
+      <w:r>
+        <w:t xml:space="preserve">Semantic path search automatically expands query terms to their registered synonyms before matching.</w:t>
+      </w:r>
+    </w:p>
+    <w:p>
+      <w:pPr>
+        <w:pStyle w:val="BodyText"/>
+      </w:pPr>
+      <w:r>
+        <w:t xml:space="preserve">If a keyword in the search query is a known synonym for a segment that appears in a SIP string, that SIP string will be returned as a match even though the literal keyword does not appear in it.</w:t>
+      </w:r>
+    </w:p>
+    <w:p>
+      <w:pPr>
+        <w:pStyle w:val="BodyText"/>
+      </w:pPr>
+      <w:r>
+        <w:t xml:space="preserve">Example:</w:t>
+      </w:r>
+    </w:p>
+    <w:p>
+      <w:pPr>
+        <w:pStyle w:val="BodyText"/>
+      </w:pPr>
+      <w:r>
+        <w:t xml:space="preserve">The segment</w:t>
+      </w:r>
+      <w:r>
+        <w:t xml:space="preserve"> </w:t>
+      </w:r>
+      <w:r>
+        <w:rPr>
+          <w:rStyle w:val="VerbatimChar"/>
+        </w:rPr>
+        <w:t xml:space="preserve">stacks</w:t>
+      </w:r>
+      <w:r>
+        <w:t xml:space="preserve"> </w:t>
+      </w:r>
+      <w:r>
+        <w:t xml:space="preserve">is registered as a synonym for</w:t>
+      </w:r>
+      <w:r>
+        <w:t xml:space="preserve"> </w:t>
+      </w:r>
+      <w:r>
+        <w:rPr>
+          <w:rStyle w:val="VerbatimChar"/>
+        </w:rPr>
+        <w:t xml:space="preserve">columns</w:t>
+      </w:r>
+      <w:r>
+        <w:t xml:space="preserve"> </w:t>
+      </w:r>
+      <w:r>
+        <w:t xml:space="preserve">within the displacement capture context.</w:t>
+      </w:r>
+    </w:p>
+    <w:p>
+      <w:pPr>
+        <w:pStyle w:val="BodyText"/>
+      </w:pPr>
+      <w:r>
+        <w:t xml:space="preserve">A search for:</w:t>
+      </w:r>
+    </w:p>
+    <w:p>
+      <w:pPr>
+        <w:pStyle w:val="SourceCode"/>
+      </w:pPr>
+      <w:r>
+        <w:rPr>
+          <w:rStyle w:val="VerbatimChar"/>
+        </w:rPr>
+        <w:t xml:space="preserve">chess + stacks</w:t>
+      </w:r>
+    </w:p>
+    <w:p>
+      <w:pPr>
+        <w:pStyle w:val="FirstParagraph"/>
+      </w:pPr>
+      <w:r>
+        <w:t xml:space="preserve">will therefore match:</w:t>
+      </w:r>
+    </w:p>
+    <w:p>
+      <w:pPr>
+        <w:pStyle w:val="SourceCode"/>
+      </w:pPr>
+      <w:r>
+        <w:rPr>
+          <w:rStyle w:val="VerbatimChar"/>
+        </w:rPr>
+        <w:t xml:space="preserve">@games.strategy.abstract.capture.displacement.columns.chess</w:t>
+      </w:r>
+    </w:p>
+    <w:p>
+      <w:pPr>
+        <w:pStyle w:val="FirstParagraph"/>
+      </w:pPr>
+      <w:r>
+        <w:t xml:space="preserve">because</w:t>
+      </w:r>
+      <w:r>
+        <w:t xml:space="preserve"> </w:t>
+      </w:r>
+      <w:r>
+        <w:rPr>
+          <w:rStyle w:val="VerbatimChar"/>
+        </w:rPr>
+        <w:t xml:space="preserve">stacks</w:t>
+      </w:r>
+      <w:r>
+        <w:t xml:space="preserve"> </w:t>
+      </w:r>
+      <w:r>
+        <w:t xml:space="preserve">expands to its synonym</w:t>
+      </w:r>
+      <w:r>
+        <w:t xml:space="preserve"> </w:t>
+      </w:r>
+      <w:r>
+        <w:rPr>
+          <w:rStyle w:val="VerbatimChar"/>
+        </w:rPr>
+        <w:t xml:space="preserve">columns</w:t>
+      </w:r>
+      <w:r>
+        <w:t xml:space="preserve">, and</w:t>
+      </w:r>
+      <w:r>
+        <w:t xml:space="preserve"> </w:t>
+      </w:r>
+      <w:r>
+        <w:rPr>
+          <w:rStyle w:val="VerbatimChar"/>
+        </w:rPr>
+        <w:t xml:space="preserve">columns</w:t>
+      </w:r>
+      <w:r>
+        <w:t xml:space="preserve"> </w:t>
+      </w:r>
+      <w:r>
+        <w:t xml:space="preserve">is present in the SIP path.</w:t>
+      </w:r>
+    </w:p>
+    <w:p>
+      <w:pPr>
+        <w:pStyle w:val="BodyText"/>
+      </w:pPr>
+      <w:r>
+        <w:t xml:space="preserve">Synonym expansion applies per query term. Each term in a boolean expression is independently expanded before the full expression is evaluated against the candidate SIP string.</w:t>
+      </w:r>
+    </w:p>
+    <w:p>
+      <w:pPr>
+        <w:pStyle w:val="BodyText"/>
+      </w:pPr>
+      <w:r>
+        <w:t xml:space="preserve">Synonyms are context-defined. A synonym relationship established within one semantic branch does not automatically apply to unrelated branches where the same word carries a different meaning.</w:t>
+      </w:r>
+    </w:p>
+    <w:p>
+      <w:pPr>
+        <w:pStyle w:val="BodyText"/>
+      </w:pPr>
+      <w:r>
+        <w:t xml:space="preserve">This allows search to behave naturally with the semantic vocabulary users already know, without requiring them to memorize which segment wording is canonical in a given part of the SIP hierarchy.</w:t>
+      </w:r>
+    </w:p>
+    <w:bookmarkEnd w:id="201"/>
+    <w:bookmarkStart w:id="202" w:name="search-scope"/>
+    <w:p>
+      <w:pPr>
+        <w:pStyle w:val="Heading2"/>
+      </w:pPr>
+      <w:r>
+        <w:t xml:space="preserve">Search Scope</w:t>
+      </w:r>
+    </w:p>
+    <w:p>
+      <w:pPr>
+        <w:pStyle w:val="FirstParagraph"/>
+      </w:pPr>
+      <w:r>
+        <w:t xml:space="preserve">Semantic path search may be applied across:</w:t>
+      </w:r>
+    </w:p>
+    <w:p>
+      <w:pPr>
+        <w:pStyle w:val="Compact"/>
+        <w:numPr>
+          <w:ilvl w:val="0"/>
+          <w:numId w:val="1139"/>
+        </w:numPr>
+      </w:pPr>
+      <w:r>
+        <w:rPr>
+          <w:b/>
+          <w:bCs/>
+        </w:rPr>
+        <w:t xml:space="preserve">Discovery paths</w:t>
+      </w:r>
+      <w:r>
+        <w:t xml:space="preserve"> </w:t>
+      </w:r>
+      <w:r>
+        <w:t xml:space="preserve">— all registered semantic path segments in the SIP discovery tree, including intermediate nodes and leaf nodes</w:t>
+      </w:r>
+    </w:p>
+    <w:p>
+      <w:pPr>
+        <w:pStyle w:val="Compact"/>
+        <w:numPr>
+          <w:ilvl w:val="0"/>
+          <w:numId w:val="1139"/>
+        </w:numPr>
+      </w:pPr>
+      <w:r>
+        <w:rPr>
+          <w:b/>
+          <w:bCs/>
+        </w:rPr>
+        <w:t xml:space="preserve">Owner-bound identities</w:t>
+      </w:r>
+      <w:r>
+        <w:t xml:space="preserve"> </w:t>
+      </w:r>
+      <w:r>
+        <w:t xml:space="preserve">— canonical owner-qualified SIP strings published by verified owners</w:t>
+      </w:r>
+    </w:p>
+    <w:p>
+      <w:pPr>
+        <w:pStyle w:val="Compact"/>
+        <w:numPr>
+          <w:ilvl w:val="0"/>
+          <w:numId w:val="1139"/>
+        </w:numPr>
+      </w:pPr>
+      <w:r>
+        <w:rPr>
+          <w:b/>
+          <w:bCs/>
+        </w:rPr>
+        <w:t xml:space="preserve">Shortcut aliases</w:t>
+      </w:r>
+      <w:r>
+        <w:t xml:space="preserve"> </w:t>
+      </w:r>
+      <w:r>
+        <w:t xml:space="preserve">— compact semantic shortcut expressions and their expansion targets</w:t>
+      </w:r>
+    </w:p>
+    <w:p>
+      <w:pPr>
+        <w:pStyle w:val="Compact"/>
+        <w:numPr>
+          <w:ilvl w:val="0"/>
+          <w:numId w:val="1139"/>
+        </w:numPr>
+      </w:pPr>
+      <w:r>
+        <w:rPr>
+          <w:b/>
+          <w:bCs/>
+        </w:rPr>
+        <w:t xml:space="preserve">Personal shortcuts</w:t>
+      </w:r>
+      <w:r>
+        <w:t xml:space="preserve"> </w:t>
+      </w:r>
+      <w:r>
+        <w:t xml:space="preserve">— user-saved shortcut bindings, included only within the user’s trusted resolver context</w:t>
+      </w:r>
+    </w:p>
+    <w:p>
+      <w:pPr>
+        <w:pStyle w:val="FirstParagraph"/>
+      </w:pPr>
+      <w:r>
+        <w:t xml:space="preserve">Search matching may be applied to both the SIP path string and any associated human-readable label or description.</w:t>
+      </w:r>
+    </w:p>
+    <w:bookmarkEnd w:id="202"/>
+    <w:bookmarkStart w:id="203" w:name="selecting-search-results"/>
+    <w:p>
+      <w:pPr>
+        <w:pStyle w:val="Heading2"/>
+      </w:pPr>
+      <w:r>
+        <w:t xml:space="preserve">Selecting Search Results</w:t>
+      </w:r>
+    </w:p>
+    <w:p>
+      <w:pPr>
+        <w:pStyle w:val="FirstParagraph"/>
+      </w:pPr>
+      <w:r>
+        <w:t xml:space="preserve">When a user selects a result from the search panel, the selected SIP string becomes the active expression in the semantic input field.</w:t>
+      </w:r>
+    </w:p>
+    <w:p>
+      <w:pPr>
+        <w:pStyle w:val="BodyText"/>
+      </w:pPr>
+      <w:r>
+        <w:t xml:space="preserve">The interface then transitions to normal guided navigation mode with the selected SIP as the starting point.</w:t>
+      </w:r>
+    </w:p>
+    <w:p>
+      <w:pPr>
+        <w:pStyle w:val="BodyText"/>
+      </w:pPr>
+      <w:r>
+        <w:t xml:space="preserve">This allows users to combine keyword-driven initial discovery with guided IntelliSense-based refinement.</w:t>
+      </w:r>
+    </w:p>
+    <w:p>
+      <w:pPr>
+        <w:pStyle w:val="BodyText"/>
+      </w:pPr>
+      <w:r>
+        <w:t xml:space="preserve">For example:</w:t>
+      </w:r>
+    </w:p>
+    <w:p>
+      <w:pPr>
+        <w:pStyle w:val="Compact"/>
+        <w:numPr>
+          <w:ilvl w:val="0"/>
+          <w:numId w:val="1140"/>
+        </w:numPr>
+      </w:pPr>
+      <w:r>
+        <w:t xml:space="preserve">User searches for: lasca</w:t>
+      </w:r>
+    </w:p>
+    <w:p>
+      <w:pPr>
+        <w:pStyle w:val="Compact"/>
+        <w:numPr>
+          <w:ilvl w:val="0"/>
+          <w:numId w:val="1140"/>
+        </w:numPr>
+      </w:pPr>
+      <w:r>
+        <w:t xml:space="preserve">User selects:</w:t>
+      </w:r>
+      <w:r>
+        <w:t xml:space="preserve"> </w:t>
+      </w:r>
+      <w:r>
+        <w:t xml:space="preserve">@games.strategy.abstract.capture.leaping.columns.lasca</w:t>
+      </w:r>
+    </w:p>
+    <w:p>
+      <w:pPr>
+        <w:pStyle w:val="Compact"/>
+        <w:numPr>
+          <w:ilvl w:val="0"/>
+          <w:numId w:val="1140"/>
+        </w:numPr>
+      </w:pPr>
+      <w:r>
+        <w:t xml:space="preserve">Active SIP field is populated with the selected path</w:t>
+      </w:r>
+    </w:p>
+    <w:p>
+      <w:pPr>
+        <w:pStyle w:val="Compact"/>
+        <w:numPr>
+          <w:ilvl w:val="0"/>
+          <w:numId w:val="1140"/>
+        </w:numPr>
+      </w:pPr>
+      <w:r>
+        <w:t xml:space="preserve">Semantic IntelliSense may then offer continuations or owner-bound candidates from that point</w:t>
+      </w:r>
+    </w:p>
+    <w:bookmarkEnd w:id="203"/>
+    <w:bookmarkStart w:id="204" w:name="relationship-to-semantic-intellisense"/>
+    <w:p>
+      <w:pPr>
+        <w:pStyle w:val="Heading2"/>
+      </w:pPr>
+      <w:r>
+        <w:t xml:space="preserve">Relationship to Semantic IntelliSense</w:t>
+      </w:r>
+    </w:p>
+    <w:p>
+      <w:pPr>
+        <w:pStyle w:val="FirstParagraph"/>
+      </w:pPr>
+      <w:r>
+        <w:t xml:space="preserve">Semantic path search and Semantic IntelliSense serve complementary navigation purposes.</w:t>
+      </w:r>
+    </w:p>
+    <w:p>
+      <w:pPr>
+        <w:pStyle w:val="BodyText"/>
+      </w:pPr>
+      <w:r>
+        <w:t xml:space="preserve">Semantic IntelliSense is optimized for:</w:t>
+      </w:r>
+    </w:p>
+    <w:p>
+      <w:pPr>
+        <w:pStyle w:val="Compact"/>
+        <w:numPr>
+          <w:ilvl w:val="0"/>
+          <w:numId w:val="1141"/>
+        </w:numPr>
+      </w:pPr>
+      <w:r>
+        <w:t xml:space="preserve">step-by-step semantic exploration</w:t>
+      </w:r>
+    </w:p>
+    <w:p>
+      <w:pPr>
+        <w:pStyle w:val="Compact"/>
+        <w:numPr>
+          <w:ilvl w:val="0"/>
+          <w:numId w:val="1141"/>
+        </w:numPr>
+      </w:pPr>
+      <w:r>
+        <w:t xml:space="preserve">guided hierarchical navigation</w:t>
+      </w:r>
+    </w:p>
+    <w:p>
+      <w:pPr>
+        <w:pStyle w:val="Compact"/>
+        <w:numPr>
+          <w:ilvl w:val="0"/>
+          <w:numId w:val="1141"/>
+        </w:numPr>
+      </w:pPr>
+      <w:r>
+        <w:t xml:space="preserve">discovering semantic structure progressively</w:t>
+      </w:r>
+    </w:p>
+    <w:p>
+      <w:pPr>
+        <w:pStyle w:val="Compact"/>
+        <w:numPr>
+          <w:ilvl w:val="0"/>
+          <w:numId w:val="1141"/>
+        </w:numPr>
+      </w:pPr>
+      <w:r>
+        <w:t xml:space="preserve">navigating from a known starting category</w:t>
+      </w:r>
+    </w:p>
+    <w:p>
+      <w:pPr>
+        <w:pStyle w:val="FirstParagraph"/>
+      </w:pPr>
+      <w:r>
+        <w:t xml:space="preserve">Semantic path search is optimized for:</w:t>
+      </w:r>
+    </w:p>
+    <w:p>
+      <w:pPr>
+        <w:pStyle w:val="Compact"/>
+        <w:numPr>
+          <w:ilvl w:val="0"/>
+          <w:numId w:val="1142"/>
+        </w:numPr>
+      </w:pPr>
+      <w:r>
+        <w:t xml:space="preserve">finding a known or partially remembered SIP path by keyword</w:t>
+      </w:r>
+    </w:p>
+    <w:p>
+      <w:pPr>
+        <w:pStyle w:val="Compact"/>
+        <w:numPr>
+          <w:ilvl w:val="0"/>
+          <w:numId w:val="1142"/>
+        </w:numPr>
+      </w:pPr>
+      <w:r>
+        <w:t xml:space="preserve">querying across the entire semantic corpus at once</w:t>
+      </w:r>
+    </w:p>
+    <w:p>
+      <w:pPr>
+        <w:pStyle w:val="Compact"/>
+        <w:numPr>
+          <w:ilvl w:val="0"/>
+          <w:numId w:val="1142"/>
+        </w:numPr>
+      </w:pPr>
+      <w:r>
+        <w:t xml:space="preserve">combining multiple keyword constraints to narrow a large result set</w:t>
+      </w:r>
+    </w:p>
+    <w:p>
+      <w:pPr>
+        <w:pStyle w:val="Compact"/>
+        <w:numPr>
+          <w:ilvl w:val="0"/>
+          <w:numId w:val="1142"/>
+        </w:numPr>
+      </w:pPr>
+      <w:r>
+        <w:t xml:space="preserve">bypassing the semantic hierarchy when the user already has a keyword in mind</w:t>
+      </w:r>
+    </w:p>
+    <w:p>
+      <w:pPr>
+        <w:pStyle w:val="FirstParagraph"/>
+      </w:pPr>
+      <w:r>
+        <w:t xml:space="preserve">Together, these navigation modes allow SIP-aware interfaces to serve both exploratory and recall-driven user intent without requiring users to begin navigation from the root of the semantic tree.</w:t>
+      </w:r>
+    </w:p>
+    <w:bookmarkEnd w:id="204"/>
+    <w:bookmarkStart w:id="205" w:name="ai-integration-1"/>
+    <w:p>
+      <w:pPr>
+        <w:pStyle w:val="Heading2"/>
+      </w:pPr>
+      <w:r>
+        <w:t xml:space="preserve">AI Integration</w:t>
+      </w:r>
+    </w:p>
+    <w:p>
+      <w:pPr>
+        <w:pStyle w:val="FirstParagraph"/>
+      </w:pPr>
+      <w:r>
+        <w:t xml:space="preserve">Semantic path search may also serve as an AI-mediated interface layer.</w:t>
+      </w:r>
+    </w:p>
+    <w:p>
+      <w:pPr>
+        <w:pStyle w:val="BodyText"/>
+      </w:pPr>
+      <w:r>
+        <w:t xml:space="preserve">An AI assistant may translate natural language intent into a boolean search expression.</w:t>
+      </w:r>
+    </w:p>
+    <w:p>
+      <w:pPr>
+        <w:pStyle w:val="BodyText"/>
+      </w:pPr>
+      <w:r>
+        <w:t xml:space="preserve">Example:</w:t>
+      </w:r>
+    </w:p>
+    <w:p>
+      <w:pPr>
+        <w:pStyle w:val="BodyText"/>
+      </w:pPr>
+      <w:r>
+        <w:t xml:space="preserve">User says:</w:t>
+      </w:r>
+    </w:p>
+    <w:p>
+      <w:pPr>
+        <w:pStyle w:val="BodyText"/>
+      </w:pPr>
+      <w:r>
+        <w:t xml:space="preserve">Find abstract board games that involve stacking or columns mechanics.</w:t>
+      </w:r>
+    </w:p>
+    <w:p>
+      <w:pPr>
+        <w:pStyle w:val="BodyText"/>
+      </w:pPr>
+      <w:r>
+        <w:t xml:space="preserve">AI-generated search expression:</w:t>
+      </w:r>
+    </w:p>
+    <w:p>
+      <w:pPr>
+        <w:pStyle w:val="SourceCode"/>
+      </w:pPr>
+      <w:r>
+        <w:rPr>
+          <w:rStyle w:val="VerbatimChar"/>
+        </w:rPr>
+        <w:t xml:space="preserve">(stacking | columns) &amp; abstract</w:t>
+      </w:r>
+    </w:p>
+    <w:p>
+      <w:pPr>
+        <w:pStyle w:val="FirstParagraph"/>
+      </w:pPr>
+      <w:r>
+        <w:t xml:space="preserve">The search engine may return matching owner-bound identities, discovery paths, and shortcut aliases.</w:t>
+      </w:r>
+    </w:p>
+    <w:p>
+      <w:pPr>
+        <w:pStyle w:val="BodyText"/>
+      </w:pPr>
+      <w:r>
+        <w:t xml:space="preserve">The AI may then rank, explain, and present these results contextually.</w:t>
+      </w:r>
+    </w:p>
+    <w:bookmarkEnd w:id="205"/>
+    <w:bookmarkStart w:id="206" w:name="architectural-implications-5"/>
+    <w:p>
+      <w:pPr>
+        <w:pStyle w:val="Heading2"/>
+      </w:pPr>
+      <w:r>
+        <w:t xml:space="preserve">Architectural Implications</w:t>
+      </w:r>
+    </w:p>
+    <w:p>
+      <w:pPr>
+        <w:pStyle w:val="FirstParagraph"/>
+      </w:pPr>
+      <w:r>
+        <w:t xml:space="preserve">Semantic path search further reinforces that SIP is:</w:t>
+      </w:r>
+    </w:p>
+    <w:p>
+      <w:pPr>
+        <w:pStyle w:val="Compact"/>
+        <w:numPr>
+          <w:ilvl w:val="0"/>
+          <w:numId w:val="1143"/>
+        </w:numPr>
+      </w:pPr>
+      <w:r>
+        <w:rPr>
+          <w:b/>
+          <w:bCs/>
+        </w:rPr>
+        <w:t xml:space="preserve">queryable</w:t>
+      </w:r>
+      <w:r>
+        <w:t xml:space="preserve"> </w:t>
+      </w:r>
+      <w:r>
+        <w:t xml:space="preserve">— users and AI systems may retrieve SIP identities using structured keyword expressions</w:t>
+      </w:r>
+    </w:p>
+    <w:p>
+      <w:pPr>
+        <w:pStyle w:val="Compact"/>
+        <w:numPr>
+          <w:ilvl w:val="0"/>
+          <w:numId w:val="1143"/>
+        </w:numPr>
+      </w:pPr>
+      <w:r>
+        <w:rPr>
+          <w:b/>
+          <w:bCs/>
+        </w:rPr>
+        <w:t xml:space="preserve">AI-navigable</w:t>
+      </w:r>
+      <w:r>
+        <w:t xml:space="preserve"> </w:t>
+      </w:r>
+      <w:r>
+        <w:t xml:space="preserve">— boolean queries may be automatically generated from natural language intent</w:t>
+      </w:r>
+    </w:p>
+    <w:p>
+      <w:pPr>
+        <w:pStyle w:val="Compact"/>
+        <w:numPr>
+          <w:ilvl w:val="0"/>
+          <w:numId w:val="1143"/>
+        </w:numPr>
+      </w:pPr>
+      <w:r>
+        <w:rPr>
+          <w:b/>
+          <w:bCs/>
+        </w:rPr>
+        <w:t xml:space="preserve">context-aware</w:t>
+      </w:r>
+      <w:r>
+        <w:t xml:space="preserve"> </w:t>
+      </w:r>
+      <w:r>
+        <w:t xml:space="preserve">— personal shortcuts are included only within the user’s trusted resolver context</w:t>
+      </w:r>
+    </w:p>
+    <w:p>
+      <w:pPr>
+        <w:pStyle w:val="Compact"/>
+        <w:numPr>
+          <w:ilvl w:val="0"/>
+          <w:numId w:val="1143"/>
+        </w:numPr>
+      </w:pPr>
+      <w:r>
+        <w:rPr>
+          <w:b/>
+          <w:bCs/>
+        </w:rPr>
+        <w:t xml:space="preserve">federated</w:t>
+      </w:r>
+      <w:r>
+        <w:t xml:space="preserve"> </w:t>
+      </w:r>
+      <w:r>
+        <w:t xml:space="preserve">— search results may aggregate identity records across multiple Semantic Identity Providers</w:t>
+      </w:r>
+    </w:p>
+    <w:p>
+      <w:pPr>
+        <w:pStyle w:val="Compact"/>
+        <w:numPr>
+          <w:ilvl w:val="0"/>
+          <w:numId w:val="1143"/>
+        </w:numPr>
+      </w:pPr>
+      <w:r>
+        <w:rPr>
+          <w:b/>
+          <w:bCs/>
+        </w:rPr>
+        <w:t xml:space="preserve">meaning-oriented</w:t>
+      </w:r>
+      <w:r>
+        <w:t xml:space="preserve"> </w:t>
+      </w:r>
+      <w:r>
+        <w:t xml:space="preserve">— search matches against semantic labels and human-readable descriptions as well as raw path strings</w:t>
+      </w:r>
+    </w:p>
+    <w:p>
+      <w:r>
+        <w:pict>
+          <v:rect style="width:0;height:1.5pt" o:hralign="center" o:hrstd="t" o:hr="t"/>
+        </w:pict>
+      </w:r>
+    </w:p>
+    <w:bookmarkEnd w:id="206"/>
+    <w:bookmarkEnd w:id="207"/>
     <w:sectPr>
       <w:footnotePr>
         <w:numRestart w:val="eachSect"/>
@@ -20570,6 +21848,51 @@
     <w:abstractNumId w:val="991"/>
   </w:num>
   <w:num w:numId="1137">
+    <w:abstractNumId w:val="991"/>
+  </w:num>
+  <w:num w:numId="1138">
+    <w:abstractNumId w:val="991"/>
+  </w:num>
+  <w:num w:numId="1139">
+    <w:abstractNumId w:val="991"/>
+  </w:num>
+  <w:num w:numId="1140">
+    <w:abstractNumId w:val="99411"/>
+    <w:lvlOverride w:ilvl="0">
+      <w:startOverride w:val="1"/>
+    </w:lvlOverride>
+    <w:lvlOverride w:ilvl="1">
+      <w:startOverride w:val="1"/>
+    </w:lvlOverride>
+    <w:lvlOverride w:ilvl="2">
+      <w:startOverride w:val="1"/>
+    </w:lvlOverride>
+    <w:lvlOverride w:ilvl="3">
+      <w:startOverride w:val="1"/>
+    </w:lvlOverride>
+    <w:lvlOverride w:ilvl="4">
+      <w:startOverride w:val="1"/>
+    </w:lvlOverride>
+    <w:lvlOverride w:ilvl="5">
+      <w:startOverride w:val="1"/>
+    </w:lvlOverride>
+    <w:lvlOverride w:ilvl="6">
+      <w:startOverride w:val="1"/>
+    </w:lvlOverride>
+    <w:lvlOverride w:ilvl="7">
+      <w:startOverride w:val="1"/>
+    </w:lvlOverride>
+    <w:lvlOverride w:ilvl="8">
+      <w:startOverride w:val="1"/>
+    </w:lvlOverride>
+  </w:num>
+  <w:num w:numId="1141">
+    <w:abstractNumId w:val="991"/>
+  </w:num>
+  <w:num w:numId="1142">
+    <w:abstractNumId w:val="991"/>
+  </w:num>
+  <w:num w:numId="1143">
     <w:abstractNumId w:val="991"/>
   </w:num>
 </w:numbering>

--- a/Docs/SIP_Whitepaper.docx
+++ b/Docs/SIP_Whitepaper.docx
@@ -19416,7 +19416,7 @@
     </w:p>
     <w:bookmarkEnd w:id="193"/>
     <w:bookmarkEnd w:id="194"/>
-    <w:bookmarkStart w:id="207" w:name="semantic-path-search"/>
+    <w:bookmarkStart w:id="208" w:name="semantic-path-search"/>
     <w:p>
       <w:pPr>
         <w:pStyle w:val="Heading1"/>
@@ -19593,7 +19593,7 @@
       </w:r>
     </w:p>
     <w:bookmarkEnd w:id="195"/>
-    <w:bookmarkStart w:id="200" w:name="boolean-keyword-expressions"/>
+    <w:bookmarkStart w:id="201" w:name="boolean-keyword-expressions"/>
     <w:p>
       <w:pPr>
         <w:pStyle w:val="Heading2"/>
@@ -19780,7 +19780,144 @@
       </w:r>
     </w:p>
     <w:bookmarkEnd w:id="197"/>
-    <w:bookmarkStart w:id="198" w:name="grouped-expressions"/>
+    <w:bookmarkStart w:id="198" w:name="not-expressions"/>
+    <w:p>
+      <w:pPr>
+        <w:pStyle w:val="Heading3"/>
+      </w:pPr>
+      <w:r>
+        <w:t xml:space="preserve">NOT Expressions</w:t>
+      </w:r>
+    </w:p>
+    <w:p>
+      <w:pPr>
+        <w:pStyle w:val="FirstParagraph"/>
+      </w:pPr>
+      <w:r>
+        <w:t xml:space="preserve">A keyword prefixed with</w:t>
+      </w:r>
+      <w:r>
+        <w:t xml:space="preserve"> </w:t>
+      </w:r>
+      <w:r>
+        <w:rPr>
+          <w:rStyle w:val="VerbatimChar"/>
+        </w:rPr>
+        <w:t xml:space="preserve">!</w:t>
+      </w:r>
+      <w:r>
+        <w:t xml:space="preserve"> </w:t>
+      </w:r>
+      <w:r>
+        <w:t xml:space="preserve">excludes results that match that keyword.</w:t>
+      </w:r>
+    </w:p>
+    <w:p>
+      <w:pPr>
+        <w:pStyle w:val="BodyText"/>
+      </w:pPr>
+      <w:r>
+        <w:t xml:space="preserve">Example:</w:t>
+      </w:r>
+    </w:p>
+    <w:p>
+      <w:pPr>
+        <w:pStyle w:val="SourceCode"/>
+      </w:pPr>
+      <w:r>
+        <w:rPr>
+          <w:rStyle w:val="VerbatimChar"/>
+        </w:rPr>
+        <w:t xml:space="preserve">chess !checkers</w:t>
+      </w:r>
+    </w:p>
+    <w:p>
+      <w:pPr>
+        <w:pStyle w:val="FirstParagraph"/>
+      </w:pPr>
+      <w:r>
+        <w:t xml:space="preserve">Returns SIP identities containing chess but not checkers.</w:t>
+      </w:r>
+    </w:p>
+    <w:p>
+      <w:pPr>
+        <w:pStyle w:val="BodyText"/>
+      </w:pPr>
+      <w:r>
+        <w:t xml:space="preserve">NOT may also be applied to grouped sub-expressions:</w:t>
+      </w:r>
+    </w:p>
+    <w:p>
+      <w:pPr>
+        <w:pStyle w:val="SourceCode"/>
+      </w:pPr>
+      <w:r>
+        <w:rPr>
+          <w:rStyle w:val="VerbatimChar"/>
+        </w:rPr>
+        <w:t xml:space="preserve">chess !(checkers | draughts)</w:t>
+      </w:r>
+    </w:p>
+    <w:p>
+      <w:pPr>
+        <w:pStyle w:val="FirstParagraph"/>
+      </w:pPr>
+      <w:r>
+        <w:t xml:space="preserve">Returns SIP identities containing chess but not checkers and not draughts.</w:t>
+      </w:r>
+    </w:p>
+    <w:p>
+      <w:pPr>
+        <w:pStyle w:val="BodyText"/>
+      </w:pPr>
+      <w:r>
+        <w:t xml:space="preserve">NOT binds to the immediately following term or group. A space before</w:t>
+      </w:r>
+      <w:r>
+        <w:t xml:space="preserve"> </w:t>
+      </w:r>
+      <w:r>
+        <w:rPr>
+          <w:rStyle w:val="VerbatimChar"/>
+        </w:rPr>
+        <w:t xml:space="preserve">!</w:t>
+      </w:r>
+      <w:r>
+        <w:t xml:space="preserve"> </w:t>
+      </w:r>
+      <w:r>
+        <w:t xml:space="preserve">is treated as an implicit AND, so</w:t>
+      </w:r>
+      <w:r>
+        <w:t xml:space="preserve"> </w:t>
+      </w:r>
+      <w:r>
+        <w:rPr>
+          <w:rStyle w:val="VerbatimChar"/>
+        </w:rPr>
+        <w:t xml:space="preserve">chess !checkers</w:t>
+      </w:r>
+      <w:r>
+        <w:t xml:space="preserve"> </w:t>
+      </w:r>
+      <w:r>
+        <w:t xml:space="preserve">is equivalent to</w:t>
+      </w:r>
+      <w:r>
+        <w:t xml:space="preserve"> </w:t>
+      </w:r>
+      <w:r>
+        <w:rPr>
+          <w:rStyle w:val="VerbatimChar"/>
+        </w:rPr>
+        <w:t xml:space="preserve">chess &amp; !checkers</w:t>
+      </w:r>
+      <w:r>
+        <w:t xml:space="preserve">.</w:t>
+      </w:r>
+    </w:p>
+    <w:bookmarkEnd w:id="198"/>
+    <w:bookmarkStart w:id="199" w:name="grouped-expressions"/>
     <w:p>
       <w:pPr>
         <w:pStyle w:val="Heading3"/>
@@ -19833,8 +19970,8 @@
         <w:t xml:space="preserve">Both expressions return SIP identities that contain columns and at least one of chess or checkers.</w:t>
       </w:r>
     </w:p>
-    <w:bookmarkEnd w:id="198"/>
-    <w:bookmarkStart w:id="199" w:name="operator-precedence"/>
+    <w:bookmarkEnd w:id="199"/>
+    <w:bookmarkStart w:id="200" w:name="operator-precedence"/>
     <w:p>
       <w:pPr>
         <w:pStyle w:val="Heading3"/>
@@ -19939,9 +20076,9 @@
         <w:t xml:space="preserve">Parentheses may be used to override default precedence explicitly.</w:t>
       </w:r>
     </w:p>
-    <w:bookmarkEnd w:id="199"/>
     <w:bookmarkEnd w:id="200"/>
-    <w:bookmarkStart w:id="201" w:name="synonym-aware-matching"/>
+    <w:bookmarkEnd w:id="201"/>
+    <w:bookmarkStart w:id="202" w:name="synonym-aware-matching"/>
     <w:p>
       <w:pPr>
         <w:pStyle w:val="Heading2"/>
@@ -20124,8 +20261,8 @@
         <w:t xml:space="preserve">This allows search to behave naturally with the semantic vocabulary users already know, without requiring them to memorize which segment wording is canonical in a given part of the SIP hierarchy.</w:t>
       </w:r>
     </w:p>
-    <w:bookmarkEnd w:id="201"/>
-    <w:bookmarkStart w:id="202" w:name="search-scope"/>
+    <w:bookmarkEnd w:id="202"/>
+    <w:bookmarkStart w:id="203" w:name="search-scope"/>
     <w:p>
       <w:pPr>
         <w:pStyle w:val="Heading2"/>
@@ -20238,8 +20375,8 @@
         <w:t xml:space="preserve">Search matching may be applied to both the SIP path string and any associated human-readable label or description.</w:t>
       </w:r>
     </w:p>
-    <w:bookmarkEnd w:id="202"/>
-    <w:bookmarkStart w:id="203" w:name="selecting-search-results"/>
+    <w:bookmarkEnd w:id="203"/>
+    <w:bookmarkStart w:id="204" w:name="selecting-search-results"/>
     <w:p>
       <w:pPr>
         <w:pStyle w:val="Heading2"/>
@@ -20334,8 +20471,8 @@
         <w:t xml:space="preserve">Semantic IntelliSense may then offer continuations or owner-bound candidates from that point</w:t>
       </w:r>
     </w:p>
-    <w:bookmarkEnd w:id="203"/>
-    <w:bookmarkStart w:id="204" w:name="relationship-to-semantic-intellisense"/>
+    <w:bookmarkEnd w:id="204"/>
+    <w:bookmarkStart w:id="205" w:name="relationship-to-semantic-intellisense"/>
     <w:p>
       <w:pPr>
         <w:pStyle w:val="Heading2"/>
@@ -20472,8 +20609,8 @@
         <w:t xml:space="preserve">Together, these navigation modes allow SIP-aware interfaces to serve both exploratory and recall-driven user intent without requiring users to begin navigation from the root of the semantic tree.</w:t>
       </w:r>
     </w:p>
-    <w:bookmarkEnd w:id="204"/>
-    <w:bookmarkStart w:id="205" w:name="ai-integration-1"/>
+    <w:bookmarkEnd w:id="205"/>
+    <w:bookmarkStart w:id="206" w:name="ai-integration-1"/>
     <w:p>
       <w:pPr>
         <w:pStyle w:val="Heading2"/>
@@ -20557,8 +20694,8 @@
         <w:t xml:space="preserve">The AI may then rank, explain, and present these results contextually.</w:t>
       </w:r>
     </w:p>
-    <w:bookmarkEnd w:id="205"/>
-    <w:bookmarkStart w:id="206" w:name="architectural-implications-5"/>
+    <w:bookmarkEnd w:id="206"/>
+    <w:bookmarkStart w:id="207" w:name="architectural-implications-5"/>
     <w:p>
       <w:pPr>
         <w:pStyle w:val="Heading2"/>
@@ -20692,8 +20829,548 @@
         </w:pict>
       </w:r>
     </w:p>
-    <w:bookmarkEnd w:id="206"/>
     <w:bookmarkEnd w:id="207"/>
+    <w:bookmarkEnd w:id="208"/>
+    <w:bookmarkStart w:id="215" w:name="Xdf0ac2601b14c3c17626e898054ff49a24469be"/>
+    <w:p>
+      <w:pPr>
+        <w:pStyle w:val="Heading1"/>
+      </w:pPr>
+      <w:r>
+        <w:t xml:space="preserve">Resource-Type Expression Through Owner Binding Levels</w:t>
+      </w:r>
+    </w:p>
+    <w:p>
+      <w:pPr>
+        <w:pStyle w:val="FirstParagraph"/>
+      </w:pPr>
+      <w:r>
+        <w:t xml:space="preserve">An owner-bound SIP identifies who holds an identity, but it does not inherently communicate what kind of resource the destination offers. Is it a place to play the game, read about it, purchase it, watch others play it, or something else entirely?</w:t>
+      </w:r>
+    </w:p>
+    <w:p>
+      <w:pPr>
+        <w:pStyle w:val="BodyText"/>
+      </w:pPr>
+      <w:r>
+        <w:t xml:space="preserve">SIP supports three coexisting approaches to expressing resource-type intent. All three are valid. No single form is mandated. Canonical convention will emerge naturally from adoption patterns across the ecosystem.</w:t>
+      </w:r>
+    </w:p>
+    <w:bookmarkStart w:id="209" w:name="option-a-terminal-qualifiers"/>
+    <w:p>
+      <w:pPr>
+        <w:pStyle w:val="Heading2"/>
+      </w:pPr>
+      <w:r>
+        <w:t xml:space="preserve">Option A — Terminal Qualifiers</w:t>
+      </w:r>
+    </w:p>
+    <w:p>
+      <w:pPr>
+        <w:pStyle w:val="FirstParagraph"/>
+      </w:pPr>
+      <w:r>
+        <w:t xml:space="preserve">Resource type is expressed as a terminal path segment appended to the game or concept identity:</w:t>
+      </w:r>
+    </w:p>
+    <w:p>
+      <w:pPr>
+        <w:pStyle w:val="SourceCode"/>
+      </w:pPr>
+      <w:r>
+        <w:rPr>
+          <w:rStyle w:val="VerbatimChar"/>
+        </w:rPr>
+        <w:t xml:space="preserve">@ogs.games.strategy.abstract.territory.enclosure.go.online</w:t>
+      </w:r>
+      <w:r>
+        <w:br/>
+      </w:r>
+      <w:r>
+        <w:rPr>
+          <w:rStyle w:val="VerbatimChar"/>
+        </w:rPr>
+        <w:t xml:space="preserve">@senseis.games.strategy.abstract.territory.enclosure.go.strategy</w:t>
+      </w:r>
+      <w:r>
+        <w:br/>
+      </w:r>
+      <w:r>
+        <w:rPr>
+          <w:rStyle w:val="VerbatimChar"/>
+        </w:rPr>
+        <w:t xml:space="preserve">@wikipedia.games.strategy.abstract.territory.enclosure.go.rules</w:t>
+      </w:r>
+    </w:p>
+    <w:p>
+      <w:pPr>
+        <w:pStyle w:val="FirstParagraph"/>
+      </w:pPr>
+      <w:r>
+        <w:t xml:space="preserve">Each resource-type segment is a semantic child of the concept node. The game taxonomy tree already carries these as valid continuations:</w:t>
+      </w:r>
+    </w:p>
+    <w:p>
+      <w:pPr>
+        <w:pStyle w:val="SourceCode"/>
+      </w:pPr>
+      <w:r>
+        <w:rPr>
+          <w:rStyle w:val="VerbatimChar"/>
+        </w:rPr>
+        <w:t xml:space="preserve">games.strategy.abstract.territory.enclosure.go</w:t>
+      </w:r>
+      <w:r>
+        <w:br/>
+      </w:r>
+      <w:r>
+        <w:rPr>
+          <w:rStyle w:val="VerbatimChar"/>
+        </w:rPr>
+        <w:t xml:space="preserve">  ├── online</w:t>
+      </w:r>
+      <w:r>
+        <w:br/>
+      </w:r>
+      <w:r>
+        <w:rPr>
+          <w:rStyle w:val="VerbatimChar"/>
+        </w:rPr>
+        <w:t xml:space="preserve">  ├── rules</w:t>
+      </w:r>
+      <w:r>
+        <w:br/>
+      </w:r>
+      <w:r>
+        <w:rPr>
+          <w:rStyle w:val="VerbatimChar"/>
+        </w:rPr>
+        <w:t xml:space="preserve">  ├── strategy</w:t>
+      </w:r>
+      <w:r>
+        <w:br/>
+      </w:r>
+      <w:r>
+        <w:rPr>
+          <w:rStyle w:val="VerbatimChar"/>
+        </w:rPr>
+        <w:t xml:space="preserve">  ├── history</w:t>
+      </w:r>
+      <w:r>
+        <w:br/>
+      </w:r>
+      <w:r>
+        <w:rPr>
+          <w:rStyle w:val="VerbatimChar"/>
+        </w:rPr>
+        <w:t xml:space="preserve">  ├── variants</w:t>
+      </w:r>
+      <w:r>
+        <w:br/>
+      </w:r>
+      <w:r>
+        <w:rPr>
+          <w:rStyle w:val="VerbatimChar"/>
+        </w:rPr>
+        <w:t xml:space="preserve">  ├── tournaments</w:t>
+      </w:r>
+      <w:r>
+        <w:br/>
+      </w:r>
+      <w:r>
+        <w:rPr>
+          <w:rStyle w:val="VerbatimChar"/>
+        </w:rPr>
+        <w:t xml:space="preserve">  └── tutorials</w:t>
+      </w:r>
+    </w:p>
+    <w:p>
+      <w:pPr>
+        <w:pStyle w:val="FirstParagraph"/>
+      </w:pPr>
+      <w:r>
+        <w:t xml:space="preserve">Owners may register bindings at any level. OGS might bind</w:t>
+      </w:r>
+      <w:r>
+        <w:t xml:space="preserve"> </w:t>
+      </w:r>
+      <w:r>
+        <w:rPr>
+          <w:rStyle w:val="VerbatimChar"/>
+        </w:rPr>
+        <w:t xml:space="preserve">go.online</w:t>
+      </w:r>
+      <w:r>
+        <w:t xml:space="preserve"> </w:t>
+      </w:r>
+      <w:r>
+        <w:t xml:space="preserve">to their play environment and</w:t>
+      </w:r>
+      <w:r>
+        <w:t xml:space="preserve"> </w:t>
+      </w:r>
+      <w:r>
+        <w:rPr>
+          <w:rStyle w:val="VerbatimChar"/>
+        </w:rPr>
+        <w:t xml:space="preserve">go.tournaments</w:t>
+      </w:r>
+      <w:r>
+        <w:t xml:space="preserve"> </w:t>
+      </w:r>
+      <w:r>
+        <w:t xml:space="preserve">to their tournament calendar. Wikipedia might bind</w:t>
+      </w:r>
+      <w:r>
+        <w:t xml:space="preserve"> </w:t>
+      </w:r>
+      <w:r>
+        <w:rPr>
+          <w:rStyle w:val="VerbatimChar"/>
+        </w:rPr>
+        <w:t xml:space="preserve">go.rules</w:t>
+      </w:r>
+      <w:r>
+        <w:t xml:space="preserve"> </w:t>
+      </w:r>
+      <w:r>
+        <w:t xml:space="preserve">and</w:t>
+      </w:r>
+      <w:r>
+        <w:t xml:space="preserve"> </w:t>
+      </w:r>
+      <w:r>
+        <w:rPr>
+          <w:rStyle w:val="VerbatimChar"/>
+        </w:rPr>
+        <w:t xml:space="preserve">go.history</w:t>
+      </w:r>
+      <w:r>
+        <w:t xml:space="preserve"> </w:t>
+      </w:r>
+      <w:r>
+        <w:t xml:space="preserve">to the corresponding article sections.</w:t>
+      </w:r>
+    </w:p>
+    <w:p>
+      <w:pPr>
+        <w:pStyle w:val="BodyText"/>
+      </w:pPr>
+      <w:r>
+        <w:t xml:space="preserve">This approach is the most semantically precise. The SIP itself is self-describing, navigable via IntelliSense, and machine-readable without out-of-band knowledge.</w:t>
+      </w:r>
+    </w:p>
+    <w:bookmarkEnd w:id="209"/>
+    <w:bookmarkStart w:id="210" w:name="option-b-owner-implicit-binding"/>
+    <w:p>
+      <w:pPr>
+        <w:pStyle w:val="Heading2"/>
+      </w:pPr>
+      <w:r>
+        <w:t xml:space="preserve">Option B — Owner-Implicit Binding</w:t>
+      </w:r>
+    </w:p>
+    <w:p>
+      <w:pPr>
+        <w:pStyle w:val="FirstParagraph"/>
+      </w:pPr>
+      <w:r>
+        <w:t xml:space="preserve">Resource type is inferred from the owner rather than stated in the path:</w:t>
+      </w:r>
+    </w:p>
+    <w:p>
+      <w:pPr>
+        <w:pStyle w:val="SourceCode"/>
+      </w:pPr>
+      <w:r>
+        <w:rPr>
+          <w:rStyle w:val="VerbatimChar"/>
+        </w:rPr>
+        <w:t xml:space="preserve">@ogs.games.strategy.abstract.territory.enclosure.go</w:t>
+      </w:r>
+    </w:p>
+    <w:p>
+      <w:pPr>
+        <w:pStyle w:val="FirstParagraph"/>
+      </w:pPr>
+      <w:r>
+        <w:t xml:space="preserve">Here, the path ends at the concept level. The resource type is implied by the owner’s well-known profile: OGS is an online Go platform, so the destination is implicitly a place to play. No additional segment is needed.</w:t>
+      </w:r>
+    </w:p>
+    <w:p>
+      <w:pPr>
+        <w:pStyle w:val="BodyText"/>
+      </w:pPr>
+      <w:r>
+        <w:t xml:space="preserve">This approach produces shorter SIP strings and works well when the owner is unambiguous and widely known.</w:t>
+      </w:r>
+    </w:p>
+    <w:bookmarkEnd w:id="210"/>
+    <w:bookmarkStart w:id="211" w:name="option-c-namespace-intent"/>
+    <w:p>
+      <w:pPr>
+        <w:pStyle w:val="Heading2"/>
+      </w:pPr>
+      <w:r>
+        <w:t xml:space="preserve">Option C — Namespace Intent</w:t>
+      </w:r>
+    </w:p>
+    <w:p>
+      <w:pPr>
+        <w:pStyle w:val="FirstParagraph"/>
+      </w:pPr>
+      <w:r>
+        <w:t xml:space="preserve">Resource type is inserted as an intent segment between the owner namespace and the discovery path:</w:t>
+      </w:r>
+    </w:p>
+    <w:p>
+      <w:pPr>
+        <w:pStyle w:val="SourceCode"/>
+      </w:pPr>
+      <w:r>
+        <w:rPr>
+          <w:rStyle w:val="VerbatimChar"/>
+        </w:rPr>
+        <w:t xml:space="preserve">@ogs.play.games.strategy.abstract.territory.enclosure.go</w:t>
+      </w:r>
+      <w:r>
+        <w:br/>
+      </w:r>
+      <w:r>
+        <w:rPr>
+          <w:rStyle w:val="VerbatimChar"/>
+        </w:rPr>
+        <w:t xml:space="preserve">@wikipedia.ref.games.strategy.abstract.territory.enclosure.go</w:t>
+      </w:r>
+    </w:p>
+    <w:p>
+      <w:pPr>
+        <w:pStyle w:val="FirstParagraph"/>
+      </w:pPr>
+      <w:r>
+        <w:t xml:space="preserve">The intent segment (</w:t>
+      </w:r>
+      <w:r>
+        <w:rPr>
+          <w:rStyle w:val="VerbatimChar"/>
+        </w:rPr>
+        <w:t xml:space="preserve">play</w:t>
+      </w:r>
+      <w:r>
+        <w:t xml:space="preserve">,</w:t>
+      </w:r>
+      <w:r>
+        <w:t xml:space="preserve"> </w:t>
+      </w:r>
+      <w:r>
+        <w:rPr>
+          <w:rStyle w:val="VerbatimChar"/>
+        </w:rPr>
+        <w:t xml:space="preserve">ref</w:t>
+      </w:r>
+      <w:r>
+        <w:t xml:space="preserve">,</w:t>
+      </w:r>
+      <w:r>
+        <w:t xml:space="preserve"> </w:t>
+      </w:r>
+      <w:r>
+        <w:rPr>
+          <w:rStyle w:val="VerbatimChar"/>
+        </w:rPr>
+        <w:t xml:space="preserve">buy</w:t>
+      </w:r>
+      <w:r>
+        <w:t xml:space="preserve">,</w:t>
+      </w:r>
+      <w:r>
+        <w:t xml:space="preserve"> </w:t>
+      </w:r>
+      <w:r>
+        <w:rPr>
+          <w:rStyle w:val="VerbatimChar"/>
+        </w:rPr>
+        <w:t xml:space="preserve">watch</w:t>
+      </w:r>
+      <w:r>
+        <w:t xml:space="preserve">) appears directly after the owner namespace. The discovery portion of the path remains structurally intact.</w:t>
+      </w:r>
+    </w:p>
+    <w:p>
+      <w:pPr>
+        <w:pStyle w:val="BodyText"/>
+      </w:pPr>
+      <w:r>
+        <w:t xml:space="preserve">This approach is fully self-describing without any out-of-band knowledge of the owner’s profile. It also supports machine-readable classification: a resolver that encounters</w:t>
+      </w:r>
+      <w:r>
+        <w:t xml:space="preserve"> </w:t>
+      </w:r>
+      <w:r>
+        <w:rPr>
+          <w:rStyle w:val="VerbatimChar"/>
+        </w:rPr>
+        <w:t xml:space="preserve">.play.games.</w:t>
+      </w:r>
+      <w:r>
+        <w:t xml:space="preserve"> </w:t>
+      </w:r>
+      <w:r>
+        <w:t xml:space="preserve">can infer playable intent without consulting a knowledge base about the owner. The trade-off is longer SIP strings.</w:t>
+      </w:r>
+    </w:p>
+    <w:bookmarkEnd w:id="211"/>
+    <w:bookmarkStart w:id="212" w:name="all-three-coexist"/>
+    <w:p>
+      <w:pPr>
+        <w:pStyle w:val="Heading2"/>
+      </w:pPr>
+      <w:r>
+        <w:t xml:space="preserve">All Three Coexist</w:t>
+      </w:r>
+    </w:p>
+    <w:p>
+      <w:pPr>
+        <w:pStyle w:val="FirstParagraph"/>
+      </w:pPr>
+      <w:r>
+        <w:t xml:space="preserve">These approaches are not in conflict. A single owner may register multiple bindings simultaneously at different levels:</w:t>
+      </w:r>
+    </w:p>
+    <w:p>
+      <w:pPr>
+        <w:pStyle w:val="SourceCode"/>
+      </w:pPr>
+      <w:r>
+        <w:rPr>
+          <w:rStyle w:val="VerbatimChar"/>
+        </w:rPr>
+        <w:t xml:space="preserve">@ogs.games.strategy.abstract.territory.enclosure.go          (Option B — owner-implicit)</w:t>
+      </w:r>
+      <w:r>
+        <w:br/>
+      </w:r>
+      <w:r>
+        <w:rPr>
+          <w:rStyle w:val="VerbatimChar"/>
+        </w:rPr>
+        <w:t xml:space="preserve">@ogs.games.strategy.abstract.territory.enclosure.go.online   (Option A — terminal qualifier)</w:t>
+      </w:r>
+      <w:r>
+        <w:br/>
+      </w:r>
+      <w:r>
+        <w:rPr>
+          <w:rStyle w:val="VerbatimChar"/>
+        </w:rPr>
+        <w:t xml:space="preserve">@ogs.play.games.strategy.abstract.territory.enclosure.go     (Option C — namespace intent)</w:t>
+      </w:r>
+    </w:p>
+    <w:p>
+      <w:pPr>
+        <w:pStyle w:val="FirstParagraph"/>
+      </w:pPr>
+      <w:r>
+        <w:t xml:space="preserve">All three may resolve to the same OGS play destination, or to subtly different entry points within the same platform. The resolver presents all registered bindings and lets the user choose the level of specificity they prefer.</w:t>
+      </w:r>
+    </w:p>
+    <w:bookmarkEnd w:id="212"/>
+    <w:bookmarkStart w:id="213" w:name="evolutionary-convention"/>
+    <w:p>
+      <w:pPr>
+        <w:pStyle w:val="Heading2"/>
+      </w:pPr>
+      <w:r>
+        <w:t xml:space="preserve">Evolutionary Convention</w:t>
+      </w:r>
+    </w:p>
+    <w:p>
+      <w:pPr>
+        <w:pStyle w:val="FirstParagraph"/>
+      </w:pPr>
+      <w:r>
+        <w:t xml:space="preserve">Which form predominates will emerge from adoption rather than mandate:</w:t>
+      </w:r>
+    </w:p>
+    <w:p>
+      <w:pPr>
+        <w:pStyle w:val="Compact"/>
+        <w:numPr>
+          <w:ilvl w:val="0"/>
+          <w:numId w:val="1144"/>
+        </w:numPr>
+      </w:pPr>
+      <w:r>
+        <w:t xml:space="preserve">Option B provides immediate convenience and is likely to dominate for well-known owners in the early ecosystem, since it requires no change to existing SIP paths.</w:t>
+      </w:r>
+    </w:p>
+    <w:p>
+      <w:pPr>
+        <w:pStyle w:val="Compact"/>
+        <w:numPr>
+          <w:ilvl w:val="0"/>
+          <w:numId w:val="1144"/>
+        </w:numPr>
+      </w:pPr>
+      <w:r>
+        <w:t xml:space="preserve">Option A provides precision and will grow as taxonomies mature and owners begin publishing resource-type-differentiated bindings. IntelliSense can guide users to these terminal qualifiers through normal step-by-step navigation.</w:t>
+      </w:r>
+    </w:p>
+    <w:p>
+      <w:pPr>
+        <w:pStyle w:val="Compact"/>
+        <w:numPr>
+          <w:ilvl w:val="0"/>
+          <w:numId w:val="1144"/>
+        </w:numPr>
+      </w:pPr>
+      <w:r>
+        <w:t xml:space="preserve">Option C provides explicit machine-readable intent and may become the preferred form for AI-native resolution and programmatic SIP generation, where the intent segment can be injected automatically by the calling system.</w:t>
+      </w:r>
+    </w:p>
+    <w:p>
+      <w:pPr>
+        <w:pStyle w:val="FirstParagraph"/>
+      </w:pPr>
+      <w:r>
+        <w:t xml:space="preserve">Resolvers should support all three models simultaneously without conflict. A SIP-aware browser, AI assistant, or integration that encounters any of the three forms should be able to resolve or usefully interpret it.</w:t>
+      </w:r>
+    </w:p>
+    <w:bookmarkEnd w:id="213"/>
+    <w:bookmarkStart w:id="214" w:name="architectural-implication-1"/>
+    <w:p>
+      <w:pPr>
+        <w:pStyle w:val="Heading2"/>
+      </w:pPr>
+      <w:r>
+        <w:t xml:space="preserve">Architectural Implication</w:t>
+      </w:r>
+    </w:p>
+    <w:p>
+      <w:pPr>
+        <w:pStyle w:val="FirstParagraph"/>
+      </w:pPr>
+      <w:r>
+        <w:t xml:space="preserve">The distinction between resource types is not encoded in SIP’s core path grammar — it is expressed through the path itself, just as all other semantic distinctions are. Terminal qualifiers are ordinary child segments. Namespace intent uses ordinary owner-prefix conventions. No special syntax extension is required.</w:t>
+      </w:r>
+    </w:p>
+    <w:p>
+      <w:pPr>
+        <w:pStyle w:val="BodyText"/>
+      </w:pPr>
+      <w:r>
+        <w:t xml:space="preserve">This means resource-type awareness can be layered into any existing SIP implementation at any time by adding bindings, without changing the underlying resolver, grammar, or identity format.</w:t>
+      </w:r>
+    </w:p>
+    <w:p>
+      <w:r>
+        <w:pict>
+          <v:rect style="width:0;height:1.5pt" o:hralign="center" o:hrstd="t" o:hr="t"/>
+        </w:pict>
+      </w:r>
+    </w:p>
+    <w:bookmarkEnd w:id="214"/>
+    <w:bookmarkEnd w:id="215"/>
     <w:sectPr>
       <w:footnotePr>
         <w:numRestart w:val="eachSect"/>
@@ -21893,6 +22570,9 @@
     <w:abstractNumId w:val="991"/>
   </w:num>
   <w:num w:numId="1143">
+    <w:abstractNumId w:val="991"/>
+  </w:num>
+  <w:num w:numId="1144">
     <w:abstractNumId w:val="991"/>
   </w:num>
 </w:numbering>

--- a/Docs/SIP_Whitepaper.docx
+++ b/Docs/SIP_Whitepaper.docx
@@ -982,7 +982,7 @@
     </w:p>
     <w:bookmarkEnd w:id="14"/>
     <w:bookmarkEnd w:id="15"/>
-    <w:bookmarkStart w:id="23" w:name="core-principles"/>
+    <w:bookmarkStart w:id="24" w:name="core-principles"/>
     <w:p>
       <w:pPr>
         <w:pStyle w:val="Heading1"/>
@@ -1265,7 +1265,7 @@
       </w:r>
     </w:p>
     <w:bookmarkEnd w:id="19"/>
-    <w:bookmarkStart w:id="20" w:name="Xe249f08a0b0873d45665205be7772d2a5fe547d"/>
+    <w:bookmarkStart w:id="21" w:name="Xe249f08a0b0873d45665205be7772d2a5fe547d"/>
     <w:p>
       <w:pPr>
         <w:pStyle w:val="Heading2"/>
@@ -1370,8 +1370,131 @@
         <w:t xml:space="preserve">This prevents semantic namespace speculation.</w:t>
       </w:r>
     </w:p>
+    <w:bookmarkStart w:id="20" w:name="Xfaaef642e218c80ea27ba8aaef6323141eab5da"/>
+    <w:p>
+      <w:pPr>
+        <w:pStyle w:val="Heading3"/>
+      </w:pPr>
+      <w:r>
+        <w:t xml:space="preserve">Owner-Bound Paths Are Not Exempt From This Principle</w:t>
+      </w:r>
+    </w:p>
+    <w:p>
+      <w:pPr>
+        <w:pStyle w:val="FirstParagraph"/>
+      </w:pPr>
+      <w:r>
+        <w:t xml:space="preserve">This principle applies equally to the owner segment of owner-bound SIP paths.</w:t>
+      </w:r>
+    </w:p>
+    <w:p>
+      <w:pPr>
+        <w:pStyle w:val="BodyText"/>
+      </w:pPr>
+      <w:r>
+        <w:t xml:space="preserve">The owner segment in a path such as:</w:t>
+      </w:r>
+    </w:p>
+    <w:p>
+      <w:pPr>
+        <w:pStyle w:val="BodyText"/>
+      </w:pPr>
+      <w:r>
+        <w:t xml:space="preserve">@amazon.cloud.aws</w:t>
+      </w:r>
+    </w:p>
+    <w:p>
+      <w:pPr>
+        <w:pStyle w:val="BodyText"/>
+      </w:pPr>
+      <w:r>
+        <w:t xml:space="preserve">is a self-asserted, verification-backed label — not a globally reserved namespace.</w:t>
+      </w:r>
+    </w:p>
+    <w:p>
+      <w:pPr>
+        <w:pStyle w:val="BodyText"/>
+      </w:pPr>
+      <w:r>
+        <w:t xml:space="preserve">Multiple distinct entities may legitimately assert paths sharing the same owner label, provided they occupy distinct semantic categories:</w:t>
+      </w:r>
+    </w:p>
+    <w:p>
+      <w:pPr>
+        <w:pStyle w:val="BodyText"/>
+      </w:pPr>
+      <w:r>
+        <w:t xml:space="preserve">@amazon.commerce.marketplace</w:t>
+      </w:r>
+      <w:r>
+        <w:t xml:space="preserve"> </w:t>
+      </w:r>
+      <w:r>
+        <w:t xml:space="preserve">@amazon.bakery.shop</w:t>
+      </w:r>
+    </w:p>
+    <w:p>
+      <w:pPr>
+        <w:pStyle w:val="BodyText"/>
+      </w:pPr>
+      <w:r>
+        <w:t xml:space="preserve">Neither entity globally owns the root label</w:t>
+      </w:r>
+      <w:r>
+        <w:t xml:space="preserve"> </w:t>
+      </w:r>
+      <w:r>
+        <w:rPr>
+          <w:rStyle w:val="VerbatimChar"/>
+        </w:rPr>
+        <w:t xml:space="preserve">amazon</w:t>
+      </w:r>
+      <w:r>
+        <w:t xml:space="preserve">. Each holds verified, consensus-backed authority over their own full semantic path.</w:t>
+      </w:r>
+    </w:p>
+    <w:p>
+      <w:pPr>
+        <w:pStyle w:val="BodyText"/>
+      </w:pPr>
+      <w:r>
+        <w:t xml:space="preserve">Scarcity in SIP applies at the level of the complete semantic path, not at the owner segment root.</w:t>
+      </w:r>
+    </w:p>
+    <w:p>
+      <w:pPr>
+        <w:pStyle w:val="BodyText"/>
+      </w:pPr>
+      <w:r>
+        <w:t xml:space="preserve">Resolver confidence and cross-provider consensus — not prior registration — determine authoritative resolution when owner labels overlap.</w:t>
+      </w:r>
+    </w:p>
+    <w:p>
+      <w:pPr>
+        <w:pStyle w:val="BodyText"/>
+      </w:pPr>
+      <w:r>
+        <w:t xml:space="preserve">This closes the structural equivalent of DNS</w:t>
+      </w:r>
+      <w:r>
+        <w:t xml:space="preserve"> </w:t>
+      </w:r>
+      <w:r>
+        <w:rPr>
+          <w:rStyle w:val="VerbatimChar"/>
+        </w:rPr>
+        <w:t xml:space="preserve">.com</w:t>
+      </w:r>
+      <w:r>
+        <w:t xml:space="preserve"> </w:t>
+      </w:r>
+      <w:r>
+        <w:t xml:space="preserve">scarcity that would otherwise be recreated at the owner segment level.</w:t>
+      </w:r>
+    </w:p>
     <w:bookmarkEnd w:id="20"/>
-    <w:bookmarkStart w:id="21" w:name="Xb63663531d97703ad135704f1bd0a0874398f2a"/>
+    <w:bookmarkEnd w:id="21"/>
+    <w:bookmarkStart w:id="22" w:name="Xb63663531d97703ad135704f1bd0a0874398f2a"/>
     <w:p>
       <w:pPr>
         <w:pStyle w:val="Heading2"/>
@@ -1508,8 +1631,8 @@
         <w:t xml:space="preserve">not exclusive ownership.</w:t>
       </w:r>
     </w:p>
-    <w:bookmarkEnd w:id="21"/>
-    <w:bookmarkStart w:id="22" w:name="Xd7c0f87870b0a6a13eb551104fb89299bedd2af"/>
+    <w:bookmarkEnd w:id="22"/>
+    <w:bookmarkStart w:id="23" w:name="Xd7c0f87870b0a6a13eb551104fb89299bedd2af"/>
     <w:p>
       <w:pPr>
         <w:pStyle w:val="Heading2"/>
@@ -1650,9 +1773,9 @@
         <w:t xml:space="preserve">health monitoring</w:t>
       </w:r>
     </w:p>
-    <w:bookmarkEnd w:id="22"/>
     <w:bookmarkEnd w:id="23"/>
-    <w:bookmarkStart w:id="27" w:name="semantic-identity-syntax"/>
+    <w:bookmarkEnd w:id="24"/>
+    <w:bookmarkStart w:id="28" w:name="semantic-identity-syntax"/>
     <w:p>
       <w:pPr>
         <w:pStyle w:val="Heading1"/>
@@ -1661,7 +1784,7 @@
         <w:t xml:space="preserve">Semantic Identity Syntax</w:t>
       </w:r>
     </w:p>
-    <w:bookmarkStart w:id="24" w:name="basic-syntax"/>
+    <w:bookmarkStart w:id="25" w:name="basic-syntax"/>
     <w:p>
       <w:pPr>
         <w:pStyle w:val="Heading2"/>
@@ -1712,8 +1835,8 @@
         <w:t xml:space="preserve">@google.video.youtube.creators</w:t>
       </w:r>
     </w:p>
-    <w:bookmarkEnd w:id="24"/>
-    <w:bookmarkStart w:id="25" w:name="hierarchical-structure"/>
+    <w:bookmarkEnd w:id="25"/>
+    <w:bookmarkStart w:id="26" w:name="hierarchical-structure"/>
     <w:p>
       <w:pPr>
         <w:pStyle w:val="Heading2"/>
@@ -1758,8 +1881,8 @@
         <w:t xml:space="preserve">@google.video.youtube.creators</w:t>
       </w:r>
     </w:p>
-    <w:bookmarkEnd w:id="25"/>
-    <w:bookmarkStart w:id="26" w:name="semantic-categories"/>
+    <w:bookmarkEnd w:id="26"/>
+    <w:bookmarkStart w:id="27" w:name="semantic-categories"/>
     <w:p>
       <w:pPr>
         <w:pStyle w:val="Heading2"/>
@@ -1830,9 +1953,9 @@
         <w:t xml:space="preserve">These are semantic concepts, not DNS ownership layers.</w:t>
       </w:r>
     </w:p>
-    <w:bookmarkEnd w:id="26"/>
     <w:bookmarkEnd w:id="27"/>
-    <w:bookmarkStart w:id="31" w:name="resolution-model"/>
+    <w:bookmarkEnd w:id="28"/>
+    <w:bookmarkStart w:id="32" w:name="resolution-model"/>
     <w:p>
       <w:pPr>
         <w:pStyle w:val="Heading1"/>
@@ -1841,7 +1964,7 @@
         <w:t xml:space="preserve">Resolution Model</w:t>
       </w:r>
     </w:p>
-    <w:bookmarkStart w:id="28" w:name="exact-resolution"/>
+    <w:bookmarkStart w:id="29" w:name="exact-resolution"/>
     <w:p>
       <w:pPr>
         <w:pStyle w:val="Heading2"/>
@@ -1882,8 +2005,8 @@
         <w:t xml:space="preserve">https://aws.amazon.com</w:t>
       </w:r>
     </w:p>
-    <w:bookmarkEnd w:id="28"/>
-    <w:bookmarkStart w:id="29" w:name="discovery-resolution"/>
+    <w:bookmarkEnd w:id="29"/>
+    <w:bookmarkStart w:id="30" w:name="discovery-resolution"/>
     <w:p>
       <w:pPr>
         <w:pStyle w:val="Heading2"/>
@@ -1952,8 +2075,8 @@
         <w:t xml:space="preserve">Disney+ streaming video</w:t>
       </w:r>
     </w:p>
-    <w:bookmarkEnd w:id="29"/>
-    <w:bookmarkStart w:id="30" w:name="personalized-resolution"/>
+    <w:bookmarkEnd w:id="30"/>
+    <w:bookmarkStart w:id="31" w:name="personalized-resolution"/>
     <w:p>
       <w:pPr>
         <w:pStyle w:val="Heading2"/>
@@ -2030,9 +2153,9 @@
         <w:t xml:space="preserve">trust settings</w:t>
       </w:r>
     </w:p>
-    <w:bookmarkEnd w:id="30"/>
     <w:bookmarkEnd w:id="31"/>
-    <w:bookmarkStart w:id="38" w:name="semantic-identity-providers-sips"/>
+    <w:bookmarkEnd w:id="32"/>
+    <w:bookmarkStart w:id="39" w:name="semantic-identity-providers-sips"/>
     <w:p>
       <w:pPr>
         <w:pStyle w:val="Heading1"/>
@@ -2041,7 +2164,7 @@
         <w:t xml:space="preserve">Semantic Identity Providers (SIPs)</w:t>
       </w:r>
     </w:p>
-    <w:bookmarkStart w:id="32" w:name="definition"/>
+    <w:bookmarkStart w:id="33" w:name="definition"/>
     <w:p>
       <w:pPr>
         <w:pStyle w:val="Heading2"/>
@@ -2118,8 +2241,8 @@
         <w:t xml:space="preserve">exposes standardized APIs</w:t>
       </w:r>
     </w:p>
-    <w:bookmarkEnd w:id="32"/>
-    <w:bookmarkStart w:id="37" w:name="sip-responsibilities"/>
+    <w:bookmarkEnd w:id="33"/>
+    <w:bookmarkStart w:id="38" w:name="sip-responsibilities"/>
     <w:p>
       <w:pPr>
         <w:pStyle w:val="Heading2"/>
@@ -2128,7 +2251,7 @@
         <w:t xml:space="preserve">SIP Responsibilities</w:t>
       </w:r>
     </w:p>
-    <w:bookmarkStart w:id="33" w:name="identity-verification"/>
+    <w:bookmarkStart w:id="34" w:name="identity-verification"/>
     <w:p>
       <w:pPr>
         <w:pStyle w:val="Heading3"/>
@@ -2193,8 +2316,8 @@
         <w:t xml:space="preserve">signed manifests</w:t>
       </w:r>
     </w:p>
-    <w:bookmarkEnd w:id="33"/>
-    <w:bookmarkStart w:id="34" w:name="mapping-publication"/>
+    <w:bookmarkEnd w:id="34"/>
+    <w:bookmarkStart w:id="35" w:name="mapping-publication"/>
     <w:p>
       <w:pPr>
         <w:pStyle w:val="Heading3"/>
@@ -2225,8 +2348,8 @@
         <w:t xml:space="preserve">→ https://aws.amazon.com</w:t>
       </w:r>
     </w:p>
-    <w:bookmarkEnd w:id="34"/>
-    <w:bookmarkStart w:id="35" w:name="health-monitoring"/>
+    <w:bookmarkEnd w:id="35"/>
+    <w:bookmarkStart w:id="36" w:name="health-monitoring"/>
     <w:p>
       <w:pPr>
         <w:pStyle w:val="Heading3"/>
@@ -2303,8 +2426,8 @@
         <w:t xml:space="preserve">manifest integrity</w:t>
       </w:r>
     </w:p>
-    <w:bookmarkEnd w:id="35"/>
-    <w:bookmarkStart w:id="36" w:name="owner-notifications"/>
+    <w:bookmarkEnd w:id="36"/>
+    <w:bookmarkStart w:id="37" w:name="owner-notifications"/>
     <w:p>
       <w:pPr>
         <w:pStyle w:val="Heading3"/>
@@ -2381,10 +2504,10 @@
         <w:t xml:space="preserve">AI detects likely route changes</w:t>
       </w:r>
     </w:p>
-    <w:bookmarkEnd w:id="36"/>
     <w:bookmarkEnd w:id="37"/>
     <w:bookmarkEnd w:id="38"/>
-    <w:bookmarkStart w:id="42" w:name="federation-model"/>
+    <w:bookmarkEnd w:id="39"/>
+    <w:bookmarkStart w:id="43" w:name="federation-model"/>
     <w:p>
       <w:pPr>
         <w:pStyle w:val="Heading1"/>
@@ -2393,7 +2516,7 @@
         <w:t xml:space="preserve">Federation Model</w:t>
       </w:r>
     </w:p>
-    <w:bookmarkStart w:id="39" w:name="open-protocol"/>
+    <w:bookmarkStart w:id="40" w:name="open-protocol"/>
     <w:p>
       <w:pPr>
         <w:pStyle w:val="Heading2"/>
@@ -2466,8 +2589,8 @@
         <w:t xml:space="preserve">No single organization owns SIP.</w:t>
       </w:r>
     </w:p>
-    <w:bookmarkEnd w:id="39"/>
-    <w:bookmarkStart w:id="40" w:name="federated-ecosystem"/>
+    <w:bookmarkEnd w:id="40"/>
+    <w:bookmarkStart w:id="41" w:name="federated-ecosystem"/>
     <w:p>
       <w:pPr>
         <w:pStyle w:val="Heading2"/>
@@ -2544,8 +2667,8 @@
         <w:t xml:space="preserve">open-source SIPs</w:t>
       </w:r>
     </w:p>
-    <w:bookmarkEnd w:id="40"/>
-    <w:bookmarkStart w:id="41" w:name="resolver-aggregation"/>
+    <w:bookmarkEnd w:id="41"/>
+    <w:bookmarkStart w:id="42" w:name="resolver-aggregation"/>
     <w:p>
       <w:pPr>
         <w:pStyle w:val="Heading2"/>
@@ -2618,9 +2741,9 @@
         <w:t xml:space="preserve">semantic relevance</w:t>
       </w:r>
     </w:p>
-    <w:bookmarkEnd w:id="41"/>
     <w:bookmarkEnd w:id="42"/>
-    <w:bookmarkStart w:id="46" w:name="resolver-architecture"/>
+    <w:bookmarkEnd w:id="43"/>
+    <w:bookmarkStart w:id="47" w:name="resolver-architecture"/>
     <w:p>
       <w:pPr>
         <w:pStyle w:val="Heading1"/>
@@ -2629,7 +2752,7 @@
         <w:t xml:space="preserve">Resolver Architecture</w:t>
       </w:r>
     </w:p>
-    <w:bookmarkStart w:id="43" w:name="resolver-responsibilities"/>
+    <w:bookmarkStart w:id="44" w:name="resolver-responsibilities"/>
     <w:p>
       <w:pPr>
         <w:pStyle w:val="Heading2"/>
@@ -2718,8 +2841,8 @@
         <w:t xml:space="preserve">return ranked destinations</w:t>
       </w:r>
     </w:p>
-    <w:bookmarkEnd w:id="43"/>
-    <w:bookmarkStart w:id="44" w:name="example-resolution-request"/>
+    <w:bookmarkEnd w:id="44"/>
+    <w:bookmarkStart w:id="45" w:name="example-resolution-request"/>
     <w:p>
       <w:pPr>
         <w:pStyle w:val="Heading2"/>
@@ -2739,8 +2862,8 @@
         <w:t xml:space="preserve">@amazon.cloud.aws</w:t>
       </w:r>
     </w:p>
-    <w:bookmarkEnd w:id="44"/>
-    <w:bookmarkStart w:id="45" w:name="example-resolver-response"/>
+    <w:bookmarkEnd w:id="45"/>
+    <w:bookmarkStart w:id="46" w:name="example-resolver-response"/>
     <w:p>
       <w:pPr>
         <w:pStyle w:val="Heading2"/>
@@ -2865,9 +2988,9 @@
         <w:t xml:space="preserve">}</w:t>
       </w:r>
     </w:p>
-    <w:bookmarkEnd w:id="45"/>
     <w:bookmarkEnd w:id="46"/>
-    <w:bookmarkStart w:id="49" w:name="consensus-and-reputation"/>
+    <w:bookmarkEnd w:id="47"/>
+    <w:bookmarkStart w:id="50" w:name="consensus-and-reputation"/>
     <w:p>
       <w:pPr>
         <w:pStyle w:val="Heading1"/>
@@ -2876,7 +2999,7 @@
         <w:t xml:space="preserve">Consensus and Reputation</w:t>
       </w:r>
     </w:p>
-    <w:bookmarkStart w:id="47" w:name="consensus-driven-resolution"/>
+    <w:bookmarkStart w:id="48" w:name="consensus-driven-resolution"/>
     <w:p>
       <w:pPr>
         <w:pStyle w:val="Heading2"/>
@@ -2929,8 +3052,8 @@
         <w:t xml:space="preserve">semantic relevance is high</w:t>
       </w:r>
     </w:p>
-    <w:bookmarkEnd w:id="47"/>
-    <w:bookmarkStart w:id="48" w:name="reputation-system"/>
+    <w:bookmarkEnd w:id="48"/>
+    <w:bookmarkStart w:id="49" w:name="reputation-system"/>
     <w:p>
       <w:pPr>
         <w:pStyle w:val="Heading2"/>
@@ -3063,9 +3186,9 @@
         <w:t xml:space="preserve">broken mappings</w:t>
       </w:r>
     </w:p>
-    <w:bookmarkEnd w:id="48"/>
     <w:bookmarkEnd w:id="49"/>
-    <w:bookmarkStart w:id="53" w:name="semantic-identity-health-monitoring"/>
+    <w:bookmarkEnd w:id="50"/>
+    <w:bookmarkStart w:id="54" w:name="semantic-identity-health-monitoring"/>
     <w:p>
       <w:pPr>
         <w:pStyle w:val="Heading1"/>
@@ -3074,7 +3197,7 @@
         <w:t xml:space="preserve">Semantic Identity Health Monitoring</w:t>
       </w:r>
     </w:p>
-    <w:bookmarkStart w:id="50" w:name="managed-semantic-infrastructure"/>
+    <w:bookmarkStart w:id="51" w:name="managed-semantic-infrastructure"/>
     <w:p>
       <w:pPr>
         <w:pStyle w:val="Heading2"/>
@@ -3139,8 +3262,8 @@
         <w:t xml:space="preserve">continuity tracking</w:t>
       </w:r>
     </w:p>
-    <w:bookmarkEnd w:id="50"/>
-    <w:bookmarkStart w:id="51" w:name="example-health-record"/>
+    <w:bookmarkEnd w:id="51"/>
+    <w:bookmarkStart w:id="52" w:name="example-health-record"/>
     <w:p>
       <w:pPr>
         <w:pStyle w:val="Heading2"/>
@@ -3238,8 +3361,8 @@
         <w:t xml:space="preserve">}</w:t>
       </w:r>
     </w:p>
-    <w:bookmarkEnd w:id="51"/>
-    <w:bookmarkStart w:id="52" w:name="ai-assisted-route-repair"/>
+    <w:bookmarkEnd w:id="52"/>
+    <w:bookmarkStart w:id="53" w:name="ai-assisted-route-repair"/>
     <w:p>
       <w:pPr>
         <w:pStyle w:val="Heading2"/>
@@ -3292,9 +3415,9 @@
         <w:t xml:space="preserve">semantic identity remains stable</w:t>
       </w:r>
     </w:p>
-    <w:bookmarkEnd w:id="52"/>
     <w:bookmarkEnd w:id="53"/>
-    <w:bookmarkStart w:id="56" w:name="ai-integration"/>
+    <w:bookmarkEnd w:id="54"/>
+    <w:bookmarkStart w:id="57" w:name="ai-integration"/>
     <w:p>
       <w:pPr>
         <w:pStyle w:val="Heading1"/>
@@ -3303,7 +3426,7 @@
         <w:t xml:space="preserve">AI Integration</w:t>
       </w:r>
     </w:p>
-    <w:bookmarkStart w:id="54" w:name="ai-native-navigation"/>
+    <w:bookmarkStart w:id="55" w:name="ai-native-navigation"/>
     <w:p>
       <w:pPr>
         <w:pStyle w:val="Heading2"/>
@@ -3356,8 +3479,8 @@
         <w:t xml:space="preserve">AI systems resolve semantic identities automatically.</w:t>
       </w:r>
     </w:p>
-    <w:bookmarkEnd w:id="54"/>
-    <w:bookmarkStart w:id="55" w:name="semantic-advantage"/>
+    <w:bookmarkEnd w:id="55"/>
+    <w:bookmarkStart w:id="56" w:name="semantic-advantage"/>
     <w:p>
       <w:pPr>
         <w:pStyle w:val="Heading2"/>
@@ -3430,9 +3553,9 @@
         <w:t xml:space="preserve">This is significantly more useful for AI systems than traditional domains.</w:t>
       </w:r>
     </w:p>
-    <w:bookmarkEnd w:id="55"/>
     <w:bookmarkEnd w:id="56"/>
-    <w:bookmarkStart w:id="59" w:name="browser-and-application-integration"/>
+    <w:bookmarkEnd w:id="57"/>
+    <w:bookmarkStart w:id="60" w:name="browser-and-application-integration"/>
     <w:p>
       <w:pPr>
         <w:pStyle w:val="Heading1"/>
@@ -3441,7 +3564,7 @@
         <w:t xml:space="preserve">Browser and Application Integration</w:t>
       </w:r>
     </w:p>
-    <w:bookmarkStart w:id="57" w:name="chrome-extension-mvp"/>
+    <w:bookmarkStart w:id="58" w:name="chrome-extension-mvp"/>
     <w:p>
       <w:pPr>
         <w:pStyle w:val="Heading2"/>
@@ -3518,8 +3641,8 @@
         <w:t xml:space="preserve">expose verification metadata</w:t>
       </w:r>
     </w:p>
-    <w:bookmarkEnd w:id="57"/>
-    <w:bookmarkStart w:id="58" w:name="future-browser-integration"/>
+    <w:bookmarkEnd w:id="58"/>
+    <w:bookmarkStart w:id="59" w:name="future-browser-integration"/>
     <w:p>
       <w:pPr>
         <w:pStyle w:val="Heading2"/>
@@ -3552,9 +3675,9 @@
         <w:t xml:space="preserve">directly in the address bar.</w:t>
       </w:r>
     </w:p>
-    <w:bookmarkEnd w:id="58"/>
     <w:bookmarkEnd w:id="59"/>
-    <w:bookmarkStart w:id="65" w:name="X0689b84d60f4759dc7dc78c36cb2ea25f3e0ab4"/>
+    <w:bookmarkEnd w:id="60"/>
+    <w:bookmarkStart w:id="66" w:name="X0689b84d60f4759dc7dc78c36cb2ea25f3e0ab4"/>
     <w:p>
       <w:pPr>
         <w:pStyle w:val="Heading1"/>
@@ -3647,7 +3770,7 @@
         <w:t xml:space="preserve">to establish semantic identity credibility.</w:t>
       </w:r>
     </w:p>
-    <w:bookmarkStart w:id="60" w:name="verification-philosophy"/>
+    <w:bookmarkStart w:id="61" w:name="verification-philosophy"/>
     <w:p>
       <w:pPr>
         <w:pStyle w:val="Heading2"/>
@@ -3780,8 +3903,8 @@
         <w:t xml:space="preserve">institutional verification</w:t>
       </w:r>
     </w:p>
-    <w:bookmarkEnd w:id="60"/>
-    <w:bookmarkStart w:id="61" w:name="trust-levels"/>
+    <w:bookmarkEnd w:id="61"/>
+    <w:bookmarkStart w:id="62" w:name="trust-levels"/>
     <w:p>
       <w:pPr>
         <w:pStyle w:val="Heading2"/>
@@ -3840,8 +3963,8 @@
         <w:t xml:space="preserve">Weakly verified or ambiguous semantic identities may instead trigger discovery mode or user confirmation.</w:t>
       </w:r>
     </w:p>
-    <w:bookmarkEnd w:id="61"/>
-    <w:bookmarkStart w:id="62" w:name="consensus-driven-trust"/>
+    <w:bookmarkEnd w:id="62"/>
+    <w:bookmarkStart w:id="63" w:name="consensus-driven-trust"/>
     <w:p>
       <w:pPr>
         <w:pStyle w:val="Heading2"/>
@@ -3942,8 +4065,8 @@
         <w:t xml:space="preserve">This prevents any single provider from monopolizing semantic identity authority while also discouraging impersonation and malicious mappings.</w:t>
       </w:r>
     </w:p>
-    <w:bookmarkEnd w:id="62"/>
-    <w:bookmarkStart w:id="63" w:name="resolver-behavior"/>
+    <w:bookmarkEnd w:id="63"/>
+    <w:bookmarkStart w:id="64" w:name="resolver-behavior"/>
     <w:p>
       <w:pPr>
         <w:pStyle w:val="Heading2"/>
@@ -4064,8 +4187,8 @@
         <w:t xml:space="preserve">warn users about suspicious destinations</w:t>
       </w:r>
     </w:p>
-    <w:bookmarkEnd w:id="63"/>
-    <w:bookmarkStart w:id="64" w:name="federation-philosophy"/>
+    <w:bookmarkEnd w:id="64"/>
+    <w:bookmarkStart w:id="65" w:name="federation-philosophy"/>
     <w:p>
       <w:pPr>
         <w:pStyle w:val="Heading2"/>
@@ -4166,9 +4289,9 @@
         <w:t xml:space="preserve">This architecture enables SIP to remain open, federated, and interoperable while still supporting strong trust and anti-impersonation protections.</w:t>
       </w:r>
     </w:p>
-    <w:bookmarkEnd w:id="64"/>
     <w:bookmarkEnd w:id="65"/>
-    <w:bookmarkStart w:id="68" w:name="governance"/>
+    <w:bookmarkEnd w:id="66"/>
+    <w:bookmarkStart w:id="69" w:name="governance"/>
     <w:p>
       <w:pPr>
         <w:pStyle w:val="Heading1"/>
@@ -4177,7 +4300,7 @@
         <w:t xml:space="preserve">Governance</w:t>
       </w:r>
     </w:p>
-    <w:bookmarkStart w:id="66" w:name="open-standards"/>
+    <w:bookmarkStart w:id="67" w:name="open-standards"/>
     <w:p>
       <w:pPr>
         <w:pStyle w:val="Heading2"/>
@@ -4242,8 +4365,8 @@
         <w:t xml:space="preserve">multi-provider federation</w:t>
       </w:r>
     </w:p>
-    <w:bookmarkEnd w:id="66"/>
-    <w:bookmarkStart w:id="67" w:name="anti-monopoly-design"/>
+    <w:bookmarkEnd w:id="67"/>
+    <w:bookmarkStart w:id="68" w:name="anti-monopoly-design"/>
     <w:p>
       <w:pPr>
         <w:pStyle w:val="Heading2"/>
@@ -4304,9 +4427,9 @@
         <w:t xml:space="preserve">No single company owns semantic identity.</w:t>
       </w:r>
     </w:p>
-    <w:bookmarkEnd w:id="67"/>
     <w:bookmarkEnd w:id="68"/>
-    <w:bookmarkStart w:id="71" w:name="economic-model"/>
+    <w:bookmarkEnd w:id="69"/>
+    <w:bookmarkStart w:id="72" w:name="economic-model"/>
     <w:p>
       <w:pPr>
         <w:pStyle w:val="Heading1"/>
@@ -4315,7 +4438,7 @@
         <w:t xml:space="preserve">Economic Model</w:t>
       </w:r>
     </w:p>
-    <w:bookmarkStart w:id="69" w:name="incentives-for-providers"/>
+    <w:bookmarkStart w:id="70" w:name="incentives-for-providers"/>
     <w:p>
       <w:pPr>
         <w:pStyle w:val="Heading2"/>
@@ -4416,8 +4539,8 @@
         <w:t xml:space="preserve">premium management tools</w:t>
       </w:r>
     </w:p>
-    <w:bookmarkEnd w:id="69"/>
-    <w:bookmarkStart w:id="70" w:name="incentives-for-ai-companies"/>
+    <w:bookmarkEnd w:id="70"/>
+    <w:bookmarkStart w:id="71" w:name="incentives-for-ai-companies"/>
     <w:p>
       <w:pPr>
         <w:pStyle w:val="Heading2"/>
@@ -4482,9 +4605,9 @@
         <w:t xml:space="preserve">structured internet meaning</w:t>
       </w:r>
     </w:p>
-    <w:bookmarkEnd w:id="70"/>
     <w:bookmarkEnd w:id="71"/>
-    <w:bookmarkStart w:id="72" w:name="future-vision"/>
+    <w:bookmarkEnd w:id="72"/>
+    <w:bookmarkStart w:id="73" w:name="future-vision"/>
     <w:p>
       <w:pPr>
         <w:pStyle w:val="Heading1"/>
@@ -4597,8 +4720,8 @@
         <w:t xml:space="preserve">rather than flat global domain ownership.</w:t>
       </w:r>
     </w:p>
-    <w:bookmarkEnd w:id="72"/>
-    <w:bookmarkStart w:id="91" w:name="required-documentation-roadmap"/>
+    <w:bookmarkEnd w:id="73"/>
+    <w:bookmarkStart w:id="92" w:name="required-documentation-roadmap"/>
     <w:p>
       <w:pPr>
         <w:pStyle w:val="Heading1"/>
@@ -4607,7 +4730,7 @@
         <w:t xml:space="preserve">Required Documentation Roadmap</w:t>
       </w:r>
     </w:p>
-    <w:bookmarkStart w:id="73" w:name="sip-white-paper"/>
+    <w:bookmarkStart w:id="74" w:name="sip-white-paper"/>
     <w:p>
       <w:pPr>
         <w:pStyle w:val="Heading2"/>
@@ -4752,8 +4875,8 @@
         <w:t xml:space="preserve">developers</w:t>
       </w:r>
     </w:p>
-    <w:bookmarkEnd w:id="73"/>
-    <w:bookmarkStart w:id="74" w:name="sip-core-protocol-specification"/>
+    <w:bookmarkEnd w:id="74"/>
+    <w:bookmarkStart w:id="75" w:name="sip-core-protocol-specification"/>
     <w:p>
       <w:pPr>
         <w:pStyle w:val="Heading2"/>
@@ -4954,8 +5077,8 @@
         <w:t xml:space="preserve">trust model</w:t>
       </w:r>
     </w:p>
-    <w:bookmarkEnd w:id="74"/>
-    <w:bookmarkStart w:id="75" w:name="sip-resolver-specification"/>
+    <w:bookmarkEnd w:id="75"/>
+    <w:bookmarkStart w:id="76" w:name="sip-resolver-specification"/>
     <w:p>
       <w:pPr>
         <w:pStyle w:val="Heading2"/>
@@ -5100,8 +5223,8 @@
         <w:t xml:space="preserve">failover</w:t>
       </w:r>
     </w:p>
-    <w:bookmarkEnd w:id="75"/>
-    <w:bookmarkStart w:id="76" w:name="sip-federation-specification"/>
+    <w:bookmarkEnd w:id="76"/>
+    <w:bookmarkStart w:id="77" w:name="sip-federation-specification"/>
     <w:p>
       <w:pPr>
         <w:pStyle w:val="Heading2"/>
@@ -5222,8 +5345,8 @@
         <w:t xml:space="preserve">distributed resolution</w:t>
       </w:r>
     </w:p>
-    <w:bookmarkEnd w:id="76"/>
-    <w:bookmarkStart w:id="77" w:name="sip-verification-specification"/>
+    <w:bookmarkEnd w:id="77"/>
+    <w:bookmarkStart w:id="78" w:name="sip-verification-specification"/>
     <w:p>
       <w:pPr>
         <w:pStyle w:val="Heading2"/>
@@ -5344,8 +5467,8 @@
         <w:t xml:space="preserve">cryptographic signing</w:t>
       </w:r>
     </w:p>
-    <w:bookmarkEnd w:id="77"/>
-    <w:bookmarkStart w:id="78" w:name="sip-security-architecture"/>
+    <w:bookmarkEnd w:id="78"/>
+    <w:bookmarkStart w:id="79" w:name="sip-security-architecture"/>
     <w:p>
       <w:pPr>
         <w:pStyle w:val="Heading2"/>
@@ -5478,8 +5601,8 @@
         <w:t xml:space="preserve">provider compromise</w:t>
       </w:r>
     </w:p>
-    <w:bookmarkEnd w:id="78"/>
-    <w:bookmarkStart w:id="79" w:name="sip-reputation-and-consensus-model"/>
+    <w:bookmarkEnd w:id="79"/>
+    <w:bookmarkStart w:id="80" w:name="sip-reputation-and-consensus-model"/>
     <w:p>
       <w:pPr>
         <w:pStyle w:val="Heading2"/>
@@ -5600,8 +5723,8 @@
         <w:t xml:space="preserve">spam suppression</w:t>
       </w:r>
     </w:p>
-    <w:bookmarkEnd w:id="79"/>
-    <w:bookmarkStart w:id="80" w:name="sip-semantic-identity-schema"/>
+    <w:bookmarkEnd w:id="80"/>
+    <w:bookmarkStart w:id="81" w:name="sip-semantic-identity-schema"/>
     <w:p>
       <w:pPr>
         <w:pStyle w:val="Heading2"/>
@@ -5710,8 +5833,8 @@
         <w:t xml:space="preserve">health metadata</w:t>
       </w:r>
     </w:p>
-    <w:bookmarkEnd w:id="80"/>
-    <w:bookmarkStart w:id="81" w:name="sip-dashboard-and-management-ux"/>
+    <w:bookmarkEnd w:id="81"/>
+    <w:bookmarkStart w:id="82" w:name="sip-dashboard-and-management-ux"/>
     <w:p>
       <w:pPr>
         <w:pStyle w:val="Heading2"/>
@@ -5832,8 +5955,8 @@
         <w:t xml:space="preserve">verification workflows</w:t>
       </w:r>
     </w:p>
-    <w:bookmarkEnd w:id="81"/>
-    <w:bookmarkStart w:id="82" w:name="sip-ai-integration-specification"/>
+    <w:bookmarkEnd w:id="82"/>
+    <w:bookmarkStart w:id="83" w:name="sip-ai-integration-specification"/>
     <w:p>
       <w:pPr>
         <w:pStyle w:val="Heading2"/>
@@ -5930,8 +6053,8 @@
         <w:t xml:space="preserve">ambiguity dialogue</w:t>
       </w:r>
     </w:p>
-    <w:bookmarkEnd w:id="82"/>
-    <w:bookmarkStart w:id="83" w:name="sip-browser-integration-proposal"/>
+    <w:bookmarkEnd w:id="83"/>
+    <w:bookmarkStart w:id="84" w:name="sip-browser-integration-proposal"/>
     <w:p>
       <w:pPr>
         <w:pStyle w:val="Heading2"/>
@@ -6028,8 +6151,8 @@
         <w:t xml:space="preserve">browser APIs</w:t>
       </w:r>
     </w:p>
-    <w:bookmarkEnd w:id="83"/>
-    <w:bookmarkStart w:id="84" w:name="sip-chrome-extension-mvp-specification"/>
+    <w:bookmarkEnd w:id="84"/>
+    <w:bookmarkStart w:id="85" w:name="sip-chrome-extension-mvp-specification"/>
     <w:p>
       <w:pPr>
         <w:pStyle w:val="Heading2"/>
@@ -6126,8 +6249,8 @@
         <w:t xml:space="preserve">verification display</w:t>
       </w:r>
     </w:p>
-    <w:bookmarkEnd w:id="84"/>
-    <w:bookmarkStart w:id="85" w:name="sip-manifest-specification"/>
+    <w:bookmarkEnd w:id="85"/>
+    <w:bookmarkStart w:id="86" w:name="sip-manifest-specification"/>
     <w:p>
       <w:pPr>
         <w:pStyle w:val="Heading2"/>
@@ -6228,8 +6351,8 @@
         <w:t xml:space="preserve">synchronization</w:t>
       </w:r>
     </w:p>
-    <w:bookmarkEnd w:id="85"/>
-    <w:bookmarkStart w:id="86" w:name="sip-api-reference"/>
+    <w:bookmarkEnd w:id="86"/>
+    <w:bookmarkStart w:id="87" w:name="sip-api-reference"/>
     <w:p>
       <w:pPr>
         <w:pStyle w:val="Heading2"/>
@@ -6326,8 +6449,8 @@
         <w:t xml:space="preserve">authentication</w:t>
       </w:r>
     </w:p>
-    <w:bookmarkEnd w:id="86"/>
-    <w:bookmarkStart w:id="87" w:name="sip-governance-charter"/>
+    <w:bookmarkEnd w:id="87"/>
+    <w:bookmarkStart w:id="88" w:name="sip-governance-charter"/>
     <w:p>
       <w:pPr>
         <w:pStyle w:val="Heading2"/>
@@ -6412,8 +6535,8 @@
         <w:t xml:space="preserve">open governance principles</w:t>
       </w:r>
     </w:p>
-    <w:bookmarkEnd w:id="87"/>
-    <w:bookmarkStart w:id="88" w:name="sip-reference-implementation"/>
+    <w:bookmarkEnd w:id="88"/>
+    <w:bookmarkStart w:id="89" w:name="sip-reference-implementation"/>
     <w:p>
       <w:pPr>
         <w:pStyle w:val="Heading2"/>
@@ -6510,8 +6633,8 @@
         <w:t xml:space="preserve">sample AI integration</w:t>
       </w:r>
     </w:p>
-    <w:bookmarkEnd w:id="88"/>
-    <w:bookmarkStart w:id="89" w:name="sip-demonstration-scenarios"/>
+    <w:bookmarkEnd w:id="89"/>
+    <w:bookmarkStart w:id="90" w:name="sip-demonstration-scenarios"/>
     <w:p>
       <w:pPr>
         <w:pStyle w:val="Heading2"/>
@@ -6580,8 +6703,8 @@
         <w:t xml:space="preserve">Find reliable Apollo 11 information</w:t>
       </w:r>
     </w:p>
-    <w:bookmarkEnd w:id="89"/>
-    <w:bookmarkStart w:id="90" w:name="sip-business-and-monetization-strategy"/>
+    <w:bookmarkEnd w:id="90"/>
+    <w:bookmarkStart w:id="91" w:name="sip-business-and-monetization-strategy"/>
     <w:p>
       <w:pPr>
         <w:pStyle w:val="Heading2"/>
@@ -6666,9 +6789,9 @@
         <w:t xml:space="preserve">hosting opportunities</w:t>
       </w:r>
     </w:p>
-    <w:bookmarkEnd w:id="90"/>
     <w:bookmarkEnd w:id="91"/>
-    <w:bookmarkStart w:id="92" w:name="conclusion"/>
+    <w:bookmarkEnd w:id="92"/>
+    <w:bookmarkStart w:id="93" w:name="conclusion"/>
     <w:p>
       <w:pPr>
         <w:pStyle w:val="Heading1"/>
@@ -6829,8 +6952,8 @@
         <w:t xml:space="preserve">semantic discovery replaces flat-name ownership limitations</w:t>
       </w:r>
     </w:p>
-    <w:bookmarkEnd w:id="92"/>
-    <w:bookmarkStart w:id="100" w:name="Xca95fdfcd1627a436e8f4f983f630aa12ecc380"/>
+    <w:bookmarkEnd w:id="93"/>
+    <w:bookmarkStart w:id="102" w:name="Xca95fdfcd1627a436e8f4f983f630aa12ecc380"/>
     <w:p>
       <w:pPr>
         <w:pStyle w:val="Heading1"/>
@@ -6927,7 +7050,7 @@
         <w:t xml:space="preserve">strongly resolvable semantic identities</w:t>
       </w:r>
     </w:p>
-    <w:bookmarkStart w:id="93" w:name="semantic-entropy-and-identity-strength"/>
+    <w:bookmarkStart w:id="94" w:name="semantic-entropy-and-identity-strength"/>
     <w:p>
       <w:pPr>
         <w:pStyle w:val="Heading2"/>
@@ -7142,8 +7265,8 @@
         <w:t xml:space="preserve">improved deterministic resolution</w:t>
       </w:r>
     </w:p>
-    <w:bookmarkEnd w:id="93"/>
-    <w:bookmarkStart w:id="94" w:name="discovery-oriented-identities"/>
+    <w:bookmarkEnd w:id="94"/>
+    <w:bookmarkStart w:id="95" w:name="discovery-oriented-identities"/>
     <w:p>
       <w:pPr>
         <w:pStyle w:val="Heading2"/>
@@ -7260,8 +7383,8 @@
         <w:t xml:space="preserve">This behavior intentionally discourages DNS-style root-name speculation.</w:t>
       </w:r>
     </w:p>
-    <w:bookmarkEnd w:id="94"/>
-    <w:bookmarkStart w:id="95" w:name="deterministic-resolution-thresholds"/>
+    <w:bookmarkEnd w:id="95"/>
+    <w:bookmarkStart w:id="96" w:name="deterministic-resolution-thresholds"/>
     <w:p>
       <w:pPr>
         <w:pStyle w:val="Heading2"/>
@@ -7488,8 +7611,8 @@
         <w:t xml:space="preserve">Resolvers may refuse deterministic automatic resolution below configurable confidence thresholds.</w:t>
       </w:r>
     </w:p>
-    <w:bookmarkEnd w:id="95"/>
-    <w:bookmarkStart w:id="96" w:name="contextual-resolution"/>
+    <w:bookmarkEnd w:id="96"/>
+    <w:bookmarkStart w:id="97" w:name="contextual-resolution"/>
     <w:p>
       <w:pPr>
         <w:pStyle w:val="Heading2"/>
@@ -7602,8 +7725,8 @@
         <w:t xml:space="preserve">inside a user’s personal environment may resolve successfully due to contextual familiarity while remaining globally ambiguous.</w:t>
       </w:r>
     </w:p>
-    <w:bookmarkEnd w:id="96"/>
-    <w:bookmarkStart w:id="97" w:name="human-semantic-parallel"/>
+    <w:bookmarkEnd w:id="97"/>
+    <w:bookmarkStart w:id="98" w:name="human-semantic-parallel"/>
     <w:p>
       <w:pPr>
         <w:pStyle w:val="Heading2"/>
@@ -7676,8 +7799,8 @@
         <w:t xml:space="preserve">SIP intentionally embraces this semantic reality rather than forcing artificial global uniqueness.</w:t>
       </w:r>
     </w:p>
-    <w:bookmarkEnd w:id="97"/>
-    <w:bookmarkStart w:id="98" w:name="architectural-implications"/>
+    <w:bookmarkEnd w:id="98"/>
+    <w:bookmarkStart w:id="99" w:name="architectural-implications"/>
     <w:p>
       <w:pPr>
         <w:pStyle w:val="Heading2"/>
@@ -7770,8 +7893,8 @@
         <w:t xml:space="preserve">This distinction represents one of the fundamental architectural differences between SIP and traditional DNS systems.</w:t>
       </w:r>
     </w:p>
-    <w:bookmarkEnd w:id="98"/>
-    <w:bookmarkStart w:id="99" w:name="anti-speculation-implications"/>
+    <w:bookmarkEnd w:id="99"/>
+    <w:bookmarkStart w:id="101" w:name="anti-speculation-implications"/>
     <w:p>
       <w:pPr>
         <w:pStyle w:val="Heading2"/>
@@ -7824,9 +7947,207 @@
         <w:t xml:space="preserve">This naturally discourages semantic namespace speculation and artificial semantic scarcity.</w:t>
       </w:r>
     </w:p>
-    <w:bookmarkEnd w:id="99"/>
+    <w:bookmarkStart w:id="100" w:name="owner-bound-root-name-scarcity"/>
+    <w:p>
+      <w:pPr>
+        <w:pStyle w:val="Heading3"/>
+      </w:pPr>
+      <w:r>
+        <w:t xml:space="preserve">Owner-Bound Root Name Scarcity</w:t>
+      </w:r>
+    </w:p>
+    <w:p>
+      <w:pPr>
+        <w:pStyle w:val="FirstParagraph"/>
+      </w:pPr>
+      <w:r>
+        <w:t xml:space="preserve">A structural risk exists if the owner segment of owner-bound SIP paths is treated as a globally reserved root. This would recreate DNS-style name scarcity at the owner level — a problem SIP is specifically designed to avoid.</w:t>
+      </w:r>
+    </w:p>
+    <w:p>
+      <w:pPr>
+        <w:pStyle w:val="BodyText"/>
+      </w:pPr>
+      <w:r>
+        <w:t xml:space="preserve">For example, if</w:t>
+      </w:r>
+      <w:r>
+        <w:t xml:space="preserve"> </w:t>
+      </w:r>
+      <w:r>
+        <w:rPr>
+          <w:rStyle w:val="VerbatimChar"/>
+        </w:rPr>
+        <w:t xml:space="preserve">@amazon</w:t>
+      </w:r>
+      <w:r>
+        <w:t xml:space="preserve"> </w:t>
+      </w:r>
+      <w:r>
+        <w:t xml:space="preserve">were a globally exclusive root, any unrelated business legitimately named</w:t>
+      </w:r>
+      <w:r>
+        <w:t xml:space="preserve"> </w:t>
+      </w:r>
+      <w:r>
+        <w:t xml:space="preserve">“Amazon”</w:t>
+      </w:r>
+      <w:r>
+        <w:t xml:space="preserve"> </w:t>
+      </w:r>
+      <w:r>
+        <w:t xml:space="preserve">would face the same exhaustion, conflict, and squatting dynamics as the</w:t>
+      </w:r>
+      <w:r>
+        <w:t xml:space="preserve"> </w:t>
+      </w:r>
+      <w:r>
+        <w:rPr>
+          <w:rStyle w:val="VerbatimChar"/>
+        </w:rPr>
+        <w:t xml:space="preserve">.com</w:t>
+      </w:r>
+      <w:r>
+        <w:t xml:space="preserve"> </w:t>
+      </w:r>
+      <w:r>
+        <w:t xml:space="preserve">domain space.</w:t>
+      </w:r>
+    </w:p>
+    <w:p>
+      <w:pPr>
+        <w:pStyle w:val="BodyText"/>
+      </w:pPr>
+      <w:r>
+        <w:t xml:space="preserve">SIP prevents this through three complementary design constraints:</w:t>
+      </w:r>
+    </w:p>
+    <w:p>
+      <w:pPr>
+        <w:pStyle w:val="BodyText"/>
+      </w:pPr>
+      <w:r>
+        <w:rPr>
+          <w:b/>
+          <w:bCs/>
+        </w:rPr>
+        <w:t xml:space="preserve">1. Full-path uniqueness, not root uniqueness.</w:t>
+      </w:r>
+      <w:r>
+        <w:t xml:space="preserve"> </w:t>
+      </w:r>
+      <w:r>
+        <w:t xml:space="preserve">The minimum uniqueness unit is the complete semantic path, not the owner segment alone.</w:t>
+      </w:r>
+      <w:r>
+        <w:t xml:space="preserve"> </w:t>
+      </w:r>
+      <w:r>
+        <w:rPr>
+          <w:rStyle w:val="VerbatimChar"/>
+        </w:rPr>
+        <w:t xml:space="preserve">@amazon.commerce.marketplace</w:t>
+      </w:r>
+      <w:r>
+        <w:t xml:space="preserve"> </w:t>
+      </w:r>
+      <w:r>
+        <w:t xml:space="preserve">and</w:t>
+      </w:r>
+      <w:r>
+        <w:t xml:space="preserve"> </w:t>
+      </w:r>
+      <w:r>
+        <w:rPr>
+          <w:rStyle w:val="VerbatimChar"/>
+        </w:rPr>
+        <w:t xml:space="preserve">@amazon.bakery.shop</w:t>
+      </w:r>
+      <w:r>
+        <w:t xml:space="preserve"> </w:t>
+      </w:r>
+      <w:r>
+        <w:t xml:space="preserve">are distinct identities with no ownership conflict at the root.</w:t>
+      </w:r>
+    </w:p>
+    <w:p>
+      <w:pPr>
+        <w:pStyle w:val="BodyText"/>
+      </w:pPr>
+      <w:r>
+        <w:rPr>
+          <w:b/>
+          <w:bCs/>
+        </w:rPr>
+        <w:t xml:space="preserve">2. Verification-over-reservation.</w:t>
+      </w:r>
+      <w:r>
+        <w:t xml:space="preserve"> </w:t>
+      </w:r>
+      <w:r>
+        <w:t xml:space="preserve">Owner segment legitimacy is earned through verification, not reserved by prior registration. Multiple entities may assert paths with the same owner label. Resolver confidence scores — derived from DNS verification, HTTPS verification, provider consensus, and semantic relevance — determine which path resolves in a given context.</w:t>
+      </w:r>
+    </w:p>
+    <w:p>
+      <w:pPr>
+        <w:pStyle w:val="BodyText"/>
+      </w:pPr>
+      <w:r>
+        <w:rPr>
+          <w:b/>
+          <w:bCs/>
+        </w:rPr>
+        <w:t xml:space="preserve">3. Category-scoped authority.</w:t>
+      </w:r>
+      <w:r>
+        <w:t xml:space="preserve"> </w:t>
+      </w:r>
+      <w:r>
+        <w:t xml:space="preserve">No entity holds monopolistic authority over</w:t>
+      </w:r>
+      <w:r>
+        <w:t xml:space="preserve"> </w:t>
+      </w:r>
+      <w:r>
+        <w:rPr>
+          <w:rStyle w:val="VerbatimChar"/>
+        </w:rPr>
+        <w:t xml:space="preserve">@owner.*</w:t>
+      </w:r>
+      <w:r>
+        <w:t xml:space="preserve"> </w:t>
+      </w:r>
+      <w:r>
+        <w:t xml:space="preserve">globally. Verified authority is scoped to</w:t>
+      </w:r>
+      <w:r>
+        <w:t xml:space="preserve"> </w:t>
+      </w:r>
+      <w:r>
+        <w:rPr>
+          <w:rStyle w:val="VerbatimChar"/>
+        </w:rPr>
+        <w:t xml:space="preserve">@owner.category.*</w:t>
+      </w:r>
+      <w:r>
+        <w:t xml:space="preserve"> </w:t>
+      </w:r>
+      <w:r>
+        <w:t xml:space="preserve">paths where ownership evidence exists. Paths in unrelated categories remain independently claimable by other verified entities.</w:t>
+      </w:r>
+    </w:p>
+    <w:p>
+      <w:pPr>
+        <w:pStyle w:val="BodyText"/>
+      </w:pPr>
+      <w:r>
+        <w:t xml:space="preserve">This architecture ensures that owner-bound path resolution remains scarcity-resistant, consistent with SIP’s federated and consensus-driven design principles.</w:t>
+      </w:r>
+    </w:p>
     <w:bookmarkEnd w:id="100"/>
-    <w:bookmarkStart w:id="112" w:name="challenges-risks-and-open-questions"/>
+    <w:bookmarkEnd w:id="101"/>
+    <w:bookmarkEnd w:id="102"/>
+    <w:bookmarkStart w:id="114" w:name="challenges-risks-and-open-questions"/>
     <w:p>
       <w:pPr>
         <w:pStyle w:val="Heading1"/>
@@ -7851,7 +8172,7 @@
         <w:t xml:space="preserve">The following areas represent critical architectural considerations for long-term SIP viability.</w:t>
       </w:r>
     </w:p>
-    <w:bookmarkStart w:id="101" w:name="resolver-centralization-risk"/>
+    <w:bookmarkStart w:id="103" w:name="resolver-centralization-risk"/>
     <w:p>
       <w:pPr>
         <w:pStyle w:val="Heading2"/>
@@ -7892,8 +8213,8 @@
         <w:t xml:space="preserve">to reduce ecosystem capture risk.</w:t>
       </w:r>
     </w:p>
-    <w:bookmarkEnd w:id="101"/>
-    <w:bookmarkStart w:id="102" w:name="reputation-system-abuse"/>
+    <w:bookmarkEnd w:id="103"/>
+    <w:bookmarkStart w:id="104" w:name="reputation-system-abuse"/>
     <w:p>
       <w:pPr>
         <w:pStyle w:val="Heading2"/>
@@ -7918,8 +8239,8 @@
         <w:t xml:space="preserve">SIP therefore requires: - provider reputation scoring - trust weighting - anti-spam systems - abuse detection - verification requirements - adversarial threat modeling</w:t>
       </w:r>
     </w:p>
-    <w:bookmarkEnd w:id="102"/>
-    <w:bookmarkStart w:id="103" w:name="ambiguity-explosion"/>
+    <w:bookmarkEnd w:id="104"/>
+    <w:bookmarkStart w:id="105" w:name="ambiguity-explosion"/>
     <w:p>
       <w:pPr>
         <w:pStyle w:val="Heading2"/>
@@ -7968,8 +8289,8 @@
         <w:t xml:space="preserve">Resolvers must therefore support: - ambiguity-aware ranking - confidence thresholds - contextual resolution - explicit disambiguation flows - user confirmation workflows</w:t>
       </w:r>
     </w:p>
-    <w:bookmarkEnd w:id="103"/>
-    <w:bookmarkStart w:id="104" w:name="namespace-pollution"/>
+    <w:bookmarkEnd w:id="105"/>
+    <w:bookmarkStart w:id="106" w:name="namespace-pollution"/>
     <w:p>
       <w:pPr>
         <w:pStyle w:val="Heading2"/>
@@ -7994,8 +8315,8 @@
         <w:t xml:space="preserve">SIP providers and resolvers may require: - semantic quality policies - moderation systems - trust-based ranking - anti-spam heuristics - abuse penalties</w:t>
       </w:r>
     </w:p>
-    <w:bookmarkEnd w:id="104"/>
-    <w:bookmarkStart w:id="105" w:name="privacy-concerns"/>
+    <w:bookmarkEnd w:id="106"/>
+    <w:bookmarkStart w:id="107" w:name="privacy-concerns"/>
     <w:p>
       <w:pPr>
         <w:pStyle w:val="Heading2"/>
@@ -8020,8 +8341,8 @@
         <w:t xml:space="preserve">SIP therefore requires consideration of: - private resolution - encrypted queries - local caching - anonymous resolution - resolver minimization - privacy-preserving federation</w:t>
       </w:r>
     </w:p>
-    <w:bookmarkEnd w:id="105"/>
-    <w:bookmarkStart w:id="106" w:name="ai-hallucination-risk"/>
+    <w:bookmarkEnd w:id="107"/>
+    <w:bookmarkStart w:id="108" w:name="ai-hallucination-risk"/>
     <w:p>
       <w:pPr>
         <w:pStyle w:val="Heading2"/>
@@ -8054,8 +8375,8 @@
         <w:t xml:space="preserve">AI systems may assist with ranking and discovery, but verified mappings remain authoritative.</w:t>
       </w:r>
     </w:p>
-    <w:bookmarkEnd w:id="106"/>
-    <w:bookmarkStart w:id="107" w:name="competing-and-related-systems"/>
+    <w:bookmarkEnd w:id="108"/>
+    <w:bookmarkStart w:id="109" w:name="competing-and-related-systems"/>
     <w:p>
       <w:pPr>
         <w:pStyle w:val="Heading2"/>
@@ -8088,8 +8409,8 @@
         <w:t xml:space="preserve">without requiring blockchain ownership models or centralized identity monopolies.</w:t>
       </w:r>
     </w:p>
-    <w:bookmarkEnd w:id="107"/>
-    <w:bookmarkStart w:id="108" w:name="governance-challenges"/>
+    <w:bookmarkEnd w:id="109"/>
+    <w:bookmarkStart w:id="110" w:name="governance-challenges"/>
     <w:p>
       <w:pPr>
         <w:pStyle w:val="Heading2"/>
@@ -8114,8 +8435,8 @@
         <w:t xml:space="preserve">Long-term SIP governance may require: - open standards organizations - multi-stakeholder governance - interoperability requirements - transparent dispute procedures - anti-monopoly protections</w:t>
       </w:r>
     </w:p>
-    <w:bookmarkEnd w:id="108"/>
-    <w:bookmarkStart w:id="109" w:name="trademark-and-identity-conflicts"/>
+    <w:bookmarkEnd w:id="110"/>
+    <w:bookmarkStart w:id="111" w:name="trademark-and-identity-conflicts"/>
     <w:p>
       <w:pPr>
         <w:pStyle w:val="Heading2"/>
@@ -8170,8 +8491,8 @@
         <w:t xml:space="preserve">SIP therefore requires: - identity dispute frameworks - trademark handling procedures - organization verification - provider-level moderation - transparent appeal processes</w:t>
       </w:r>
     </w:p>
-    <w:bookmarkEnd w:id="109"/>
-    <w:bookmarkStart w:id="110" w:name="performance-and-scalability"/>
+    <w:bookmarkEnd w:id="111"/>
+    <w:bookmarkStart w:id="112" w:name="performance-and-scalability"/>
     <w:p>
       <w:pPr>
         <w:pStyle w:val="Heading2"/>
@@ -8196,8 +8517,8 @@
         <w:t xml:space="preserve">SIP therefore requires: - edge caching - resolver optimization - federation indexing - distributed metadata synchronization - scalable reputation systems</w:t>
       </w:r>
     </w:p>
-    <w:bookmarkEnd w:id="110"/>
-    <w:bookmarkStart w:id="111" w:name="open-questions"/>
+    <w:bookmarkEnd w:id="112"/>
+    <w:bookmarkStart w:id="113" w:name="open-questions"/>
     <w:p>
       <w:pPr>
         <w:pStyle w:val="Heading2"/>
@@ -8222,9 +8543,9 @@
         <w:t xml:space="preserve">SIP intentionally treats these areas as ongoing ecosystem and standards challenges rather than assuming all issues are permanently solved in the initial protocol design.</w:t>
       </w:r>
     </w:p>
-    <w:bookmarkEnd w:id="111"/>
-    <w:bookmarkEnd w:id="112"/>
-    <w:bookmarkStart w:id="117" w:name="X30a9c0753e80226171e7675e87dabf15c402cac"/>
+    <w:bookmarkEnd w:id="113"/>
+    <w:bookmarkEnd w:id="114"/>
+    <w:bookmarkStart w:id="119" w:name="X30a9c0753e80226171e7675e87dabf15c402cac"/>
     <w:p>
       <w:pPr>
         <w:pStyle w:val="Heading1"/>
@@ -8323,7 +8644,7 @@
         <w:t xml:space="preserve">This allows SIP to function as an AI-native semantic identity layer rather than merely a manual address-entry system.</w:t>
       </w:r>
     </w:p>
-    <w:bookmarkStart w:id="113" w:name="X01cb1d819e6a577577528cf5fff7204fd303ab7"/>
+    <w:bookmarkStart w:id="115" w:name="X01cb1d819e6a577577528cf5fff7204fd303ab7"/>
     <w:p>
       <w:pPr>
         <w:pStyle w:val="Heading2"/>
@@ -8402,8 +8723,8 @@
         <w:t xml:space="preserve">to resolve using: - personal semantic preferences - user trust history - semantic favorites - local semantic memory - AI personalization</w:t>
       </w:r>
     </w:p>
-    <w:bookmarkEnd w:id="113"/>
-    <w:bookmarkStart w:id="114" w:name="browser-and-ai-semantic-memory"/>
+    <w:bookmarkEnd w:id="115"/>
+    <w:bookmarkStart w:id="116" w:name="browser-and-ai-semantic-memory"/>
     <w:p>
       <w:pPr>
         <w:pStyle w:val="Heading2"/>
@@ -8488,8 +8809,8 @@
         <w:t xml:space="preserve">This creates a semantic identity layer that behaves more naturally like human memory and relationships rather than requiring memorization of exact URLs or globally unique identifiers.</w:t>
       </w:r>
     </w:p>
-    <w:bookmarkEnd w:id="114"/>
-    <w:bookmarkStart w:id="115" w:name="architectural-implications-1"/>
+    <w:bookmarkEnd w:id="116"/>
+    <w:bookmarkStart w:id="117" w:name="architectural-implications-1"/>
     <w:p>
       <w:pPr>
         <w:pStyle w:val="Heading2"/>
@@ -8598,8 +8919,8 @@
         <w:t xml:space="preserve">an AI-readable semantic knowledge and navigation layer.</w:t>
       </w:r>
     </w:p>
-    <w:bookmarkEnd w:id="115"/>
-    <w:bookmarkStart w:id="116" w:name="relationship-to-traditional-bookmarks"/>
+    <w:bookmarkEnd w:id="117"/>
+    <w:bookmarkStart w:id="118" w:name="relationship-to-traditional-bookmarks"/>
     <w:p>
       <w:pPr>
         <w:pStyle w:val="Heading2"/>
@@ -8676,9 +8997,9 @@
         <w:t xml:space="preserve">while still preserving the user’s semantic intent and trusted destination preferences.</w:t>
       </w:r>
     </w:p>
-    <w:bookmarkEnd w:id="116"/>
-    <w:bookmarkEnd w:id="117"/>
-    <w:bookmarkStart w:id="125" w:name="X694c211ef8a450512f060bb7f6280eca67812a5"/>
+    <w:bookmarkEnd w:id="118"/>
+    <w:bookmarkEnd w:id="119"/>
+    <w:bookmarkStart w:id="127" w:name="X694c211ef8a450512f060bb7f6280eca67812a5"/>
     <w:p>
       <w:pPr>
         <w:pStyle w:val="Heading1"/>
@@ -8711,7 +9032,7 @@
         <w:t xml:space="preserve">SIP therefore supports semantic aliasing and multi-path semantic identity relationships.</w:t>
       </w:r>
     </w:p>
-    <w:bookmarkStart w:id="118" w:name="X8171444b2a0409be0ae1b33e156744b6d21f161"/>
+    <w:bookmarkStart w:id="120" w:name="X8171444b2a0409be0ae1b33e156744b6d21f161"/>
     <w:p>
       <w:pPr>
         <w:pStyle w:val="Heading2"/>
@@ -8800,8 +9121,8 @@
         <w:t xml:space="preserve">Instead, these represent multiple valid semantic pathways to the same semantic object.</w:t>
       </w:r>
     </w:p>
-    <w:bookmarkEnd w:id="118"/>
-    <w:bookmarkStart w:id="119" w:name="X2713bbe6c0aaa7fa0f91baf086af11543cfd2c3"/>
+    <w:bookmarkEnd w:id="120"/>
+    <w:bookmarkStart w:id="121" w:name="X2713bbe6c0aaa7fa0f91baf086af11543cfd2c3"/>
     <w:p>
       <w:pPr>
         <w:pStyle w:val="Heading2"/>
@@ -8969,8 +9290,8 @@
         <w:t xml:space="preserve">}</w:t>
       </w:r>
     </w:p>
-    <w:bookmarkEnd w:id="119"/>
-    <w:bookmarkStart w:id="120" w:name="semantic-pathways-vs-strict-taxonomy"/>
+    <w:bookmarkEnd w:id="121"/>
+    <w:bookmarkStart w:id="122" w:name="semantic-pathways-vs-strict-taxonomy"/>
     <w:p>
       <w:pPr>
         <w:pStyle w:val="Heading2"/>
@@ -9039,8 +9360,8 @@
         <w:t xml:space="preserve">This allows SIP to more naturally model: - human language - semantic relationships - overlapping categories - contextual discovery - AI semantic reasoning</w:t>
       </w:r>
     </w:p>
-    <w:bookmarkEnd w:id="120"/>
-    <w:bookmarkStart w:id="121" w:name="ai-assisted-semantic-enrichment"/>
+    <w:bookmarkEnd w:id="122"/>
+    <w:bookmarkStart w:id="123" w:name="ai-assisted-semantic-enrichment"/>
     <w:p>
       <w:pPr>
         <w:pStyle w:val="Heading2"/>
@@ -9177,8 +9498,8 @@
         <w:t xml:space="preserve">Owners may approve, reject, or modify these semantic associations.</w:t>
       </w:r>
     </w:p>
-    <w:bookmarkEnd w:id="121"/>
-    <w:bookmarkStart w:id="122" w:name="multi-path-discovery"/>
+    <w:bookmarkEnd w:id="123"/>
+    <w:bookmarkStart w:id="124" w:name="multi-path-discovery"/>
     <w:p>
       <w:pPr>
         <w:pStyle w:val="Heading2"/>
@@ -9235,8 +9556,8 @@
         <w:t xml:space="preserve">This significantly improves semantic discovery compared to rigid URL or DNS hierarchies.</w:t>
       </w:r>
     </w:p>
-    <w:bookmarkEnd w:id="122"/>
-    <w:bookmarkStart w:id="123" w:name="semantic-graph-architecture"/>
+    <w:bookmarkEnd w:id="124"/>
+    <w:bookmarkStart w:id="125" w:name="semantic-graph-architecture"/>
     <w:p>
       <w:pPr>
         <w:pStyle w:val="Heading2"/>
@@ -9321,8 +9642,8 @@
         <w:t xml:space="preserve">semantic continuity independent of URL structure</w:t>
       </w:r>
     </w:p>
-    <w:bookmarkEnd w:id="123"/>
-    <w:bookmarkStart w:id="124" w:name="architectural-implications-2"/>
+    <w:bookmarkEnd w:id="125"/>
+    <w:bookmarkStart w:id="126" w:name="architectural-implications-2"/>
     <w:p>
       <w:pPr>
         <w:pStyle w:val="Heading2"/>
@@ -9439,9 +9760,9 @@
         <w:t xml:space="preserve">a federated semantic knowledge routing layer.</w:t>
       </w:r>
     </w:p>
-    <w:bookmarkEnd w:id="124"/>
-    <w:bookmarkEnd w:id="125"/>
-    <w:bookmarkStart w:id="136" w:name="Xfd50d5fb3e607477994bd35f7a55001fee64b41"/>
+    <w:bookmarkEnd w:id="126"/>
+    <w:bookmarkEnd w:id="127"/>
+    <w:bookmarkStart w:id="138" w:name="Xfd50d5fb3e607477994bd35f7a55001fee64b41"/>
     <w:p>
       <w:pPr>
         <w:pStyle w:val="Heading1"/>
@@ -9578,7 +9899,7 @@
         <w:t xml:space="preserve">A game where captured pieces are stacked into columns, towers, or layered piece structures.</w:t>
       </w:r>
     </w:p>
-    <w:bookmarkStart w:id="126" w:name="segment-level-synonyms"/>
+    <w:bookmarkStart w:id="128" w:name="segment-level-synonyms"/>
     <w:p>
       <w:pPr>
         <w:pStyle w:val="Heading2"/>
@@ -9683,8 +10004,8 @@
         <w:t xml:space="preserve">It means they are equivalent within this semantic context.</w:t>
       </w:r>
     </w:p>
-    <w:bookmarkEnd w:id="126"/>
-    <w:bookmarkStart w:id="127" w:name="context-bound-meaning"/>
+    <w:bookmarkEnd w:id="128"/>
+    <w:bookmarkStart w:id="129" w:name="context-bound-meaning"/>
     <w:p>
       <w:pPr>
         <w:pStyle w:val="Heading2"/>
@@ -9793,8 +10114,8 @@
         <w:t xml:space="preserve">But outside that context, the same terms may not necessarily be equivalent.</w:t>
       </w:r>
     </w:p>
-    <w:bookmarkEnd w:id="127"/>
-    <w:bookmarkStart w:id="128" w:name="canonical-paths-and-synonym-paths"/>
+    <w:bookmarkEnd w:id="129"/>
+    <w:bookmarkStart w:id="130" w:name="canonical-paths-and-synonym-paths"/>
     <w:p>
       <w:pPr>
         <w:pStyle w:val="Heading2"/>
@@ -9867,8 +10188,8 @@
         <w:t xml:space="preserve">This allows SIP to support natural language variation without requiring every equivalent phrase to become a separate competing identity.</w:t>
       </w:r>
     </w:p>
-    <w:bookmarkEnd w:id="128"/>
-    <w:bookmarkStart w:id="129" w:name="synonyms-are-not-ownership-claims"/>
+    <w:bookmarkEnd w:id="130"/>
+    <w:bookmarkStart w:id="131" w:name="synonyms-are-not-ownership-claims"/>
     <w:p>
       <w:pPr>
         <w:pStyle w:val="Heading2"/>
@@ -9981,8 +10302,8 @@
         <w:t xml:space="preserve">It does not determine the authoritative owner.</w:t>
       </w:r>
     </w:p>
-    <w:bookmarkEnd w:id="129"/>
-    <w:bookmarkStart w:id="130" w:name="intellisense-behavior-for-synonyms"/>
+    <w:bookmarkEnd w:id="131"/>
+    <w:bookmarkStart w:id="132" w:name="intellisense-behavior-for-synonyms"/>
     <w:p>
       <w:pPr>
         <w:pStyle w:val="Heading2"/>
@@ -10258,8 +10579,8 @@
         <w:t xml:space="preserve">and may show the same owner-bound candidates.</w:t>
       </w:r>
     </w:p>
-    <w:bookmarkEnd w:id="130"/>
-    <w:bookmarkStart w:id="131" w:name="synonym-selection-and-canonicalization"/>
+    <w:bookmarkEnd w:id="132"/>
+    <w:bookmarkStart w:id="133" w:name="synonym-selection-and-canonicalization"/>
     <w:p>
       <w:pPr>
         <w:pStyle w:val="Heading2"/>
@@ -10402,8 +10723,8 @@
         <w:t xml:space="preserve">In either case, the interface should make clear that the expressions are semantically equivalent in the current context.</w:t>
       </w:r>
     </w:p>
-    <w:bookmarkEnd w:id="131"/>
-    <w:bookmarkStart w:id="132" w:name="synonym-metadata"/>
+    <w:bookmarkEnd w:id="133"/>
+    <w:bookmarkStart w:id="134" w:name="synonym-metadata"/>
     <w:p>
       <w:pPr>
         <w:pStyle w:val="Heading2"/>
@@ -10585,8 +10906,8 @@
         <w:t xml:space="preserve">This allows resolvers, IntelliSense systems, AI assistants, and browsers to understand equivalent semantic paths consistently.</w:t>
       </w:r>
     </w:p>
-    <w:bookmarkEnd w:id="132"/>
-    <w:bookmarkStart w:id="133" w:name="relationship-to-shortcut-sips"/>
+    <w:bookmarkEnd w:id="134"/>
+    <w:bookmarkStart w:id="135" w:name="relationship-to-shortcut-sips"/>
     <w:p>
       <w:pPr>
         <w:pStyle w:val="Heading2"/>
@@ -10707,8 +11028,8 @@
         <w:t xml:space="preserve">Synonyms support natural language variation.</w:t>
       </w:r>
     </w:p>
-    <w:bookmarkEnd w:id="133"/>
-    <w:bookmarkStart w:id="134" w:name="core-synonym-rule"/>
+    <w:bookmarkEnd w:id="135"/>
+    <w:bookmarkStart w:id="136" w:name="core-synonym-rule"/>
     <w:p>
       <w:pPr>
         <w:pStyle w:val="Heading2"/>
@@ -10753,8 +11074,8 @@
         <w:t xml:space="preserve">This allows SIP to support flexible human language while still preserving deterministic owner-bound resolution when a specific verified identity is selected.</w:t>
       </w:r>
     </w:p>
-    <w:bookmarkEnd w:id="134"/>
-    <w:bookmarkStart w:id="135" w:name="Xbecaceefd880b120f3e2a4f96cc620c5e06a7f3"/>
+    <w:bookmarkEnd w:id="136"/>
+    <w:bookmarkStart w:id="137" w:name="Xbecaceefd880b120f3e2a4f96cc620c5e06a7f3"/>
     <w:p>
       <w:pPr>
         <w:pStyle w:val="Heading2"/>
@@ -10929,9 +11250,9 @@
         <w:t xml:space="preserve">Owner-bound identities resolve.</w:t>
       </w:r>
     </w:p>
-    <w:bookmarkEnd w:id="135"/>
-    <w:bookmarkEnd w:id="136"/>
-    <w:bookmarkStart w:id="154" w:name="X2e9bdb9898099da6dbc5cbbf20b55944afb5273"/>
+    <w:bookmarkEnd w:id="137"/>
+    <w:bookmarkEnd w:id="138"/>
+    <w:bookmarkStart w:id="156" w:name="X2e9bdb9898099da6dbc5cbbf20b55944afb5273"/>
     <w:p>
       <w:pPr>
         <w:pStyle w:val="Heading1"/>
@@ -10988,7 +11309,7 @@
         <w:t xml:space="preserve">It should not require one central party to dictate every possible semantic meaning.</w:t>
       </w:r>
     </w:p>
-    <w:bookmarkStart w:id="137" w:name="protocol-defined-relationship-types"/>
+    <w:bookmarkStart w:id="139" w:name="protocol-defined-relationship-types"/>
     <w:p>
       <w:pPr>
         <w:pStyle w:val="Heading2"/>
@@ -11269,8 +11590,8 @@
         <w:t xml:space="preserve">It does not centrally define every individual semantic fact.</w:t>
       </w:r>
     </w:p>
-    <w:bookmarkEnd w:id="137"/>
-    <w:bookmarkStart w:id="138" w:name="owner-defined-semantic-identities"/>
+    <w:bookmarkEnd w:id="139"/>
+    <w:bookmarkStart w:id="140" w:name="owner-defined-semantic-identities"/>
     <w:p>
       <w:pPr>
         <w:pStyle w:val="Heading2"/>
@@ -11405,8 +11726,8 @@
         <w:t xml:space="preserve">Those expressions exist in broader semantic discovery space and should not be globally owned by one publisher.</w:t>
       </w:r>
     </w:p>
-    <w:bookmarkEnd w:id="138"/>
-    <w:bookmarkStart w:id="139" w:name="provider-published-semantic-metadata"/>
+    <w:bookmarkEnd w:id="140"/>
+    <w:bookmarkStart w:id="141" w:name="provider-published-semantic-metadata"/>
     <w:p>
       <w:pPr>
         <w:pStyle w:val="Heading2"/>
@@ -11543,8 +11864,8 @@
         <w:t xml:space="preserve">They may be consensus-ranked when published in broader public semantic space.</w:t>
       </w:r>
     </w:p>
-    <w:bookmarkEnd w:id="139"/>
-    <w:bookmarkStart w:id="140" w:name="resolver-ranked-consensus-relationships"/>
+    <w:bookmarkEnd w:id="141"/>
+    <w:bookmarkStart w:id="142" w:name="resolver-ranked-consensus-relationships"/>
     <w:p>
       <w:pPr>
         <w:pStyle w:val="Heading2"/>
@@ -11855,8 +12176,8 @@
         <w:t xml:space="preserve">It is not dictated by a single central authority.</w:t>
       </w:r>
     </w:p>
-    <w:bookmarkEnd w:id="140"/>
-    <w:bookmarkStart w:id="141" w:name="X371ae097d5694c38495e82501d467520ed742d0"/>
+    <w:bookmarkEnd w:id="142"/>
+    <w:bookmarkStart w:id="143" w:name="X371ae097d5694c38495e82501d467520ed742d0"/>
     <w:p>
       <w:pPr>
         <w:pStyle w:val="Heading2"/>
@@ -12025,8 +12346,8 @@
         <w:t xml:space="preserve">SIP should allow these communities to publish semantic relationship claims, but resolvers should still evaluate those claims through reputation, verification, and consensus.</w:t>
       </w:r>
     </w:p>
-    <w:bookmarkEnd w:id="141"/>
-    <w:bookmarkStart w:id="142" w:name="user-defined-personal-semantics"/>
+    <w:bookmarkEnd w:id="143"/>
+    <w:bookmarkStart w:id="144" w:name="user-defined-personal-semantics"/>
     <w:p>
       <w:pPr>
         <w:pStyle w:val="Heading2"/>
@@ -12219,8 +12540,8 @@
         <w:t xml:space="preserve">Personal semantic definitions should remain scoped to the user, organization, device, browser profile, or resolver context in which they were created.</w:t>
       </w:r>
     </w:p>
-    <w:bookmarkEnd w:id="142"/>
-    <w:bookmarkStart w:id="143" w:name="ai-suggested-semantic-relationships"/>
+    <w:bookmarkEnd w:id="144"/>
+    <w:bookmarkStart w:id="145" w:name="ai-suggested-semantic-relationships"/>
     <w:p>
       <w:pPr>
         <w:pStyle w:val="Heading2"/>
@@ -12405,8 +12726,8 @@
         <w:t xml:space="preserve">It should not silently create authoritative semantic truth without verification or acceptance.</w:t>
       </w:r>
     </w:p>
-    <w:bookmarkEnd w:id="143"/>
-    <w:bookmarkStart w:id="144" w:name="semantic-claims-vs-semantic-authority"/>
+    <w:bookmarkEnd w:id="145"/>
+    <w:bookmarkStart w:id="146" w:name="semantic-claims-vs-semantic-authority"/>
     <w:p>
       <w:pPr>
         <w:pStyle w:val="Heading2"/>
@@ -12571,8 +12892,8 @@
         <w:t xml:space="preserve">This distinction allows SIP to remain open while still resisting spam, abuse, and semantic manipulation.</w:t>
       </w:r>
     </w:p>
-    <w:bookmarkEnd w:id="144"/>
-    <w:bookmarkStart w:id="151" w:name="authority-levels"/>
+    <w:bookmarkEnd w:id="146"/>
+    <w:bookmarkStart w:id="153" w:name="authority-levels"/>
     <w:p>
       <w:pPr>
         <w:pStyle w:val="Heading2"/>
@@ -12589,7 +12910,7 @@
         <w:t xml:space="preserve">SIP semantic definitions may be understood across several authority levels.</w:t>
       </w:r>
     </w:p>
-    <w:bookmarkStart w:id="145" w:name="protocol-authority"/>
+    <w:bookmarkStart w:id="147" w:name="protocol-authority"/>
     <w:p>
       <w:pPr>
         <w:pStyle w:val="Heading3"/>
@@ -12622,8 +12943,8 @@
         <w:t xml:space="preserve">A broad semantic facet discovers multiple narrower paths.</w:t>
       </w:r>
     </w:p>
-    <w:bookmarkEnd w:id="145"/>
-    <w:bookmarkStart w:id="146" w:name="owner-authority"/>
+    <w:bookmarkEnd w:id="147"/>
+    <w:bookmarkStart w:id="148" w:name="owner-authority"/>
     <w:p>
       <w:pPr>
         <w:pStyle w:val="Heading3"/>
@@ -12662,8 +12983,8 @@
         <w:t xml:space="preserve">→ https://stackworks.games/lasca</w:t>
       </w:r>
     </w:p>
-    <w:bookmarkEnd w:id="146"/>
-    <w:bookmarkStart w:id="147" w:name="provider-authority"/>
+    <w:bookmarkEnd w:id="148"/>
+    <w:bookmarkStart w:id="149" w:name="provider-authority"/>
     <w:p>
       <w:pPr>
         <w:pStyle w:val="Heading3"/>
@@ -12696,8 +13017,8 @@
         <w:t xml:space="preserve">A provider publishes that Lasca belongs under abstract strategy games.</w:t>
       </w:r>
     </w:p>
-    <w:bookmarkEnd w:id="147"/>
-    <w:bookmarkStart w:id="148" w:name="consensus-authority"/>
+    <w:bookmarkEnd w:id="149"/>
+    <w:bookmarkStart w:id="150" w:name="consensus-authority"/>
     <w:p>
       <w:pPr>
         <w:pStyle w:val="Heading3"/>
@@ -12738,8 +13059,8 @@
         <w:t xml:space="preserve">matches several narrower stacking-game branches.</w:t>
       </w:r>
     </w:p>
-    <w:bookmarkEnd w:id="148"/>
-    <w:bookmarkStart w:id="149" w:name="personal-authority"/>
+    <w:bookmarkEnd w:id="150"/>
+    <w:bookmarkStart w:id="151" w:name="personal-authority"/>
     <w:p>
       <w:pPr>
         <w:pStyle w:val="Heading3"/>
@@ -12792,8 +13113,8 @@
         <w:t xml:space="preserve">@stackworks.games.strategy.abstract.capture.leaping.columns.lasca</w:t>
       </w:r>
     </w:p>
-    <w:bookmarkEnd w:id="149"/>
-    <w:bookmarkStart w:id="150" w:name="ai-assisted-authority"/>
+    <w:bookmarkEnd w:id="151"/>
+    <w:bookmarkStart w:id="152" w:name="ai-assisted-authority"/>
     <w:p>
       <w:pPr>
         <w:pStyle w:val="Heading3"/>
@@ -12826,9 +13147,9 @@
         <w:t xml:space="preserve">AI suggests that “stacking” may be a broad game mechanic facet.</w:t>
       </w:r>
     </w:p>
-    <w:bookmarkEnd w:id="150"/>
-    <w:bookmarkEnd w:id="151"/>
-    <w:bookmarkStart w:id="152" w:name="example-stackworks-and-lasca"/>
+    <w:bookmarkEnd w:id="152"/>
+    <w:bookmarkEnd w:id="153"/>
+    <w:bookmarkStart w:id="154" w:name="example-stackworks-and-lasca"/>
     <w:p>
       <w:pPr>
         <w:pStyle w:val="Heading2"/>
@@ -13029,8 +13350,8 @@
         <w:t xml:space="preserve">This gives the user convenience without creating global ownership over the shorthand.</w:t>
       </w:r>
     </w:p>
-    <w:bookmarkEnd w:id="152"/>
-    <w:bookmarkStart w:id="153" w:name="core-semantic-authority-rule"/>
+    <w:bookmarkEnd w:id="154"/>
+    <w:bookmarkStart w:id="155" w:name="core-semantic-authority-rule"/>
     <w:p>
       <w:pPr>
         <w:pStyle w:val="Heading2"/>
@@ -13093,9 +13414,9 @@
         <w:t xml:space="preserve">This keeps SIP open, federated, contextual, and AI-native without allowing any one organization to define the entire semantic universe.</w:t>
       </w:r>
     </w:p>
-    <w:bookmarkEnd w:id="153"/>
-    <w:bookmarkEnd w:id="154"/>
-    <w:bookmarkStart w:id="164" w:name="X334a50e254e55f8976041ea80967ffcbc45ef69"/>
+    <w:bookmarkEnd w:id="155"/>
+    <w:bookmarkEnd w:id="156"/>
+    <w:bookmarkStart w:id="166" w:name="X334a50e254e55f8976041ea80967ffcbc45ef69"/>
     <w:p>
       <w:pPr>
         <w:pStyle w:val="Heading1"/>
@@ -13184,7 +13505,7 @@
         <w:t xml:space="preserve">Shortcut SIPs improve usability without removing the richer semantic structure behind the shortcut.</w:t>
       </w:r>
     </w:p>
-    <w:bookmarkStart w:id="155" w:name="discovery-shortcut-sips"/>
+    <w:bookmarkStart w:id="157" w:name="discovery-shortcut-sips"/>
     <w:p>
       <w:pPr>
         <w:pStyle w:val="Heading2"/>
@@ -13383,8 +13704,8 @@
         <w:t xml:space="preserve">Selecting an owner-bound candidate commits the expression to a specific owner-qualified identity.</w:t>
       </w:r>
     </w:p>
-    <w:bookmarkEnd w:id="155"/>
-    <w:bookmarkStart w:id="156" w:name="owner-bound-shortcut-sips"/>
+    <w:bookmarkEnd w:id="157"/>
+    <w:bookmarkStart w:id="158" w:name="owner-bound-shortcut-sips"/>
     <w:p>
       <w:pPr>
         <w:pStyle w:val="Heading2"/>
@@ -13531,8 +13852,8 @@
         <w:t xml:space="preserve">→ https://stackworks.games/lasca</w:t>
       </w:r>
     </w:p>
-    <w:bookmarkEnd w:id="156"/>
-    <w:bookmarkStart w:id="157" w:name="personalized-shortcut-sips"/>
+    <w:bookmarkEnd w:id="158"/>
+    <w:bookmarkStart w:id="159" w:name="personalized-shortcut-sips"/>
     <w:p>
       <w:pPr>
         <w:pStyle w:val="Heading2"/>
@@ -13653,8 +13974,8 @@
         <w:t xml:space="preserve">unless the owner-bound form is explicitly used.</w:t>
       </w:r>
     </w:p>
-    <w:bookmarkEnd w:id="157"/>
-    <w:bookmarkStart w:id="158" w:name="resolver-assisted-shortcut-binding"/>
+    <w:bookmarkEnd w:id="159"/>
+    <w:bookmarkStart w:id="160" w:name="resolver-assisted-shortcut-binding"/>
     <w:p>
       <w:pPr>
         <w:pStyle w:val="Heading2"/>
@@ -13939,8 +14260,8 @@
         <w:t xml:space="preserve">Personal shortcut binding does not create global ownership.</w:t>
       </w:r>
     </w:p>
-    <w:bookmarkEnd w:id="158"/>
-    <w:bookmarkStart w:id="159" w:name="shortcut-sip-types"/>
+    <w:bookmarkEnd w:id="160"/>
+    <w:bookmarkStart w:id="161" w:name="shortcut-sip-types"/>
     <w:p>
       <w:pPr>
         <w:pStyle w:val="Heading2"/>
@@ -14137,8 +14458,8 @@
         <w:t xml:space="preserve">Personal or contextual shortcut based on saved preference, semantic favorite, or trusted resolver memory.</w:t>
       </w:r>
     </w:p>
-    <w:bookmarkEnd w:id="159"/>
-    <w:bookmarkStart w:id="160" w:name="intellisense-behavior-for-shortcut-sips"/>
+    <w:bookmarkEnd w:id="161"/>
+    <w:bookmarkStart w:id="162" w:name="intellisense-behavior-for-shortcut-sips"/>
     <w:p>
       <w:pPr>
         <w:pStyle w:val="Heading2"/>
@@ -14335,8 +14656,8 @@
         <w:t xml:space="preserve">https://stackworks.games/lasca</w:t>
       </w:r>
     </w:p>
-    <w:bookmarkEnd w:id="160"/>
-    <w:bookmarkStart w:id="161" w:name="Xd337b434ffa4d334703895039ad78b9982c0b08"/>
+    <w:bookmarkEnd w:id="162"/>
+    <w:bookmarkStart w:id="163" w:name="Xd337b434ffa4d334703895039ad78b9982c0b08"/>
     <w:p>
       <w:pPr>
         <w:pStyle w:val="Heading2"/>
@@ -14471,8 +14792,8 @@
         <w:t xml:space="preserve">This protects SIP from recreating DNS-style ownership fights over short semantic expressions.</w:t>
       </w:r>
     </w:p>
-    <w:bookmarkEnd w:id="161"/>
-    <w:bookmarkStart w:id="162" w:name="anti-scarcity-implication"/>
+    <w:bookmarkEnd w:id="163"/>
+    <w:bookmarkStart w:id="164" w:name="anti-scarcity-implication"/>
     <w:p>
       <w:pPr>
         <w:pStyle w:val="Heading2"/>
@@ -14581,8 +14902,8 @@
         <w:t xml:space="preserve">These owner-bound shortcuts may resolve deterministically when supported by verification, consensus, reputation, and resolver confidence.</w:t>
       </w:r>
     </w:p>
-    <w:bookmarkEnd w:id="162"/>
-    <w:bookmarkStart w:id="163" w:name="core-shortcut-rule"/>
+    <w:bookmarkEnd w:id="164"/>
+    <w:bookmarkStart w:id="165" w:name="core-shortcut-rule"/>
     <w:p>
       <w:pPr>
         <w:pStyle w:val="Heading2"/>
@@ -14717,14 +15038,2117 @@
         <w:t xml:space="preserve">This allows SIP to remain both practical for everyday use and semantically precise for AI-native identity resolution.</w:t>
       </w:r>
     </w:p>
-    <w:bookmarkEnd w:id="163"/>
-    <w:bookmarkEnd w:id="164"/>
-    <w:bookmarkStart w:id="172" w:name="identitydiscovery-spectrum"/>
+    <w:bookmarkEnd w:id="165"/>
+    <w:bookmarkEnd w:id="166"/>
+    <w:bookmarkStart w:id="178" w:name="Xcf1976d6c31af9429e3a265e771125c6d0afd61"/>
     <w:p>
       <w:pPr>
         <w:pStyle w:val="Heading1"/>
       </w:pPr>
       <w:r>
+        <w:t xml:space="preserve">Shortcut Sharing, Identity, and Global Publishing</w:t>
+      </w:r>
+    </w:p>
+    <w:bookmarkStart w:id="167" w:name="overview"/>
+    <w:p>
+      <w:pPr>
+        <w:pStyle w:val="Heading2"/>
+      </w:pPr>
+      <w:r>
+        <w:t xml:space="preserve">Overview</w:t>
+      </w:r>
+    </w:p>
+    <w:p>
+      <w:pPr>
+        <w:pStyle w:val="FirstParagraph"/>
+      </w:pPr>
+      <w:r>
+        <w:t xml:space="preserve">Personal shortcut SIPs are useful individually, but their value compounds when users can share curated shortcut collections with others. SIP defines a layered model for shortcut sharing that ranges from fully anonymous distribution to globally registered, identity-verified publication.</w:t>
+      </w:r>
+    </w:p>
+    <w:p>
+      <w:pPr>
+        <w:pStyle w:val="BodyText"/>
+      </w:pPr>
+      <w:r>
+        <w:t xml:space="preserve">The model has three tiers:</w:t>
+      </w:r>
+    </w:p>
+    <w:p>
+      <w:pPr>
+        <w:pStyle w:val="Compact"/>
+        <w:numPr>
+          <w:ilvl w:val="0"/>
+          <w:numId w:val="1115"/>
+        </w:numPr>
+      </w:pPr>
+      <w:r>
+        <w:t xml:space="preserve">Anonymous sharing — distribute a shortcut collection with no identity attached</w:t>
+      </w:r>
+    </w:p>
+    <w:p>
+      <w:pPr>
+        <w:pStyle w:val="Compact"/>
+        <w:numPr>
+          <w:ilvl w:val="0"/>
+          <w:numId w:val="1115"/>
+        </w:numPr>
+      </w:pPr>
+      <w:r>
+        <w:t xml:space="preserve">Identified sharing — attach a verified email identity as author attribution</w:t>
+      </w:r>
+    </w:p>
+    <w:p>
+      <w:pPr>
+        <w:pStyle w:val="Compact"/>
+        <w:numPr>
+          <w:ilvl w:val="0"/>
+          <w:numId w:val="1115"/>
+        </w:numPr>
+      </w:pPr>
+      <w:r>
+        <w:t xml:space="preserve">Global publishing — register the collection at a globally unique, owner-bound SIP address</w:t>
+      </w:r>
+    </w:p>
+    <w:p>
+      <w:pPr>
+        <w:pStyle w:val="FirstParagraph"/>
+      </w:pPr>
+      <w:r>
+        <w:t xml:space="preserve">Each tier builds on the previous. Anonymous sharing requires no identity. Identified sharing requires proof of email ownership. Global publishing additionally requires proof of domain or namespace ownership.</w:t>
+      </w:r>
+    </w:p>
+    <w:bookmarkEnd w:id="167"/>
+    <w:bookmarkStart w:id="168" w:name="the-shortcut-package-format"/>
+    <w:p>
+      <w:pPr>
+        <w:pStyle w:val="Heading2"/>
+      </w:pPr>
+      <w:r>
+        <w:t xml:space="preserve">The Shortcut Package Format</w:t>
+      </w:r>
+    </w:p>
+    <w:p>
+      <w:pPr>
+        <w:pStyle w:val="FirstParagraph"/>
+      </w:pPr>
+      <w:r>
+        <w:t xml:space="preserve">A shortcut collection is exported as a JSON document conforming to the</w:t>
+      </w:r>
+      <w:r>
+        <w:t xml:space="preserve"> </w:t>
+      </w:r>
+      <w:r>
+        <w:rPr>
+          <w:rStyle w:val="VerbatimChar"/>
+        </w:rPr>
+        <w:t xml:space="preserve">sip-shortcuts/1.0</w:t>
+      </w:r>
+      <w:r>
+        <w:t xml:space="preserve"> </w:t>
+      </w:r>
+      <w:r>
+        <w:t xml:space="preserve">schema.</w:t>
+      </w:r>
+    </w:p>
+    <w:p>
+      <w:pPr>
+        <w:pStyle w:val="BodyText"/>
+      </w:pPr>
+      <w:r>
+        <w:t xml:space="preserve">A minimal anonymous package:</w:t>
+      </w:r>
+    </w:p>
+    <w:p>
+      <w:pPr>
+        <w:pStyle w:val="SourceCode"/>
+      </w:pPr>
+      <w:r>
+        <w:rPr>
+          <w:rStyle w:val="FunctionTok"/>
+        </w:rPr>
+        <w:t xml:space="preserve">{</w:t>
+      </w:r>
+      <w:r>
+        <w:br/>
+      </w:r>
+      <w:r>
+        <w:rPr>
+          <w:rStyle w:val="NormalTok"/>
+        </w:rPr>
+        <w:t xml:space="preserve">  </w:t>
+      </w:r>
+      <w:r>
+        <w:rPr>
+          <w:rStyle w:val="DataTypeTok"/>
+        </w:rPr>
+        <w:t xml:space="preserve">"schema"</w:t>
+      </w:r>
+      <w:r>
+        <w:rPr>
+          <w:rStyle w:val="FunctionTok"/>
+        </w:rPr>
+        <w:t xml:space="preserve">:</w:t>
+      </w:r>
+      <w:r>
+        <w:rPr>
+          <w:rStyle w:val="NormalTok"/>
+        </w:rPr>
+        <w:t xml:space="preserve"> </w:t>
+      </w:r>
+      <w:r>
+        <w:rPr>
+          <w:rStyle w:val="StringTok"/>
+        </w:rPr>
+        <w:t xml:space="preserve">"sip-shortcuts/1.0"</w:t>
+      </w:r>
+      <w:r>
+        <w:rPr>
+          <w:rStyle w:val="FunctionTok"/>
+        </w:rPr>
+        <w:t xml:space="preserve">,</w:t>
+      </w:r>
+      <w:r>
+        <w:br/>
+      </w:r>
+      <w:r>
+        <w:rPr>
+          <w:rStyle w:val="NormalTok"/>
+        </w:rPr>
+        <w:t xml:space="preserve">  </w:t>
+      </w:r>
+      <w:r>
+        <w:rPr>
+          <w:rStyle w:val="DataTypeTok"/>
+        </w:rPr>
+        <w:t xml:space="preserve">"label"</w:t>
+      </w:r>
+      <w:r>
+        <w:rPr>
+          <w:rStyle w:val="FunctionTok"/>
+        </w:rPr>
+        <w:t xml:space="preserve">:</w:t>
+      </w:r>
+      <w:r>
+        <w:rPr>
+          <w:rStyle w:val="NormalTok"/>
+        </w:rPr>
+        <w:t xml:space="preserve"> </w:t>
+      </w:r>
+      <w:r>
+        <w:rPr>
+          <w:rStyle w:val="StringTok"/>
+        </w:rPr>
+        <w:t xml:space="preserve">"Shared Shortcuts"</w:t>
+      </w:r>
+      <w:r>
+        <w:rPr>
+          <w:rStyle w:val="FunctionTok"/>
+        </w:rPr>
+        <w:t xml:space="preserve">,</w:t>
+      </w:r>
+      <w:r>
+        <w:br/>
+      </w:r>
+      <w:r>
+        <w:rPr>
+          <w:rStyle w:val="NormalTok"/>
+        </w:rPr>
+        <w:t xml:space="preserve">  </w:t>
+      </w:r>
+      <w:r>
+        <w:rPr>
+          <w:rStyle w:val="DataTypeTok"/>
+        </w:rPr>
+        <w:t xml:space="preserve">"created"</w:t>
+      </w:r>
+      <w:r>
+        <w:rPr>
+          <w:rStyle w:val="FunctionTok"/>
+        </w:rPr>
+        <w:t xml:space="preserve">:</w:t>
+      </w:r>
+      <w:r>
+        <w:rPr>
+          <w:rStyle w:val="NormalTok"/>
+        </w:rPr>
+        <w:t xml:space="preserve"> </w:t>
+      </w:r>
+      <w:r>
+        <w:rPr>
+          <w:rStyle w:val="StringTok"/>
+        </w:rPr>
+        <w:t xml:space="preserve">"2026-05-31"</w:t>
+      </w:r>
+      <w:r>
+        <w:rPr>
+          <w:rStyle w:val="FunctionTok"/>
+        </w:rPr>
+        <w:t xml:space="preserve">,</w:t>
+      </w:r>
+      <w:r>
+        <w:br/>
+      </w:r>
+      <w:r>
+        <w:rPr>
+          <w:rStyle w:val="NormalTok"/>
+        </w:rPr>
+        <w:t xml:space="preserve">  </w:t>
+      </w:r>
+      <w:r>
+        <w:rPr>
+          <w:rStyle w:val="DataTypeTok"/>
+        </w:rPr>
+        <w:t xml:space="preserve">"bindings"</w:t>
+      </w:r>
+      <w:r>
+        <w:rPr>
+          <w:rStyle w:val="FunctionTok"/>
+        </w:rPr>
+        <w:t xml:space="preserve">:</w:t>
+      </w:r>
+      <w:r>
+        <w:rPr>
+          <w:rStyle w:val="NormalTok"/>
+        </w:rPr>
+        <w:t xml:space="preserve"> </w:t>
+      </w:r>
+      <w:r>
+        <w:rPr>
+          <w:rStyle w:val="OtherTok"/>
+        </w:rPr>
+        <w:t xml:space="preserve">[</w:t>
+      </w:r>
+      <w:r>
+        <w:br/>
+      </w:r>
+      <w:r>
+        <w:rPr>
+          <w:rStyle w:val="NormalTok"/>
+        </w:rPr>
+        <w:t xml:space="preserve">    </w:t>
+      </w:r>
+      <w:r>
+        <w:rPr>
+          <w:rStyle w:val="FunctionTok"/>
+        </w:rPr>
+        <w:t xml:space="preserve">{</w:t>
+      </w:r>
+      <w:r>
+        <w:rPr>
+          <w:rStyle w:val="NormalTok"/>
+        </w:rPr>
+        <w:t xml:space="preserve"> </w:t>
+      </w:r>
+      <w:r>
+        <w:rPr>
+          <w:rStyle w:val="DataTypeTok"/>
+        </w:rPr>
+        <w:t xml:space="preserve">"shortcut"</w:t>
+      </w:r>
+      <w:r>
+        <w:rPr>
+          <w:rStyle w:val="FunctionTok"/>
+        </w:rPr>
+        <w:t xml:space="preserve">:</w:t>
+      </w:r>
+      <w:r>
+        <w:rPr>
+          <w:rStyle w:val="NormalTok"/>
+        </w:rPr>
+        <w:t xml:space="preserve"> </w:t>
+      </w:r>
+      <w:r>
+        <w:rPr>
+          <w:rStyle w:val="StringTok"/>
+        </w:rPr>
+        <w:t xml:space="preserve">"@games.lasca"</w:t>
+      </w:r>
+      <w:r>
+        <w:rPr>
+          <w:rStyle w:val="FunctionTok"/>
+        </w:rPr>
+        <w:t xml:space="preserve">,</w:t>
+      </w:r>
+      <w:r>
+        <w:rPr>
+          <w:rStyle w:val="NormalTok"/>
+        </w:rPr>
+        <w:t xml:space="preserve"> </w:t>
+      </w:r>
+      <w:r>
+        <w:rPr>
+          <w:rStyle w:val="DataTypeTok"/>
+        </w:rPr>
+        <w:t xml:space="preserve">"sip"</w:t>
+      </w:r>
+      <w:r>
+        <w:rPr>
+          <w:rStyle w:val="FunctionTok"/>
+        </w:rPr>
+        <w:t xml:space="preserve">:</w:t>
+      </w:r>
+      <w:r>
+        <w:rPr>
+          <w:rStyle w:val="NormalTok"/>
+        </w:rPr>
+        <w:t xml:space="preserve"> </w:t>
+      </w:r>
+      <w:r>
+        <w:rPr>
+          <w:rStyle w:val="StringTok"/>
+        </w:rPr>
+        <w:t xml:space="preserve">"@stackworks.games.lasca"</w:t>
+      </w:r>
+      <w:r>
+        <w:rPr>
+          <w:rStyle w:val="NormalTok"/>
+        </w:rPr>
+        <w:t xml:space="preserve"> </w:t>
+      </w:r>
+      <w:r>
+        <w:rPr>
+          <w:rStyle w:val="FunctionTok"/>
+        </w:rPr>
+        <w:t xml:space="preserve">}</w:t>
+      </w:r>
+      <w:r>
+        <w:rPr>
+          <w:rStyle w:val="OtherTok"/>
+        </w:rPr>
+        <w:t xml:space="preserve">,</w:t>
+      </w:r>
+      <w:r>
+        <w:br/>
+      </w:r>
+      <w:r>
+        <w:rPr>
+          <w:rStyle w:val="NormalTok"/>
+        </w:rPr>
+        <w:t xml:space="preserve">    </w:t>
+      </w:r>
+      <w:r>
+        <w:rPr>
+          <w:rStyle w:val="FunctionTok"/>
+        </w:rPr>
+        <w:t xml:space="preserve">{</w:t>
+      </w:r>
+      <w:r>
+        <w:rPr>
+          <w:rStyle w:val="NormalTok"/>
+        </w:rPr>
+        <w:t xml:space="preserve"> </w:t>
+      </w:r>
+      <w:r>
+        <w:rPr>
+          <w:rStyle w:val="DataTypeTok"/>
+        </w:rPr>
+        <w:t xml:space="preserve">"shortcut"</w:t>
+      </w:r>
+      <w:r>
+        <w:rPr>
+          <w:rStyle w:val="FunctionTok"/>
+        </w:rPr>
+        <w:t xml:space="preserve">:</w:t>
+      </w:r>
+      <w:r>
+        <w:rPr>
+          <w:rStyle w:val="NormalTok"/>
+        </w:rPr>
+        <w:t xml:space="preserve"> </w:t>
+      </w:r>
+      <w:r>
+        <w:rPr>
+          <w:rStyle w:val="StringTok"/>
+        </w:rPr>
+        <w:t xml:space="preserve">"@aws"</w:t>
+      </w:r>
+      <w:r>
+        <w:rPr>
+          <w:rStyle w:val="FunctionTok"/>
+        </w:rPr>
+        <w:t xml:space="preserve">,</w:t>
+      </w:r>
+      <w:r>
+        <w:rPr>
+          <w:rStyle w:val="NormalTok"/>
+        </w:rPr>
+        <w:t xml:space="preserve"> </w:t>
+      </w:r>
+      <w:r>
+        <w:rPr>
+          <w:rStyle w:val="DataTypeTok"/>
+        </w:rPr>
+        <w:t xml:space="preserve">"sip"</w:t>
+      </w:r>
+      <w:r>
+        <w:rPr>
+          <w:rStyle w:val="FunctionTok"/>
+        </w:rPr>
+        <w:t xml:space="preserve">:</w:t>
+      </w:r>
+      <w:r>
+        <w:rPr>
+          <w:rStyle w:val="NormalTok"/>
+        </w:rPr>
+        <w:t xml:space="preserve"> </w:t>
+      </w:r>
+      <w:r>
+        <w:rPr>
+          <w:rStyle w:val="StringTok"/>
+        </w:rPr>
+        <w:t xml:space="preserve">"@amazon.cloud.aws"</w:t>
+      </w:r>
+      <w:r>
+        <w:rPr>
+          <w:rStyle w:val="NormalTok"/>
+        </w:rPr>
+        <w:t xml:space="preserve"> </w:t>
+      </w:r>
+      <w:r>
+        <w:rPr>
+          <w:rStyle w:val="FunctionTok"/>
+        </w:rPr>
+        <w:t xml:space="preserve">}</w:t>
+      </w:r>
+      <w:r>
+        <w:br/>
+      </w:r>
+      <w:r>
+        <w:rPr>
+          <w:rStyle w:val="NormalTok"/>
+        </w:rPr>
+        <w:t xml:space="preserve">  </w:t>
+      </w:r>
+      <w:r>
+        <w:rPr>
+          <w:rStyle w:val="OtherTok"/>
+        </w:rPr>
+        <w:t xml:space="preserve">]</w:t>
+      </w:r>
+      <w:r>
+        <w:br/>
+      </w:r>
+      <w:r>
+        <w:rPr>
+          <w:rStyle w:val="FunctionTok"/>
+        </w:rPr>
+        <w:t xml:space="preserve">}</w:t>
+      </w:r>
+    </w:p>
+    <w:p>
+      <w:pPr>
+        <w:pStyle w:val="FirstParagraph"/>
+      </w:pPr>
+      <w:r>
+        <w:t xml:space="preserve">An identified package with a global publishing address:</w:t>
+      </w:r>
+    </w:p>
+    <w:p>
+      <w:pPr>
+        <w:pStyle w:val="SourceCode"/>
+      </w:pPr>
+      <w:r>
+        <w:rPr>
+          <w:rStyle w:val="FunctionTok"/>
+        </w:rPr>
+        <w:t xml:space="preserve">{</w:t>
+      </w:r>
+      <w:r>
+        <w:br/>
+      </w:r>
+      <w:r>
+        <w:rPr>
+          <w:rStyle w:val="NormalTok"/>
+        </w:rPr>
+        <w:t xml:space="preserve">  </w:t>
+      </w:r>
+      <w:r>
+        <w:rPr>
+          <w:rStyle w:val="DataTypeTok"/>
+        </w:rPr>
+        <w:t xml:space="preserve">"schema"</w:t>
+      </w:r>
+      <w:r>
+        <w:rPr>
+          <w:rStyle w:val="FunctionTok"/>
+        </w:rPr>
+        <w:t xml:space="preserve">:</w:t>
+      </w:r>
+      <w:r>
+        <w:rPr>
+          <w:rStyle w:val="NormalTok"/>
+        </w:rPr>
+        <w:t xml:space="preserve"> </w:t>
+      </w:r>
+      <w:r>
+        <w:rPr>
+          <w:rStyle w:val="StringTok"/>
+        </w:rPr>
+        <w:t xml:space="preserve">"sip-shortcuts/1.0"</w:t>
+      </w:r>
+      <w:r>
+        <w:rPr>
+          <w:rStyle w:val="FunctionTok"/>
+        </w:rPr>
+        <w:t xml:space="preserve">,</w:t>
+      </w:r>
+      <w:r>
+        <w:br/>
+      </w:r>
+      <w:r>
+        <w:rPr>
+          <w:rStyle w:val="NormalTok"/>
+        </w:rPr>
+        <w:t xml:space="preserve">  </w:t>
+      </w:r>
+      <w:r>
+        <w:rPr>
+          <w:rStyle w:val="DataTypeTok"/>
+        </w:rPr>
+        <w:t xml:space="preserve">"author"</w:t>
+      </w:r>
+      <w:r>
+        <w:rPr>
+          <w:rStyle w:val="FunctionTok"/>
+        </w:rPr>
+        <w:t xml:space="preserve">:</w:t>
+      </w:r>
+      <w:r>
+        <w:rPr>
+          <w:rStyle w:val="NormalTok"/>
+        </w:rPr>
+        <w:t xml:space="preserve"> </w:t>
+      </w:r>
+      <w:r>
+        <w:rPr>
+          <w:rStyle w:val="FunctionTok"/>
+        </w:rPr>
+        <w:t xml:space="preserve">{</w:t>
+      </w:r>
+      <w:r>
+        <w:br/>
+      </w:r>
+      <w:r>
+        <w:rPr>
+          <w:rStyle w:val="NormalTok"/>
+        </w:rPr>
+        <w:t xml:space="preserve">    </w:t>
+      </w:r>
+      <w:r>
+        <w:rPr>
+          <w:rStyle w:val="DataTypeTok"/>
+        </w:rPr>
+        <w:t xml:space="preserve">"email"</w:t>
+      </w:r>
+      <w:r>
+        <w:rPr>
+          <w:rStyle w:val="FunctionTok"/>
+        </w:rPr>
+        <w:t xml:space="preserve">:</w:t>
+      </w:r>
+      <w:r>
+        <w:rPr>
+          <w:rStyle w:val="NormalTok"/>
+        </w:rPr>
+        <w:t xml:space="preserve"> </w:t>
+      </w:r>
+      <w:r>
+        <w:rPr>
+          <w:rStyle w:val="StringTok"/>
+        </w:rPr>
+        <w:t xml:space="preserve">"alice@example.com"</w:t>
+      </w:r>
+      <w:r>
+        <w:rPr>
+          <w:rStyle w:val="FunctionTok"/>
+        </w:rPr>
+        <w:t xml:space="preserve">,</w:t>
+      </w:r>
+      <w:r>
+        <w:br/>
+      </w:r>
+      <w:r>
+        <w:rPr>
+          <w:rStyle w:val="NormalTok"/>
+        </w:rPr>
+        <w:t xml:space="preserve">    </w:t>
+      </w:r>
+      <w:r>
+        <w:rPr>
+          <w:rStyle w:val="DataTypeTok"/>
+        </w:rPr>
+        <w:t xml:space="preserve">"label"</w:t>
+      </w:r>
+      <w:r>
+        <w:rPr>
+          <w:rStyle w:val="FunctionTok"/>
+        </w:rPr>
+        <w:t xml:space="preserve">:</w:t>
+      </w:r>
+      <w:r>
+        <w:rPr>
+          <w:rStyle w:val="NormalTok"/>
+        </w:rPr>
+        <w:t xml:space="preserve"> </w:t>
+      </w:r>
+      <w:r>
+        <w:rPr>
+          <w:rStyle w:val="StringTok"/>
+        </w:rPr>
+        <w:t xml:space="preserve">"alice"</w:t>
+      </w:r>
+      <w:r>
+        <w:br/>
+      </w:r>
+      <w:r>
+        <w:rPr>
+          <w:rStyle w:val="NormalTok"/>
+        </w:rPr>
+        <w:t xml:space="preserve">  </w:t>
+      </w:r>
+      <w:r>
+        <w:rPr>
+          <w:rStyle w:val="FunctionTok"/>
+        </w:rPr>
+        <w:t xml:space="preserve">},</w:t>
+      </w:r>
+      <w:r>
+        <w:br/>
+      </w:r>
+      <w:r>
+        <w:rPr>
+          <w:rStyle w:val="NormalTok"/>
+        </w:rPr>
+        <w:t xml:space="preserve">  </w:t>
+      </w:r>
+      <w:r>
+        <w:rPr>
+          <w:rStyle w:val="DataTypeTok"/>
+        </w:rPr>
+        <w:t xml:space="preserve">"publishedAt"</w:t>
+      </w:r>
+      <w:r>
+        <w:rPr>
+          <w:rStyle w:val="FunctionTok"/>
+        </w:rPr>
+        <w:t xml:space="preserve">:</w:t>
+      </w:r>
+      <w:r>
+        <w:rPr>
+          <w:rStyle w:val="NormalTok"/>
+        </w:rPr>
+        <w:t xml:space="preserve"> </w:t>
+      </w:r>
+      <w:r>
+        <w:rPr>
+          <w:rStyle w:val="StringTok"/>
+        </w:rPr>
+        <w:t xml:space="preserve">"@example.com.alice.shortcuts"</w:t>
+      </w:r>
+      <w:r>
+        <w:rPr>
+          <w:rStyle w:val="FunctionTok"/>
+        </w:rPr>
+        <w:t xml:space="preserve">,</w:t>
+      </w:r>
+      <w:r>
+        <w:br/>
+      </w:r>
+      <w:r>
+        <w:rPr>
+          <w:rStyle w:val="NormalTok"/>
+        </w:rPr>
+        <w:t xml:space="preserve">  </w:t>
+      </w:r>
+      <w:r>
+        <w:rPr>
+          <w:rStyle w:val="DataTypeTok"/>
+        </w:rPr>
+        <w:t xml:space="preserve">"label"</w:t>
+      </w:r>
+      <w:r>
+        <w:rPr>
+          <w:rStyle w:val="FunctionTok"/>
+        </w:rPr>
+        <w:t xml:space="preserve">:</w:t>
+      </w:r>
+      <w:r>
+        <w:rPr>
+          <w:rStyle w:val="NormalTok"/>
+        </w:rPr>
+        <w:t xml:space="preserve"> </w:t>
+      </w:r>
+      <w:r>
+        <w:rPr>
+          <w:rStyle w:val="StringTok"/>
+        </w:rPr>
+        <w:t xml:space="preserve">"Alice's Shortcuts"</w:t>
+      </w:r>
+      <w:r>
+        <w:rPr>
+          <w:rStyle w:val="FunctionTok"/>
+        </w:rPr>
+        <w:t xml:space="preserve">,</w:t>
+      </w:r>
+      <w:r>
+        <w:br/>
+      </w:r>
+      <w:r>
+        <w:rPr>
+          <w:rStyle w:val="NormalTok"/>
+        </w:rPr>
+        <w:t xml:space="preserve">  </w:t>
+      </w:r>
+      <w:r>
+        <w:rPr>
+          <w:rStyle w:val="DataTypeTok"/>
+        </w:rPr>
+        <w:t xml:space="preserve">"created"</w:t>
+      </w:r>
+      <w:r>
+        <w:rPr>
+          <w:rStyle w:val="FunctionTok"/>
+        </w:rPr>
+        <w:t xml:space="preserve">:</w:t>
+      </w:r>
+      <w:r>
+        <w:rPr>
+          <w:rStyle w:val="NormalTok"/>
+        </w:rPr>
+        <w:t xml:space="preserve"> </w:t>
+      </w:r>
+      <w:r>
+        <w:rPr>
+          <w:rStyle w:val="StringTok"/>
+        </w:rPr>
+        <w:t xml:space="preserve">"2026-05-31"</w:t>
+      </w:r>
+      <w:r>
+        <w:rPr>
+          <w:rStyle w:val="FunctionTok"/>
+        </w:rPr>
+        <w:t xml:space="preserve">,</w:t>
+      </w:r>
+      <w:r>
+        <w:br/>
+      </w:r>
+      <w:r>
+        <w:rPr>
+          <w:rStyle w:val="NormalTok"/>
+        </w:rPr>
+        <w:t xml:space="preserve">  </w:t>
+      </w:r>
+      <w:r>
+        <w:rPr>
+          <w:rStyle w:val="DataTypeTok"/>
+        </w:rPr>
+        <w:t xml:space="preserve">"bindings"</w:t>
+      </w:r>
+      <w:r>
+        <w:rPr>
+          <w:rStyle w:val="FunctionTok"/>
+        </w:rPr>
+        <w:t xml:space="preserve">:</w:t>
+      </w:r>
+      <w:r>
+        <w:rPr>
+          <w:rStyle w:val="NormalTok"/>
+        </w:rPr>
+        <w:t xml:space="preserve"> </w:t>
+      </w:r>
+      <w:r>
+        <w:rPr>
+          <w:rStyle w:val="OtherTok"/>
+        </w:rPr>
+        <w:t xml:space="preserve">[</w:t>
+      </w:r>
+      <w:r>
+        <w:br/>
+      </w:r>
+      <w:r>
+        <w:rPr>
+          <w:rStyle w:val="NormalTok"/>
+        </w:rPr>
+        <w:t xml:space="preserve">    </w:t>
+      </w:r>
+      <w:r>
+        <w:rPr>
+          <w:rStyle w:val="FunctionTok"/>
+        </w:rPr>
+        <w:t xml:space="preserve">{</w:t>
+      </w:r>
+      <w:r>
+        <w:rPr>
+          <w:rStyle w:val="NormalTok"/>
+        </w:rPr>
+        <w:t xml:space="preserve"> </w:t>
+      </w:r>
+      <w:r>
+        <w:rPr>
+          <w:rStyle w:val="DataTypeTok"/>
+        </w:rPr>
+        <w:t xml:space="preserve">"shortcut"</w:t>
+      </w:r>
+      <w:r>
+        <w:rPr>
+          <w:rStyle w:val="FunctionTok"/>
+        </w:rPr>
+        <w:t xml:space="preserve">:</w:t>
+      </w:r>
+      <w:r>
+        <w:rPr>
+          <w:rStyle w:val="NormalTok"/>
+        </w:rPr>
+        <w:t xml:space="preserve"> </w:t>
+      </w:r>
+      <w:r>
+        <w:rPr>
+          <w:rStyle w:val="StringTok"/>
+        </w:rPr>
+        <w:t xml:space="preserve">"@games.lasca"</w:t>
+      </w:r>
+      <w:r>
+        <w:rPr>
+          <w:rStyle w:val="FunctionTok"/>
+        </w:rPr>
+        <w:t xml:space="preserve">,</w:t>
+      </w:r>
+      <w:r>
+        <w:rPr>
+          <w:rStyle w:val="NormalTok"/>
+        </w:rPr>
+        <w:t xml:space="preserve"> </w:t>
+      </w:r>
+      <w:r>
+        <w:rPr>
+          <w:rStyle w:val="DataTypeTok"/>
+        </w:rPr>
+        <w:t xml:space="preserve">"sip"</w:t>
+      </w:r>
+      <w:r>
+        <w:rPr>
+          <w:rStyle w:val="FunctionTok"/>
+        </w:rPr>
+        <w:t xml:space="preserve">:</w:t>
+      </w:r>
+      <w:r>
+        <w:rPr>
+          <w:rStyle w:val="NormalTok"/>
+        </w:rPr>
+        <w:t xml:space="preserve"> </w:t>
+      </w:r>
+      <w:r>
+        <w:rPr>
+          <w:rStyle w:val="StringTok"/>
+        </w:rPr>
+        <w:t xml:space="preserve">"@stackworks.games.lasca"</w:t>
+      </w:r>
+      <w:r>
+        <w:rPr>
+          <w:rStyle w:val="FunctionTok"/>
+        </w:rPr>
+        <w:t xml:space="preserve">,</w:t>
+      </w:r>
+      <w:r>
+        <w:rPr>
+          <w:rStyle w:val="NormalTok"/>
+        </w:rPr>
+        <w:t xml:space="preserve"> </w:t>
+      </w:r>
+      <w:r>
+        <w:rPr>
+          <w:rStyle w:val="DataTypeTok"/>
+        </w:rPr>
+        <w:t xml:space="preserve">"createdBy"</w:t>
+      </w:r>
+      <w:r>
+        <w:rPr>
+          <w:rStyle w:val="FunctionTok"/>
+        </w:rPr>
+        <w:t xml:space="preserve">:</w:t>
+      </w:r>
+      <w:r>
+        <w:rPr>
+          <w:rStyle w:val="NormalTok"/>
+        </w:rPr>
+        <w:t xml:space="preserve"> </w:t>
+      </w:r>
+      <w:r>
+        <w:rPr>
+          <w:rStyle w:val="StringTok"/>
+        </w:rPr>
+        <w:t xml:space="preserve">"alice@example.com"</w:t>
+      </w:r>
+      <w:r>
+        <w:rPr>
+          <w:rStyle w:val="NormalTok"/>
+        </w:rPr>
+        <w:t xml:space="preserve"> </w:t>
+      </w:r>
+      <w:r>
+        <w:rPr>
+          <w:rStyle w:val="FunctionTok"/>
+        </w:rPr>
+        <w:t xml:space="preserve">}</w:t>
+      </w:r>
+      <w:r>
+        <w:rPr>
+          <w:rStyle w:val="OtherTok"/>
+        </w:rPr>
+        <w:t xml:space="preserve">,</w:t>
+      </w:r>
+      <w:r>
+        <w:br/>
+      </w:r>
+      <w:r>
+        <w:rPr>
+          <w:rStyle w:val="NormalTok"/>
+        </w:rPr>
+        <w:t xml:space="preserve">    </w:t>
+      </w:r>
+      <w:r>
+        <w:rPr>
+          <w:rStyle w:val="FunctionTok"/>
+        </w:rPr>
+        <w:t xml:space="preserve">{</w:t>
+      </w:r>
+      <w:r>
+        <w:rPr>
+          <w:rStyle w:val="NormalTok"/>
+        </w:rPr>
+        <w:t xml:space="preserve"> </w:t>
+      </w:r>
+      <w:r>
+        <w:rPr>
+          <w:rStyle w:val="DataTypeTok"/>
+        </w:rPr>
+        <w:t xml:space="preserve">"shortcut"</w:t>
+      </w:r>
+      <w:r>
+        <w:rPr>
+          <w:rStyle w:val="FunctionTok"/>
+        </w:rPr>
+        <w:t xml:space="preserve">:</w:t>
+      </w:r>
+      <w:r>
+        <w:rPr>
+          <w:rStyle w:val="NormalTok"/>
+        </w:rPr>
+        <w:t xml:space="preserve"> </w:t>
+      </w:r>
+      <w:r>
+        <w:rPr>
+          <w:rStyle w:val="StringTok"/>
+        </w:rPr>
+        <w:t xml:space="preserve">"@aws"</w:t>
+      </w:r>
+      <w:r>
+        <w:rPr>
+          <w:rStyle w:val="FunctionTok"/>
+        </w:rPr>
+        <w:t xml:space="preserve">,</w:t>
+      </w:r>
+      <w:r>
+        <w:rPr>
+          <w:rStyle w:val="NormalTok"/>
+        </w:rPr>
+        <w:t xml:space="preserve"> </w:t>
+      </w:r>
+      <w:r>
+        <w:rPr>
+          <w:rStyle w:val="DataTypeTok"/>
+        </w:rPr>
+        <w:t xml:space="preserve">"sip"</w:t>
+      </w:r>
+      <w:r>
+        <w:rPr>
+          <w:rStyle w:val="FunctionTok"/>
+        </w:rPr>
+        <w:t xml:space="preserve">:</w:t>
+      </w:r>
+      <w:r>
+        <w:rPr>
+          <w:rStyle w:val="NormalTok"/>
+        </w:rPr>
+        <w:t xml:space="preserve"> </w:t>
+      </w:r>
+      <w:r>
+        <w:rPr>
+          <w:rStyle w:val="StringTok"/>
+        </w:rPr>
+        <w:t xml:space="preserve">"@amazon.cloud.aws"</w:t>
+      </w:r>
+      <w:r>
+        <w:rPr>
+          <w:rStyle w:val="FunctionTok"/>
+        </w:rPr>
+        <w:t xml:space="preserve">,</w:t>
+      </w:r>
+      <w:r>
+        <w:rPr>
+          <w:rStyle w:val="NormalTok"/>
+        </w:rPr>
+        <w:t xml:space="preserve"> </w:t>
+      </w:r>
+      <w:r>
+        <w:rPr>
+          <w:rStyle w:val="DataTypeTok"/>
+        </w:rPr>
+        <w:t xml:space="preserve">"createdBy"</w:t>
+      </w:r>
+      <w:r>
+        <w:rPr>
+          <w:rStyle w:val="FunctionTok"/>
+        </w:rPr>
+        <w:t xml:space="preserve">:</w:t>
+      </w:r>
+      <w:r>
+        <w:rPr>
+          <w:rStyle w:val="NormalTok"/>
+        </w:rPr>
+        <w:t xml:space="preserve"> </w:t>
+      </w:r>
+      <w:r>
+        <w:rPr>
+          <w:rStyle w:val="StringTok"/>
+        </w:rPr>
+        <w:t xml:space="preserve">"alice@example.com"</w:t>
+      </w:r>
+      <w:r>
+        <w:rPr>
+          <w:rStyle w:val="NormalTok"/>
+        </w:rPr>
+        <w:t xml:space="preserve"> </w:t>
+      </w:r>
+      <w:r>
+        <w:rPr>
+          <w:rStyle w:val="FunctionTok"/>
+        </w:rPr>
+        <w:t xml:space="preserve">}</w:t>
+      </w:r>
+      <w:r>
+        <w:br/>
+      </w:r>
+      <w:r>
+        <w:rPr>
+          <w:rStyle w:val="NormalTok"/>
+        </w:rPr>
+        <w:t xml:space="preserve">  </w:t>
+      </w:r>
+      <w:r>
+        <w:rPr>
+          <w:rStyle w:val="OtherTok"/>
+        </w:rPr>
+        <w:t xml:space="preserve">]</w:t>
+      </w:r>
+      <w:r>
+        <w:br/>
+      </w:r>
+      <w:r>
+        <w:rPr>
+          <w:rStyle w:val="FunctionTok"/>
+        </w:rPr>
+        <w:t xml:space="preserve">}</w:t>
+      </w:r>
+    </w:p>
+    <w:p>
+      <w:pPr>
+        <w:pStyle w:val="FirstParagraph"/>
+      </w:pPr>
+      <w:r>
+        <w:t xml:space="preserve">The</w:t>
+      </w:r>
+      <w:r>
+        <w:t xml:space="preserve"> </w:t>
+      </w:r>
+      <w:r>
+        <w:rPr>
+          <w:rStyle w:val="VerbatimChar"/>
+        </w:rPr>
+        <w:t xml:space="preserve">author</w:t>
+      </w:r>
+      <w:r>
+        <w:t xml:space="preserve"> </w:t>
+      </w:r>
+      <w:r>
+        <w:t xml:space="preserve">field is present only in identified mode. The</w:t>
+      </w:r>
+      <w:r>
+        <w:t xml:space="preserve"> </w:t>
+      </w:r>
+      <w:r>
+        <w:rPr>
+          <w:rStyle w:val="VerbatimChar"/>
+        </w:rPr>
+        <w:t xml:space="preserve">publishedAt</w:t>
+      </w:r>
+      <w:r>
+        <w:t xml:space="preserve"> </w:t>
+      </w:r>
+      <w:r>
+        <w:t xml:space="preserve">field is present only when the collection has been registered at a globally unique owner-bound SIP address. The</w:t>
+      </w:r>
+      <w:r>
+        <w:t xml:space="preserve"> </w:t>
+      </w:r>
+      <w:r>
+        <w:rPr>
+          <w:rStyle w:val="VerbatimChar"/>
+        </w:rPr>
+        <w:t xml:space="preserve">createdBy</w:t>
+      </w:r>
+      <w:r>
+        <w:t xml:space="preserve"> </w:t>
+      </w:r>
+      <w:r>
+        <w:t xml:space="preserve">field on each binding records which identity created that shortcut.</w:t>
+      </w:r>
+    </w:p>
+    <w:bookmarkEnd w:id="168"/>
+    <w:bookmarkStart w:id="169" w:name="tier-1-anonymous-sharing"/>
+    <w:p>
+      <w:pPr>
+        <w:pStyle w:val="Heading2"/>
+      </w:pPr>
+      <w:r>
+        <w:t xml:space="preserve">Tier 1 — Anonymous Sharing</w:t>
+      </w:r>
+    </w:p>
+    <w:p>
+      <w:pPr>
+        <w:pStyle w:val="FirstParagraph"/>
+      </w:pPr>
+      <w:r>
+        <w:t xml:space="preserve">Any user may export their personal shortcuts as an anonymous package. The package contains no author information and carries no identity claim.</w:t>
+      </w:r>
+    </w:p>
+    <w:p>
+      <w:pPr>
+        <w:pStyle w:val="BodyText"/>
+      </w:pPr>
+      <w:r>
+        <w:t xml:space="preserve">Anonymous packages:</w:t>
+      </w:r>
+    </w:p>
+    <w:p>
+      <w:pPr>
+        <w:pStyle w:val="Compact"/>
+        <w:numPr>
+          <w:ilvl w:val="0"/>
+          <w:numId w:val="1116"/>
+        </w:numPr>
+      </w:pPr>
+      <w:r>
+        <w:t xml:space="preserve">may be freely distributed by any means (file, link, QR code, message)</w:t>
+      </w:r>
+    </w:p>
+    <w:p>
+      <w:pPr>
+        <w:pStyle w:val="Compact"/>
+        <w:numPr>
+          <w:ilvl w:val="0"/>
+          <w:numId w:val="1116"/>
+        </w:numPr>
+      </w:pPr>
+      <w:r>
+        <w:t xml:space="preserve">may be imported by any recipient</w:t>
+      </w:r>
+    </w:p>
+    <w:p>
+      <w:pPr>
+        <w:pStyle w:val="Compact"/>
+        <w:numPr>
+          <w:ilvl w:val="0"/>
+          <w:numId w:val="1116"/>
+        </w:numPr>
+      </w:pPr>
+      <w:r>
+        <w:t xml:space="preserve">do not enable global registry publication</w:t>
+      </w:r>
+    </w:p>
+    <w:p>
+      <w:pPr>
+        <w:pStyle w:val="Compact"/>
+        <w:numPr>
+          <w:ilvl w:val="0"/>
+          <w:numId w:val="1116"/>
+        </w:numPr>
+      </w:pPr>
+      <w:r>
+        <w:t xml:space="preserve">cannot be globally verified or attributed</w:t>
+      </w:r>
+    </w:p>
+    <w:p>
+      <w:pPr>
+        <w:pStyle w:val="Compact"/>
+        <w:numPr>
+          <w:ilvl w:val="0"/>
+          <w:numId w:val="1116"/>
+        </w:numPr>
+      </w:pPr>
+      <w:r>
+        <w:t xml:space="preserve">are stored by the recipient under a timestamped anonymous key</w:t>
+      </w:r>
+    </w:p>
+    <w:p>
+      <w:pPr>
+        <w:pStyle w:val="FirstParagraph"/>
+      </w:pPr>
+      <w:r>
+        <w:t xml:space="preserve">Anonymous sharing is appropriate when the user prefers not to attach their identity, or when no verified email identity has been established.</w:t>
+      </w:r>
+    </w:p>
+    <w:bookmarkEnd w:id="169"/>
+    <w:bookmarkStart w:id="170" w:name="tier-2-identified-sharing"/>
+    <w:p>
+      <w:pPr>
+        <w:pStyle w:val="Heading2"/>
+      </w:pPr>
+      <w:r>
+        <w:t xml:space="preserve">Tier 2 — Identified Sharing</w:t>
+      </w:r>
+    </w:p>
+    <w:p>
+      <w:pPr>
+        <w:pStyle w:val="FirstParagraph"/>
+      </w:pPr>
+      <w:r>
+        <w:t xml:space="preserve">A user who has established a verified email identity may export an identified package. The package includes an</w:t>
+      </w:r>
+      <w:r>
+        <w:t xml:space="preserve"> </w:t>
+      </w:r>
+      <w:r>
+        <w:rPr>
+          <w:rStyle w:val="VerbatimChar"/>
+        </w:rPr>
+        <w:t xml:space="preserve">author</w:t>
+      </w:r>
+      <w:r>
+        <w:t xml:space="preserve"> </w:t>
+      </w:r>
+      <w:r>
+        <w:t xml:space="preserve">field containing the user’s email address and display label.</w:t>
+      </w:r>
+    </w:p>
+    <w:p>
+      <w:pPr>
+        <w:pStyle w:val="BodyText"/>
+      </w:pPr>
+      <w:r>
+        <w:t xml:space="preserve">Identified packages:</w:t>
+      </w:r>
+    </w:p>
+    <w:p>
+      <w:pPr>
+        <w:pStyle w:val="Compact"/>
+        <w:numPr>
+          <w:ilvl w:val="0"/>
+          <w:numId w:val="1117"/>
+        </w:numPr>
+      </w:pPr>
+      <w:r>
+        <w:t xml:space="preserve">carry author attribution that recipients can inspect</w:t>
+      </w:r>
+    </w:p>
+    <w:p>
+      <w:pPr>
+        <w:pStyle w:val="Compact"/>
+        <w:numPr>
+          <w:ilvl w:val="0"/>
+          <w:numId w:val="1117"/>
+        </w:numPr>
+      </w:pPr>
+      <w:r>
+        <w:t xml:space="preserve">allow recipients to know whose shortcuts they are importing</w:t>
+      </w:r>
+    </w:p>
+    <w:p>
+      <w:pPr>
+        <w:pStyle w:val="Compact"/>
+        <w:numPr>
+          <w:ilvl w:val="0"/>
+          <w:numId w:val="1117"/>
+        </w:numPr>
+      </w:pPr>
+      <w:r>
+        <w:t xml:space="preserve">are a prerequisite for global publishing</w:t>
+      </w:r>
+    </w:p>
+    <w:p>
+      <w:pPr>
+        <w:pStyle w:val="Compact"/>
+        <w:numPr>
+          <w:ilvl w:val="0"/>
+          <w:numId w:val="1117"/>
+        </w:numPr>
+      </w:pPr>
+      <w:r>
+        <w:t xml:space="preserve">cannot be globally published without additionally satisfying domain or namespace ownership requirements</w:t>
+      </w:r>
+    </w:p>
+    <w:p>
+      <w:pPr>
+        <w:pStyle w:val="FirstParagraph"/>
+      </w:pPr>
+      <w:r>
+        <w:rPr>
+          <w:b/>
+          <w:bCs/>
+        </w:rPr>
+        <w:t xml:space="preserve">Identity verification requirement:</w:t>
+      </w:r>
+      <w:r>
+        <w:t xml:space="preserve"> </w:t>
+      </w:r>
+      <w:r>
+        <w:t xml:space="preserve">Before the</w:t>
+      </w:r>
+      <w:r>
+        <w:t xml:space="preserve"> </w:t>
+      </w:r>
+      <w:r>
+        <w:rPr>
+          <w:rStyle w:val="VerbatimChar"/>
+        </w:rPr>
+        <w:t xml:space="preserve">author</w:t>
+      </w:r>
+      <w:r>
+        <w:t xml:space="preserve"> </w:t>
+      </w:r>
+      <w:r>
+        <w:t xml:space="preserve">field may be considered trustworthy by a recipient or resolver, the exporting user must have proven ownership of the email address. This is accomplished through standard email ownership verification — for example, a magic link or one-time passcode sent to the stated address. A client application should not allow a user to export an identified package using an unverified email address.</w:t>
+      </w:r>
+    </w:p>
+    <w:bookmarkEnd w:id="170"/>
+    <w:bookmarkStart w:id="173" w:name="tier-3-global-publishing"/>
+    <w:p>
+      <w:pPr>
+        <w:pStyle w:val="Heading2"/>
+      </w:pPr>
+      <w:r>
+        <w:t xml:space="preserve">Tier 3 — Global Publishing</w:t>
+      </w:r>
+    </w:p>
+    <w:p>
+      <w:pPr>
+        <w:pStyle w:val="FirstParagraph"/>
+      </w:pPr>
+      <w:r>
+        <w:t xml:space="preserve">A user who has completed identified sharing may additionally register their shortcut collection at a globally unique, owner-bound SIP address. This address is recorded in the</w:t>
+      </w:r>
+      <w:r>
+        <w:t xml:space="preserve"> </w:t>
+      </w:r>
+      <w:r>
+        <w:rPr>
+          <w:rStyle w:val="VerbatimChar"/>
+        </w:rPr>
+        <w:t xml:space="preserve">publishedAt</w:t>
+      </w:r>
+      <w:r>
+        <w:t xml:space="preserve"> </w:t>
+      </w:r>
+      <w:r>
+        <w:t xml:space="preserve">field of the package.</w:t>
+      </w:r>
+    </w:p>
+    <w:p>
+      <w:pPr>
+        <w:pStyle w:val="BodyText"/>
+      </w:pPr>
+      <w:r>
+        <w:t xml:space="preserve">Global publishing serves two purposes:</w:t>
+      </w:r>
+    </w:p>
+    <w:p>
+      <w:pPr>
+        <w:pStyle w:val="Compact"/>
+        <w:numPr>
+          <w:ilvl w:val="0"/>
+          <w:numId w:val="1118"/>
+        </w:numPr>
+      </w:pPr>
+      <w:r>
+        <w:t xml:space="preserve">It gives the collection a stable, addressable SIP location so others can subscribe to or verify updates.</w:t>
+      </w:r>
+    </w:p>
+    <w:p>
+      <w:pPr>
+        <w:pStyle w:val="Compact"/>
+        <w:numPr>
+          <w:ilvl w:val="0"/>
+          <w:numId w:val="1118"/>
+        </w:numPr>
+      </w:pPr>
+      <w:r>
+        <w:t xml:space="preserve">It anchors the collection’s identity to a verified namespace, making it independently resolvable by SIP resolvers.</w:t>
+      </w:r>
+    </w:p>
+    <w:p>
+      <w:pPr>
+        <w:pStyle w:val="FirstParagraph"/>
+      </w:pPr>
+      <w:r>
+        <w:t xml:space="preserve">A</w:t>
+      </w:r>
+      <w:r>
+        <w:t xml:space="preserve"> </w:t>
+      </w:r>
+      <w:r>
+        <w:rPr>
+          <w:rStyle w:val="VerbatimChar"/>
+        </w:rPr>
+        <w:t xml:space="preserve">publishedAt</w:t>
+      </w:r>
+      <w:r>
+        <w:t xml:space="preserve"> </w:t>
+      </w:r>
+      <w:r>
+        <w:t xml:space="preserve">address must be owner-bound and rooted in a verified namespace. Two options are supported.</w:t>
+      </w:r>
+    </w:p>
+    <w:bookmarkStart w:id="171" w:name="option-1-domain-derived-publishing-sip"/>
+    <w:p>
+      <w:pPr>
+        <w:pStyle w:val="Heading3"/>
+      </w:pPr>
+      <w:r>
+        <w:t xml:space="preserve">Option 1 — Domain-Derived Publishing SIP</w:t>
+      </w:r>
+    </w:p>
+    <w:p>
+      <w:pPr>
+        <w:pStyle w:val="FirstParagraph"/>
+      </w:pPr>
+      <w:r>
+        <w:t xml:space="preserve">The simplest path to a globally unique publishing SIP is to derive it automatically from the user’s verified email address.</w:t>
+      </w:r>
+    </w:p>
+    <w:p>
+      <w:pPr>
+        <w:pStyle w:val="BodyText"/>
+      </w:pPr>
+      <w:r>
+        <w:t xml:space="preserve">Derivation rule:</w:t>
+      </w:r>
+    </w:p>
+    <w:p>
+      <w:pPr>
+        <w:pStyle w:val="SourceCode"/>
+      </w:pPr>
+      <w:r>
+        <w:rPr>
+          <w:rStyle w:val="VerbatimChar"/>
+        </w:rPr>
+        <w:t xml:space="preserve">{local}@{domain}  →  @{domain}.{local}.shortcuts</w:t>
+      </w:r>
+    </w:p>
+    <w:p>
+      <w:pPr>
+        <w:pStyle w:val="FirstParagraph"/>
+      </w:pPr>
+      <w:r>
+        <w:t xml:space="preserve">Examples:</w:t>
+      </w:r>
+    </w:p>
+    <w:p>
+      <w:pPr>
+        <w:pStyle w:val="SourceCode"/>
+      </w:pPr>
+      <w:r>
+        <w:rPr>
+          <w:rStyle w:val="VerbatimChar"/>
+        </w:rPr>
+        <w:t xml:space="preserve">alice@example.com   →  @example.com.alice.shortcuts</w:t>
+      </w:r>
+      <w:r>
+        <w:br/>
+      </w:r>
+      <w:r>
+        <w:rPr>
+          <w:rStyle w:val="VerbatimChar"/>
+        </w:rPr>
+        <w:t xml:space="preserve">bob@acme.org        →  @acme.org.bob.shortcuts</w:t>
+      </w:r>
+      <w:r>
+        <w:br/>
+      </w:r>
+      <w:r>
+        <w:rPr>
+          <w:rStyle w:val="VerbatimChar"/>
+        </w:rPr>
+        <w:t xml:space="preserve">edbecnel@gmail.com  →  @gmail.com.edbecnel.shortcuts</w:t>
+      </w:r>
+    </w:p>
+    <w:p>
+      <w:pPr>
+        <w:pStyle w:val="FirstParagraph"/>
+      </w:pPr>
+      <w:r>
+        <w:t xml:space="preserve">Global uniqueness is anchored to the email domain. The domain owner (the organization or email provider) is the identity authority that vouches for the sub-identity. For custom domains this requires the user to have proven domain ownership (for example via a DNS TXT record or SIP manifest). For managed email providers such as Gmail or Outlook, the provider acts as the vouching identity authority on behalf of the sub-identity.</w:t>
+      </w:r>
+    </w:p>
+    <w:p>
+      <w:pPr>
+        <w:pStyle w:val="BodyText"/>
+      </w:pPr>
+      <w:r>
+        <w:rPr>
+          <w:b/>
+          <w:bCs/>
+        </w:rPr>
+        <w:t xml:space="preserve">Domain ownership verification requirement:</w:t>
+      </w:r>
+      <w:r>
+        <w:t xml:space="preserve"> </w:t>
+      </w:r>
+      <w:r>
+        <w:t xml:space="preserve">A client or registry must not accept a domain-derived</w:t>
+      </w:r>
+      <w:r>
+        <w:t xml:space="preserve"> </w:t>
+      </w:r>
+      <w:r>
+        <w:rPr>
+          <w:rStyle w:val="VerbatimChar"/>
+        </w:rPr>
+        <w:t xml:space="preserve">publishedAt</w:t>
+      </w:r>
+      <w:r>
+        <w:t xml:space="preserve"> </w:t>
+      </w:r>
+      <w:r>
+        <w:t xml:space="preserve">address unless the domain portion of the address has been independently verified — either by the user proving control of the domain’s DNS, or by the email provider having issued a verifiable credential for the sub-identity under their domain.</w:t>
+      </w:r>
+    </w:p>
+    <w:bookmarkEnd w:id="171"/>
+    <w:bookmarkStart w:id="172" w:name="X504aaac2b438914a8d14f9b790d3deaaee54a50"/>
+    <w:p>
+      <w:pPr>
+        <w:pStyle w:val="Heading3"/>
+      </w:pPr>
+      <w:r>
+        <w:t xml:space="preserve">Option 2 — Provider-Assigned Publishing SIP</w:t>
+      </w:r>
+    </w:p>
+    <w:p>
+      <w:pPr>
+        <w:pStyle w:val="FirstParagraph"/>
+      </w:pPr>
+      <w:r>
+        <w:t xml:space="preserve">A federated SIP identity provider may assign a publishing SIP to a user from within the provider’s own verified owner namespace.</w:t>
+      </w:r>
+    </w:p>
+    <w:p>
+      <w:pPr>
+        <w:pStyle w:val="BodyText"/>
+      </w:pPr>
+      <w:r>
+        <w:t xml:space="preserve">Example:</w:t>
+      </w:r>
+    </w:p>
+    <w:p>
+      <w:pPr>
+        <w:pStyle w:val="BodyText"/>
+      </w:pPr>
+      <w:r>
+        <w:t xml:space="preserve">A SIP identity provider operating under</w:t>
+      </w:r>
+      <w:r>
+        <w:t xml:space="preserve"> </w:t>
+      </w:r>
+      <w:r>
+        <w:rPr>
+          <w:rStyle w:val="VerbatimChar"/>
+        </w:rPr>
+        <w:t xml:space="preserve">@com.provider</w:t>
+      </w:r>
+      <w:r>
+        <w:t xml:space="preserve"> </w:t>
+      </w:r>
+      <w:r>
+        <w:t xml:space="preserve">may assign:</w:t>
+      </w:r>
+    </w:p>
+    <w:p>
+      <w:pPr>
+        <w:pStyle w:val="SourceCode"/>
+      </w:pPr>
+      <w:r>
+        <w:rPr>
+          <w:rStyle w:val="VerbatimChar"/>
+        </w:rPr>
+        <w:t xml:space="preserve">@com.provider.alice.shortcuts</w:t>
+      </w:r>
+    </w:p>
+    <w:p>
+      <w:pPr>
+        <w:pStyle w:val="FirstParagraph"/>
+      </w:pPr>
+      <w:r>
+        <w:t xml:space="preserve">to a user who has registered with that provider. The provider guarantees the uniqueness and validity of the assignment within their namespace because</w:t>
+      </w:r>
+      <w:r>
+        <w:t xml:space="preserve"> </w:t>
+      </w:r>
+      <w:r>
+        <w:rPr>
+          <w:rStyle w:val="VerbatimChar"/>
+        </w:rPr>
+        <w:t xml:space="preserve">@com.provider</w:t>
+      </w:r>
+      <w:r>
+        <w:t xml:space="preserve"> </w:t>
+      </w:r>
+      <w:r>
+        <w:t xml:space="preserve">is itself a verified, owner-bound SIP root.</w:t>
+      </w:r>
+    </w:p>
+    <w:p>
+      <w:pPr>
+        <w:pStyle w:val="BodyText"/>
+      </w:pPr>
+      <w:r>
+        <w:t xml:space="preserve">Provider-assigned publishing SIPs:</w:t>
+      </w:r>
+    </w:p>
+    <w:p>
+      <w:pPr>
+        <w:pStyle w:val="Compact"/>
+        <w:numPr>
+          <w:ilvl w:val="0"/>
+          <w:numId w:val="1119"/>
+        </w:numPr>
+      </w:pPr>
+      <w:r>
+        <w:t xml:space="preserve">do not require the user to own a domain</w:t>
+      </w:r>
+    </w:p>
+    <w:p>
+      <w:pPr>
+        <w:pStyle w:val="Compact"/>
+        <w:numPr>
+          <w:ilvl w:val="0"/>
+          <w:numId w:val="1119"/>
+        </w:numPr>
+      </w:pPr>
+      <w:r>
+        <w:t xml:space="preserve">are portable across email addresses</w:t>
+      </w:r>
+    </w:p>
+    <w:p>
+      <w:pPr>
+        <w:pStyle w:val="Compact"/>
+        <w:numPr>
+          <w:ilvl w:val="0"/>
+          <w:numId w:val="1119"/>
+        </w:numPr>
+      </w:pPr>
+      <w:r>
+        <w:t xml:space="preserve">depend on the provider’s continued operation and trustworthiness</w:t>
+      </w:r>
+    </w:p>
+    <w:p>
+      <w:pPr>
+        <w:pStyle w:val="Compact"/>
+        <w:numPr>
+          <w:ilvl w:val="0"/>
+          <w:numId w:val="1119"/>
+        </w:numPr>
+      </w:pPr>
+      <w:r>
+        <w:t xml:space="preserve">should be issued only after the provider has verified the user’s identity to its own satisfaction</w:t>
+      </w:r>
+    </w:p>
+    <w:p>
+      <w:pPr>
+        <w:pStyle w:val="FirstParagraph"/>
+      </w:pPr>
+      <w:r>
+        <w:t xml:space="preserve">Recipients and resolvers should treat a provider-assigned</w:t>
+      </w:r>
+      <w:r>
+        <w:t xml:space="preserve"> </w:t>
+      </w:r>
+      <w:r>
+        <w:rPr>
+          <w:rStyle w:val="VerbatimChar"/>
+        </w:rPr>
+        <w:t xml:space="preserve">publishedAt</w:t>
+      </w:r>
+      <w:r>
+        <w:t xml:space="preserve"> </w:t>
+      </w:r>
+      <w:r>
+        <w:t xml:space="preserve">address as trustworthy only if the provider’s root namespace (</w:t>
+      </w:r>
+      <w:r>
+        <w:rPr>
+          <w:rStyle w:val="VerbatimChar"/>
+        </w:rPr>
+        <w:t xml:space="preserve">@com.provider</w:t>
+      </w:r>
+      <w:r>
+        <w:t xml:space="preserve"> </w:t>
+      </w:r>
+      <w:r>
+        <w:t xml:space="preserve">in the example above) is itself registered and verified in the SIP registry.</w:t>
+      </w:r>
+    </w:p>
+    <w:bookmarkEnd w:id="172"/>
+    <w:bookmarkEnd w:id="173"/>
+    <w:bookmarkStart w:id="174" w:name="Xd0a114d16f9115edefd0974bf150768b5589963"/>
+    <w:p>
+      <w:pPr>
+        <w:pStyle w:val="Heading2"/>
+      </w:pPr>
+      <w:r>
+        <w:t xml:space="preserve">Precedence — Personal Shortcuts Shadow Imported Ones</w:t>
+      </w:r>
+    </w:p>
+    <w:p>
+      <w:pPr>
+        <w:pStyle w:val="FirstParagraph"/>
+      </w:pPr>
+      <w:r>
+        <w:t xml:space="preserve">When a recipient imports a shortcut collection, their own personal shortcut bindings always take precedence over any imported binding for the same shortcut key.</w:t>
+      </w:r>
+    </w:p>
+    <w:p>
+      <w:pPr>
+        <w:pStyle w:val="BodyText"/>
+      </w:pPr>
+      <w:r>
+        <w:t xml:space="preserve">Example:</w:t>
+      </w:r>
+    </w:p>
+    <w:p>
+      <w:pPr>
+        <w:pStyle w:val="BodyText"/>
+      </w:pPr>
+      <w:r>
+        <w:t xml:space="preserve">The recipient has a personal binding:</w:t>
+      </w:r>
+    </w:p>
+    <w:p>
+      <w:pPr>
+        <w:pStyle w:val="SourceCode"/>
+      </w:pPr>
+      <w:r>
+        <w:rPr>
+          <w:rStyle w:val="VerbatimChar"/>
+        </w:rPr>
+        <w:t xml:space="preserve">@aws  →  @amazon.cloud.aws</w:t>
+      </w:r>
+    </w:p>
+    <w:p>
+      <w:pPr>
+        <w:pStyle w:val="FirstParagraph"/>
+      </w:pPr>
+      <w:r>
+        <w:t xml:space="preserve">An imported collection from Alice also defines:</w:t>
+      </w:r>
+    </w:p>
+    <w:p>
+      <w:pPr>
+        <w:pStyle w:val="SourceCode"/>
+      </w:pPr>
+      <w:r>
+        <w:rPr>
+          <w:rStyle w:val="VerbatimChar"/>
+        </w:rPr>
+        <w:t xml:space="preserve">@aws  →  @amazon.cloud.aws.govcloud</w:t>
+      </w:r>
+    </w:p>
+    <w:p>
+      <w:pPr>
+        <w:pStyle w:val="FirstParagraph"/>
+      </w:pPr>
+      <w:r>
+        <w:t xml:space="preserve">The recipient’s personal binding wins. The imported binding is retained in the collection but is marked as shadowed and will not be used for resolution unless the recipient removes their own binding.</w:t>
+      </w:r>
+    </w:p>
+    <w:p>
+      <w:pPr>
+        <w:pStyle w:val="BodyText"/>
+      </w:pPr>
+      <w:r>
+        <w:t xml:space="preserve">This ensures that imported shortcuts can never silently override a user’s deliberate personal choices.</w:t>
+      </w:r>
+    </w:p>
+    <w:bookmarkEnd w:id="174"/>
+    <w:bookmarkStart w:id="175" w:name="importing-shortcut-packages"/>
+    <w:p>
+      <w:pPr>
+        <w:pStyle w:val="Heading2"/>
+      </w:pPr>
+      <w:r>
+        <w:t xml:space="preserve">Importing Shortcut Packages</w:t>
+      </w:r>
+    </w:p>
+    <w:p>
+      <w:pPr>
+        <w:pStyle w:val="FirstParagraph"/>
+      </w:pPr>
+      <w:r>
+        <w:t xml:space="preserve">Recipients import a shortcut package by loading its JSON file into their SIP client. The client validates the schema, inspects the</w:t>
+      </w:r>
+      <w:r>
+        <w:t xml:space="preserve"> </w:t>
+      </w:r>
+      <w:r>
+        <w:rPr>
+          <w:rStyle w:val="VerbatimChar"/>
+        </w:rPr>
+        <w:t xml:space="preserve">author</w:t>
+      </w:r>
+      <w:r>
+        <w:t xml:space="preserve"> </w:t>
+      </w:r>
+      <w:r>
+        <w:t xml:space="preserve">and</w:t>
+      </w:r>
+      <w:r>
+        <w:t xml:space="preserve"> </w:t>
+      </w:r>
+      <w:r>
+        <w:rPr>
+          <w:rStyle w:val="VerbatimChar"/>
+        </w:rPr>
+        <w:t xml:space="preserve">publishedAt</w:t>
+      </w:r>
+      <w:r>
+        <w:t xml:space="preserve"> </w:t>
+      </w:r>
+      <w:r>
+        <w:t xml:space="preserve">fields, and stores the collection.</w:t>
+      </w:r>
+    </w:p>
+    <w:p>
+      <w:pPr>
+        <w:pStyle w:val="BodyText"/>
+      </w:pPr>
+      <w:r>
+        <w:t xml:space="preserve">On import:</w:t>
+      </w:r>
+    </w:p>
+    <w:p>
+      <w:pPr>
+        <w:pStyle w:val="Compact"/>
+        <w:numPr>
+          <w:ilvl w:val="0"/>
+          <w:numId w:val="1120"/>
+        </w:numPr>
+      </w:pPr>
+      <w:r>
+        <w:t xml:space="preserve">Identified packages are stored and displayed with the author’s name and email.</w:t>
+      </w:r>
+    </w:p>
+    <w:p>
+      <w:pPr>
+        <w:pStyle w:val="Compact"/>
+        <w:numPr>
+          <w:ilvl w:val="0"/>
+          <w:numId w:val="1120"/>
+        </w:numPr>
+      </w:pPr>
+      <w:r>
+        <w:t xml:space="preserve">Anonymous packages are stored with a timestamped anonymous label.</w:t>
+      </w:r>
+    </w:p>
+    <w:p>
+      <w:pPr>
+        <w:pStyle w:val="Compact"/>
+        <w:numPr>
+          <w:ilvl w:val="0"/>
+          <w:numId w:val="1120"/>
+        </w:numPr>
+      </w:pPr>
+      <w:r>
+        <w:t xml:space="preserve">The</w:t>
+      </w:r>
+      <w:r>
+        <w:t xml:space="preserve"> </w:t>
+      </w:r>
+      <w:r>
+        <w:rPr>
+          <w:rStyle w:val="VerbatimChar"/>
+        </w:rPr>
+        <w:t xml:space="preserve">publishedAt</w:t>
+      </w:r>
+      <w:r>
+        <w:t xml:space="preserve"> </w:t>
+      </w:r>
+      <w:r>
+        <w:t xml:space="preserve">address, if present, is recorded as advisory. The recipient’s resolver should independently verify that the package at that SIP address matches what was imported before treating it as globally confirmed.</w:t>
+      </w:r>
+    </w:p>
+    <w:p>
+      <w:pPr>
+        <w:pStyle w:val="Compact"/>
+        <w:numPr>
+          <w:ilvl w:val="0"/>
+          <w:numId w:val="1120"/>
+        </w:numPr>
+      </w:pPr>
+      <w:r>
+        <w:t xml:space="preserve">A user cannot import their own exported package — their bindings are already present as personal shortcuts.</w:t>
+      </w:r>
+    </w:p>
+    <w:bookmarkEnd w:id="175"/>
+    <w:bookmarkStart w:id="176" w:name="advisory-nature-of-publishedat-on-import"/>
+    <w:p>
+      <w:pPr>
+        <w:pStyle w:val="Heading2"/>
+      </w:pPr>
+      <w:r>
+        <w:t xml:space="preserve">Advisory Nature of publishedAt on Import</w:t>
+      </w:r>
+    </w:p>
+    <w:p>
+      <w:pPr>
+        <w:pStyle w:val="FirstParagraph"/>
+      </w:pPr>
+      <w:r>
+        <w:t xml:space="preserve">The</w:t>
+      </w:r>
+      <w:r>
+        <w:t xml:space="preserve"> </w:t>
+      </w:r>
+      <w:r>
+        <w:rPr>
+          <w:rStyle w:val="VerbatimChar"/>
+        </w:rPr>
+        <w:t xml:space="preserve">publishedAt</w:t>
+      </w:r>
+      <w:r>
+        <w:t xml:space="preserve"> </w:t>
+      </w:r>
+      <w:r>
+        <w:t xml:space="preserve">field in an imported package is informational. It tells the recipient where the author claims the collection is globally registered. It does not constitute proof.</w:t>
+      </w:r>
+    </w:p>
+    <w:p>
+      <w:pPr>
+        <w:pStyle w:val="BodyText"/>
+      </w:pPr>
+      <w:r>
+        <w:t xml:space="preserve">A SIP resolver or client that wishes to verify a globally published collection should resolve the stated</w:t>
+      </w:r>
+      <w:r>
+        <w:t xml:space="preserve"> </w:t>
+      </w:r>
+      <w:r>
+        <w:rPr>
+          <w:rStyle w:val="VerbatimChar"/>
+        </w:rPr>
+        <w:t xml:space="preserve">publishedAt</w:t>
+      </w:r>
+      <w:r>
+        <w:t xml:space="preserve"> </w:t>
+      </w:r>
+      <w:r>
+        <w:t xml:space="preserve">SIP address independently and confirm that the package served at that address matches the imported one — for example by comparing a cryptographic hash or a signed manifest.</w:t>
+      </w:r>
+    </w:p>
+    <w:p>
+      <w:pPr>
+        <w:pStyle w:val="BodyText"/>
+      </w:pPr>
+      <w:r>
+        <w:t xml:space="preserve">Unverified</w:t>
+      </w:r>
+      <w:r>
+        <w:t xml:space="preserve"> </w:t>
+      </w:r>
+      <w:r>
+        <w:rPr>
+          <w:rStyle w:val="VerbatimChar"/>
+        </w:rPr>
+        <w:t xml:space="preserve">publishedAt</w:t>
+      </w:r>
+      <w:r>
+        <w:t xml:space="preserve"> </w:t>
+      </w:r>
+      <w:r>
+        <w:t xml:space="preserve">claims should be displayed to the user as unconfirmed rather than trusted.</w:t>
+      </w:r>
+    </w:p>
+    <w:bookmarkEnd w:id="176"/>
+    <w:bookmarkStart w:id="177" w:name="core-shortcut-sharing-rule"/>
+    <w:p>
+      <w:pPr>
+        <w:pStyle w:val="Heading2"/>
+      </w:pPr>
+      <w:r>
+        <w:t xml:space="preserve">Core Shortcut Sharing Rule</w:t>
+      </w:r>
+    </w:p>
+    <w:p>
+      <w:pPr>
+        <w:pStyle w:val="FirstParagraph"/>
+      </w:pPr>
+      <w:r>
+        <w:t xml:space="preserve">The core rule is:</w:t>
+      </w:r>
+    </w:p>
+    <w:p>
+      <w:pPr>
+        <w:pStyle w:val="BodyText"/>
+      </w:pPr>
+      <w:r>
+        <w:t xml:space="preserve">Anyone may share shortcuts anonymously.</w:t>
+      </w:r>
+      <w:r>
+        <w:br/>
+      </w:r>
+      <w:r>
+        <w:t xml:space="preserve">Identified sharing requires verified email ownership.</w:t>
+      </w:r>
+      <w:r>
+        <w:br/>
+      </w:r>
+      <w:r>
+        <w:t xml:space="preserve">Global publishing requires verified domain or namespace ownership.</w:t>
+      </w:r>
+      <w:r>
+        <w:br/>
+      </w:r>
+      <w:r>
+        <w:t xml:space="preserve">Personal shortcuts always take precedence over imported ones.</w:t>
+      </w:r>
+      <w:r>
+        <w:br/>
+      </w:r>
+      <w:r>
+        <w:t xml:space="preserve">A</w:t>
+      </w:r>
+      <w:r>
+        <w:t xml:space="preserve"> </w:t>
+      </w:r>
+      <w:r>
+        <w:rPr>
+          <w:rStyle w:val="VerbatimChar"/>
+        </w:rPr>
+        <w:t xml:space="preserve">publishedAt</w:t>
+      </w:r>
+      <w:r>
+        <w:t xml:space="preserve"> </w:t>
+      </w:r>
+      <w:r>
+        <w:t xml:space="preserve">address is advisory until independently verified by a resolver.</w:t>
+      </w:r>
+    </w:p>
+    <w:bookmarkEnd w:id="177"/>
+    <w:bookmarkEnd w:id="178"/>
+    <w:bookmarkStart w:id="186" w:name="identitydiscovery-spectrum"/>
+    <w:p>
+      <w:pPr>
+        <w:pStyle w:val="Heading1"/>
+      </w:pPr>
+      <w:r>
         <w:t xml:space="preserve">Identity–Discovery Spectrum</w:t>
       </w:r>
     </w:p>
@@ -14741,7 +17165,7 @@
         <w:pStyle w:val="Compact"/>
         <w:numPr>
           <w:ilvl w:val="0"/>
-          <w:numId w:val="1115"/>
+          <w:numId w:val="1121"/>
         </w:numPr>
       </w:pPr>
       <w:r>
@@ -14753,7 +17177,7 @@
         <w:pStyle w:val="Compact"/>
         <w:numPr>
           <w:ilvl w:val="0"/>
-          <w:numId w:val="1115"/>
+          <w:numId w:val="1121"/>
         </w:numPr>
       </w:pPr>
       <w:r>
@@ -14781,7 +17205,7 @@
         <w:pStyle w:val="Compact"/>
         <w:numPr>
           <w:ilvl w:val="0"/>
-          <w:numId w:val="1116"/>
+          <w:numId w:val="1122"/>
         </w:numPr>
       </w:pPr>
       <w:r>
@@ -14793,7 +17217,7 @@
         <w:pStyle w:val="Compact"/>
         <w:numPr>
           <w:ilvl w:val="0"/>
-          <w:numId w:val="1116"/>
+          <w:numId w:val="1122"/>
         </w:numPr>
       </w:pPr>
       <w:r>
@@ -14805,7 +17229,7 @@
         <w:pStyle w:val="Compact"/>
         <w:numPr>
           <w:ilvl w:val="0"/>
-          <w:numId w:val="1116"/>
+          <w:numId w:val="1122"/>
         </w:numPr>
       </w:pPr>
       <w:r>
@@ -14817,14 +17241,14 @@
         <w:pStyle w:val="Compact"/>
         <w:numPr>
           <w:ilvl w:val="0"/>
-          <w:numId w:val="1116"/>
+          <w:numId w:val="1122"/>
         </w:numPr>
       </w:pPr>
       <w:r>
         <w:t xml:space="preserve">AI-assisted semantic queries</w:t>
       </w:r>
     </w:p>
-    <w:bookmarkStart w:id="165" w:name="deterministic-semantic-identities"/>
+    <w:bookmarkStart w:id="179" w:name="deterministic-semantic-identities"/>
     <w:p>
       <w:pPr>
         <w:pStyle w:val="Heading2"/>
@@ -14870,7 +17294,7 @@
         <w:pStyle w:val="Compact"/>
         <w:numPr>
           <w:ilvl w:val="0"/>
-          <w:numId w:val="1117"/>
+          <w:numId w:val="1123"/>
         </w:numPr>
       </w:pPr>
       <w:r>
@@ -14882,7 +17306,7 @@
         <w:pStyle w:val="Compact"/>
         <w:numPr>
           <w:ilvl w:val="0"/>
-          <w:numId w:val="1117"/>
+          <w:numId w:val="1123"/>
         </w:numPr>
       </w:pPr>
       <w:r>
@@ -14894,7 +17318,7 @@
         <w:pStyle w:val="Compact"/>
         <w:numPr>
           <w:ilvl w:val="0"/>
-          <w:numId w:val="1117"/>
+          <w:numId w:val="1123"/>
         </w:numPr>
       </w:pPr>
       <w:r>
@@ -14906,7 +17330,7 @@
         <w:pStyle w:val="Compact"/>
         <w:numPr>
           <w:ilvl w:val="0"/>
-          <w:numId w:val="1117"/>
+          <w:numId w:val="1123"/>
         </w:numPr>
       </w:pPr>
       <w:r>
@@ -14921,8 +17345,8 @@
         <w:t xml:space="preserve">Such identities may resolve directly to a trusted semantic destination.</w:t>
       </w:r>
     </w:p>
-    <w:bookmarkEnd w:id="165"/>
-    <w:bookmarkStart w:id="166" w:name="ambiguous-semantic-pathways"/>
+    <w:bookmarkEnd w:id="179"/>
+    <w:bookmarkStart w:id="180" w:name="ambiguous-semantic-pathways"/>
     <w:p>
       <w:pPr>
         <w:pStyle w:val="Heading2"/>
@@ -14968,7 +17392,7 @@
         <w:pStyle w:val="Compact"/>
         <w:numPr>
           <w:ilvl w:val="0"/>
-          <w:numId w:val="1118"/>
+          <w:numId w:val="1124"/>
         </w:numPr>
       </w:pPr>
       <w:r>
@@ -14980,7 +17404,7 @@
         <w:pStyle w:val="Compact"/>
         <w:numPr>
           <w:ilvl w:val="0"/>
-          <w:numId w:val="1118"/>
+          <w:numId w:val="1124"/>
         </w:numPr>
       </w:pPr>
       <w:r>
@@ -14992,7 +17416,7 @@
         <w:pStyle w:val="Compact"/>
         <w:numPr>
           <w:ilvl w:val="0"/>
-          <w:numId w:val="1118"/>
+          <w:numId w:val="1124"/>
         </w:numPr>
       </w:pPr>
       <w:r>
@@ -15004,7 +17428,7 @@
         <w:pStyle w:val="Compact"/>
         <w:numPr>
           <w:ilvl w:val="0"/>
-          <w:numId w:val="1118"/>
+          <w:numId w:val="1124"/>
         </w:numPr>
       </w:pPr>
       <w:r>
@@ -15016,7 +17440,7 @@
         <w:pStyle w:val="Compact"/>
         <w:numPr>
           <w:ilvl w:val="0"/>
-          <w:numId w:val="1118"/>
+          <w:numId w:val="1124"/>
         </w:numPr>
       </w:pPr>
       <w:r>
@@ -15028,7 +17452,7 @@
         <w:pStyle w:val="Compact"/>
         <w:numPr>
           <w:ilvl w:val="0"/>
-          <w:numId w:val="1118"/>
+          <w:numId w:val="1124"/>
         </w:numPr>
       </w:pPr>
       <w:r>
@@ -15048,7 +17472,7 @@
         <w:pStyle w:val="Compact"/>
         <w:numPr>
           <w:ilvl w:val="0"/>
-          <w:numId w:val="1119"/>
+          <w:numId w:val="1125"/>
         </w:numPr>
       </w:pPr>
       <w:r>
@@ -15060,7 +17484,7 @@
         <w:pStyle w:val="Compact"/>
         <w:numPr>
           <w:ilvl w:val="0"/>
-          <w:numId w:val="1119"/>
+          <w:numId w:val="1125"/>
         </w:numPr>
       </w:pPr>
       <w:r>
@@ -15072,7 +17496,7 @@
         <w:pStyle w:val="Compact"/>
         <w:numPr>
           <w:ilvl w:val="0"/>
-          <w:numId w:val="1119"/>
+          <w:numId w:val="1125"/>
         </w:numPr>
       </w:pPr>
       <w:r>
@@ -15084,7 +17508,7 @@
         <w:pStyle w:val="Compact"/>
         <w:numPr>
           <w:ilvl w:val="0"/>
-          <w:numId w:val="1119"/>
+          <w:numId w:val="1125"/>
         </w:numPr>
       </w:pPr>
       <w:r>
@@ -15099,8 +17523,8 @@
         <w:t xml:space="preserve">rather than deterministic routing.</w:t>
       </w:r>
     </w:p>
-    <w:bookmarkEnd w:id="166"/>
-    <w:bookmarkStart w:id="167" w:name="semantic-discovery-queries"/>
+    <w:bookmarkEnd w:id="180"/>
+    <w:bookmarkStart w:id="181" w:name="semantic-discovery-queries"/>
     <w:p>
       <w:pPr>
         <w:pStyle w:val="Heading2"/>
@@ -15146,7 +17570,7 @@
         <w:pStyle w:val="Compact"/>
         <w:numPr>
           <w:ilvl w:val="0"/>
-          <w:numId w:val="1120"/>
+          <w:numId w:val="1126"/>
         </w:numPr>
       </w:pPr>
       <w:r>
@@ -15158,7 +17582,7 @@
         <w:pStyle w:val="Compact"/>
         <w:numPr>
           <w:ilvl w:val="0"/>
-          <w:numId w:val="1120"/>
+          <w:numId w:val="1126"/>
         </w:numPr>
       </w:pPr>
       <w:r>
@@ -15170,7 +17594,7 @@
         <w:pStyle w:val="Compact"/>
         <w:numPr>
           <w:ilvl w:val="0"/>
-          <w:numId w:val="1120"/>
+          <w:numId w:val="1126"/>
         </w:numPr>
       </w:pPr>
       <w:r>
@@ -15182,7 +17606,7 @@
         <w:pStyle w:val="Compact"/>
         <w:numPr>
           <w:ilvl w:val="0"/>
-          <w:numId w:val="1120"/>
+          <w:numId w:val="1126"/>
         </w:numPr>
       </w:pPr>
       <w:r>
@@ -15213,8 +17637,8 @@
         <w:t xml:space="preserve">Such expressions should therefore behave more like semantic discovery queries than authoritative semantic identities.</w:t>
       </w:r>
     </w:p>
-    <w:bookmarkEnd w:id="167"/>
-    <w:bookmarkStart w:id="168" w:name="discovery-and-ranking-behavior"/>
+    <w:bookmarkEnd w:id="181"/>
+    <w:bookmarkStart w:id="182" w:name="discovery-and-ranking-behavior"/>
     <w:p>
       <w:pPr>
         <w:pStyle w:val="Heading2"/>
@@ -15280,7 +17704,7 @@
         <w:pStyle w:val="Compact"/>
         <w:numPr>
           <w:ilvl w:val="0"/>
-          <w:numId w:val="1121"/>
+          <w:numId w:val="1127"/>
         </w:numPr>
       </w:pPr>
       <w:r>
@@ -15292,7 +17716,7 @@
         <w:pStyle w:val="Compact"/>
         <w:numPr>
           <w:ilvl w:val="0"/>
-          <w:numId w:val="1121"/>
+          <w:numId w:val="1127"/>
         </w:numPr>
       </w:pPr>
       <w:r>
@@ -15304,7 +17728,7 @@
         <w:pStyle w:val="Compact"/>
         <w:numPr>
           <w:ilvl w:val="0"/>
-          <w:numId w:val="1121"/>
+          <w:numId w:val="1127"/>
         </w:numPr>
       </w:pPr>
       <w:r>
@@ -15316,7 +17740,7 @@
         <w:pStyle w:val="Compact"/>
         <w:numPr>
           <w:ilvl w:val="0"/>
-          <w:numId w:val="1121"/>
+          <w:numId w:val="1127"/>
         </w:numPr>
       </w:pPr>
       <w:r>
@@ -15328,7 +17752,7 @@
         <w:pStyle w:val="Compact"/>
         <w:numPr>
           <w:ilvl w:val="0"/>
-          <w:numId w:val="1121"/>
+          <w:numId w:val="1127"/>
         </w:numPr>
       </w:pPr>
       <w:r>
@@ -15340,7 +17764,7 @@
         <w:pStyle w:val="Compact"/>
         <w:numPr>
           <w:ilvl w:val="0"/>
-          <w:numId w:val="1121"/>
+          <w:numId w:val="1127"/>
         </w:numPr>
       </w:pPr>
       <w:r>
@@ -15355,8 +17779,8 @@
         <w:t xml:space="preserve">rather than deterministic ownership mapping.</w:t>
       </w:r>
     </w:p>
-    <w:bookmarkEnd w:id="168"/>
-    <w:bookmarkStart w:id="169" w:name="semantic-specificity-spectrum"/>
+    <w:bookmarkEnd w:id="182"/>
+    <w:bookmarkStart w:id="183" w:name="semantic-specificity-spectrum"/>
     <w:p>
       <w:pPr>
         <w:pStyle w:val="Heading2"/>
@@ -15515,8 +17939,8 @@
         </w:tc>
       </w:tr>
     </w:tbl>
-    <w:bookmarkEnd w:id="169"/>
-    <w:bookmarkStart w:id="170" w:name="ai-native-semantic-navigation"/>
+    <w:bookmarkEnd w:id="183"/>
+    <w:bookmarkStart w:id="184" w:name="ai-native-semantic-navigation"/>
     <w:p>
       <w:pPr>
         <w:pStyle w:val="Heading2"/>
@@ -15538,7 +17962,7 @@
         <w:pStyle w:val="Compact"/>
         <w:numPr>
           <w:ilvl w:val="0"/>
-          <w:numId w:val="1122"/>
+          <w:numId w:val="1128"/>
         </w:numPr>
       </w:pPr>
       <w:r>
@@ -15550,7 +17974,7 @@
         <w:pStyle w:val="Compact"/>
         <w:numPr>
           <w:ilvl w:val="0"/>
-          <w:numId w:val="1122"/>
+          <w:numId w:val="1128"/>
         </w:numPr>
       </w:pPr>
       <w:r>
@@ -15562,7 +17986,7 @@
         <w:pStyle w:val="Compact"/>
         <w:numPr>
           <w:ilvl w:val="0"/>
-          <w:numId w:val="1122"/>
+          <w:numId w:val="1128"/>
         </w:numPr>
       </w:pPr>
       <w:r>
@@ -15574,7 +17998,7 @@
         <w:pStyle w:val="Compact"/>
         <w:numPr>
           <w:ilvl w:val="0"/>
-          <w:numId w:val="1122"/>
+          <w:numId w:val="1128"/>
         </w:numPr>
       </w:pPr>
       <w:r>
@@ -15586,7 +18010,7 @@
         <w:pStyle w:val="Compact"/>
         <w:numPr>
           <w:ilvl w:val="0"/>
-          <w:numId w:val="1122"/>
+          <w:numId w:val="1128"/>
         </w:numPr>
       </w:pPr>
       <w:r>
@@ -15598,7 +18022,7 @@
         <w:pStyle w:val="Compact"/>
         <w:numPr>
           <w:ilvl w:val="0"/>
-          <w:numId w:val="1122"/>
+          <w:numId w:val="1128"/>
         </w:numPr>
       </w:pPr>
       <w:r>
@@ -15613,8 +18037,8 @@
         <w:t xml:space="preserve">within a single interoperable semantic framework.</w:t>
       </w:r>
     </w:p>
-    <w:bookmarkEnd w:id="170"/>
-    <w:bookmarkStart w:id="171" w:name="architectural-implications-3"/>
+    <w:bookmarkEnd w:id="184"/>
+    <w:bookmarkStart w:id="185" w:name="architectural-implications-3"/>
     <w:p>
       <w:pPr>
         <w:pStyle w:val="Heading2"/>
@@ -15644,7 +18068,7 @@
         <w:pStyle w:val="Compact"/>
         <w:numPr>
           <w:ilvl w:val="0"/>
-          <w:numId w:val="1123"/>
+          <w:numId w:val="1129"/>
         </w:numPr>
       </w:pPr>
       <w:r>
@@ -15664,7 +18088,7 @@
         <w:pStyle w:val="Compact"/>
         <w:numPr>
           <w:ilvl w:val="0"/>
-          <w:numId w:val="1124"/>
+          <w:numId w:val="1130"/>
         </w:numPr>
       </w:pPr>
       <w:r>
@@ -15676,7 +18100,7 @@
         <w:pStyle w:val="Compact"/>
         <w:numPr>
           <w:ilvl w:val="0"/>
-          <w:numId w:val="1124"/>
+          <w:numId w:val="1130"/>
         </w:numPr>
       </w:pPr>
       <w:r>
@@ -15688,7 +18112,7 @@
         <w:pStyle w:val="Compact"/>
         <w:numPr>
           <w:ilvl w:val="0"/>
-          <w:numId w:val="1124"/>
+          <w:numId w:val="1130"/>
         </w:numPr>
       </w:pPr>
       <w:r>
@@ -15700,7 +18124,7 @@
         <w:pStyle w:val="Compact"/>
         <w:numPr>
           <w:ilvl w:val="0"/>
-          <w:numId w:val="1124"/>
+          <w:numId w:val="1130"/>
         </w:numPr>
       </w:pPr>
       <w:r>
@@ -15712,7 +18136,7 @@
         <w:pStyle w:val="Compact"/>
         <w:numPr>
           <w:ilvl w:val="0"/>
-          <w:numId w:val="1124"/>
+          <w:numId w:val="1130"/>
         </w:numPr>
       </w:pPr>
       <w:r>
@@ -16167,9 +18591,9 @@
         </w:pict>
       </w:r>
     </w:p>
-    <w:bookmarkEnd w:id="171"/>
-    <w:bookmarkEnd w:id="172"/>
-    <w:bookmarkStart w:id="194" w:name="X136d236cb1b6a47bd4d205604f07a8075bf9e1e"/>
+    <w:bookmarkEnd w:id="185"/>
+    <w:bookmarkEnd w:id="186"/>
+    <w:bookmarkStart w:id="208" w:name="X136d236cb1b6a47bd4d205604f07a8075bf9e1e"/>
     <w:p>
       <w:pPr>
         <w:pStyle w:val="Heading1"/>
@@ -16194,7 +18618,7 @@
         <w:t xml:space="preserve">SIP therefore supports Semantic IntelliSense — an AI-assisted semantic autocomplete and guided navigation system similar to modern IDE code completion systems.</w:t>
       </w:r>
     </w:p>
-    <w:bookmarkStart w:id="173" w:name="semantic-intellisense"/>
+    <w:bookmarkStart w:id="187" w:name="semantic-intellisense"/>
     <w:p>
       <w:pPr>
         <w:pStyle w:val="Heading2"/>
@@ -16328,8 +18752,8 @@
         <w:t xml:space="preserve">This allows users to navigate semantic knowledge structures interactively rather than memorizing exact semantic identities.</w:t>
       </w:r>
     </w:p>
-    <w:bookmarkEnd w:id="173"/>
-    <w:bookmarkStart w:id="174" w:name="ai-assisted-semantic-completion"/>
+    <w:bookmarkEnd w:id="187"/>
+    <w:bookmarkStart w:id="188" w:name="ai-assisted-semantic-completion"/>
     <w:p>
       <w:pPr>
         <w:pStyle w:val="Heading2"/>
@@ -16351,7 +18775,7 @@
         <w:pStyle w:val="Compact"/>
         <w:numPr>
           <w:ilvl w:val="0"/>
-          <w:numId w:val="1126"/>
+          <w:numId w:val="1132"/>
         </w:numPr>
       </w:pPr>
       <w:r>
@@ -16363,7 +18787,7 @@
         <w:pStyle w:val="Compact"/>
         <w:numPr>
           <w:ilvl w:val="0"/>
-          <w:numId w:val="1126"/>
+          <w:numId w:val="1132"/>
         </w:numPr>
       </w:pPr>
       <w:r>
@@ -16375,7 +18799,7 @@
         <w:pStyle w:val="Compact"/>
         <w:numPr>
           <w:ilvl w:val="0"/>
-          <w:numId w:val="1126"/>
+          <w:numId w:val="1132"/>
         </w:numPr>
       </w:pPr>
       <w:r>
@@ -16387,7 +18811,7 @@
         <w:pStyle w:val="Compact"/>
         <w:numPr>
           <w:ilvl w:val="0"/>
-          <w:numId w:val="1126"/>
+          <w:numId w:val="1132"/>
         </w:numPr>
       </w:pPr>
       <w:r>
@@ -16399,7 +18823,7 @@
         <w:pStyle w:val="Compact"/>
         <w:numPr>
           <w:ilvl w:val="0"/>
-          <w:numId w:val="1126"/>
+          <w:numId w:val="1132"/>
         </w:numPr>
       </w:pPr>
       <w:r>
@@ -16411,7 +18835,7 @@
         <w:pStyle w:val="Compact"/>
         <w:numPr>
           <w:ilvl w:val="0"/>
-          <w:numId w:val="1126"/>
+          <w:numId w:val="1132"/>
         </w:numPr>
       </w:pPr>
       <w:r>
@@ -16423,7 +18847,7 @@
         <w:pStyle w:val="Compact"/>
         <w:numPr>
           <w:ilvl w:val="0"/>
-          <w:numId w:val="1126"/>
+          <w:numId w:val="1132"/>
         </w:numPr>
       </w:pPr>
       <w:r>
@@ -16435,7 +18859,7 @@
         <w:pStyle w:val="Compact"/>
         <w:numPr>
           <w:ilvl w:val="0"/>
-          <w:numId w:val="1126"/>
+          <w:numId w:val="1132"/>
         </w:numPr>
       </w:pPr>
       <w:r>
@@ -16447,7 +18871,7 @@
         <w:pStyle w:val="Compact"/>
         <w:numPr>
           <w:ilvl w:val="0"/>
-          <w:numId w:val="1126"/>
+          <w:numId w:val="1132"/>
         </w:numPr>
       </w:pPr>
       <w:r>
@@ -16459,7 +18883,7 @@
         <w:pStyle w:val="Compact"/>
         <w:numPr>
           <w:ilvl w:val="0"/>
-          <w:numId w:val="1126"/>
+          <w:numId w:val="1132"/>
         </w:numPr>
       </w:pPr>
       <w:r>
@@ -16474,8 +18898,8 @@
         <w:t xml:space="preserve">This creates AI-assisted semantic navigation rather than simple static autocomplete.</w:t>
       </w:r>
     </w:p>
-    <w:bookmarkEnd w:id="174"/>
-    <w:bookmarkStart w:id="175" w:name="semantic-exploration"/>
+    <w:bookmarkEnd w:id="188"/>
+    <w:bookmarkStart w:id="189" w:name="semantic-exploration"/>
     <w:p>
       <w:pPr>
         <w:pStyle w:val="Heading2"/>
@@ -16558,8 +18982,8 @@
         <w:t xml:space="preserve">This allows SIP to support semantic exploration and contextual discovery naturally.</w:t>
       </w:r>
     </w:p>
-    <w:bookmarkEnd w:id="175"/>
-    <w:bookmarkStart w:id="176" w:name="deterministic-semantic-resolution"/>
+    <w:bookmarkEnd w:id="189"/>
+    <w:bookmarkStart w:id="190" w:name="deterministic-semantic-resolution"/>
     <w:p>
       <w:pPr>
         <w:pStyle w:val="Heading2"/>
@@ -16613,7 +19037,7 @@
         <w:pStyle w:val="Compact"/>
         <w:numPr>
           <w:ilvl w:val="0"/>
-          <w:numId w:val="1127"/>
+          <w:numId w:val="1133"/>
         </w:numPr>
       </w:pPr>
       <w:r>
@@ -16631,15 +19055,15 @@
         <w:pStyle w:val="Compact"/>
         <w:numPr>
           <w:ilvl w:val="0"/>
-          <w:numId w:val="1127"/>
+          <w:numId w:val="1133"/>
         </w:numPr>
       </w:pPr>
       <w:r>
         <w:t xml:space="preserve">deterministic semantic identity resolution</w:t>
       </w:r>
     </w:p>
-    <w:bookmarkEnd w:id="176"/>
-    <w:bookmarkStart w:id="177" w:name="semantic-navigation-ux"/>
+    <w:bookmarkEnd w:id="190"/>
+    <w:bookmarkStart w:id="191" w:name="semantic-navigation-ux"/>
     <w:p>
       <w:pPr>
         <w:pStyle w:val="Heading2"/>
@@ -16661,7 +19085,7 @@
         <w:pStyle w:val="Compact"/>
         <w:numPr>
           <w:ilvl w:val="0"/>
-          <w:numId w:val="1128"/>
+          <w:numId w:val="1134"/>
         </w:numPr>
       </w:pPr>
       <w:r>
@@ -16673,7 +19097,7 @@
         <w:pStyle w:val="Compact"/>
         <w:numPr>
           <w:ilvl w:val="0"/>
-          <w:numId w:val="1128"/>
+          <w:numId w:val="1134"/>
         </w:numPr>
       </w:pPr>
       <w:r>
@@ -16685,7 +19109,7 @@
         <w:pStyle w:val="Compact"/>
         <w:numPr>
           <w:ilvl w:val="0"/>
-          <w:numId w:val="1128"/>
+          <w:numId w:val="1134"/>
         </w:numPr>
       </w:pPr>
       <w:r>
@@ -16697,7 +19121,7 @@
         <w:pStyle w:val="Compact"/>
         <w:numPr>
           <w:ilvl w:val="0"/>
-          <w:numId w:val="1128"/>
+          <w:numId w:val="1134"/>
         </w:numPr>
       </w:pPr>
       <w:r>
@@ -16709,7 +19133,7 @@
         <w:pStyle w:val="Compact"/>
         <w:numPr>
           <w:ilvl w:val="0"/>
-          <w:numId w:val="1128"/>
+          <w:numId w:val="1134"/>
         </w:numPr>
       </w:pPr>
       <w:r>
@@ -16721,7 +19145,7 @@
         <w:pStyle w:val="Compact"/>
         <w:numPr>
           <w:ilvl w:val="0"/>
-          <w:numId w:val="1128"/>
+          <w:numId w:val="1134"/>
         </w:numPr>
       </w:pPr>
       <w:r>
@@ -16733,7 +19157,7 @@
         <w:pStyle w:val="Compact"/>
         <w:numPr>
           <w:ilvl w:val="0"/>
-          <w:numId w:val="1128"/>
+          <w:numId w:val="1134"/>
         </w:numPr>
       </w:pPr>
       <w:r>
@@ -16745,7 +19169,7 @@
         <w:pStyle w:val="Compact"/>
         <w:numPr>
           <w:ilvl w:val="0"/>
-          <w:numId w:val="1128"/>
+          <w:numId w:val="1134"/>
         </w:numPr>
       </w:pPr>
       <w:r>
@@ -16760,8 +19184,8 @@
         <w:t xml:space="preserve">This allows semantic navigation to behave more like intelligent knowledge exploration than traditional URL entry.</w:t>
       </w:r>
     </w:p>
-    <w:bookmarkEnd w:id="177"/>
-    <w:bookmarkStart w:id="191" w:name="X966b49c98d826e4fcf538c8cc0ed0f7d62cbd56"/>
+    <w:bookmarkEnd w:id="191"/>
+    <w:bookmarkStart w:id="205" w:name="X966b49c98d826e4fcf538c8cc0ed0f7d62cbd56"/>
     <w:p>
       <w:pPr>
         <w:pStyle w:val="Heading2"/>
@@ -16783,7 +19207,7 @@
         <w:pStyle w:val="Compact"/>
         <w:numPr>
           <w:ilvl w:val="0"/>
-          <w:numId w:val="1129"/>
+          <w:numId w:val="1135"/>
         </w:numPr>
       </w:pPr>
       <w:r>
@@ -16795,7 +19219,7 @@
         <w:pStyle w:val="Compact"/>
         <w:numPr>
           <w:ilvl w:val="0"/>
-          <w:numId w:val="1129"/>
+          <w:numId w:val="1135"/>
         </w:numPr>
       </w:pPr>
       <w:r>
@@ -16982,7 +19406,7 @@
         <w:t xml:space="preserve">or another current StackWorks Lasca destination.</w:t>
       </w:r>
     </w:p>
-    <w:bookmarkStart w:id="178" w:name="discovery-path-mode"/>
+    <w:bookmarkStart w:id="192" w:name="discovery-path-mode"/>
     <w:p>
       <w:pPr>
         <w:pStyle w:val="Heading3"/>
@@ -17073,8 +19497,8 @@
         <w:t xml:space="preserve">Other Lasca-related communities, rule references, tournaments, variants, or educational resources may also appear depending on resolver confidence, user context, semantic relevance, provider reputation, and trust signals.</w:t>
       </w:r>
     </w:p>
-    <w:bookmarkEnd w:id="178"/>
-    <w:bookmarkStart w:id="179" w:name="owner-bound-identity-mode"/>
+    <w:bookmarkEnd w:id="192"/>
+    <w:bookmarkStart w:id="193" w:name="owner-bound-identity-mode"/>
     <w:p>
       <w:pPr>
         <w:pStyle w:val="Heading3"/>
@@ -17139,8 +19563,8 @@
         <w:t xml:space="preserve">This owner-qualified form may be eligible for deterministic resolution if verification, trust, consensus, and confidence thresholds are satisfied.</w:t>
       </w:r>
     </w:p>
-    <w:bookmarkEnd w:id="179"/>
-    <w:bookmarkStart w:id="180" w:name="X264ea9bf8391cc23bf2cc80625586a1d39c1d69"/>
+    <w:bookmarkEnd w:id="193"/>
+    <w:bookmarkStart w:id="194" w:name="X264ea9bf8391cc23bf2cc80625586a1d39c1d69"/>
     <w:p>
       <w:pPr>
         <w:pStyle w:val="Heading3"/>
@@ -17327,7 +19751,7 @@
         <w:pStyle w:val="Compact"/>
         <w:numPr>
           <w:ilvl w:val="0"/>
-          <w:numId w:val="1130"/>
+          <w:numId w:val="1136"/>
         </w:numPr>
       </w:pPr>
       <w:r>
@@ -17339,7 +19763,7 @@
         <w:pStyle w:val="Compact"/>
         <w:numPr>
           <w:ilvl w:val="0"/>
-          <w:numId w:val="1130"/>
+          <w:numId w:val="1136"/>
         </w:numPr>
       </w:pPr>
       <w:r>
@@ -17351,7 +19775,7 @@
         <w:pStyle w:val="Compact"/>
         <w:numPr>
           <w:ilvl w:val="0"/>
-          <w:numId w:val="1130"/>
+          <w:numId w:val="1136"/>
         </w:numPr>
       </w:pPr>
       <w:r>
@@ -17363,15 +19787,15 @@
         <w:pStyle w:val="Compact"/>
         <w:numPr>
           <w:ilvl w:val="0"/>
-          <w:numId w:val="1130"/>
+          <w:numId w:val="1136"/>
         </w:numPr>
       </w:pPr>
       <w:r>
         <w:t xml:space="preserve">save the selected identity as a semantic favorite</w:t>
       </w:r>
     </w:p>
-    <w:bookmarkEnd w:id="180"/>
-    <w:bookmarkStart w:id="181" w:name="completion-behavior"/>
+    <w:bookmarkEnd w:id="194"/>
+    <w:bookmarkStart w:id="195" w:name="completion-behavior"/>
     <w:p>
       <w:pPr>
         <w:pStyle w:val="Heading3"/>
@@ -17415,7 +19839,7 @@
         <w:pStyle w:val="Compact"/>
         <w:numPr>
           <w:ilvl w:val="0"/>
-          <w:numId w:val="1131"/>
+          <w:numId w:val="1137"/>
         </w:numPr>
       </w:pPr>
       <w:r>
@@ -17427,7 +19851,7 @@
         <w:pStyle w:val="Compact"/>
         <w:numPr>
           <w:ilvl w:val="0"/>
-          <w:numId w:val="1131"/>
+          <w:numId w:val="1137"/>
         </w:numPr>
       </w:pPr>
       <w:r>
@@ -17439,7 +19863,7 @@
         <w:pStyle w:val="Compact"/>
         <w:numPr>
           <w:ilvl w:val="0"/>
-          <w:numId w:val="1131"/>
+          <w:numId w:val="1137"/>
         </w:numPr>
       </w:pPr>
       <w:r>
@@ -17451,15 +19875,15 @@
         <w:pStyle w:val="Compact"/>
         <w:numPr>
           <w:ilvl w:val="0"/>
-          <w:numId w:val="1131"/>
+          <w:numId w:val="1137"/>
         </w:numPr>
       </w:pPr>
       <w:r>
         <w:t xml:space="preserve">ambiguous discovery paths should continue to return ranked results rather than automatically redirecting</w:t>
       </w:r>
     </w:p>
-    <w:bookmarkEnd w:id="181"/>
-    <w:bookmarkStart w:id="182" w:name="X50891af6695fd3280e197eb59d0838e629b5726"/>
+    <w:bookmarkEnd w:id="195"/>
+    <w:bookmarkStart w:id="196" w:name="X50891af6695fd3280e197eb59d0838e629b5726"/>
     <w:p>
       <w:pPr>
         <w:pStyle w:val="Heading3"/>
@@ -17664,8 +20088,8 @@
         <w:t xml:space="preserve">Selecting an owner-bound identity commits the expression to a specific owner-qualified SIP identity.</w:t>
       </w:r>
     </w:p>
-    <w:bookmarkEnd w:id="182"/>
-    <w:bookmarkStart w:id="183" w:name="discovery-subcategory-selection"/>
+    <w:bookmarkEnd w:id="196"/>
+    <w:bookmarkStart w:id="197" w:name="discovery-subcategory-selection"/>
     <w:p>
       <w:pPr>
         <w:pStyle w:val="Heading3"/>
@@ -17801,8 +20225,8 @@
         <w:t xml:space="preserve">It may also continue to show matching owner-bound identities in a separate section.</w:t>
       </w:r>
     </w:p>
-    <w:bookmarkEnd w:id="183"/>
-    <w:bookmarkStart w:id="184" w:name="owner-bound-candidate-selection"/>
+    <w:bookmarkEnd w:id="197"/>
+    <w:bookmarkStart w:id="198" w:name="owner-bound-candidate-selection"/>
     <w:p>
       <w:pPr>
         <w:pStyle w:val="Heading3"/>
@@ -17880,7 +20304,7 @@
         <w:pStyle w:val="Compact"/>
         <w:numPr>
           <w:ilvl w:val="0"/>
-          <w:numId w:val="1132"/>
+          <w:numId w:val="1138"/>
         </w:numPr>
       </w:pPr>
       <w:r>
@@ -17892,7 +20316,7 @@
         <w:pStyle w:val="Compact"/>
         <w:numPr>
           <w:ilvl w:val="0"/>
-          <w:numId w:val="1132"/>
+          <w:numId w:val="1138"/>
         </w:numPr>
       </w:pPr>
       <w:r>
@@ -17904,7 +20328,7 @@
         <w:pStyle w:val="Compact"/>
         <w:numPr>
           <w:ilvl w:val="0"/>
-          <w:numId w:val="1132"/>
+          <w:numId w:val="1138"/>
         </w:numPr>
       </w:pPr>
       <w:r>
@@ -17916,7 +20340,7 @@
         <w:pStyle w:val="Compact"/>
         <w:numPr>
           <w:ilvl w:val="0"/>
-          <w:numId w:val="1132"/>
+          <w:numId w:val="1138"/>
         </w:numPr>
       </w:pPr>
       <w:r>
@@ -17928,7 +20352,7 @@
         <w:pStyle w:val="Compact"/>
         <w:numPr>
           <w:ilvl w:val="0"/>
-          <w:numId w:val="1132"/>
+          <w:numId w:val="1138"/>
         </w:numPr>
       </w:pPr>
       <w:r>
@@ -17940,15 +20364,15 @@
         <w:pStyle w:val="Compact"/>
         <w:numPr>
           <w:ilvl w:val="0"/>
-          <w:numId w:val="1132"/>
+          <w:numId w:val="1138"/>
         </w:numPr>
       </w:pPr>
       <w:r>
         <w:t xml:space="preserve">allow the user to continue editing the SIP string manually</w:t>
       </w:r>
     </w:p>
-    <w:bookmarkEnd w:id="184"/>
-    <w:bookmarkStart w:id="185" w:name="visual-grouping"/>
+    <w:bookmarkEnd w:id="198"/>
+    <w:bookmarkStart w:id="199" w:name="visual-grouping"/>
     <w:p>
       <w:pPr>
         <w:pStyle w:val="Heading3"/>
@@ -17986,7 +20410,7 @@
         <w:pStyle w:val="Compact"/>
         <w:numPr>
           <w:ilvl w:val="0"/>
-          <w:numId w:val="1133"/>
+          <w:numId w:val="1139"/>
         </w:numPr>
       </w:pPr>
       <w:r>
@@ -17998,7 +20422,7 @@
         <w:pStyle w:val="Compact"/>
         <w:numPr>
           <w:ilvl w:val="0"/>
-          <w:numId w:val="1133"/>
+          <w:numId w:val="1139"/>
         </w:numPr>
       </w:pPr>
       <w:r>
@@ -18010,7 +20434,7 @@
         <w:pStyle w:val="Compact"/>
         <w:numPr>
           <w:ilvl w:val="0"/>
-          <w:numId w:val="1133"/>
+          <w:numId w:val="1139"/>
         </w:numPr>
       </w:pPr>
       <w:r>
@@ -18022,7 +20446,7 @@
         <w:pStyle w:val="Compact"/>
         <w:numPr>
           <w:ilvl w:val="0"/>
-          <w:numId w:val="1133"/>
+          <w:numId w:val="1139"/>
         </w:numPr>
       </w:pPr>
       <w:r>
@@ -18034,7 +20458,7 @@
         <w:pStyle w:val="Compact"/>
         <w:numPr>
           <w:ilvl w:val="0"/>
-          <w:numId w:val="1133"/>
+          <w:numId w:val="1139"/>
         </w:numPr>
       </w:pPr>
       <w:r>
@@ -18046,7 +20470,7 @@
         <w:pStyle w:val="Compact"/>
         <w:numPr>
           <w:ilvl w:val="0"/>
-          <w:numId w:val="1133"/>
+          <w:numId w:val="1139"/>
         </w:numPr>
       </w:pPr>
       <w:r>
@@ -18058,7 +20482,7 @@
         <w:pStyle w:val="Compact"/>
         <w:numPr>
           <w:ilvl w:val="0"/>
-          <w:numId w:val="1133"/>
+          <w:numId w:val="1139"/>
         </w:numPr>
       </w:pPr>
       <w:r>
@@ -18129,8 +20553,8 @@
         <w:t xml:space="preserve">The second choice binds the path to a specific owner-qualified identity.</w:t>
       </w:r>
     </w:p>
-    <w:bookmarkEnd w:id="185"/>
-    <w:bookmarkStart w:id="186" w:name="keyboard-and-mouse-behavior"/>
+    <w:bookmarkEnd w:id="199"/>
+    <w:bookmarkStart w:id="200" w:name="keyboard-and-mouse-behavior"/>
     <w:p>
       <w:pPr>
         <w:pStyle w:val="Heading3"/>
@@ -18160,7 +20584,7 @@
         <w:pStyle w:val="Compact"/>
         <w:numPr>
           <w:ilvl w:val="0"/>
-          <w:numId w:val="1134"/>
+          <w:numId w:val="1140"/>
         </w:numPr>
       </w:pPr>
       <w:r>
@@ -18172,7 +20596,7 @@
         <w:pStyle w:val="Compact"/>
         <w:numPr>
           <w:ilvl w:val="0"/>
-          <w:numId w:val="1134"/>
+          <w:numId w:val="1140"/>
         </w:numPr>
       </w:pPr>
       <w:r>
@@ -18184,7 +20608,7 @@
         <w:pStyle w:val="Compact"/>
         <w:numPr>
           <w:ilvl w:val="0"/>
-          <w:numId w:val="1134"/>
+          <w:numId w:val="1140"/>
         </w:numPr>
       </w:pPr>
       <w:r>
@@ -18196,7 +20620,7 @@
         <w:pStyle w:val="Compact"/>
         <w:numPr>
           <w:ilvl w:val="0"/>
-          <w:numId w:val="1134"/>
+          <w:numId w:val="1140"/>
         </w:numPr>
       </w:pPr>
       <w:r>
@@ -18208,7 +20632,7 @@
         <w:pStyle w:val="Compact"/>
         <w:numPr>
           <w:ilvl w:val="0"/>
-          <w:numId w:val="1134"/>
+          <w:numId w:val="1140"/>
         </w:numPr>
       </w:pPr>
       <w:r>
@@ -18220,7 +20644,7 @@
         <w:pStyle w:val="Compact"/>
         <w:numPr>
           <w:ilvl w:val="0"/>
-          <w:numId w:val="1134"/>
+          <w:numId w:val="1140"/>
         </w:numPr>
       </w:pPr>
       <w:r>
@@ -18369,8 +20793,8 @@
         <w:t xml:space="preserve">This difference should be intentional and visible to the user.</w:t>
       </w:r>
     </w:p>
-    <w:bookmarkEnd w:id="186"/>
-    <w:bookmarkStart w:id="187" w:name="preview-and-confirmation-behavior"/>
+    <w:bookmarkEnd w:id="200"/>
+    <w:bookmarkStart w:id="201" w:name="preview-and-confirmation-behavior"/>
     <w:p>
       <w:pPr>
         <w:pStyle w:val="Heading3"/>
@@ -18457,8 +20881,8 @@
         <w:t xml:space="preserve">For weakly verified or ambiguous candidates, the UI may display a warning, lower confidence score, or require confirmation before resolving.</w:t>
       </w:r>
     </w:p>
-    <w:bookmarkEnd w:id="187"/>
-    <w:bookmarkStart w:id="188" w:name="core-ux-rule"/>
+    <w:bookmarkEnd w:id="201"/>
+    <w:bookmarkStart w:id="202" w:name="core-ux-rule"/>
     <w:p>
       <w:pPr>
         <w:pStyle w:val="Heading3"/>
@@ -18507,8 +20931,8 @@
         <w:t xml:space="preserve">It also allows SIP to preserve owner-qualified deterministic resolution once the user chooses a specific trusted candidate.</w:t>
       </w:r>
     </w:p>
-    <w:bookmarkEnd w:id="188"/>
-    <w:bookmarkStart w:id="189" w:name="example-flow"/>
+    <w:bookmarkEnd w:id="202"/>
+    <w:bookmarkStart w:id="203" w:name="example-flow"/>
     <w:p>
       <w:pPr>
         <w:pStyle w:val="Heading3"/>
@@ -19132,8 +21556,8 @@
         <w:t xml:space="preserve">@stackworks.games.strategy.abstract.capture.leaping.columns.lasca</w:t>
       </w:r>
     </w:p>
-    <w:bookmarkEnd w:id="189"/>
-    <w:bookmarkStart w:id="190" w:name="architectural-implication"/>
+    <w:bookmarkEnd w:id="203"/>
+    <w:bookmarkStart w:id="204" w:name="architectural-implication"/>
     <w:p>
       <w:pPr>
         <w:pStyle w:val="Heading3"/>
@@ -19203,7 +21627,7 @@
         <w:pStyle w:val="Compact"/>
         <w:numPr>
           <w:ilvl w:val="0"/>
-          <w:numId w:val="1135"/>
+          <w:numId w:val="1141"/>
         </w:numPr>
       </w:pPr>
       <w:r>
@@ -19215,7 +21639,7 @@
         <w:pStyle w:val="Compact"/>
         <w:numPr>
           <w:ilvl w:val="0"/>
-          <w:numId w:val="1135"/>
+          <w:numId w:val="1141"/>
         </w:numPr>
       </w:pPr>
       <w:r>
@@ -19230,9 +21654,9 @@
         <w:t xml:space="preserve">without recreating DNS-style global namespace ownership at the root semantic level.</w:t>
       </w:r>
     </w:p>
-    <w:bookmarkEnd w:id="190"/>
-    <w:bookmarkEnd w:id="191"/>
-    <w:bookmarkStart w:id="192" w:name="architectural-implications-4"/>
+    <w:bookmarkEnd w:id="204"/>
+    <w:bookmarkEnd w:id="205"/>
+    <w:bookmarkStart w:id="206" w:name="architectural-implications-4"/>
     <w:p>
       <w:pPr>
         <w:pStyle w:val="Heading2"/>
@@ -19262,7 +21686,7 @@
         <w:pStyle w:val="Compact"/>
         <w:numPr>
           <w:ilvl w:val="0"/>
-          <w:numId w:val="1136"/>
+          <w:numId w:val="1142"/>
         </w:numPr>
       </w:pPr>
       <w:r>
@@ -19274,7 +21698,7 @@
         <w:pStyle w:val="Compact"/>
         <w:numPr>
           <w:ilvl w:val="0"/>
-          <w:numId w:val="1136"/>
+          <w:numId w:val="1142"/>
         </w:numPr>
       </w:pPr>
       <w:r>
@@ -19286,7 +21710,7 @@
         <w:pStyle w:val="Compact"/>
         <w:numPr>
           <w:ilvl w:val="0"/>
-          <w:numId w:val="1136"/>
+          <w:numId w:val="1142"/>
         </w:numPr>
       </w:pPr>
       <w:r>
@@ -19298,7 +21722,7 @@
         <w:pStyle w:val="Compact"/>
         <w:numPr>
           <w:ilvl w:val="0"/>
-          <w:numId w:val="1136"/>
+          <w:numId w:val="1142"/>
         </w:numPr>
       </w:pPr>
       <w:r>
@@ -19313,8 +21737,8 @@
         <w:t xml:space="preserve">This allows users and AI systems to collaboratively navigate semantic meaning rather than manually memorizing technical location identifiers.</w:t>
       </w:r>
     </w:p>
-    <w:bookmarkEnd w:id="192"/>
-    <w:bookmarkStart w:id="193" w:name="relationship-to-traditional-urls"/>
+    <w:bookmarkEnd w:id="206"/>
+    <w:bookmarkStart w:id="207" w:name="relationship-to-traditional-urls"/>
     <w:p>
       <w:pPr>
         <w:pStyle w:val="Heading2"/>
@@ -19344,7 +21768,7 @@
         <w:pStyle w:val="Compact"/>
         <w:numPr>
           <w:ilvl w:val="0"/>
-          <w:numId w:val="1137"/>
+          <w:numId w:val="1143"/>
         </w:numPr>
       </w:pPr>
       <w:r>
@@ -19356,7 +21780,7 @@
         <w:pStyle w:val="Compact"/>
         <w:numPr>
           <w:ilvl w:val="0"/>
-          <w:numId w:val="1137"/>
+          <w:numId w:val="1143"/>
         </w:numPr>
       </w:pPr>
       <w:r>
@@ -19368,7 +21792,7 @@
         <w:pStyle w:val="Compact"/>
         <w:numPr>
           <w:ilvl w:val="0"/>
-          <w:numId w:val="1137"/>
+          <w:numId w:val="1143"/>
         </w:numPr>
       </w:pPr>
       <w:r>
@@ -19380,7 +21804,7 @@
         <w:pStyle w:val="Compact"/>
         <w:numPr>
           <w:ilvl w:val="0"/>
-          <w:numId w:val="1137"/>
+          <w:numId w:val="1143"/>
         </w:numPr>
       </w:pPr>
       <w:r>
@@ -19392,7 +21816,7 @@
         <w:pStyle w:val="Compact"/>
         <w:numPr>
           <w:ilvl w:val="0"/>
-          <w:numId w:val="1137"/>
+          <w:numId w:val="1143"/>
         </w:numPr>
       </w:pPr>
       <w:r>
@@ -19414,9 +21838,9 @@
         </w:pict>
       </w:r>
     </w:p>
-    <w:bookmarkEnd w:id="193"/>
-    <w:bookmarkEnd w:id="194"/>
-    <w:bookmarkStart w:id="208" w:name="semantic-path-search"/>
+    <w:bookmarkEnd w:id="207"/>
+    <w:bookmarkEnd w:id="208"/>
+    <w:bookmarkStart w:id="222" w:name="semantic-path-search"/>
     <w:p>
       <w:pPr>
         <w:pStyle w:val="Heading1"/>
@@ -19441,7 +21865,7 @@
         <w:t xml:space="preserve">Unlike Semantic IntelliSense, which guides users through the semantic hierarchy step by step, semantic path search allows users to query directly across all known SIP paths without knowing the starting category.</w:t>
       </w:r>
     </w:p>
-    <w:bookmarkStart w:id="195" w:name="search-based-navigation"/>
+    <w:bookmarkStart w:id="209" w:name="search-based-navigation"/>
     <w:p>
       <w:pPr>
         <w:pStyle w:val="Heading2"/>
@@ -19471,7 +21895,7 @@
         <w:pStyle w:val="Compact"/>
         <w:numPr>
           <w:ilvl w:val="0"/>
-          <w:numId w:val="1138"/>
+          <w:numId w:val="1144"/>
         </w:numPr>
       </w:pPr>
       <w:r>
@@ -19483,7 +21907,7 @@
         <w:pStyle w:val="Compact"/>
         <w:numPr>
           <w:ilvl w:val="0"/>
-          <w:numId w:val="1138"/>
+          <w:numId w:val="1144"/>
         </w:numPr>
       </w:pPr>
       <w:r>
@@ -19495,7 +21919,7 @@
         <w:pStyle w:val="Compact"/>
         <w:numPr>
           <w:ilvl w:val="0"/>
-          <w:numId w:val="1138"/>
+          <w:numId w:val="1144"/>
         </w:numPr>
       </w:pPr>
       <w:r>
@@ -19507,7 +21931,7 @@
         <w:pStyle w:val="Compact"/>
         <w:numPr>
           <w:ilvl w:val="0"/>
-          <w:numId w:val="1138"/>
+          <w:numId w:val="1144"/>
         </w:numPr>
       </w:pPr>
       <w:r>
@@ -19592,8 +22016,8 @@
         <w:t xml:space="preserve">The user may select any matching result to load it immediately as the active SIP expression.</w:t>
       </w:r>
     </w:p>
-    <w:bookmarkEnd w:id="195"/>
-    <w:bookmarkStart w:id="201" w:name="boolean-keyword-expressions"/>
+    <w:bookmarkEnd w:id="209"/>
+    <w:bookmarkStart w:id="215" w:name="boolean-keyword-expressions"/>
     <w:p>
       <w:pPr>
         <w:pStyle w:val="Heading2"/>
@@ -19618,7 +22042,7 @@
         <w:t xml:space="preserve">The query language is intentionally simple and familiar, using operators that do not conflict with SIP path syntax.</w:t>
       </w:r>
     </w:p>
-    <w:bookmarkStart w:id="196" w:name="or-expressions"/>
+    <w:bookmarkStart w:id="210" w:name="or-expressions"/>
     <w:p>
       <w:pPr>
         <w:pStyle w:val="Heading3"/>
@@ -19695,8 +22119,8 @@
         <w:t xml:space="preserve">All three return SIP identities whose path or label contains either chess or checkers.</w:t>
       </w:r>
     </w:p>
-    <w:bookmarkEnd w:id="196"/>
-    <w:bookmarkStart w:id="197" w:name="and-expressions"/>
+    <w:bookmarkEnd w:id="210"/>
+    <w:bookmarkStart w:id="211" w:name="and-expressions"/>
     <w:p>
       <w:pPr>
         <w:pStyle w:val="Heading3"/>
@@ -19779,8 +22203,8 @@
         <w:t xml:space="preserve">Both return only SIP identities containing both chess and columns.</w:t>
       </w:r>
     </w:p>
-    <w:bookmarkEnd w:id="197"/>
-    <w:bookmarkStart w:id="198" w:name="not-expressions"/>
+    <w:bookmarkEnd w:id="211"/>
+    <w:bookmarkStart w:id="212" w:name="not-expressions"/>
     <w:p>
       <w:pPr>
         <w:pStyle w:val="Heading3"/>
@@ -19916,8 +22340,8 @@
         <w:t xml:space="preserve">.</w:t>
       </w:r>
     </w:p>
-    <w:bookmarkEnd w:id="198"/>
-    <w:bookmarkStart w:id="199" w:name="grouped-expressions"/>
+    <w:bookmarkEnd w:id="212"/>
+    <w:bookmarkStart w:id="213" w:name="grouped-expressions"/>
     <w:p>
       <w:pPr>
         <w:pStyle w:val="Heading3"/>
@@ -19970,8 +22394,8 @@
         <w:t xml:space="preserve">Both expressions return SIP identities that contain columns and at least one of chess or checkers.</w:t>
       </w:r>
     </w:p>
-    <w:bookmarkEnd w:id="199"/>
-    <w:bookmarkStart w:id="200" w:name="operator-precedence"/>
+    <w:bookmarkEnd w:id="213"/>
+    <w:bookmarkStart w:id="214" w:name="operator-precedence"/>
     <w:p>
       <w:pPr>
         <w:pStyle w:val="Heading3"/>
@@ -20076,9 +22500,9 @@
         <w:t xml:space="preserve">Parentheses may be used to override default precedence explicitly.</w:t>
       </w:r>
     </w:p>
-    <w:bookmarkEnd w:id="200"/>
-    <w:bookmarkEnd w:id="201"/>
-    <w:bookmarkStart w:id="202" w:name="synonym-aware-matching"/>
+    <w:bookmarkEnd w:id="214"/>
+    <w:bookmarkEnd w:id="215"/>
+    <w:bookmarkStart w:id="216" w:name="synonym-aware-matching"/>
     <w:p>
       <w:pPr>
         <w:pStyle w:val="Heading2"/>
@@ -20261,8 +22685,8 @@
         <w:t xml:space="preserve">This allows search to behave naturally with the semantic vocabulary users already know, without requiring them to memorize which segment wording is canonical in a given part of the SIP hierarchy.</w:t>
       </w:r>
     </w:p>
-    <w:bookmarkEnd w:id="202"/>
-    <w:bookmarkStart w:id="203" w:name="search-scope"/>
+    <w:bookmarkEnd w:id="216"/>
+    <w:bookmarkStart w:id="217" w:name="search-scope"/>
     <w:p>
       <w:pPr>
         <w:pStyle w:val="Heading2"/>
@@ -20284,7 +22708,7 @@
         <w:pStyle w:val="Compact"/>
         <w:numPr>
           <w:ilvl w:val="0"/>
-          <w:numId w:val="1139"/>
+          <w:numId w:val="1145"/>
         </w:numPr>
       </w:pPr>
       <w:r>
@@ -20306,7 +22730,7 @@
         <w:pStyle w:val="Compact"/>
         <w:numPr>
           <w:ilvl w:val="0"/>
-          <w:numId w:val="1139"/>
+          <w:numId w:val="1145"/>
         </w:numPr>
       </w:pPr>
       <w:r>
@@ -20328,7 +22752,7 @@
         <w:pStyle w:val="Compact"/>
         <w:numPr>
           <w:ilvl w:val="0"/>
-          <w:numId w:val="1139"/>
+          <w:numId w:val="1145"/>
         </w:numPr>
       </w:pPr>
       <w:r>
@@ -20350,7 +22774,7 @@
         <w:pStyle w:val="Compact"/>
         <w:numPr>
           <w:ilvl w:val="0"/>
-          <w:numId w:val="1139"/>
+          <w:numId w:val="1145"/>
         </w:numPr>
       </w:pPr>
       <w:r>
@@ -20375,8 +22799,8 @@
         <w:t xml:space="preserve">Search matching may be applied to both the SIP path string and any associated human-readable label or description.</w:t>
       </w:r>
     </w:p>
-    <w:bookmarkEnd w:id="203"/>
-    <w:bookmarkStart w:id="204" w:name="selecting-search-results"/>
+    <w:bookmarkEnd w:id="217"/>
+    <w:bookmarkStart w:id="218" w:name="selecting-search-results"/>
     <w:p>
       <w:pPr>
         <w:pStyle w:val="Heading2"/>
@@ -20422,7 +22846,7 @@
         <w:pStyle w:val="Compact"/>
         <w:numPr>
           <w:ilvl w:val="0"/>
-          <w:numId w:val="1140"/>
+          <w:numId w:val="1146"/>
         </w:numPr>
       </w:pPr>
       <w:r>
@@ -20434,7 +22858,7 @@
         <w:pStyle w:val="Compact"/>
         <w:numPr>
           <w:ilvl w:val="0"/>
-          <w:numId w:val="1140"/>
+          <w:numId w:val="1146"/>
         </w:numPr>
       </w:pPr>
       <w:r>
@@ -20452,7 +22876,7 @@
         <w:pStyle w:val="Compact"/>
         <w:numPr>
           <w:ilvl w:val="0"/>
-          <w:numId w:val="1140"/>
+          <w:numId w:val="1146"/>
         </w:numPr>
       </w:pPr>
       <w:r>
@@ -20464,15 +22888,15 @@
         <w:pStyle w:val="Compact"/>
         <w:numPr>
           <w:ilvl w:val="0"/>
-          <w:numId w:val="1140"/>
+          <w:numId w:val="1146"/>
         </w:numPr>
       </w:pPr>
       <w:r>
         <w:t xml:space="preserve">Semantic IntelliSense may then offer continuations or owner-bound candidates from that point</w:t>
       </w:r>
     </w:p>
-    <w:bookmarkEnd w:id="204"/>
-    <w:bookmarkStart w:id="205" w:name="relationship-to-semantic-intellisense"/>
+    <w:bookmarkEnd w:id="218"/>
+    <w:bookmarkStart w:id="219" w:name="relationship-to-semantic-intellisense"/>
     <w:p>
       <w:pPr>
         <w:pStyle w:val="Heading2"/>
@@ -20502,7 +22926,7 @@
         <w:pStyle w:val="Compact"/>
         <w:numPr>
           <w:ilvl w:val="0"/>
-          <w:numId w:val="1141"/>
+          <w:numId w:val="1147"/>
         </w:numPr>
       </w:pPr>
       <w:r>
@@ -20514,7 +22938,7 @@
         <w:pStyle w:val="Compact"/>
         <w:numPr>
           <w:ilvl w:val="0"/>
-          <w:numId w:val="1141"/>
+          <w:numId w:val="1147"/>
         </w:numPr>
       </w:pPr>
       <w:r>
@@ -20526,7 +22950,7 @@
         <w:pStyle w:val="Compact"/>
         <w:numPr>
           <w:ilvl w:val="0"/>
-          <w:numId w:val="1141"/>
+          <w:numId w:val="1147"/>
         </w:numPr>
       </w:pPr>
       <w:r>
@@ -20538,7 +22962,7 @@
         <w:pStyle w:val="Compact"/>
         <w:numPr>
           <w:ilvl w:val="0"/>
-          <w:numId w:val="1141"/>
+          <w:numId w:val="1147"/>
         </w:numPr>
       </w:pPr>
       <w:r>
@@ -20558,7 +22982,7 @@
         <w:pStyle w:val="Compact"/>
         <w:numPr>
           <w:ilvl w:val="0"/>
-          <w:numId w:val="1142"/>
+          <w:numId w:val="1148"/>
         </w:numPr>
       </w:pPr>
       <w:r>
@@ -20570,7 +22994,7 @@
         <w:pStyle w:val="Compact"/>
         <w:numPr>
           <w:ilvl w:val="0"/>
-          <w:numId w:val="1142"/>
+          <w:numId w:val="1148"/>
         </w:numPr>
       </w:pPr>
       <w:r>
@@ -20582,7 +23006,7 @@
         <w:pStyle w:val="Compact"/>
         <w:numPr>
           <w:ilvl w:val="0"/>
-          <w:numId w:val="1142"/>
+          <w:numId w:val="1148"/>
         </w:numPr>
       </w:pPr>
       <w:r>
@@ -20594,7 +23018,7 @@
         <w:pStyle w:val="Compact"/>
         <w:numPr>
           <w:ilvl w:val="0"/>
-          <w:numId w:val="1142"/>
+          <w:numId w:val="1148"/>
         </w:numPr>
       </w:pPr>
       <w:r>
@@ -20609,8 +23033,8 @@
         <w:t xml:space="preserve">Together, these navigation modes allow SIP-aware interfaces to serve both exploratory and recall-driven user intent without requiring users to begin navigation from the root of the semantic tree.</w:t>
       </w:r>
     </w:p>
-    <w:bookmarkEnd w:id="205"/>
-    <w:bookmarkStart w:id="206" w:name="ai-integration-1"/>
+    <w:bookmarkEnd w:id="219"/>
+    <w:bookmarkStart w:id="220" w:name="ai-integration-1"/>
     <w:p>
       <w:pPr>
         <w:pStyle w:val="Heading2"/>
@@ -20694,8 +23118,8 @@
         <w:t xml:space="preserve">The AI may then rank, explain, and present these results contextually.</w:t>
       </w:r>
     </w:p>
-    <w:bookmarkEnd w:id="206"/>
-    <w:bookmarkStart w:id="207" w:name="architectural-implications-5"/>
+    <w:bookmarkEnd w:id="220"/>
+    <w:bookmarkStart w:id="221" w:name="architectural-implications-5"/>
     <w:p>
       <w:pPr>
         <w:pStyle w:val="Heading2"/>
@@ -20717,7 +23141,7 @@
         <w:pStyle w:val="Compact"/>
         <w:numPr>
           <w:ilvl w:val="0"/>
-          <w:numId w:val="1143"/>
+          <w:numId w:val="1149"/>
         </w:numPr>
       </w:pPr>
       <w:r>
@@ -20739,7 +23163,7 @@
         <w:pStyle w:val="Compact"/>
         <w:numPr>
           <w:ilvl w:val="0"/>
-          <w:numId w:val="1143"/>
+          <w:numId w:val="1149"/>
         </w:numPr>
       </w:pPr>
       <w:r>
@@ -20761,7 +23185,7 @@
         <w:pStyle w:val="Compact"/>
         <w:numPr>
           <w:ilvl w:val="0"/>
-          <w:numId w:val="1143"/>
+          <w:numId w:val="1149"/>
         </w:numPr>
       </w:pPr>
       <w:r>
@@ -20783,7 +23207,7 @@
         <w:pStyle w:val="Compact"/>
         <w:numPr>
           <w:ilvl w:val="0"/>
-          <w:numId w:val="1143"/>
+          <w:numId w:val="1149"/>
         </w:numPr>
       </w:pPr>
       <w:r>
@@ -20805,7 +23229,7 @@
         <w:pStyle w:val="Compact"/>
         <w:numPr>
           <w:ilvl w:val="0"/>
-          <w:numId w:val="1143"/>
+          <w:numId w:val="1149"/>
         </w:numPr>
       </w:pPr>
       <w:r>
@@ -20829,9 +23253,9 @@
         </w:pict>
       </w:r>
     </w:p>
-    <w:bookmarkEnd w:id="207"/>
-    <w:bookmarkEnd w:id="208"/>
-    <w:bookmarkStart w:id="215" w:name="Xdf0ac2601b14c3c17626e898054ff49a24469be"/>
+    <w:bookmarkEnd w:id="221"/>
+    <w:bookmarkEnd w:id="222"/>
+    <w:bookmarkStart w:id="229" w:name="Xdf0ac2601b14c3c17626e898054ff49a24469be"/>
     <w:p>
       <w:pPr>
         <w:pStyle w:val="Heading1"/>
@@ -20856,7 +23280,7 @@
         <w:t xml:space="preserve">SIP supports three coexisting approaches to expressing resource-type intent. All three are valid. No single form is mandated. Canonical convention will emerge naturally from adoption patterns across the ecosystem.</w:t>
       </w:r>
     </w:p>
-    <w:bookmarkStart w:id="209" w:name="option-a-terminal-qualifiers"/>
+    <w:bookmarkStart w:id="223" w:name="option-a-terminal-qualifiers"/>
     <w:p>
       <w:pPr>
         <w:pStyle w:val="Heading2"/>
@@ -21060,8 +23484,8 @@
         <w:t xml:space="preserve">This approach is the most semantically precise. The SIP itself is self-describing, navigable via IntelliSense, and machine-readable without out-of-band knowledge.</w:t>
       </w:r>
     </w:p>
-    <w:bookmarkEnd w:id="209"/>
-    <w:bookmarkStart w:id="210" w:name="option-b-owner-implicit-binding"/>
+    <w:bookmarkEnd w:id="223"/>
+    <w:bookmarkStart w:id="224" w:name="option-b-owner-implicit-binding"/>
     <w:p>
       <w:pPr>
         <w:pStyle w:val="Heading2"/>
@@ -21105,8 +23529,8 @@
         <w:t xml:space="preserve">This approach produces shorter SIP strings and works well when the owner is unambiguous and widely known.</w:t>
       </w:r>
     </w:p>
-    <w:bookmarkEnd w:id="210"/>
-    <w:bookmarkStart w:id="211" w:name="option-c-namespace-intent"/>
+    <w:bookmarkEnd w:id="224"/>
+    <w:bookmarkStart w:id="225" w:name="option-c-namespace-intent"/>
     <w:p>
       <w:pPr>
         <w:pStyle w:val="Heading2"/>
@@ -21219,8 +23643,8 @@
         <w:t xml:space="preserve">can infer playable intent without consulting a knowledge base about the owner. The trade-off is longer SIP strings.</w:t>
       </w:r>
     </w:p>
-    <w:bookmarkEnd w:id="211"/>
-    <w:bookmarkStart w:id="212" w:name="all-three-coexist"/>
+    <w:bookmarkEnd w:id="225"/>
+    <w:bookmarkStart w:id="226" w:name="all-three-coexist"/>
     <w:p>
       <w:pPr>
         <w:pStyle w:val="Heading2"/>
@@ -21274,8 +23698,8 @@
         <w:t xml:space="preserve">All three may resolve to the same OGS play destination, or to subtly different entry points within the same platform. The resolver presents all registered bindings and lets the user choose the level of specificity they prefer.</w:t>
       </w:r>
     </w:p>
-    <w:bookmarkEnd w:id="212"/>
-    <w:bookmarkStart w:id="213" w:name="evolutionary-convention"/>
+    <w:bookmarkEnd w:id="226"/>
+    <w:bookmarkStart w:id="227" w:name="evolutionary-convention"/>
     <w:p>
       <w:pPr>
         <w:pStyle w:val="Heading2"/>
@@ -21297,7 +23721,7 @@
         <w:pStyle w:val="Compact"/>
         <w:numPr>
           <w:ilvl w:val="0"/>
-          <w:numId w:val="1144"/>
+          <w:numId w:val="1150"/>
         </w:numPr>
       </w:pPr>
       <w:r>
@@ -21309,7 +23733,7 @@
         <w:pStyle w:val="Compact"/>
         <w:numPr>
           <w:ilvl w:val="0"/>
-          <w:numId w:val="1144"/>
+          <w:numId w:val="1150"/>
         </w:numPr>
       </w:pPr>
       <w:r>
@@ -21321,7 +23745,7 @@
         <w:pStyle w:val="Compact"/>
         <w:numPr>
           <w:ilvl w:val="0"/>
-          <w:numId w:val="1144"/>
+          <w:numId w:val="1150"/>
         </w:numPr>
       </w:pPr>
       <w:r>
@@ -21336,8 +23760,8 @@
         <w:t xml:space="preserve">Resolvers should support all three models simultaneously without conflict. A SIP-aware browser, AI assistant, or integration that encounters any of the three forms should be able to resolve or usefully interpret it.</w:t>
       </w:r>
     </w:p>
-    <w:bookmarkEnd w:id="213"/>
-    <w:bookmarkStart w:id="214" w:name="architectural-implication-1"/>
+    <w:bookmarkEnd w:id="227"/>
+    <w:bookmarkStart w:id="228" w:name="architectural-implication-1"/>
     <w:p>
       <w:pPr>
         <w:pStyle w:val="Heading2"/>
@@ -21369,8 +23793,8 @@
         </w:pict>
       </w:r>
     </w:p>
-    <w:bookmarkEnd w:id="214"/>
-    <w:bookmarkEnd w:id="215"/>
+    <w:bookmarkEnd w:id="228"/>
+    <w:bookmarkEnd w:id="229"/>
     <w:sectPr>
       <w:footnotePr>
         <w:numRestart w:val="eachSect"/>
@@ -22462,6 +24886,24 @@
     <w:abstractNumId w:val="991"/>
   </w:num>
   <w:num w:numId="1125">
+    <w:abstractNumId w:val="991"/>
+  </w:num>
+  <w:num w:numId="1126">
+    <w:abstractNumId w:val="991"/>
+  </w:num>
+  <w:num w:numId="1127">
+    <w:abstractNumId w:val="991"/>
+  </w:num>
+  <w:num w:numId="1128">
+    <w:abstractNumId w:val="991"/>
+  </w:num>
+  <w:num w:numId="1129">
+    <w:abstractNumId w:val="991"/>
+  </w:num>
+  <w:num w:numId="1130">
+    <w:abstractNumId w:val="991"/>
+  </w:num>
+  <w:num w:numId="1131">
     <w:abstractNumId w:val="99311"/>
     <w:lvlOverride w:ilvl="0">
       <w:startOverride w:val="1"/>
@@ -22491,24 +24933,6 @@
       <w:startOverride w:val="1"/>
     </w:lvlOverride>
   </w:num>
-  <w:num w:numId="1126">
-    <w:abstractNumId w:val="991"/>
-  </w:num>
-  <w:num w:numId="1127">
-    <w:abstractNumId w:val="991"/>
-  </w:num>
-  <w:num w:numId="1128">
-    <w:abstractNumId w:val="991"/>
-  </w:num>
-  <w:num w:numId="1129">
-    <w:abstractNumId w:val="991"/>
-  </w:num>
-  <w:num w:numId="1130">
-    <w:abstractNumId w:val="991"/>
-  </w:num>
-  <w:num w:numId="1131">
-    <w:abstractNumId w:val="991"/>
-  </w:num>
   <w:num w:numId="1132">
     <w:abstractNumId w:val="991"/>
   </w:num>
@@ -22534,6 +24958,24 @@
     <w:abstractNumId w:val="991"/>
   </w:num>
   <w:num w:numId="1140">
+    <w:abstractNumId w:val="991"/>
+  </w:num>
+  <w:num w:numId="1141">
+    <w:abstractNumId w:val="991"/>
+  </w:num>
+  <w:num w:numId="1142">
+    <w:abstractNumId w:val="991"/>
+  </w:num>
+  <w:num w:numId="1143">
+    <w:abstractNumId w:val="991"/>
+  </w:num>
+  <w:num w:numId="1144">
+    <w:abstractNumId w:val="991"/>
+  </w:num>
+  <w:num w:numId="1145">
+    <w:abstractNumId w:val="991"/>
+  </w:num>
+  <w:num w:numId="1146">
     <w:abstractNumId w:val="99411"/>
     <w:lvlOverride w:ilvl="0">
       <w:startOverride w:val="1"/>
@@ -22563,16 +25005,16 @@
       <w:startOverride w:val="1"/>
     </w:lvlOverride>
   </w:num>
-  <w:num w:numId="1141">
+  <w:num w:numId="1147">
     <w:abstractNumId w:val="991"/>
   </w:num>
-  <w:num w:numId="1142">
+  <w:num w:numId="1148">
     <w:abstractNumId w:val="991"/>
   </w:num>
-  <w:num w:numId="1143">
+  <w:num w:numId="1149">
     <w:abstractNumId w:val="991"/>
   </w:num>
-  <w:num w:numId="1144">
+  <w:num w:numId="1150">
     <w:abstractNumId w:val="991"/>
   </w:num>
 </w:numbering>

--- a/Docs/SIP_Whitepaper.docx
+++ b/Docs/SIP_Whitepaper.docx
@@ -23795,6 +23795,3311 @@
     </w:p>
     <w:bookmarkEnd w:id="228"/>
     <w:bookmarkEnd w:id="229"/>
+    <w:bookmarkStart w:id="250" w:name="Xd8142675a1191527267398f3fd748170577c04e"/>
+    <w:p>
+      <w:pPr>
+        <w:pStyle w:val="Heading1"/>
+      </w:pPr>
+      <w:r>
+        <w:t xml:space="preserve">Global Shortcut Registry, Namespace Stewardship, and Domain Aliases</w:t>
+      </w:r>
+    </w:p>
+    <w:bookmarkStart w:id="230" w:name="the-long-path-problem"/>
+    <w:p>
+      <w:pPr>
+        <w:pStyle w:val="Heading2"/>
+      </w:pPr>
+      <w:r>
+        <w:t xml:space="preserve">The Long-Path Problem</w:t>
+      </w:r>
+    </w:p>
+    <w:p>
+      <w:pPr>
+        <w:pStyle w:val="FirstParagraph"/>
+      </w:pPr>
+      <w:r>
+        <w:t xml:space="preserve">A major adoption challenge for SIP is the length of the full owner-bound SIP identity string.</w:t>
+      </w:r>
+    </w:p>
+    <w:p>
+      <w:pPr>
+        <w:pStyle w:val="BodyText"/>
+      </w:pPr>
+      <w:r>
+        <w:t xml:space="preserve">A fully descriptive owner-bound SIP identity may be long in order to be precise, portable, and machine-verifiable. For example:</w:t>
+      </w:r>
+    </w:p>
+    <w:p>
+      <w:pPr>
+        <w:pStyle w:val="SourceCode"/>
+      </w:pPr>
+      <w:r>
+        <w:rPr>
+          <w:rStyle w:val="VerbatimChar"/>
+        </w:rPr>
+        <w:t xml:space="preserve">@owner/edbecnel/stackworks/games/strategy/abstract/capture/leaping/stacking/lasca</w:t>
+      </w:r>
+    </w:p>
+    <w:p>
+      <w:pPr>
+        <w:pStyle w:val="FirstParagraph"/>
+      </w:pPr>
+      <w:r>
+        <w:t xml:space="preserve">This kind of identifier is useful for machines, registries, verification, and long-term ownership tracking. However, it is not practical as the public-facing name that people are expected to type, remember, print, share, or market.</w:t>
+      </w:r>
+    </w:p>
+    <w:p>
+      <w:pPr>
+        <w:pStyle w:val="BodyText"/>
+      </w:pPr>
+      <w:r>
+        <w:t xml:space="preserve">SIP therefore needs a naming model that gives humans short, memorable identifiers while preserving the long canonical SIP identity underneath.</w:t>
+      </w:r>
+    </w:p>
+    <w:p>
+      <w:pPr>
+        <w:pStyle w:val="BodyText"/>
+      </w:pPr>
+      <w:r>
+        <w:t xml:space="preserve">The solution is to separate the human-friendly SIP shortcut from the canonical owner-bound SIP identity.</w:t>
+      </w:r>
+    </w:p>
+    <w:p>
+      <w:pPr>
+        <w:pStyle w:val="BodyText"/>
+      </w:pPr>
+      <w:r>
+        <w:t xml:space="preserve">The full owner-bound SIP path should be treated like a cryptographic or canonical backend identity. It is the permanent truth, but it should not be the primary human interface.</w:t>
+      </w:r>
+    </w:p>
+    <w:p>
+      <w:r>
+        <w:pict>
+          <v:rect style="width:0;height:1.5pt" o:hralign="center" o:hrstd="t" o:hr="t"/>
+        </w:pict>
+      </w:r>
+    </w:p>
+    <w:bookmarkEnd w:id="230"/>
+    <w:bookmarkStart w:id="234" w:name="three-layers-of-sip-identity"/>
+    <w:p>
+      <w:pPr>
+        <w:pStyle w:val="Heading2"/>
+      </w:pPr>
+      <w:r>
+        <w:t xml:space="preserve">Three Layers of SIP Identity</w:t>
+      </w:r>
+    </w:p>
+    <w:p>
+      <w:pPr>
+        <w:pStyle w:val="FirstParagraph"/>
+      </w:pPr>
+      <w:r>
+        <w:t xml:space="preserve">SIP supports three distinct layers of identity:</w:t>
+      </w:r>
+    </w:p>
+    <w:p>
+      <w:pPr>
+        <w:pStyle w:val="Compact"/>
+        <w:numPr>
+          <w:ilvl w:val="0"/>
+          <w:numId w:val="1151"/>
+        </w:numPr>
+      </w:pPr>
+      <w:r>
+        <w:rPr>
+          <w:b/>
+          <w:bCs/>
+        </w:rPr>
+        <w:t xml:space="preserve">Canonical owner-bound SIP identity</w:t>
+      </w:r>
+      <w:r>
+        <w:t xml:space="preserve"> </w:t>
+      </w:r>
+      <w:r>
+        <w:t xml:space="preserve">— the full permanent machine-verifiable record</w:t>
+      </w:r>
+    </w:p>
+    <w:p>
+      <w:pPr>
+        <w:pStyle w:val="Compact"/>
+        <w:numPr>
+          <w:ilvl w:val="0"/>
+          <w:numId w:val="1151"/>
+        </w:numPr>
+      </w:pPr>
+      <w:r>
+        <w:rPr>
+          <w:b/>
+          <w:bCs/>
+        </w:rPr>
+        <w:t xml:space="preserve">SIP shortcut string</w:t>
+      </w:r>
+      <w:r>
+        <w:t xml:space="preserve"> </w:t>
+      </w:r>
+      <w:r>
+        <w:t xml:space="preserve">— a compact</w:t>
+      </w:r>
+      <w:r>
+        <w:t xml:space="preserve"> </w:t>
+      </w:r>
+      <w:r>
+        <w:rPr>
+          <w:rStyle w:val="VerbatimChar"/>
+        </w:rPr>
+        <w:t xml:space="preserve">@</w:t>
+      </w:r>
+      <w:r>
+        <w:t xml:space="preserve">-prefixed human-friendly alias</w:t>
+      </w:r>
+    </w:p>
+    <w:p>
+      <w:pPr>
+        <w:pStyle w:val="Compact"/>
+        <w:numPr>
+          <w:ilvl w:val="0"/>
+          <w:numId w:val="1151"/>
+        </w:numPr>
+      </w:pPr>
+      <w:r>
+        <w:rPr>
+          <w:b/>
+          <w:bCs/>
+        </w:rPr>
+        <w:t xml:space="preserve">Domain-based discovery alias</w:t>
+      </w:r>
+      <w:r>
+        <w:t xml:space="preserve"> </w:t>
+      </w:r>
+      <w:r>
+        <w:t xml:space="preserve">— a familiar web-style entry point that bridges into SIP</w:t>
+      </w:r>
+    </w:p>
+    <w:p>
+      <w:pPr>
+        <w:pStyle w:val="FirstParagraph"/>
+      </w:pPr>
+      <w:r>
+        <w:t xml:space="preserve">These layers are related but they are not the same thing.</w:t>
+      </w:r>
+    </w:p>
+    <w:bookmarkStart w:id="231" w:name="X37e3e0ab9fec9100ebad1ddaaf49be6999a9d0f"/>
+    <w:p>
+      <w:pPr>
+        <w:pStyle w:val="Heading3"/>
+      </w:pPr>
+      <w:r>
+        <w:t xml:space="preserve">Layer 1 — Canonical Owner-Bound SIP Identity</w:t>
+      </w:r>
+    </w:p>
+    <w:p>
+      <w:pPr>
+        <w:pStyle w:val="FirstParagraph"/>
+      </w:pPr>
+      <w:r>
+        <w:t xml:space="preserve">The canonical owner-bound SIP identity is the full permanent identity used internally by resolvers, software, registries, and verification systems.</w:t>
+      </w:r>
+    </w:p>
+    <w:p>
+      <w:pPr>
+        <w:pStyle w:val="BodyText"/>
+      </w:pPr>
+      <w:r>
+        <w:t xml:space="preserve">Example:</w:t>
+      </w:r>
+    </w:p>
+    <w:p>
+      <w:pPr>
+        <w:pStyle w:val="SourceCode"/>
+      </w:pPr>
+      <w:r>
+        <w:rPr>
+          <w:rStyle w:val="VerbatimChar"/>
+        </w:rPr>
+        <w:t xml:space="preserve">@owner/edbecnel/stackworks/games/strategy/abstract/capture/leaping/stacking/lasca</w:t>
+      </w:r>
+    </w:p>
+    <w:p>
+      <w:pPr>
+        <w:pStyle w:val="FirstParagraph"/>
+      </w:pPr>
+      <w:r>
+        <w:t xml:space="preserve">This identity is permanent, owner-bound, machine-verifiable, portable, and explicit. It is suitable for long-term registry records and is not dependent on a domain name. SIP software should ultimately resolve to and verify this form.</w:t>
+      </w:r>
+    </w:p>
+    <w:p>
+      <w:pPr>
+        <w:pStyle w:val="BodyText"/>
+      </w:pPr>
+      <w:r>
+        <w:t xml:space="preserve">However, most users should rarely need to see or type this full string.</w:t>
+      </w:r>
+    </w:p>
+    <w:bookmarkEnd w:id="231"/>
+    <w:bookmarkStart w:id="232" w:name="layer-2-sip-shortcut-strings"/>
+    <w:p>
+      <w:pPr>
+        <w:pStyle w:val="Heading3"/>
+      </w:pPr>
+      <w:r>
+        <w:t xml:space="preserve">Layer 2 — SIP Shortcut Strings</w:t>
+      </w:r>
+    </w:p>
+    <w:p>
+      <w:pPr>
+        <w:pStyle w:val="FirstParagraph"/>
+      </w:pPr>
+      <w:r>
+        <w:t xml:space="preserve">A SIP shortcut string is a shorter SIP-native identifier that begins with</w:t>
+      </w:r>
+      <w:r>
+        <w:t xml:space="preserve"> </w:t>
+      </w:r>
+      <w:r>
+        <w:rPr>
+          <w:rStyle w:val="VerbatimChar"/>
+        </w:rPr>
+        <w:t xml:space="preserve">@</w:t>
+      </w:r>
+      <w:r>
+        <w:t xml:space="preserve">.</w:t>
+      </w:r>
+    </w:p>
+    <w:p>
+      <w:pPr>
+        <w:pStyle w:val="BodyText"/>
+      </w:pPr>
+      <w:r>
+        <w:t xml:space="preserve">Examples:</w:t>
+      </w:r>
+    </w:p>
+    <w:p>
+      <w:pPr>
+        <w:pStyle w:val="SourceCode"/>
+      </w:pPr>
+      <w:r>
+        <w:rPr>
+          <w:rStyle w:val="VerbatimChar"/>
+        </w:rPr>
+        <w:t xml:space="preserve">@stackworks/lasca</w:t>
+      </w:r>
+      <w:r>
+        <w:br/>
+      </w:r>
+      <w:r>
+        <w:rPr>
+          <w:rStyle w:val="VerbatimChar"/>
+        </w:rPr>
+        <w:t xml:space="preserve">@games/lasca</w:t>
+      </w:r>
+      <w:r>
+        <w:br/>
+      </w:r>
+      <w:r>
+        <w:rPr>
+          <w:rStyle w:val="VerbatimChar"/>
+        </w:rPr>
+        <w:t xml:space="preserve">@edbecnel/lasca</w:t>
+      </w:r>
+    </w:p>
+    <w:p>
+      <w:pPr>
+        <w:pStyle w:val="FirstParagraph"/>
+      </w:pPr>
+      <w:r>
+        <w:t xml:space="preserve">These are SIP strings because they begin with</w:t>
+      </w:r>
+      <w:r>
+        <w:t xml:space="preserve"> </w:t>
+      </w:r>
+      <w:r>
+        <w:rPr>
+          <w:rStyle w:val="VerbatimChar"/>
+        </w:rPr>
+        <w:t xml:space="preserve">@</w:t>
+      </w:r>
+      <w:r>
+        <w:t xml:space="preserve">. A shortcut string is a human-friendly SIP identifier that exists to make SIP practical for everyday use.</w:t>
+      </w:r>
+    </w:p>
+    <w:bookmarkEnd w:id="232"/>
+    <w:bookmarkStart w:id="233" w:name="layer-3-domain-based-discovery-aliases"/>
+    <w:p>
+      <w:pPr>
+        <w:pStyle w:val="Heading3"/>
+      </w:pPr>
+      <w:r>
+        <w:t xml:space="preserve">Layer 3 — Domain-Based Discovery Aliases</w:t>
+      </w:r>
+    </w:p>
+    <w:p>
+      <w:pPr>
+        <w:pStyle w:val="FirstParagraph"/>
+      </w:pPr>
+      <w:r>
+        <w:t xml:space="preserve">The following are</w:t>
+      </w:r>
+      <w:r>
+        <w:t xml:space="preserve"> </w:t>
+      </w:r>
+      <w:r>
+        <w:rPr>
+          <w:b/>
+          <w:bCs/>
+        </w:rPr>
+        <w:t xml:space="preserve">not</w:t>
+      </w:r>
+      <w:r>
+        <w:t xml:space="preserve"> </w:t>
+      </w:r>
+      <w:r>
+        <w:t xml:space="preserve">SIP strings:</w:t>
+      </w:r>
+    </w:p>
+    <w:p>
+      <w:pPr>
+        <w:pStyle w:val="SourceCode"/>
+      </w:pPr>
+      <w:r>
+        <w:rPr>
+          <w:rStyle w:val="VerbatimChar"/>
+        </w:rPr>
+        <w:t xml:space="preserve">stackworks.games/lasca</w:t>
+      </w:r>
+      <w:r>
+        <w:br/>
+      </w:r>
+      <w:r>
+        <w:rPr>
+          <w:rStyle w:val="VerbatimChar"/>
+        </w:rPr>
+        <w:t xml:space="preserve">lasca.stackworks.games</w:t>
+      </w:r>
+    </w:p>
+    <w:p>
+      <w:pPr>
+        <w:pStyle w:val="FirstParagraph"/>
+      </w:pPr>
+      <w:r>
+        <w:t xml:space="preserve">They do not begin with</w:t>
+      </w:r>
+      <w:r>
+        <w:t xml:space="preserve"> </w:t>
+      </w:r>
+      <w:r>
+        <w:rPr>
+          <w:rStyle w:val="VerbatimChar"/>
+        </w:rPr>
+        <w:t xml:space="preserve">@</w:t>
+      </w:r>
+      <w:r>
+        <w:t xml:space="preserve">, so they are not SIP shortcut strings. They are better described as</w:t>
+      </w:r>
+      <w:r>
+        <w:t xml:space="preserve"> </w:t>
+      </w:r>
+      <w:r>
+        <w:rPr>
+          <w:b/>
+          <w:bCs/>
+        </w:rPr>
+        <w:t xml:space="preserve">domain-based discovery aliases</w:t>
+      </w:r>
+      <w:r>
+        <w:t xml:space="preserve"> </w:t>
+      </w:r>
+      <w:r>
+        <w:t xml:space="preserve">or</w:t>
+      </w:r>
+      <w:r>
+        <w:t xml:space="preserve"> </w:t>
+      </w:r>
+      <w:r>
+        <w:rPr>
+          <w:b/>
+          <w:bCs/>
+        </w:rPr>
+        <w:t xml:space="preserve">web entry points into SIP resolution</w:t>
+      </w:r>
+      <w:r>
+        <w:t xml:space="preserve">.</w:t>
+      </w:r>
+    </w:p>
+    <w:p>
+      <w:pPr>
+        <w:pStyle w:val="BodyText"/>
+      </w:pPr>
+      <w:r>
+        <w:t xml:space="preserve">A domain alias can point into SIP, but it is not itself the SIP identity.</w:t>
+      </w:r>
+    </w:p>
+    <w:p>
+      <w:pPr>
+        <w:pStyle w:val="BodyText"/>
+      </w:pPr>
+      <w:r>
+        <w:t xml:space="preserve">Example resolution chain:</w:t>
+      </w:r>
+    </w:p>
+    <w:p>
+      <w:pPr>
+        <w:pStyle w:val="SourceCode"/>
+      </w:pPr>
+      <w:r>
+        <w:rPr>
+          <w:rStyle w:val="VerbatimChar"/>
+        </w:rPr>
+        <w:t xml:space="preserve">lasca.stackworks.games</w:t>
+      </w:r>
+      <w:r>
+        <w:br/>
+      </w:r>
+      <w:r>
+        <w:rPr>
+          <w:rStyle w:val="VerbatimChar"/>
+        </w:rPr>
+        <w:t xml:space="preserve">        ↓</w:t>
+      </w:r>
+      <w:r>
+        <w:br/>
+      </w:r>
+      <w:r>
+        <w:rPr>
+          <w:rStyle w:val="VerbatimChar"/>
+        </w:rPr>
+        <w:t xml:space="preserve">@stackworks/lasca</w:t>
+      </w:r>
+      <w:r>
+        <w:br/>
+      </w:r>
+      <w:r>
+        <w:rPr>
+          <w:rStyle w:val="VerbatimChar"/>
+        </w:rPr>
+        <w:t xml:space="preserve">        ↓</w:t>
+      </w:r>
+      <w:r>
+        <w:br/>
+      </w:r>
+      <w:r>
+        <w:rPr>
+          <w:rStyle w:val="VerbatimChar"/>
+        </w:rPr>
+        <w:t xml:space="preserve">@owner/edbecnel/stackworks/games/strategy/abstract/capture/leaping/stacking/lasca</w:t>
+      </w:r>
+    </w:p>
+    <w:p>
+      <w:pPr>
+        <w:pStyle w:val="FirstParagraph"/>
+      </w:pPr>
+      <w:r>
+        <w:t xml:space="preserve">The domain name serves as a familiar web-facing bridge. The SIP string remains the actual SIP identity layer.</w:t>
+      </w:r>
+    </w:p>
+    <w:p>
+      <w:r>
+        <w:pict>
+          <v:rect style="width:0;height:1.5pt" o:hralign="center" o:hrstd="t" o:hr="t"/>
+        </w:pict>
+      </w:r>
+    </w:p>
+    <w:bookmarkEnd w:id="233"/>
+    <w:bookmarkEnd w:id="234"/>
+    <w:bookmarkStart w:id="235" w:name="sip-strings-begin-with"/>
+    <w:p>
+      <w:pPr>
+        <w:pStyle w:val="Heading2"/>
+      </w:pPr>
+      <w:r>
+        <w:t xml:space="preserve">SIP Strings Begin with @</w:t>
+      </w:r>
+    </w:p>
+    <w:p>
+      <w:pPr>
+        <w:pStyle w:val="FirstParagraph"/>
+      </w:pPr>
+      <w:r>
+        <w:t xml:space="preserve">A core convention for SIP is:</w:t>
+      </w:r>
+    </w:p>
+    <w:p>
+      <w:pPr>
+        <w:pStyle w:val="SourceCode"/>
+      </w:pPr>
+      <w:r>
+        <w:rPr>
+          <w:rStyle w:val="VerbatimChar"/>
+        </w:rPr>
+        <w:t xml:space="preserve">SIP strings begin with @.</w:t>
+      </w:r>
+      <w:r>
+        <w:br/>
+      </w:r>
+      <w:r>
+        <w:rPr>
+          <w:rStyle w:val="VerbatimChar"/>
+        </w:rPr>
+        <w:t xml:space="preserve">Domain aliases do not.</w:t>
+      </w:r>
+    </w:p>
+    <w:p>
+      <w:pPr>
+        <w:pStyle w:val="FirstParagraph"/>
+      </w:pPr>
+      <w:r>
+        <w:t xml:space="preserve">A URI wrapper such as</w:t>
+      </w:r>
+      <w:r>
+        <w:t xml:space="preserve"> </w:t>
+      </w:r>
+      <w:r>
+        <w:rPr>
+          <w:rStyle w:val="VerbatimChar"/>
+        </w:rPr>
+        <w:t xml:space="preserve">sip:stackworks.games/lasca</w:t>
+      </w:r>
+      <w:r>
+        <w:t xml:space="preserve"> </w:t>
+      </w:r>
+      <w:r>
+        <w:t xml:space="preserve">should generally be avoided because</w:t>
+      </w:r>
+      <w:r>
+        <w:t xml:space="preserve"> </w:t>
+      </w:r>
+      <w:r>
+        <w:rPr>
+          <w:rStyle w:val="VerbatimChar"/>
+        </w:rPr>
+        <w:t xml:space="preserve">sip:</w:t>
+      </w:r>
+      <w:r>
+        <w:t xml:space="preserve"> </w:t>
+      </w:r>
+      <w:r>
+        <w:t xml:space="preserve">is already strongly associated with the existing internet telephony Session Initiation Protocol. If a URI wrapper is needed, alternatives such as</w:t>
+      </w:r>
+      <w:r>
+        <w:t xml:space="preserve"> </w:t>
+      </w:r>
+      <w:r>
+        <w:rPr>
+          <w:rStyle w:val="VerbatimChar"/>
+        </w:rPr>
+        <w:t xml:space="preserve">sipi:</w:t>
+      </w:r>
+      <w:r>
+        <w:t xml:space="preserve"> </w:t>
+      </w:r>
+      <w:r>
+        <w:t xml:space="preserve">or</w:t>
+      </w:r>
+      <w:r>
+        <w:t xml:space="preserve"> </w:t>
+      </w:r>
+      <w:r>
+        <w:rPr>
+          <w:rStyle w:val="VerbatimChar"/>
+        </w:rPr>
+        <w:t xml:space="preserve">sid:</w:t>
+      </w:r>
+      <w:r>
+        <w:t xml:space="preserve"> </w:t>
+      </w:r>
+      <w:r>
+        <w:t xml:space="preserve">may be considered. However, the cleanest primary rule remains that SIP strings begin with</w:t>
+      </w:r>
+      <w:r>
+        <w:t xml:space="preserve"> </w:t>
+      </w:r>
+      <w:r>
+        <w:rPr>
+          <w:rStyle w:val="VerbatimChar"/>
+        </w:rPr>
+        <w:t xml:space="preserve">@</w:t>
+      </w:r>
+      <w:r>
+        <w:t xml:space="preserve"> </w:t>
+      </w:r>
+      <w:r>
+        <w:t xml:space="preserve">and domain aliases do not.</w:t>
+      </w:r>
+    </w:p>
+    <w:p>
+      <w:r>
+        <w:pict>
+          <v:rect style="width:0;height:1.5pt" o:hralign="center" o:hrstd="t" o:hr="t"/>
+        </w:pict>
+      </w:r>
+    </w:p>
+    <w:bookmarkEnd w:id="235"/>
+    <w:bookmarkStart w:id="239" w:name="three-kinds-of-sip-shortcuts"/>
+    <w:p>
+      <w:pPr>
+        <w:pStyle w:val="Heading2"/>
+      </w:pPr>
+      <w:r>
+        <w:t xml:space="preserve">Three Kinds of SIP Shortcuts</w:t>
+      </w:r>
+    </w:p>
+    <w:p>
+      <w:pPr>
+        <w:pStyle w:val="FirstParagraph"/>
+      </w:pPr>
+      <w:r>
+        <w:t xml:space="preserve">SIP formally distinguishes at least three shortcut types:</w:t>
+      </w:r>
+    </w:p>
+    <w:bookmarkStart w:id="236" w:name="global-semantic-shortcuts"/>
+    <w:p>
+      <w:pPr>
+        <w:pStyle w:val="Heading3"/>
+      </w:pPr>
+      <w:r>
+        <w:t xml:space="preserve">Global Semantic Shortcuts</w:t>
+      </w:r>
+    </w:p>
+    <w:p>
+      <w:pPr>
+        <w:pStyle w:val="FirstParagraph"/>
+      </w:pPr>
+      <w:r>
+        <w:t xml:space="preserve">Global semantic shortcuts are public, owner-neutral shortcuts.</w:t>
+      </w:r>
+    </w:p>
+    <w:p>
+      <w:pPr>
+        <w:pStyle w:val="BodyText"/>
+      </w:pPr>
+      <w:r>
+        <w:t xml:space="preserve">Examples:</w:t>
+      </w:r>
+    </w:p>
+    <w:p>
+      <w:pPr>
+        <w:pStyle w:val="SourceCode"/>
+      </w:pPr>
+      <w:r>
+        <w:rPr>
+          <w:rStyle w:val="VerbatimChar"/>
+        </w:rPr>
+        <w:t xml:space="preserve">@games/lasca</w:t>
+      </w:r>
+      <w:r>
+        <w:br/>
+      </w:r>
+      <w:r>
+        <w:rPr>
+          <w:rStyle w:val="VerbatimChar"/>
+        </w:rPr>
+        <w:t xml:space="preserve">@games/chess</w:t>
+      </w:r>
+      <w:r>
+        <w:br/>
+      </w:r>
+      <w:r>
+        <w:rPr>
+          <w:rStyle w:val="VerbatimChar"/>
+        </w:rPr>
+        <w:t xml:space="preserve">@games/checkers</w:t>
+      </w:r>
+      <w:r>
+        <w:br/>
+      </w:r>
+      <w:r>
+        <w:rPr>
+          <w:rStyle w:val="VerbatimChar"/>
+        </w:rPr>
+        <w:t xml:space="preserve">@music/snare-drum</w:t>
+      </w:r>
+      <w:r>
+        <w:br/>
+      </w:r>
+      <w:r>
+        <w:rPr>
+          <w:rStyle w:val="VerbatimChar"/>
+        </w:rPr>
+        <w:t xml:space="preserve">@recipes/jambalaya</w:t>
+      </w:r>
+    </w:p>
+    <w:p>
+      <w:pPr>
+        <w:pStyle w:val="FirstParagraph"/>
+      </w:pPr>
+      <w:r>
+        <w:t xml:space="preserve">These resolve to semantic discovery paths, not directly to one owner.</w:t>
+      </w:r>
+    </w:p>
+    <w:p>
+      <w:pPr>
+        <w:pStyle w:val="BodyText"/>
+      </w:pPr>
+      <w:r>
+        <w:t xml:space="preserve">Example:</w:t>
+      </w:r>
+    </w:p>
+    <w:p>
+      <w:pPr>
+        <w:pStyle w:val="SourceCode"/>
+      </w:pPr>
+      <w:r>
+        <w:rPr>
+          <w:rStyle w:val="VerbatimChar"/>
+        </w:rPr>
+        <w:t xml:space="preserve">@games/lasca</w:t>
+      </w:r>
+      <w:r>
+        <w:br/>
+      </w:r>
+      <w:r>
+        <w:rPr>
+          <w:rStyle w:val="VerbatimChar"/>
+        </w:rPr>
+        <w:t xml:space="preserve">        ↓</w:t>
+      </w:r>
+      <w:r>
+        <w:br/>
+      </w:r>
+      <w:r>
+        <w:rPr>
+          <w:rStyle w:val="VerbatimChar"/>
+        </w:rPr>
+        <w:t xml:space="preserve">@games.strategy.abstract.capture.leaping.stacking.lasca</w:t>
+      </w:r>
+    </w:p>
+    <w:p>
+      <w:pPr>
+        <w:pStyle w:val="FirstParagraph"/>
+      </w:pPr>
+      <w:r>
+        <w:t xml:space="preserve">Global semantic shortcuts should be controlled by recognized namespace stewards or registry processes, not by private individuals or companies.</w:t>
+      </w:r>
+    </w:p>
+    <w:bookmarkEnd w:id="236"/>
+    <w:bookmarkStart w:id="237" w:name="owner-or-brand-shortcuts"/>
+    <w:p>
+      <w:pPr>
+        <w:pStyle w:val="Heading3"/>
+      </w:pPr>
+      <w:r>
+        <w:t xml:space="preserve">Owner or Brand Shortcuts</w:t>
+      </w:r>
+    </w:p>
+    <w:p>
+      <w:pPr>
+        <w:pStyle w:val="FirstParagraph"/>
+      </w:pPr>
+      <w:r>
+        <w:t xml:space="preserve">Owner or brand shortcuts are controlled by a verified owner, person, organization, project, or brand.</w:t>
+      </w:r>
+    </w:p>
+    <w:p>
+      <w:pPr>
+        <w:pStyle w:val="BodyText"/>
+      </w:pPr>
+      <w:r>
+        <w:t xml:space="preserve">Examples:</w:t>
+      </w:r>
+    </w:p>
+    <w:p>
+      <w:pPr>
+        <w:pStyle w:val="SourceCode"/>
+      </w:pPr>
+      <w:r>
+        <w:rPr>
+          <w:rStyle w:val="VerbatimChar"/>
+        </w:rPr>
+        <w:t xml:space="preserve">@stackworks/lasca</w:t>
+      </w:r>
+      <w:r>
+        <w:br/>
+      </w:r>
+      <w:r>
+        <w:rPr>
+          <w:rStyle w:val="VerbatimChar"/>
+        </w:rPr>
+        <w:t xml:space="preserve">@edbecnel/recipes/jambalaya</w:t>
+      </w:r>
+    </w:p>
+    <w:p>
+      <w:pPr>
+        <w:pStyle w:val="FirstParagraph"/>
+      </w:pPr>
+      <w:r>
+        <w:t xml:space="preserve">These resolve to owner-bound SIP identities.</w:t>
+      </w:r>
+    </w:p>
+    <w:p>
+      <w:pPr>
+        <w:pStyle w:val="BodyText"/>
+      </w:pPr>
+      <w:r>
+        <w:t xml:space="preserve">Example:</w:t>
+      </w:r>
+    </w:p>
+    <w:p>
+      <w:pPr>
+        <w:pStyle w:val="SourceCode"/>
+      </w:pPr>
+      <w:r>
+        <w:rPr>
+          <w:rStyle w:val="VerbatimChar"/>
+        </w:rPr>
+        <w:t xml:space="preserve">@stackworks/lasca</w:t>
+      </w:r>
+      <w:r>
+        <w:br/>
+      </w:r>
+      <w:r>
+        <w:rPr>
+          <w:rStyle w:val="VerbatimChar"/>
+        </w:rPr>
+        <w:t xml:space="preserve">        ↓</w:t>
+      </w:r>
+      <w:r>
+        <w:br/>
+      </w:r>
+      <w:r>
+        <w:rPr>
+          <w:rStyle w:val="VerbatimChar"/>
+        </w:rPr>
+        <w:t xml:space="preserve">@owner/edbecnel/stackworks/games/lasca</w:t>
+      </w:r>
+    </w:p>
+    <w:bookmarkEnd w:id="237"/>
+    <w:bookmarkStart w:id="238" w:name="local-or-private-shortcuts"/>
+    <w:p>
+      <w:pPr>
+        <w:pStyle w:val="Heading3"/>
+      </w:pPr>
+      <w:r>
+        <w:t xml:space="preserve">Local or Private Shortcuts</w:t>
+      </w:r>
+    </w:p>
+    <w:p>
+      <w:pPr>
+        <w:pStyle w:val="FirstParagraph"/>
+      </w:pPr>
+      <w:r>
+        <w:t xml:space="preserve">Local or private shortcuts are user-defined or organization-defined aliases.</w:t>
+      </w:r>
+    </w:p>
+    <w:p>
+      <w:pPr>
+        <w:pStyle w:val="BodyText"/>
+      </w:pPr>
+      <w:r>
+        <w:t xml:space="preserve">Examples:</w:t>
+      </w:r>
+    </w:p>
+    <w:p>
+      <w:pPr>
+        <w:pStyle w:val="SourceCode"/>
+      </w:pPr>
+      <w:r>
+        <w:rPr>
+          <w:rStyle w:val="VerbatimChar"/>
+        </w:rPr>
+        <w:t xml:space="preserve">@my/lasca</w:t>
+      </w:r>
+      <w:r>
+        <w:br/>
+      </w:r>
+      <w:r>
+        <w:rPr>
+          <w:rStyle w:val="VerbatimChar"/>
+        </w:rPr>
+        <w:t xml:space="preserve">@favorites/jambalaya</w:t>
+      </w:r>
+      <w:r>
+        <w:br/>
+      </w:r>
+      <w:r>
+        <w:rPr>
+          <w:rStyle w:val="VerbatimChar"/>
+        </w:rPr>
+        <w:t xml:space="preserve">@test/game1</w:t>
+      </w:r>
+    </w:p>
+    <w:p>
+      <w:pPr>
+        <w:pStyle w:val="FirstParagraph"/>
+      </w:pPr>
+      <w:r>
+        <w:t xml:space="preserve">These are useful inside a local workspace, application, or personal knowledge base. They are not globally authoritative unless registered through the global SIP shortcut system.</w:t>
+      </w:r>
+    </w:p>
+    <w:p>
+      <w:r>
+        <w:pict>
+          <v:rect style="width:0;height:1.5pt" o:hralign="center" o:hrstd="t" o:hr="t"/>
+        </w:pict>
+      </w:r>
+    </w:p>
+    <w:bookmarkEnd w:id="238"/>
+    <w:bookmarkEnd w:id="239"/>
+    <w:bookmarkStart w:id="240" w:name="global-sip-shortcut-registry"/>
+    <w:p>
+      <w:pPr>
+        <w:pStyle w:val="Heading2"/>
+      </w:pPr>
+      <w:r>
+        <w:t xml:space="preserve">Global SIP Shortcut Registry</w:t>
+      </w:r>
+    </w:p>
+    <w:p>
+      <w:pPr>
+        <w:pStyle w:val="FirstParagraph"/>
+      </w:pPr>
+      <w:r>
+        <w:t xml:space="preserve">SIP should define a formal registry layer called the</w:t>
+      </w:r>
+      <w:r>
+        <w:t xml:space="preserve"> </w:t>
+      </w:r>
+      <w:r>
+        <w:rPr>
+          <w:b/>
+          <w:bCs/>
+        </w:rPr>
+        <w:t xml:space="preserve">SIP Global Shortcut Registry</w:t>
+      </w:r>
+      <w:r>
+        <w:t xml:space="preserve">.</w:t>
+      </w:r>
+    </w:p>
+    <w:p>
+      <w:pPr>
+        <w:pStyle w:val="BodyText"/>
+      </w:pPr>
+      <w:r>
+        <w:t xml:space="preserve">This registry defines accepted shortcut paths such as:</w:t>
+      </w:r>
+    </w:p>
+    <w:p>
+      <w:pPr>
+        <w:pStyle w:val="SourceCode"/>
+      </w:pPr>
+      <w:r>
+        <w:rPr>
+          <w:rStyle w:val="VerbatimChar"/>
+        </w:rPr>
+        <w:t xml:space="preserve">@games/lasca</w:t>
+      </w:r>
+      <w:r>
+        <w:br/>
+      </w:r>
+      <w:r>
+        <w:rPr>
+          <w:rStyle w:val="VerbatimChar"/>
+        </w:rPr>
+        <w:t xml:space="preserve">@games/chess</w:t>
+      </w:r>
+      <w:r>
+        <w:br/>
+      </w:r>
+      <w:r>
+        <w:rPr>
+          <w:rStyle w:val="VerbatimChar"/>
+        </w:rPr>
+        <w:t xml:space="preserve">@games/checkers</w:t>
+      </w:r>
+      <w:r>
+        <w:br/>
+      </w:r>
+      <w:r>
+        <w:rPr>
+          <w:rStyle w:val="VerbatimChar"/>
+        </w:rPr>
+        <w:t xml:space="preserve">@music/snare-drum</w:t>
+      </w:r>
+      <w:r>
+        <w:br/>
+      </w:r>
+      <w:r>
+        <w:rPr>
+          <w:rStyle w:val="VerbatimChar"/>
+        </w:rPr>
+        <w:t xml:space="preserve">@recipes/jambalaya</w:t>
+      </w:r>
+    </w:p>
+    <w:p>
+      <w:pPr>
+        <w:pStyle w:val="FirstParagraph"/>
+      </w:pPr>
+      <w:r>
+        <w:t xml:space="preserve">Each shortcut is a signed registry entry, not merely a piece of text.</w:t>
+      </w:r>
+    </w:p>
+    <w:p>
+      <w:pPr>
+        <w:pStyle w:val="BodyText"/>
+      </w:pPr>
+      <w:r>
+        <w:t xml:space="preserve">Example registry record:</w:t>
+      </w:r>
+    </w:p>
+    <w:p>
+      <w:pPr>
+        <w:pStyle w:val="SourceCode"/>
+      </w:pPr>
+      <w:r>
+        <w:rPr>
+          <w:rStyle w:val="FunctionTok"/>
+        </w:rPr>
+        <w:t xml:space="preserve">{</w:t>
+      </w:r>
+      <w:r>
+        <w:br/>
+      </w:r>
+      <w:r>
+        <w:rPr>
+          <w:rStyle w:val="NormalTok"/>
+        </w:rPr>
+        <w:t xml:space="preserve">  </w:t>
+      </w:r>
+      <w:r>
+        <w:rPr>
+          <w:rStyle w:val="DataTypeTok"/>
+        </w:rPr>
+        <w:t xml:space="preserve">"shortcut"</w:t>
+      </w:r>
+      <w:r>
+        <w:rPr>
+          <w:rStyle w:val="FunctionTok"/>
+        </w:rPr>
+        <w:t xml:space="preserve">:</w:t>
+      </w:r>
+      <w:r>
+        <w:rPr>
+          <w:rStyle w:val="NormalTok"/>
+        </w:rPr>
+        <w:t xml:space="preserve"> </w:t>
+      </w:r>
+      <w:r>
+        <w:rPr>
+          <w:rStyle w:val="StringTok"/>
+        </w:rPr>
+        <w:t xml:space="preserve">"@games/lasca"</w:t>
+      </w:r>
+      <w:r>
+        <w:rPr>
+          <w:rStyle w:val="FunctionTok"/>
+        </w:rPr>
+        <w:t xml:space="preserve">,</w:t>
+      </w:r>
+      <w:r>
+        <w:br/>
+      </w:r>
+      <w:r>
+        <w:rPr>
+          <w:rStyle w:val="NormalTok"/>
+        </w:rPr>
+        <w:t xml:space="preserve">  </w:t>
+      </w:r>
+      <w:r>
+        <w:rPr>
+          <w:rStyle w:val="DataTypeTok"/>
+        </w:rPr>
+        <w:t xml:space="preserve">"resolvesTo"</w:t>
+      </w:r>
+      <w:r>
+        <w:rPr>
+          <w:rStyle w:val="FunctionTok"/>
+        </w:rPr>
+        <w:t xml:space="preserve">:</w:t>
+      </w:r>
+      <w:r>
+        <w:rPr>
+          <w:rStyle w:val="NormalTok"/>
+        </w:rPr>
+        <w:t xml:space="preserve"> </w:t>
+      </w:r>
+      <w:r>
+        <w:rPr>
+          <w:rStyle w:val="StringTok"/>
+        </w:rPr>
+        <w:t xml:space="preserve">"@games.strategy.abstract.capture.leaping.stacking.lasca"</w:t>
+      </w:r>
+      <w:r>
+        <w:rPr>
+          <w:rStyle w:val="FunctionTok"/>
+        </w:rPr>
+        <w:t xml:space="preserve">,</w:t>
+      </w:r>
+      <w:r>
+        <w:br/>
+      </w:r>
+      <w:r>
+        <w:rPr>
+          <w:rStyle w:val="NormalTok"/>
+        </w:rPr>
+        <w:t xml:space="preserve">  </w:t>
+      </w:r>
+      <w:r>
+        <w:rPr>
+          <w:rStyle w:val="DataTypeTok"/>
+        </w:rPr>
+        <w:t xml:space="preserve">"status"</w:t>
+      </w:r>
+      <w:r>
+        <w:rPr>
+          <w:rStyle w:val="FunctionTok"/>
+        </w:rPr>
+        <w:t xml:space="preserve">:</w:t>
+      </w:r>
+      <w:r>
+        <w:rPr>
+          <w:rStyle w:val="NormalTok"/>
+        </w:rPr>
+        <w:t xml:space="preserve"> </w:t>
+      </w:r>
+      <w:r>
+        <w:rPr>
+          <w:rStyle w:val="StringTok"/>
+        </w:rPr>
+        <w:t xml:space="preserve">"accepted"</w:t>
+      </w:r>
+      <w:r>
+        <w:rPr>
+          <w:rStyle w:val="FunctionTok"/>
+        </w:rPr>
+        <w:t xml:space="preserve">,</w:t>
+      </w:r>
+      <w:r>
+        <w:br/>
+      </w:r>
+      <w:r>
+        <w:rPr>
+          <w:rStyle w:val="NormalTok"/>
+        </w:rPr>
+        <w:t xml:space="preserve">  </w:t>
+      </w:r>
+      <w:r>
+        <w:rPr>
+          <w:rStyle w:val="DataTypeTok"/>
+        </w:rPr>
+        <w:t xml:space="preserve">"namespace"</w:t>
+      </w:r>
+      <w:r>
+        <w:rPr>
+          <w:rStyle w:val="FunctionTok"/>
+        </w:rPr>
+        <w:t xml:space="preserve">:</w:t>
+      </w:r>
+      <w:r>
+        <w:rPr>
+          <w:rStyle w:val="NormalTok"/>
+        </w:rPr>
+        <w:t xml:space="preserve"> </w:t>
+      </w:r>
+      <w:r>
+        <w:rPr>
+          <w:rStyle w:val="StringTok"/>
+        </w:rPr>
+        <w:t xml:space="preserve">"@games"</w:t>
+      </w:r>
+      <w:r>
+        <w:rPr>
+          <w:rStyle w:val="FunctionTok"/>
+        </w:rPr>
+        <w:t xml:space="preserve">,</w:t>
+      </w:r>
+      <w:r>
+        <w:br/>
+      </w:r>
+      <w:r>
+        <w:rPr>
+          <w:rStyle w:val="NormalTok"/>
+        </w:rPr>
+        <w:t xml:space="preserve">  </w:t>
+      </w:r>
+      <w:r>
+        <w:rPr>
+          <w:rStyle w:val="DataTypeTok"/>
+        </w:rPr>
+        <w:t xml:space="preserve">"type"</w:t>
+      </w:r>
+      <w:r>
+        <w:rPr>
+          <w:rStyle w:val="FunctionTok"/>
+        </w:rPr>
+        <w:t xml:space="preserve">:</w:t>
+      </w:r>
+      <w:r>
+        <w:rPr>
+          <w:rStyle w:val="NormalTok"/>
+        </w:rPr>
+        <w:t xml:space="preserve"> </w:t>
+      </w:r>
+      <w:r>
+        <w:rPr>
+          <w:rStyle w:val="StringTok"/>
+        </w:rPr>
+        <w:t xml:space="preserve">"semantic-discovery-shortcut"</w:t>
+      </w:r>
+      <w:r>
+        <w:rPr>
+          <w:rStyle w:val="FunctionTok"/>
+        </w:rPr>
+        <w:t xml:space="preserve">,</w:t>
+      </w:r>
+      <w:r>
+        <w:br/>
+      </w:r>
+      <w:r>
+        <w:rPr>
+          <w:rStyle w:val="NormalTok"/>
+        </w:rPr>
+        <w:t xml:space="preserve">  </w:t>
+      </w:r>
+      <w:r>
+        <w:rPr>
+          <w:rStyle w:val="DataTypeTok"/>
+        </w:rPr>
+        <w:t xml:space="preserve">"description"</w:t>
+      </w:r>
+      <w:r>
+        <w:rPr>
+          <w:rStyle w:val="FunctionTok"/>
+        </w:rPr>
+        <w:t xml:space="preserve">:</w:t>
+      </w:r>
+      <w:r>
+        <w:rPr>
+          <w:rStyle w:val="NormalTok"/>
+        </w:rPr>
+        <w:t xml:space="preserve"> </w:t>
+      </w:r>
+      <w:r>
+        <w:rPr>
+          <w:rStyle w:val="StringTok"/>
+        </w:rPr>
+        <w:t xml:space="preserve">"Lasca / Laska family of stacking capture board games"</w:t>
+      </w:r>
+      <w:r>
+        <w:rPr>
+          <w:rStyle w:val="FunctionTok"/>
+        </w:rPr>
+        <w:t xml:space="preserve">,</w:t>
+      </w:r>
+      <w:r>
+        <w:br/>
+      </w:r>
+      <w:r>
+        <w:rPr>
+          <w:rStyle w:val="NormalTok"/>
+        </w:rPr>
+        <w:t xml:space="preserve">  </w:t>
+      </w:r>
+      <w:r>
+        <w:rPr>
+          <w:rStyle w:val="DataTypeTok"/>
+        </w:rPr>
+        <w:t xml:space="preserve">"steward"</w:t>
+      </w:r>
+      <w:r>
+        <w:rPr>
+          <w:rStyle w:val="FunctionTok"/>
+        </w:rPr>
+        <w:t xml:space="preserve">:</w:t>
+      </w:r>
+      <w:r>
+        <w:rPr>
+          <w:rStyle w:val="NormalTok"/>
+        </w:rPr>
+        <w:t xml:space="preserve"> </w:t>
+      </w:r>
+      <w:r>
+        <w:rPr>
+          <w:rStyle w:val="StringTok"/>
+        </w:rPr>
+        <w:t xml:space="preserve">"SIP Games Namespace Registry"</w:t>
+      </w:r>
+      <w:r>
+        <w:rPr>
+          <w:rStyle w:val="FunctionTok"/>
+        </w:rPr>
+        <w:t xml:space="preserve">,</w:t>
+      </w:r>
+      <w:r>
+        <w:br/>
+      </w:r>
+      <w:r>
+        <w:rPr>
+          <w:rStyle w:val="NormalTok"/>
+        </w:rPr>
+        <w:t xml:space="preserve">  </w:t>
+      </w:r>
+      <w:r>
+        <w:rPr>
+          <w:rStyle w:val="DataTypeTok"/>
+        </w:rPr>
+        <w:t xml:space="preserve">"created"</w:t>
+      </w:r>
+      <w:r>
+        <w:rPr>
+          <w:rStyle w:val="FunctionTok"/>
+        </w:rPr>
+        <w:t xml:space="preserve">:</w:t>
+      </w:r>
+      <w:r>
+        <w:rPr>
+          <w:rStyle w:val="NormalTok"/>
+        </w:rPr>
+        <w:t xml:space="preserve"> </w:t>
+      </w:r>
+      <w:r>
+        <w:rPr>
+          <w:rStyle w:val="StringTok"/>
+        </w:rPr>
+        <w:t xml:space="preserve">"2026-06-01"</w:t>
+      </w:r>
+      <w:r>
+        <w:rPr>
+          <w:rStyle w:val="FunctionTok"/>
+        </w:rPr>
+        <w:t xml:space="preserve">,</w:t>
+      </w:r>
+      <w:r>
+        <w:br/>
+      </w:r>
+      <w:r>
+        <w:rPr>
+          <w:rStyle w:val="NormalTok"/>
+        </w:rPr>
+        <w:t xml:space="preserve">  </w:t>
+      </w:r>
+      <w:r>
+        <w:rPr>
+          <w:rStyle w:val="DataTypeTok"/>
+        </w:rPr>
+        <w:t xml:space="preserve">"version"</w:t>
+      </w:r>
+      <w:r>
+        <w:rPr>
+          <w:rStyle w:val="FunctionTok"/>
+        </w:rPr>
+        <w:t xml:space="preserve">:</w:t>
+      </w:r>
+      <w:r>
+        <w:rPr>
+          <w:rStyle w:val="NormalTok"/>
+        </w:rPr>
+        <w:t xml:space="preserve"> </w:t>
+      </w:r>
+      <w:r>
+        <w:rPr>
+          <w:rStyle w:val="StringTok"/>
+        </w:rPr>
+        <w:t xml:space="preserve">"1.0"</w:t>
+      </w:r>
+      <w:r>
+        <w:rPr>
+          <w:rStyle w:val="FunctionTok"/>
+        </w:rPr>
+        <w:t xml:space="preserve">,</w:t>
+      </w:r>
+      <w:r>
+        <w:br/>
+      </w:r>
+      <w:r>
+        <w:rPr>
+          <w:rStyle w:val="NormalTok"/>
+        </w:rPr>
+        <w:t xml:space="preserve">  </w:t>
+      </w:r>
+      <w:r>
+        <w:rPr>
+          <w:rStyle w:val="DataTypeTok"/>
+        </w:rPr>
+        <w:t xml:space="preserve">"signature"</w:t>
+      </w:r>
+      <w:r>
+        <w:rPr>
+          <w:rStyle w:val="FunctionTok"/>
+        </w:rPr>
+        <w:t xml:space="preserve">:</w:t>
+      </w:r>
+      <w:r>
+        <w:rPr>
+          <w:rStyle w:val="NormalTok"/>
+        </w:rPr>
+        <w:t xml:space="preserve"> </w:t>
+      </w:r>
+      <w:r>
+        <w:rPr>
+          <w:rStyle w:val="StringTok"/>
+        </w:rPr>
+        <w:t xml:space="preserve">"..."</w:t>
+      </w:r>
+      <w:r>
+        <w:br/>
+      </w:r>
+      <w:r>
+        <w:rPr>
+          <w:rStyle w:val="FunctionTok"/>
+        </w:rPr>
+        <w:t xml:space="preserve">}</w:t>
+      </w:r>
+    </w:p>
+    <w:p>
+      <w:pPr>
+        <w:pStyle w:val="FirstParagraph"/>
+      </w:pPr>
+      <w:r>
+        <w:t xml:space="preserve">This makes the shortcut auditable, verifiable, and stable.</w:t>
+      </w:r>
+    </w:p>
+    <w:p>
+      <w:r>
+        <w:pict>
+          <v:rect style="width:0;height:1.5pt" o:hralign="center" o:hrstd="t" o:hr="t"/>
+        </w:pict>
+      </w:r>
+    </w:p>
+    <w:bookmarkEnd w:id="240"/>
+    <w:bookmarkStart w:id="241" w:name="namespace-stewardship"/>
+    <w:p>
+      <w:pPr>
+        <w:pStyle w:val="Heading2"/>
+      </w:pPr>
+      <w:r>
+        <w:t xml:space="preserve">Namespace Stewardship</w:t>
+      </w:r>
+    </w:p>
+    <w:p>
+      <w:pPr>
+        <w:pStyle w:val="FirstParagraph"/>
+      </w:pPr>
+      <w:r>
+        <w:t xml:space="preserve">Major public semantic namespaces should be managed by recognized namespace stewards or working groups rather than private individuals or companies.</w:t>
+      </w:r>
+    </w:p>
+    <w:p>
+      <w:pPr>
+        <w:pStyle w:val="BodyText"/>
+      </w:pPr>
+      <w:r>
+        <w:t xml:space="preserve">Examples of public namespaces and their stewardship model:</w:t>
+      </w:r>
+    </w:p>
+    <w:p>
+      <w:pPr>
+        <w:pStyle w:val="SourceCode"/>
+      </w:pPr>
+      <w:r>
+        <w:rPr>
+          <w:rStyle w:val="VerbatimChar"/>
+        </w:rPr>
+        <w:t xml:space="preserve">@games     →  SIP Games Namespace Registry</w:t>
+      </w:r>
+      <w:r>
+        <w:br/>
+      </w:r>
+      <w:r>
+        <w:rPr>
+          <w:rStyle w:val="VerbatimChar"/>
+        </w:rPr>
+        <w:t xml:space="preserve">@music     →  SIP Music Namespace Registry</w:t>
+      </w:r>
+      <w:r>
+        <w:br/>
+      </w:r>
+      <w:r>
+        <w:rPr>
+          <w:rStyle w:val="VerbatimChar"/>
+        </w:rPr>
+        <w:t xml:space="preserve">@recipes   →  SIP Recipes Namespace Registry</w:t>
+      </w:r>
+      <w:r>
+        <w:br/>
+      </w:r>
+      <w:r>
+        <w:rPr>
+          <w:rStyle w:val="VerbatimChar"/>
+        </w:rPr>
+        <w:t xml:space="preserve">@books     →  SIP Books Namespace Registry</w:t>
+      </w:r>
+      <w:r>
+        <w:br/>
+      </w:r>
+      <w:r>
+        <w:rPr>
+          <w:rStyle w:val="VerbatimChar"/>
+        </w:rPr>
+        <w:t xml:space="preserve">@software  →  SIP Software Namespace Registry</w:t>
+      </w:r>
+      <w:r>
+        <w:br/>
+      </w:r>
+      <w:r>
+        <w:rPr>
+          <w:rStyle w:val="VerbatimChar"/>
+        </w:rPr>
+        <w:t xml:space="preserve">@people    →  SIP People Namespace Registry</w:t>
+      </w:r>
+      <w:r>
+        <w:br/>
+      </w:r>
+      <w:r>
+        <w:rPr>
+          <w:rStyle w:val="VerbatimChar"/>
+        </w:rPr>
+        <w:t xml:space="preserve">@places    →  SIP Places Namespace Registry</w:t>
+      </w:r>
+      <w:r>
+        <w:br/>
+      </w:r>
+      <w:r>
+        <w:rPr>
+          <w:rStyle w:val="VerbatimChar"/>
+        </w:rPr>
+        <w:t xml:space="preserve">@products  →  SIP Products Namespace Registry</w:t>
+      </w:r>
+    </w:p>
+    <w:p>
+      <w:pPr>
+        <w:pStyle w:val="FirstParagraph"/>
+      </w:pPr>
+      <w:r>
+        <w:t xml:space="preserve">The</w:t>
+      </w:r>
+      <w:r>
+        <w:t xml:space="preserve"> </w:t>
+      </w:r>
+      <w:r>
+        <w:rPr>
+          <w:rStyle w:val="VerbatimChar"/>
+        </w:rPr>
+        <w:t xml:space="preserve">@games</w:t>
+      </w:r>
+      <w:r>
+        <w:t xml:space="preserve"> </w:t>
+      </w:r>
+      <w:r>
+        <w:t xml:space="preserve">namespace steward would be responsible for reviewing and approving global shortcuts inside that namespace. Therefore</w:t>
+      </w:r>
+      <w:r>
+        <w:t xml:space="preserve"> </w:t>
+      </w:r>
+      <w:r>
+        <w:rPr>
+          <w:rStyle w:val="VerbatimChar"/>
+        </w:rPr>
+        <w:t xml:space="preserve">@games/lasca</w:t>
+      </w:r>
+      <w:r>
+        <w:t xml:space="preserve"> </w:t>
+      </w:r>
+      <w:r>
+        <w:t xml:space="preserve">would be approved by the</w:t>
+      </w:r>
+      <w:r>
+        <w:t xml:space="preserve"> </w:t>
+      </w:r>
+      <w:r>
+        <w:rPr>
+          <w:rStyle w:val="VerbatimChar"/>
+        </w:rPr>
+        <w:t xml:space="preserve">@games</w:t>
+      </w:r>
+      <w:r>
+        <w:t xml:space="preserve"> </w:t>
+      </w:r>
+      <w:r>
+        <w:t xml:space="preserve">namespace authority.</w:t>
+      </w:r>
+    </w:p>
+    <w:p>
+      <w:pPr>
+        <w:pStyle w:val="BodyText"/>
+      </w:pPr>
+      <w:r>
+        <w:t xml:space="preserve">By contrast,</w:t>
+      </w:r>
+      <w:r>
+        <w:t xml:space="preserve"> </w:t>
+      </w:r>
+      <w:r>
+        <w:rPr>
+          <w:rStyle w:val="VerbatimChar"/>
+        </w:rPr>
+        <w:t xml:space="preserve">@stackworks/lasca</w:t>
+      </w:r>
+      <w:r>
+        <w:t xml:space="preserve"> </w:t>
+      </w:r>
+      <w:r>
+        <w:t xml:space="preserve">would be controlled by StackWorks. Those are different authority models.</w:t>
+      </w:r>
+    </w:p>
+    <w:p>
+      <w:r>
+        <w:pict>
+          <v:rect style="width:0;height:1.5pt" o:hralign="center" o:hrstd="t" o:hr="t"/>
+        </w:pict>
+      </w:r>
+    </w:p>
+    <w:bookmarkEnd w:id="241"/>
+    <w:bookmarkStart w:id="242" w:name="first-use-should-not-automatically-win"/>
+    <w:p>
+      <w:pPr>
+        <w:pStyle w:val="Heading2"/>
+      </w:pPr>
+      <w:r>
+        <w:t xml:space="preserve">First Use Should Not Automatically Win</w:t>
+      </w:r>
+    </w:p>
+    <w:p>
+      <w:pPr>
+        <w:pStyle w:val="FirstParagraph"/>
+      </w:pPr>
+      <w:r>
+        <w:t xml:space="preserve">SIP should avoid domain-name-style squatting.</w:t>
+      </w:r>
+    </w:p>
+    <w:p>
+      <w:pPr>
+        <w:pStyle w:val="BodyText"/>
+      </w:pPr>
+      <w:r>
+        <w:t xml:space="preserve">If someone attempts to register</w:t>
+      </w:r>
+      <w:r>
+        <w:t xml:space="preserve"> </w:t>
+      </w:r>
+      <w:r>
+        <w:rPr>
+          <w:rStyle w:val="VerbatimChar"/>
+        </w:rPr>
+        <w:t xml:space="preserve">@games/chess</w:t>
+      </w:r>
+      <w:r>
+        <w:t xml:space="preserve">, that person should not own the public semantic concept of chess. They may own something like</w:t>
+      </w:r>
+      <w:r>
+        <w:t xml:space="preserve"> </w:t>
+      </w:r>
+      <w:r>
+        <w:rPr>
+          <w:rStyle w:val="VerbatimChar"/>
+        </w:rPr>
+        <w:t xml:space="preserve">@somecompany/chess</w:t>
+      </w:r>
+      <w:r>
+        <w:t xml:space="preserve"> </w:t>
+      </w:r>
+      <w:r>
+        <w:t xml:space="preserve">or</w:t>
+      </w:r>
+      <w:r>
+        <w:t xml:space="preserve"> </w:t>
+      </w:r>
+      <w:r>
+        <w:rPr>
+          <w:rStyle w:val="VerbatimChar"/>
+        </w:rPr>
+        <w:t xml:space="preserve">@owner/somecompany/games/chess</w:t>
+      </w:r>
+      <w:r>
+        <w:t xml:space="preserve">.</w:t>
+      </w:r>
+    </w:p>
+    <w:p>
+      <w:pPr>
+        <w:pStyle w:val="BodyText"/>
+      </w:pPr>
+      <w:r>
+        <w:t xml:space="preserve">But the global semantic shortcut</w:t>
+      </w:r>
+      <w:r>
+        <w:t xml:space="preserve"> </w:t>
+      </w:r>
+      <w:r>
+        <w:rPr>
+          <w:rStyle w:val="VerbatimChar"/>
+        </w:rPr>
+        <w:t xml:space="preserve">@games/chess</w:t>
+      </w:r>
+      <w:r>
+        <w:t xml:space="preserve"> </w:t>
+      </w:r>
+      <w:r>
+        <w:t xml:space="preserve">should be treated as a public controlled vocabulary entry, not private property.</w:t>
+      </w:r>
+    </w:p>
+    <w:p>
+      <w:pPr>
+        <w:pStyle w:val="BodyText"/>
+      </w:pPr>
+      <w:r>
+        <w:t xml:space="preserve">Global semantic shortcuts should not be allocated by simple first-come, first-served registration.</w:t>
+      </w:r>
+    </w:p>
+    <w:p>
+      <w:r>
+        <w:pict>
+          <v:rect style="width:0;height:1.5pt" o:hralign="center" o:hrstd="t" o:hr="t"/>
+        </w:pict>
+      </w:r>
+    </w:p>
+    <w:bookmarkEnd w:id="242"/>
+    <w:bookmarkStart w:id="243" w:name="acceptance-process-for-global-shortcuts"/>
+    <w:p>
+      <w:pPr>
+        <w:pStyle w:val="Heading2"/>
+      </w:pPr>
+      <w:r>
+        <w:t xml:space="preserve">Acceptance Process for Global Shortcuts</w:t>
+      </w:r>
+    </w:p>
+    <w:p>
+      <w:pPr>
+        <w:pStyle w:val="FirstParagraph"/>
+      </w:pPr>
+      <w:r>
+        <w:t xml:space="preserve">A global SIP shortcut should go through a process similar to the following:</w:t>
+      </w:r>
+    </w:p>
+    <w:p>
+      <w:pPr>
+        <w:pStyle w:val="SourceCode"/>
+      </w:pPr>
+      <w:r>
+        <w:rPr>
+          <w:rStyle w:val="VerbatimChar"/>
+        </w:rPr>
+        <w:t xml:space="preserve">1. Proposal</w:t>
+      </w:r>
+      <w:r>
+        <w:br/>
+      </w:r>
+      <w:r>
+        <w:rPr>
+          <w:rStyle w:val="VerbatimChar"/>
+        </w:rPr>
+        <w:t xml:space="preserve">2. Public review</w:t>
+      </w:r>
+      <w:r>
+        <w:br/>
+      </w:r>
+      <w:r>
+        <w:rPr>
+          <w:rStyle w:val="VerbatimChar"/>
+        </w:rPr>
+        <w:t xml:space="preserve">3. Conflict check</w:t>
+      </w:r>
+      <w:r>
+        <w:br/>
+      </w:r>
+      <w:r>
+        <w:rPr>
+          <w:rStyle w:val="VerbatimChar"/>
+        </w:rPr>
+        <w:t xml:space="preserve">4. Semantic path assignment</w:t>
+      </w:r>
+      <w:r>
+        <w:br/>
+      </w:r>
+      <w:r>
+        <w:rPr>
+          <w:rStyle w:val="VerbatimChar"/>
+        </w:rPr>
+        <w:t xml:space="preserve">5. Shortcut approval</w:t>
+      </w:r>
+      <w:r>
+        <w:br/>
+      </w:r>
+      <w:r>
+        <w:rPr>
+          <w:rStyle w:val="VerbatimChar"/>
+        </w:rPr>
+        <w:t xml:space="preserve">6. Signed registry publication</w:t>
+      </w:r>
+      <w:r>
+        <w:br/>
+      </w:r>
+      <w:r>
+        <w:rPr>
+          <w:rStyle w:val="VerbatimChar"/>
+        </w:rPr>
+        <w:t xml:space="preserve">7. Versioned updates over time</w:t>
+      </w:r>
+    </w:p>
+    <w:p>
+      <w:pPr>
+        <w:pStyle w:val="FirstParagraph"/>
+      </w:pPr>
+      <w:r>
+        <w:t xml:space="preserve">For example, a proposal for</w:t>
+      </w:r>
+      <w:r>
+        <w:t xml:space="preserve"> </w:t>
+      </w:r>
+      <w:r>
+        <w:rPr>
+          <w:rStyle w:val="VerbatimChar"/>
+        </w:rPr>
+        <w:t xml:space="preserve">@games/lasca</w:t>
+      </w:r>
+      <w:r>
+        <w:t xml:space="preserve"> </w:t>
+      </w:r>
+      <w:r>
+        <w:t xml:space="preserve">would trigger review of questions such as:</w:t>
+      </w:r>
+    </w:p>
+    <w:p>
+      <w:pPr>
+        <w:pStyle w:val="Compact"/>
+        <w:numPr>
+          <w:ilvl w:val="0"/>
+          <w:numId w:val="1152"/>
+        </w:numPr>
+      </w:pPr>
+      <w:r>
+        <w:t xml:space="preserve">Is</w:t>
+      </w:r>
+      <w:r>
+        <w:t xml:space="preserve"> </w:t>
+      </w:r>
+      <w:r>
+        <w:t xml:space="preserve">“Lasca”</w:t>
+      </w:r>
+      <w:r>
+        <w:t xml:space="preserve"> </w:t>
+      </w:r>
+      <w:r>
+        <w:t xml:space="preserve">the common name? Is it ambiguous?</w:t>
+      </w:r>
+    </w:p>
+    <w:p>
+      <w:pPr>
+        <w:pStyle w:val="Compact"/>
+        <w:numPr>
+          <w:ilvl w:val="0"/>
+          <w:numId w:val="1152"/>
+        </w:numPr>
+      </w:pPr>
+      <w:r>
+        <w:t xml:space="preserve">Does it conflict with another game, product, person, or brand?</w:t>
+      </w:r>
+    </w:p>
+    <w:p>
+      <w:pPr>
+        <w:pStyle w:val="Compact"/>
+        <w:numPr>
+          <w:ilvl w:val="0"/>
+          <w:numId w:val="1152"/>
+        </w:numPr>
+      </w:pPr>
+      <w:r>
+        <w:t xml:space="preserve">Should the shortcut be</w:t>
+      </w:r>
+      <w:r>
+        <w:t xml:space="preserve"> </w:t>
+      </w:r>
+      <w:r>
+        <w:rPr>
+          <w:rStyle w:val="VerbatimChar"/>
+        </w:rPr>
+        <w:t xml:space="preserve">@games/lasca</w:t>
+      </w:r>
+      <w:r>
+        <w:t xml:space="preserve"> </w:t>
+      </w:r>
+      <w:r>
+        <w:t xml:space="preserve">or</w:t>
+      </w:r>
+      <w:r>
+        <w:t xml:space="preserve"> </w:t>
+      </w:r>
+      <w:r>
+        <w:rPr>
+          <w:rStyle w:val="VerbatimChar"/>
+        </w:rPr>
+        <w:t xml:space="preserve">@games/laska</w:t>
+      </w:r>
+      <w:r>
+        <w:t xml:space="preserve">?</w:t>
+      </w:r>
+    </w:p>
+    <w:p>
+      <w:pPr>
+        <w:pStyle w:val="Compact"/>
+        <w:numPr>
+          <w:ilvl w:val="0"/>
+          <w:numId w:val="1152"/>
+        </w:numPr>
+      </w:pPr>
+      <w:r>
+        <w:t xml:space="preserve">What full discovery path should it resolve to?</w:t>
+      </w:r>
+    </w:p>
+    <w:p>
+      <w:pPr>
+        <w:pStyle w:val="Compact"/>
+        <w:numPr>
+          <w:ilvl w:val="0"/>
+          <w:numId w:val="1152"/>
+        </w:numPr>
+      </w:pPr>
+      <w:r>
+        <w:t xml:space="preserve">Are there known synonyms?</w:t>
+      </w:r>
+    </w:p>
+    <w:p>
+      <w:pPr>
+        <w:pStyle w:val="FirstParagraph"/>
+      </w:pPr>
+      <w:r>
+        <w:t xml:space="preserve">The registry may then approve:</w:t>
+      </w:r>
+    </w:p>
+    <w:p>
+      <w:pPr>
+        <w:pStyle w:val="SourceCode"/>
+      </w:pPr>
+      <w:r>
+        <w:rPr>
+          <w:rStyle w:val="VerbatimChar"/>
+        </w:rPr>
+        <w:t xml:space="preserve">@games/lasca  →  @games.strategy.abstract.capture.leaping.stacking.lasca</w:t>
+      </w:r>
+    </w:p>
+    <w:p>
+      <w:pPr>
+        <w:pStyle w:val="FirstParagraph"/>
+      </w:pPr>
+      <w:r>
+        <w:t xml:space="preserve">It may also approve synonyms:</w:t>
+      </w:r>
+    </w:p>
+    <w:p>
+      <w:pPr>
+        <w:pStyle w:val="SourceCode"/>
+      </w:pPr>
+      <w:r>
+        <w:rPr>
+          <w:rStyle w:val="VerbatimChar"/>
+        </w:rPr>
+        <w:t xml:space="preserve">@games/laska  →  @games.strategy.abstract.capture.leaping.stacking.lasca</w:t>
+      </w:r>
+    </w:p>
+    <w:p>
+      <w:pPr>
+        <w:pStyle w:val="FirstParagraph"/>
+      </w:pPr>
+      <w:r>
+        <w:t xml:space="preserve">This gives SIP a stable, curated, globally meaningful shortcut system.</w:t>
+      </w:r>
+    </w:p>
+    <w:p>
+      <w:r>
+        <w:pict>
+          <v:rect style="width:0;height:1.5pt" o:hralign="center" o:hrstd="t" o:hr="t"/>
+        </w:pict>
+      </w:r>
+    </w:p>
+    <w:bookmarkEnd w:id="243"/>
+    <w:bookmarkStart w:id="244" w:name="signed-registry-entries"/>
+    <w:p>
+      <w:pPr>
+        <w:pStyle w:val="Heading2"/>
+      </w:pPr>
+      <w:r>
+        <w:t xml:space="preserve">Signed Registry Entries</w:t>
+      </w:r>
+    </w:p>
+    <w:p>
+      <w:pPr>
+        <w:pStyle w:val="FirstParagraph"/>
+      </w:pPr>
+      <w:r>
+        <w:t xml:space="preserve">A shortcut should not be trusted merely because it appears in text. It must be backed by a signed registry entry.</w:t>
+      </w:r>
+    </w:p>
+    <w:p>
+      <w:pPr>
+        <w:pStyle w:val="BodyText"/>
+      </w:pPr>
+      <w:r>
+        <w:t xml:space="preserve">A signed shortcut record should include:</w:t>
+      </w:r>
+    </w:p>
+    <w:p>
+      <w:pPr>
+        <w:pStyle w:val="SourceCode"/>
+      </w:pPr>
+      <w:r>
+        <w:rPr>
+          <w:rStyle w:val="VerbatimChar"/>
+        </w:rPr>
+        <w:t xml:space="preserve">shortcut</w:t>
+      </w:r>
+      <w:r>
+        <w:br/>
+      </w:r>
+      <w:r>
+        <w:rPr>
+          <w:rStyle w:val="VerbatimChar"/>
+        </w:rPr>
+        <w:t xml:space="preserve">canonical discovery path</w:t>
+      </w:r>
+      <w:r>
+        <w:br/>
+      </w:r>
+      <w:r>
+        <w:rPr>
+          <w:rStyle w:val="VerbatimChar"/>
+        </w:rPr>
+        <w:t xml:space="preserve">namespace</w:t>
+      </w:r>
+      <w:r>
+        <w:br/>
+      </w:r>
+      <w:r>
+        <w:rPr>
+          <w:rStyle w:val="VerbatimChar"/>
+        </w:rPr>
+        <w:t xml:space="preserve">status</w:t>
+      </w:r>
+      <w:r>
+        <w:br/>
+      </w:r>
+      <w:r>
+        <w:rPr>
+          <w:rStyle w:val="VerbatimChar"/>
+        </w:rPr>
+        <w:t xml:space="preserve">description</w:t>
+      </w:r>
+      <w:r>
+        <w:br/>
+      </w:r>
+      <w:r>
+        <w:rPr>
+          <w:rStyle w:val="VerbatimChar"/>
+        </w:rPr>
+        <w:t xml:space="preserve">steward</w:t>
+      </w:r>
+      <w:r>
+        <w:br/>
+      </w:r>
+      <w:r>
+        <w:rPr>
+          <w:rStyle w:val="VerbatimChar"/>
+        </w:rPr>
+        <w:t xml:space="preserve">version</w:t>
+      </w:r>
+      <w:r>
+        <w:br/>
+      </w:r>
+      <w:r>
+        <w:rPr>
+          <w:rStyle w:val="VerbatimChar"/>
+        </w:rPr>
+        <w:t xml:space="preserve">creation date</w:t>
+      </w:r>
+      <w:r>
+        <w:br/>
+      </w:r>
+      <w:r>
+        <w:rPr>
+          <w:rStyle w:val="VerbatimChar"/>
+        </w:rPr>
+        <w:t xml:space="preserve">signature</w:t>
+      </w:r>
+    </w:p>
+    <w:p>
+      <w:pPr>
+        <w:pStyle w:val="FirstParagraph"/>
+      </w:pPr>
+      <w:r>
+        <w:t xml:space="preserve">The signature ensures that a resolver can verify that the shortcut record came from the accepted namespace authority or registry.</w:t>
+      </w:r>
+    </w:p>
+    <w:p>
+      <w:r>
+        <w:pict>
+          <v:rect style="width:0;height:1.5pt" o:hralign="center" o:hrstd="t" o:hr="t"/>
+        </w:pict>
+      </w:r>
+    </w:p>
+    <w:bookmarkEnd w:id="244"/>
+    <w:bookmarkStart w:id="245" w:name="bootstrap-strategy"/>
+    <w:p>
+      <w:pPr>
+        <w:pStyle w:val="Heading2"/>
+      </w:pPr>
+      <w:r>
+        <w:t xml:space="preserve">Bootstrap Strategy</w:t>
+      </w:r>
+    </w:p>
+    <w:p>
+      <w:pPr>
+        <w:pStyle w:val="FirstParagraph"/>
+      </w:pPr>
+      <w:r>
+        <w:t xml:space="preserve">At first, SIP does not need a complex distributed registry. It could begin with a simple official registry file such as:</w:t>
+      </w:r>
+    </w:p>
+    <w:p>
+      <w:pPr>
+        <w:pStyle w:val="SourceCode"/>
+      </w:pPr>
+      <w:r>
+        <w:rPr>
+          <w:rStyle w:val="VerbatimChar"/>
+        </w:rPr>
+        <w:t xml:space="preserve">sip-shortcuts.json</w:t>
+      </w:r>
+    </w:p>
+    <w:p>
+      <w:pPr>
+        <w:pStyle w:val="FirstParagraph"/>
+      </w:pPr>
+      <w:r>
+        <w:t xml:space="preserve">or:</w:t>
+      </w:r>
+    </w:p>
+    <w:p>
+      <w:pPr>
+        <w:pStyle w:val="SourceCode"/>
+      </w:pPr>
+      <w:r>
+        <w:rPr>
+          <w:rStyle w:val="VerbatimChar"/>
+        </w:rPr>
+        <w:t xml:space="preserve">registry.sip/.well-known/global-shortcuts.json</w:t>
+      </w:r>
+    </w:p>
+    <w:p>
+      <w:pPr>
+        <w:pStyle w:val="FirstParagraph"/>
+      </w:pPr>
+      <w:r>
+        <w:t xml:space="preserve">The important requirements are that registry entries should be:</w:t>
+      </w:r>
+    </w:p>
+    <w:p>
+      <w:pPr>
+        <w:pStyle w:val="SourceCode"/>
+      </w:pPr>
+      <w:r>
+        <w:rPr>
+          <w:rStyle w:val="VerbatimChar"/>
+        </w:rPr>
+        <w:t xml:space="preserve">public</w:t>
+      </w:r>
+      <w:r>
+        <w:br/>
+      </w:r>
+      <w:r>
+        <w:rPr>
+          <w:rStyle w:val="VerbatimChar"/>
+        </w:rPr>
+        <w:t xml:space="preserve">versioned</w:t>
+      </w:r>
+      <w:r>
+        <w:br/>
+      </w:r>
+      <w:r>
+        <w:rPr>
+          <w:rStyle w:val="VerbatimChar"/>
+        </w:rPr>
+        <w:t xml:space="preserve">signed</w:t>
+      </w:r>
+      <w:r>
+        <w:br/>
+      </w:r>
+      <w:r>
+        <w:rPr>
+          <w:rStyle w:val="VerbatimChar"/>
+        </w:rPr>
+        <w:t xml:space="preserve">auditable</w:t>
+      </w:r>
+      <w:r>
+        <w:br/>
+      </w:r>
+      <w:r>
+        <w:rPr>
+          <w:rStyle w:val="VerbatimChar"/>
+        </w:rPr>
+        <w:t xml:space="preserve">not silently changeable</w:t>
+      </w:r>
+    </w:p>
+    <w:p>
+      <w:pPr>
+        <w:pStyle w:val="FirstParagraph"/>
+      </w:pPr>
+      <w:r>
+        <w:t xml:space="preserve">Over time, the registry could become distributed, mirrored, cryptographically signed, or governed by multiple independent stewards.</w:t>
+      </w:r>
+    </w:p>
+    <w:p>
+      <w:r>
+        <w:pict>
+          <v:rect style="width:0;height:1.5pt" o:hralign="center" o:hrstd="t" o:hr="t"/>
+        </w:pict>
+      </w:r>
+    </w:p>
+    <w:bookmarkEnd w:id="245"/>
+    <w:bookmarkStart w:id="246" w:name="domain-discovery-manifests"/>
+    <w:p>
+      <w:pPr>
+        <w:pStyle w:val="Heading2"/>
+      </w:pPr>
+      <w:r>
+        <w:t xml:space="preserve">Domain Discovery Manifests</w:t>
+      </w:r>
+    </w:p>
+    <w:p>
+      <w:pPr>
+        <w:pStyle w:val="FirstParagraph"/>
+      </w:pPr>
+      <w:r>
+        <w:t xml:space="preserve">Domain names can participate in SIP as discovery entry points.</w:t>
+      </w:r>
+    </w:p>
+    <w:p>
+      <w:pPr>
+        <w:pStyle w:val="BodyText"/>
+      </w:pPr>
+      <w:r>
+        <w:t xml:space="preserve">For example,</w:t>
+      </w:r>
+      <w:r>
+        <w:t xml:space="preserve"> </w:t>
+      </w:r>
+      <w:r>
+        <w:rPr>
+          <w:rStyle w:val="VerbatimChar"/>
+        </w:rPr>
+        <w:t xml:space="preserve">stackworks.games/lasca</w:t>
+      </w:r>
+      <w:r>
+        <w:t xml:space="preserve"> </w:t>
+      </w:r>
+      <w:r>
+        <w:t xml:space="preserve">could resolve to</w:t>
+      </w:r>
+      <w:r>
+        <w:t xml:space="preserve"> </w:t>
+      </w:r>
+      <w:r>
+        <w:rPr>
+          <w:rStyle w:val="VerbatimChar"/>
+        </w:rPr>
+        <w:t xml:space="preserve">@stackworks/lasca</w:t>
+      </w:r>
+      <w:r>
+        <w:t xml:space="preserve">, which then resolves to:</w:t>
+      </w:r>
+    </w:p>
+    <w:p>
+      <w:pPr>
+        <w:pStyle w:val="SourceCode"/>
+      </w:pPr>
+      <w:r>
+        <w:rPr>
+          <w:rStyle w:val="VerbatimChar"/>
+        </w:rPr>
+        <w:t xml:space="preserve">@owner/edbecnel/stackworks/games/lasca</w:t>
+      </w:r>
+    </w:p>
+    <w:p>
+      <w:pPr>
+        <w:pStyle w:val="FirstParagraph"/>
+      </w:pPr>
+      <w:r>
+        <w:t xml:space="preserve">A domain publishes a SIP manifest at a conventional metadata location:</w:t>
+      </w:r>
+    </w:p>
+    <w:p>
+      <w:pPr>
+        <w:pStyle w:val="SourceCode"/>
+      </w:pPr>
+      <w:r>
+        <w:rPr>
+          <w:rStyle w:val="VerbatimChar"/>
+        </w:rPr>
+        <w:t xml:space="preserve">https://stackworks.games/.well-known/sip.json</w:t>
+      </w:r>
+    </w:p>
+    <w:p>
+      <w:pPr>
+        <w:pStyle w:val="FirstParagraph"/>
+      </w:pPr>
+      <w:r>
+        <w:t xml:space="preserve">Example manifest:</w:t>
+      </w:r>
+    </w:p>
+    <w:p>
+      <w:pPr>
+        <w:pStyle w:val="SourceCode"/>
+      </w:pPr>
+      <w:r>
+        <w:rPr>
+          <w:rStyle w:val="FunctionTok"/>
+        </w:rPr>
+        <w:t xml:space="preserve">{</w:t>
+      </w:r>
+      <w:r>
+        <w:br/>
+      </w:r>
+      <w:r>
+        <w:rPr>
+          <w:rStyle w:val="NormalTok"/>
+        </w:rPr>
+        <w:t xml:space="preserve">  </w:t>
+      </w:r>
+      <w:r>
+        <w:rPr>
+          <w:rStyle w:val="DataTypeTok"/>
+        </w:rPr>
+        <w:t xml:space="preserve">"sipManifest"</w:t>
+      </w:r>
+      <w:r>
+        <w:rPr>
+          <w:rStyle w:val="FunctionTok"/>
+        </w:rPr>
+        <w:t xml:space="preserve">:</w:t>
+      </w:r>
+      <w:r>
+        <w:rPr>
+          <w:rStyle w:val="NormalTok"/>
+        </w:rPr>
+        <w:t xml:space="preserve"> </w:t>
+      </w:r>
+      <w:r>
+        <w:rPr>
+          <w:rStyle w:val="StringTok"/>
+        </w:rPr>
+        <w:t xml:space="preserve">"1.0"</w:t>
+      </w:r>
+      <w:r>
+        <w:rPr>
+          <w:rStyle w:val="FunctionTok"/>
+        </w:rPr>
+        <w:t xml:space="preserve">,</w:t>
+      </w:r>
+      <w:r>
+        <w:br/>
+      </w:r>
+      <w:r>
+        <w:rPr>
+          <w:rStyle w:val="NormalTok"/>
+        </w:rPr>
+        <w:t xml:space="preserve">  </w:t>
+      </w:r>
+      <w:r>
+        <w:rPr>
+          <w:rStyle w:val="DataTypeTok"/>
+        </w:rPr>
+        <w:t xml:space="preserve">"domain"</w:t>
+      </w:r>
+      <w:r>
+        <w:rPr>
+          <w:rStyle w:val="FunctionTok"/>
+        </w:rPr>
+        <w:t xml:space="preserve">:</w:t>
+      </w:r>
+      <w:r>
+        <w:rPr>
+          <w:rStyle w:val="NormalTok"/>
+        </w:rPr>
+        <w:t xml:space="preserve"> </w:t>
+      </w:r>
+      <w:r>
+        <w:rPr>
+          <w:rStyle w:val="StringTok"/>
+        </w:rPr>
+        <w:t xml:space="preserve">"stackworks.games"</w:t>
+      </w:r>
+      <w:r>
+        <w:rPr>
+          <w:rStyle w:val="FunctionTok"/>
+        </w:rPr>
+        <w:t xml:space="preserve">,</w:t>
+      </w:r>
+      <w:r>
+        <w:br/>
+      </w:r>
+      <w:r>
+        <w:rPr>
+          <w:rStyle w:val="NormalTok"/>
+        </w:rPr>
+        <w:t xml:space="preserve">  </w:t>
+      </w:r>
+      <w:r>
+        <w:rPr>
+          <w:rStyle w:val="DataTypeTok"/>
+        </w:rPr>
+        <w:t xml:space="preserve">"aliases"</w:t>
+      </w:r>
+      <w:r>
+        <w:rPr>
+          <w:rStyle w:val="FunctionTok"/>
+        </w:rPr>
+        <w:t xml:space="preserve">:</w:t>
+      </w:r>
+      <w:r>
+        <w:rPr>
+          <w:rStyle w:val="NormalTok"/>
+        </w:rPr>
+        <w:t xml:space="preserve"> </w:t>
+      </w:r>
+      <w:r>
+        <w:rPr>
+          <w:rStyle w:val="OtherTok"/>
+        </w:rPr>
+        <w:t xml:space="preserve">[</w:t>
+      </w:r>
+      <w:r>
+        <w:br/>
+      </w:r>
+      <w:r>
+        <w:rPr>
+          <w:rStyle w:val="NormalTok"/>
+        </w:rPr>
+        <w:t xml:space="preserve">    </w:t>
+      </w:r>
+      <w:r>
+        <w:rPr>
+          <w:rStyle w:val="FunctionTok"/>
+        </w:rPr>
+        <w:t xml:space="preserve">{</w:t>
+      </w:r>
+      <w:r>
+        <w:br/>
+      </w:r>
+      <w:r>
+        <w:rPr>
+          <w:rStyle w:val="NormalTok"/>
+        </w:rPr>
+        <w:t xml:space="preserve">      </w:t>
+      </w:r>
+      <w:r>
+        <w:rPr>
+          <w:rStyle w:val="DataTypeTok"/>
+        </w:rPr>
+        <w:t xml:space="preserve">"alias"</w:t>
+      </w:r>
+      <w:r>
+        <w:rPr>
+          <w:rStyle w:val="FunctionTok"/>
+        </w:rPr>
+        <w:t xml:space="preserve">:</w:t>
+      </w:r>
+      <w:r>
+        <w:rPr>
+          <w:rStyle w:val="NormalTok"/>
+        </w:rPr>
+        <w:t xml:space="preserve"> </w:t>
+      </w:r>
+      <w:r>
+        <w:rPr>
+          <w:rStyle w:val="StringTok"/>
+        </w:rPr>
+        <w:t xml:space="preserve">"@stackworks/lasca"</w:t>
+      </w:r>
+      <w:r>
+        <w:rPr>
+          <w:rStyle w:val="FunctionTok"/>
+        </w:rPr>
+        <w:t xml:space="preserve">,</w:t>
+      </w:r>
+      <w:r>
+        <w:br/>
+      </w:r>
+      <w:r>
+        <w:rPr>
+          <w:rStyle w:val="NormalTok"/>
+        </w:rPr>
+        <w:t xml:space="preserve">      </w:t>
+      </w:r>
+      <w:r>
+        <w:rPr>
+          <w:rStyle w:val="DataTypeTok"/>
+        </w:rPr>
+        <w:t xml:space="preserve">"canonical"</w:t>
+      </w:r>
+      <w:r>
+        <w:rPr>
+          <w:rStyle w:val="FunctionTok"/>
+        </w:rPr>
+        <w:t xml:space="preserve">:</w:t>
+      </w:r>
+      <w:r>
+        <w:rPr>
+          <w:rStyle w:val="NormalTok"/>
+        </w:rPr>
+        <w:t xml:space="preserve"> </w:t>
+      </w:r>
+      <w:r>
+        <w:rPr>
+          <w:rStyle w:val="StringTok"/>
+        </w:rPr>
+        <w:t xml:space="preserve">"@owner/edbecnel/stackworks/games/strategy/abstract/capture/leaping/stacking/lasca"</w:t>
+      </w:r>
+      <w:r>
+        <w:rPr>
+          <w:rStyle w:val="FunctionTok"/>
+        </w:rPr>
+        <w:t xml:space="preserve">,</w:t>
+      </w:r>
+      <w:r>
+        <w:br/>
+      </w:r>
+      <w:r>
+        <w:rPr>
+          <w:rStyle w:val="NormalTok"/>
+        </w:rPr>
+        <w:t xml:space="preserve">      </w:t>
+      </w:r>
+      <w:r>
+        <w:rPr>
+          <w:rStyle w:val="DataTypeTok"/>
+        </w:rPr>
+        <w:t xml:space="preserve">"title"</w:t>
+      </w:r>
+      <w:r>
+        <w:rPr>
+          <w:rStyle w:val="FunctionTok"/>
+        </w:rPr>
+        <w:t xml:space="preserve">:</w:t>
+      </w:r>
+      <w:r>
+        <w:rPr>
+          <w:rStyle w:val="NormalTok"/>
+        </w:rPr>
+        <w:t xml:space="preserve"> </w:t>
+      </w:r>
+      <w:r>
+        <w:rPr>
+          <w:rStyle w:val="StringTok"/>
+        </w:rPr>
+        <w:t xml:space="preserve">"Lasca"</w:t>
+      </w:r>
+      <w:r>
+        <w:rPr>
+          <w:rStyle w:val="FunctionTok"/>
+        </w:rPr>
+        <w:t xml:space="preserve">,</w:t>
+      </w:r>
+      <w:r>
+        <w:br/>
+      </w:r>
+      <w:r>
+        <w:rPr>
+          <w:rStyle w:val="NormalTok"/>
+        </w:rPr>
+        <w:t xml:space="preserve">      </w:t>
+      </w:r>
+      <w:r>
+        <w:rPr>
+          <w:rStyle w:val="DataTypeTok"/>
+        </w:rPr>
+        <w:t xml:space="preserve">"type"</w:t>
+      </w:r>
+      <w:r>
+        <w:rPr>
+          <w:rStyle w:val="FunctionTok"/>
+        </w:rPr>
+        <w:t xml:space="preserve">:</w:t>
+      </w:r>
+      <w:r>
+        <w:rPr>
+          <w:rStyle w:val="NormalTok"/>
+        </w:rPr>
+        <w:t xml:space="preserve"> </w:t>
+      </w:r>
+      <w:r>
+        <w:rPr>
+          <w:rStyle w:val="StringTok"/>
+        </w:rPr>
+        <w:t xml:space="preserve">"game.ruleset"</w:t>
+      </w:r>
+      <w:r>
+        <w:rPr>
+          <w:rStyle w:val="FunctionTok"/>
+        </w:rPr>
+        <w:t xml:space="preserve">,</w:t>
+      </w:r>
+      <w:r>
+        <w:br/>
+      </w:r>
+      <w:r>
+        <w:rPr>
+          <w:rStyle w:val="NormalTok"/>
+        </w:rPr>
+        <w:t xml:space="preserve">      </w:t>
+      </w:r>
+      <w:r>
+        <w:rPr>
+          <w:rStyle w:val="DataTypeTok"/>
+        </w:rPr>
+        <w:t xml:space="preserve">"fingerprint"</w:t>
+      </w:r>
+      <w:r>
+        <w:rPr>
+          <w:rStyle w:val="FunctionTok"/>
+        </w:rPr>
+        <w:t xml:space="preserve">:</w:t>
+      </w:r>
+      <w:r>
+        <w:rPr>
+          <w:rStyle w:val="NormalTok"/>
+        </w:rPr>
+        <w:t xml:space="preserve"> </w:t>
+      </w:r>
+      <w:r>
+        <w:rPr>
+          <w:rStyle w:val="StringTok"/>
+        </w:rPr>
+        <w:t xml:space="preserve">"7K3Q-9M2A"</w:t>
+      </w:r>
+      <w:r>
+        <w:br/>
+      </w:r>
+      <w:r>
+        <w:rPr>
+          <w:rStyle w:val="NormalTok"/>
+        </w:rPr>
+        <w:t xml:space="preserve">    </w:t>
+      </w:r>
+      <w:r>
+        <w:rPr>
+          <w:rStyle w:val="FunctionTok"/>
+        </w:rPr>
+        <w:t xml:space="preserve">}</w:t>
+      </w:r>
+      <w:r>
+        <w:br/>
+      </w:r>
+      <w:r>
+        <w:rPr>
+          <w:rStyle w:val="NormalTok"/>
+        </w:rPr>
+        <w:t xml:space="preserve">  </w:t>
+      </w:r>
+      <w:r>
+        <w:rPr>
+          <w:rStyle w:val="OtherTok"/>
+        </w:rPr>
+        <w:t xml:space="preserve">]</w:t>
+      </w:r>
+      <w:r>
+        <w:rPr>
+          <w:rStyle w:val="FunctionTok"/>
+        </w:rPr>
+        <w:t xml:space="preserve">,</w:t>
+      </w:r>
+      <w:r>
+        <w:br/>
+      </w:r>
+      <w:r>
+        <w:rPr>
+          <w:rStyle w:val="NormalTok"/>
+        </w:rPr>
+        <w:t xml:space="preserve">  </w:t>
+      </w:r>
+      <w:r>
+        <w:rPr>
+          <w:rStyle w:val="DataTypeTok"/>
+        </w:rPr>
+        <w:t xml:space="preserve">"signedBy"</w:t>
+      </w:r>
+      <w:r>
+        <w:rPr>
+          <w:rStyle w:val="FunctionTok"/>
+        </w:rPr>
+        <w:t xml:space="preserve">:</w:t>
+      </w:r>
+      <w:r>
+        <w:rPr>
+          <w:rStyle w:val="NormalTok"/>
+        </w:rPr>
+        <w:t xml:space="preserve"> </w:t>
+      </w:r>
+      <w:r>
+        <w:rPr>
+          <w:rStyle w:val="StringTok"/>
+        </w:rPr>
+        <w:t xml:space="preserve">"@owner/edbecnel"</w:t>
+      </w:r>
+      <w:r>
+        <w:rPr>
+          <w:rStyle w:val="FunctionTok"/>
+        </w:rPr>
+        <w:t xml:space="preserve">,</w:t>
+      </w:r>
+      <w:r>
+        <w:br/>
+      </w:r>
+      <w:r>
+        <w:rPr>
+          <w:rStyle w:val="NormalTok"/>
+        </w:rPr>
+        <w:t xml:space="preserve">  </w:t>
+      </w:r>
+      <w:r>
+        <w:rPr>
+          <w:rStyle w:val="DataTypeTok"/>
+        </w:rPr>
+        <w:t xml:space="preserve">"signature"</w:t>
+      </w:r>
+      <w:r>
+        <w:rPr>
+          <w:rStyle w:val="FunctionTok"/>
+        </w:rPr>
+        <w:t xml:space="preserve">:</w:t>
+      </w:r>
+      <w:r>
+        <w:rPr>
+          <w:rStyle w:val="NormalTok"/>
+        </w:rPr>
+        <w:t xml:space="preserve"> </w:t>
+      </w:r>
+      <w:r>
+        <w:rPr>
+          <w:rStyle w:val="StringTok"/>
+        </w:rPr>
+        <w:t xml:space="preserve">"..."</w:t>
+      </w:r>
+      <w:r>
+        <w:br/>
+      </w:r>
+      <w:r>
+        <w:rPr>
+          <w:rStyle w:val="FunctionTok"/>
+        </w:rPr>
+        <w:t xml:space="preserve">}</w:t>
+      </w:r>
+    </w:p>
+    <w:p>
+      <w:pPr>
+        <w:pStyle w:val="FirstParagraph"/>
+      </w:pPr>
+      <w:r>
+        <w:t xml:space="preserve">This lets ordinary domains participate in SIP without becoming the root identity. The domain is a doorway; the SIP identity remains the verified canonical record.</w:t>
+      </w:r>
+    </w:p>
+    <w:p>
+      <w:r>
+        <w:pict>
+          <v:rect style="width:0;height:1.5pt" o:hralign="center" o:hrstd="t" o:hr="t"/>
+        </w:pict>
+      </w:r>
+    </w:p>
+    <w:bookmarkEnd w:id="246"/>
+    <w:bookmarkStart w:id="247" w:name="recommended-user-facing-display"/>
+    <w:p>
+      <w:pPr>
+        <w:pStyle w:val="Heading2"/>
+      </w:pPr>
+      <w:r>
+        <w:t xml:space="preserve">Recommended User-Facing Display</w:t>
+      </w:r>
+    </w:p>
+    <w:p>
+      <w:pPr>
+        <w:pStyle w:val="FirstParagraph"/>
+      </w:pPr>
+      <w:r>
+        <w:t xml:space="preserve">Most users should not see the full canonical SIP string unless they expand details.</w:t>
+      </w:r>
+    </w:p>
+    <w:p>
+      <w:pPr>
+        <w:pStyle w:val="BodyText"/>
+      </w:pPr>
+      <w:r>
+        <w:t xml:space="preserve">A collapsed user interface might show:</w:t>
+      </w:r>
+    </w:p>
+    <w:p>
+      <w:pPr>
+        <w:pStyle w:val="SourceCode"/>
+      </w:pPr>
+      <w:r>
+        <w:rPr>
+          <w:rStyle w:val="VerbatimChar"/>
+        </w:rPr>
+        <w:t xml:space="preserve">Lasca</w:t>
+      </w:r>
+      <w:r>
+        <w:br/>
+      </w:r>
+      <w:r>
+        <w:rPr>
+          <w:rStyle w:val="VerbatimChar"/>
+        </w:rPr>
+        <w:t xml:space="preserve">Verified by StackWorks</w:t>
+      </w:r>
+      <w:r>
+        <w:br/>
+      </w:r>
+      <w:r>
+        <w:rPr>
+          <w:rStyle w:val="VerbatimChar"/>
+        </w:rPr>
+        <w:t xml:space="preserve">Shortcut: @stackworks/lasca</w:t>
+      </w:r>
+      <w:r>
+        <w:br/>
+      </w:r>
+      <w:r>
+        <w:rPr>
+          <w:rStyle w:val="VerbatimChar"/>
+        </w:rPr>
+        <w:t xml:space="preserve">Fingerprint: 7K3Q-9M2A</w:t>
+      </w:r>
+    </w:p>
+    <w:p>
+      <w:pPr>
+        <w:pStyle w:val="FirstParagraph"/>
+      </w:pPr>
+      <w:r>
+        <w:t xml:space="preserve">An expanded technical view might show:</w:t>
+      </w:r>
+    </w:p>
+    <w:p>
+      <w:pPr>
+        <w:pStyle w:val="SourceCode"/>
+      </w:pPr>
+      <w:r>
+        <w:rPr>
+          <w:rStyle w:val="VerbatimChar"/>
+        </w:rPr>
+        <w:t xml:space="preserve">Canonical SIP:</w:t>
+      </w:r>
+      <w:r>
+        <w:br/>
+      </w:r>
+      <w:r>
+        <w:rPr>
+          <w:rStyle w:val="VerbatimChar"/>
+        </w:rPr>
+        <w:t xml:space="preserve">@owner/edbecnel/stackworks/games/strategy/abstract/capture/leaping/stacking/lasca</w:t>
+      </w:r>
+      <w:r>
+        <w:br/>
+      </w:r>
+      <w:r>
+        <w:br/>
+      </w:r>
+      <w:r>
+        <w:rPr>
+          <w:rStyle w:val="VerbatimChar"/>
+        </w:rPr>
+        <w:t xml:space="preserve">Discovery Path:</w:t>
+      </w:r>
+      <w:r>
+        <w:br/>
+      </w:r>
+      <w:r>
+        <w:rPr>
+          <w:rStyle w:val="VerbatimChar"/>
+        </w:rPr>
+        <w:t xml:space="preserve">@games.strategy.abstract.capture.leaping.stacking.lasca</w:t>
+      </w:r>
+      <w:r>
+        <w:br/>
+      </w:r>
+      <w:r>
+        <w:br/>
+      </w:r>
+      <w:r>
+        <w:rPr>
+          <w:rStyle w:val="VerbatimChar"/>
+        </w:rPr>
+        <w:t xml:space="preserve">Global Shortcut:</w:t>
+      </w:r>
+      <w:r>
+        <w:br/>
+      </w:r>
+      <w:r>
+        <w:rPr>
+          <w:rStyle w:val="VerbatimChar"/>
+        </w:rPr>
+        <w:t xml:space="preserve">@games/lasca</w:t>
+      </w:r>
+      <w:r>
+        <w:br/>
+      </w:r>
+      <w:r>
+        <w:br/>
+      </w:r>
+      <w:r>
+        <w:rPr>
+          <w:rStyle w:val="VerbatimChar"/>
+        </w:rPr>
+        <w:t xml:space="preserve">Owner Shortcut:</w:t>
+      </w:r>
+      <w:r>
+        <w:br/>
+      </w:r>
+      <w:r>
+        <w:rPr>
+          <w:rStyle w:val="VerbatimChar"/>
+        </w:rPr>
+        <w:t xml:space="preserve">@stackworks/lasca</w:t>
+      </w:r>
+    </w:p>
+    <w:p>
+      <w:pPr>
+        <w:pStyle w:val="FirstParagraph"/>
+      </w:pPr>
+      <w:r>
+        <w:t xml:space="preserve">This keeps the everyday interface short while preserving full technical transparency.</w:t>
+      </w:r>
+    </w:p>
+    <w:p>
+      <w:r>
+        <w:pict>
+          <v:rect style="width:0;height:1.5pt" o:hralign="center" o:hrstd="t" o:hr="t"/>
+        </w:pict>
+      </w:r>
+    </w:p>
+    <w:bookmarkEnd w:id="247"/>
+    <w:bookmarkStart w:id="248" w:name="full-resolution-chain"/>
+    <w:p>
+      <w:pPr>
+        <w:pStyle w:val="Heading2"/>
+      </w:pPr>
+      <w:r>
+        <w:t xml:space="preserve">Full Resolution Chain</w:t>
+      </w:r>
+    </w:p>
+    <w:p>
+      <w:pPr>
+        <w:pStyle w:val="FirstParagraph"/>
+      </w:pPr>
+      <w:r>
+        <w:t xml:space="preserve">The complete Lasca resolution model:</w:t>
+      </w:r>
+    </w:p>
+    <w:p>
+      <w:pPr>
+        <w:pStyle w:val="SourceCode"/>
+      </w:pPr>
+      <w:r>
+        <w:rPr>
+          <w:rStyle w:val="VerbatimChar"/>
+        </w:rPr>
+        <w:t xml:space="preserve">User-facing global shortcut:</w:t>
+      </w:r>
+      <w:r>
+        <w:br/>
+      </w:r>
+      <w:r>
+        <w:rPr>
+          <w:rStyle w:val="VerbatimChar"/>
+        </w:rPr>
+        <w:t xml:space="preserve">@games/lasca</w:t>
+      </w:r>
+      <w:r>
+        <w:br/>
+      </w:r>
+      <w:r>
+        <w:br/>
+      </w:r>
+      <w:r>
+        <w:rPr>
+          <w:rStyle w:val="VerbatimChar"/>
+        </w:rPr>
+        <w:t xml:space="preserve">        ↓  (global shortcut registry)</w:t>
+      </w:r>
+      <w:r>
+        <w:br/>
+      </w:r>
+      <w:r>
+        <w:br/>
+      </w:r>
+      <w:r>
+        <w:rPr>
+          <w:rStyle w:val="VerbatimChar"/>
+        </w:rPr>
+        <w:t xml:space="preserve">@games.strategy.abstract.capture.leaping.stacking.lasca</w:t>
+      </w:r>
+      <w:r>
+        <w:br/>
+      </w:r>
+      <w:r>
+        <w:br/>
+      </w:r>
+      <w:r>
+        <w:rPr>
+          <w:rStyle w:val="VerbatimChar"/>
+        </w:rPr>
+        <w:t xml:space="preserve">        ↓  (discovery finds verified owner records)</w:t>
+      </w:r>
+      <w:r>
+        <w:br/>
+      </w:r>
+      <w:r>
+        <w:br/>
+      </w:r>
+      <w:r>
+        <w:rPr>
+          <w:rStyle w:val="VerbatimChar"/>
+        </w:rPr>
+        <w:t xml:space="preserve">@stackworks/lasca</w:t>
+      </w:r>
+      <w:r>
+        <w:br/>
+      </w:r>
+      <w:r>
+        <w:rPr>
+          <w:rStyle w:val="VerbatimChar"/>
+        </w:rPr>
+        <w:t xml:space="preserve">        ↓</w:t>
+      </w:r>
+      <w:r>
+        <w:br/>
+      </w:r>
+      <w:r>
+        <w:rPr>
+          <w:rStyle w:val="VerbatimChar"/>
+        </w:rPr>
+        <w:t xml:space="preserve">@owner/edbecnel/stackworks/games/strategy/abstract/capture/leaping/stacking/lasca</w:t>
+      </w:r>
+    </w:p>
+    <w:p>
+      <w:pPr>
+        <w:pStyle w:val="FirstParagraph"/>
+      </w:pPr>
+      <w:r>
+        <w:t xml:space="preserve">A domain bridge may also enter the chain:</w:t>
+      </w:r>
+    </w:p>
+    <w:p>
+      <w:pPr>
+        <w:pStyle w:val="SourceCode"/>
+      </w:pPr>
+      <w:r>
+        <w:rPr>
+          <w:rStyle w:val="VerbatimChar"/>
+        </w:rPr>
+        <w:t xml:space="preserve">lasca.stackworks.games</w:t>
+      </w:r>
+      <w:r>
+        <w:br/>
+      </w:r>
+      <w:r>
+        <w:rPr>
+          <w:rStyle w:val="VerbatimChar"/>
+        </w:rPr>
+        <w:t xml:space="preserve">        ↓  (domain manifest)</w:t>
+      </w:r>
+      <w:r>
+        <w:br/>
+      </w:r>
+      <w:r>
+        <w:br/>
+      </w:r>
+      <w:r>
+        <w:rPr>
+          <w:rStyle w:val="VerbatimChar"/>
+        </w:rPr>
+        <w:t xml:space="preserve">@stackworks/lasca</w:t>
+      </w:r>
+      <w:r>
+        <w:br/>
+      </w:r>
+      <w:r>
+        <w:rPr>
+          <w:rStyle w:val="VerbatimChar"/>
+        </w:rPr>
+        <w:t xml:space="preserve">        ↓</w:t>
+      </w:r>
+      <w:r>
+        <w:br/>
+      </w:r>
+      <w:r>
+        <w:br/>
+      </w:r>
+      <w:r>
+        <w:rPr>
+          <w:rStyle w:val="VerbatimChar"/>
+        </w:rPr>
+        <w:t xml:space="preserve">@owner/edbecnel/stackworks/games/strategy/abstract/capture/leaping/stacking/lasca</w:t>
+      </w:r>
+    </w:p>
+    <w:p>
+      <w:pPr>
+        <w:pStyle w:val="FirstParagraph"/>
+      </w:pPr>
+      <w:r>
+        <w:t xml:space="preserve">The layered model in summary:</w:t>
+      </w:r>
+    </w:p>
+    <w:p>
+      <w:pPr>
+        <w:pStyle w:val="SourceCode"/>
+      </w:pPr>
+      <w:r>
+        <w:rPr>
+          <w:rStyle w:val="VerbatimChar"/>
+        </w:rPr>
+        <w:t xml:space="preserve">Domain alias</w:t>
+      </w:r>
+      <w:r>
+        <w:br/>
+      </w:r>
+      <w:r>
+        <w:rPr>
+          <w:rStyle w:val="VerbatimChar"/>
+        </w:rPr>
+        <w:t xml:space="preserve">        ↓</w:t>
+      </w:r>
+      <w:r>
+        <w:br/>
+      </w:r>
+      <w:r>
+        <w:rPr>
+          <w:rStyle w:val="VerbatimChar"/>
+        </w:rPr>
+        <w:t xml:space="preserve">SIP shortcut string</w:t>
+      </w:r>
+      <w:r>
+        <w:br/>
+      </w:r>
+      <w:r>
+        <w:rPr>
+          <w:rStyle w:val="VerbatimChar"/>
+        </w:rPr>
+        <w:t xml:space="preserve">        ↓</w:t>
+      </w:r>
+      <w:r>
+        <w:br/>
+      </w:r>
+      <w:r>
+        <w:rPr>
+          <w:rStyle w:val="VerbatimChar"/>
+        </w:rPr>
+        <w:t xml:space="preserve">Semantic discovery path</w:t>
+      </w:r>
+      <w:r>
+        <w:br/>
+      </w:r>
+      <w:r>
+        <w:rPr>
+          <w:rStyle w:val="VerbatimChar"/>
+        </w:rPr>
+        <w:t xml:space="preserve">        ↓</w:t>
+      </w:r>
+      <w:r>
+        <w:br/>
+      </w:r>
+      <w:r>
+        <w:rPr>
+          <w:rStyle w:val="VerbatimChar"/>
+        </w:rPr>
+        <w:t xml:space="preserve">Owner-bound canonical SIP identity</w:t>
+      </w:r>
+    </w:p>
+    <w:p>
+      <w:r>
+        <w:pict>
+          <v:rect style="width:0;height:1.5pt" o:hralign="center" o:hrstd="t" o:hr="t"/>
+        </w:pict>
+      </w:r>
+    </w:p>
+    <w:bookmarkEnd w:id="248"/>
+    <w:bookmarkStart w:id="249" w:name="core-rules"/>
+    <w:p>
+      <w:pPr>
+        <w:pStyle w:val="Heading2"/>
+      </w:pPr>
+      <w:r>
+        <w:t xml:space="preserve">Core Rules</w:t>
+      </w:r>
+    </w:p>
+    <w:p>
+      <w:pPr>
+        <w:pStyle w:val="SourceCode"/>
+      </w:pPr>
+      <w:r>
+        <w:rPr>
+          <w:rStyle w:val="VerbatimChar"/>
+        </w:rPr>
+        <w:t xml:space="preserve">1. SIP strings begin with @.</w:t>
+      </w:r>
+      <w:r>
+        <w:br/>
+      </w:r>
+      <w:r>
+        <w:rPr>
+          <w:rStyle w:val="VerbatimChar"/>
+        </w:rPr>
+        <w:t xml:space="preserve">2. Domain aliases do not begin with @ and are not SIP strings.</w:t>
+      </w:r>
+      <w:r>
+        <w:br/>
+      </w:r>
+      <w:r>
+        <w:rPr>
+          <w:rStyle w:val="VerbatimChar"/>
+        </w:rPr>
+        <w:t xml:space="preserve">3. Global semantic shortcuts resolve to discovery paths, not directly to private owners.</w:t>
+      </w:r>
+      <w:r>
+        <w:br/>
+      </w:r>
+      <w:r>
+        <w:rPr>
+          <w:rStyle w:val="VerbatimChar"/>
+        </w:rPr>
+        <w:t xml:space="preserve">4. Owner or brand shortcuts resolve to owner-bound records.</w:t>
+      </w:r>
+      <w:r>
+        <w:br/>
+      </w:r>
+      <w:r>
+        <w:rPr>
+          <w:rStyle w:val="VerbatimChar"/>
+        </w:rPr>
+        <w:t xml:space="preserve">5. Global shortcuts must be accepted through a registry or namespace steward process.</w:t>
+      </w:r>
+      <w:r>
+        <w:br/>
+      </w:r>
+      <w:r>
+        <w:rPr>
+          <w:rStyle w:val="VerbatimChar"/>
+        </w:rPr>
+        <w:t xml:space="preserve">6. First use should not automatically win for public semantic concepts.</w:t>
+      </w:r>
+      <w:r>
+        <w:br/>
+      </w:r>
+      <w:r>
+        <w:rPr>
+          <w:rStyle w:val="VerbatimChar"/>
+        </w:rPr>
+        <w:t xml:space="preserve">7. Shortcut records should be signed, public, versioned, and auditable.</w:t>
+      </w:r>
+    </w:p>
+    <w:p>
+      <w:pPr>
+        <w:pStyle w:val="FirstParagraph"/>
+      </w:pPr>
+      <w:r>
+        <w:t xml:space="preserve">This makes SIP practical for humans while preserving the deeper semantic and ownership guarantees that make SIP valuable for AI-native identity resolution.</w:t>
+      </w:r>
+    </w:p>
+    <w:p>
+      <w:r>
+        <w:pict>
+          <v:rect style="width:0;height:1.5pt" o:hralign="center" o:hrstd="t" o:hr="t"/>
+        </w:pict>
+      </w:r>
+    </w:p>
+    <w:bookmarkEnd w:id="249"/>
+    <w:bookmarkEnd w:id="250"/>
     <w:sectPr>
       <w:footnotePr>
         <w:numRestart w:val="eachSect"/>
@@ -25015,6 +28320,39 @@
     <w:abstractNumId w:val="991"/>
   </w:num>
   <w:num w:numId="1150">
+    <w:abstractNumId w:val="991"/>
+  </w:num>
+  <w:num w:numId="1151">
+    <w:abstractNumId w:val="99411"/>
+    <w:lvlOverride w:ilvl="0">
+      <w:startOverride w:val="1"/>
+    </w:lvlOverride>
+    <w:lvlOverride w:ilvl="1">
+      <w:startOverride w:val="1"/>
+    </w:lvlOverride>
+    <w:lvlOverride w:ilvl="2">
+      <w:startOverride w:val="1"/>
+    </w:lvlOverride>
+    <w:lvlOverride w:ilvl="3">
+      <w:startOverride w:val="1"/>
+    </w:lvlOverride>
+    <w:lvlOverride w:ilvl="4">
+      <w:startOverride w:val="1"/>
+    </w:lvlOverride>
+    <w:lvlOverride w:ilvl="5">
+      <w:startOverride w:val="1"/>
+    </w:lvlOverride>
+    <w:lvlOverride w:ilvl="6">
+      <w:startOverride w:val="1"/>
+    </w:lvlOverride>
+    <w:lvlOverride w:ilvl="7">
+      <w:startOverride w:val="1"/>
+    </w:lvlOverride>
+    <w:lvlOverride w:ilvl="8">
+      <w:startOverride w:val="1"/>
+    </w:lvlOverride>
+  </w:num>
+  <w:num w:numId="1152">
     <w:abstractNumId w:val="991"/>
   </w:num>
 </w:numbering>
